--- a/case-files/bernecky/MOTION-DRAFT.docx
+++ b/case-files/bernecky/MOTION-DRAFT.docx
@@ -5,32 +5,58 @@
     <w:p>
       <w:pPr>
         <w:pStyle w:val="FirstParagraph"/>
-      </w:pPr>
-      <w:r>
+        <w:spacing w:line="480" w:lineRule="auto" w:before="0" w:after="0"/>
+      </w:pPr>
+      <w:r>
+        <w:rPr>
+          <w:rFonts w:ascii="Times New Roman" w:hAnsi="Times New Roman" w:eastAsia="Times New Roman" w:cs="Times New Roman"/>
+          <w:color w:val="000000"/>
+          <w:sz w:val="24"/>
+        </w:rPr>
         <w:t xml:space="preserve">UNITED STATES DISTRICT COURT</w:t>
       </w:r>
       <w:r>
-        <w:t xml:space="preserve"> </w:t>
-      </w:r>
-      <w:r>
+        <w:rPr>
+          <w:rFonts w:ascii="Times New Roman" w:hAnsi="Times New Roman" w:eastAsia="Times New Roman" w:cs="Times New Roman"/>
+          <w:color w:val="000000"/>
+          <w:sz w:val="24"/>
+        </w:rPr>
+        <w:t xml:space="preserve"> </w:t>
+      </w:r>
+      <w:r>
+        <w:rPr>
+          <w:rFonts w:ascii="Times New Roman" w:hAnsi="Times New Roman" w:eastAsia="Times New Roman" w:cs="Times New Roman"/>
+          <w:color w:val="000000"/>
+          <w:sz w:val="24"/>
+        </w:rPr>
         <w:t xml:space="preserve">WESTERN DISTRICT OF NEW YORK</w:t>
       </w:r>
     </w:p>
     <w:p>
       <w:pPr>
         <w:pStyle w:val="BodyText"/>
-      </w:pPr>
-      <w:r>
+        <w:spacing w:line="480" w:lineRule="auto" w:before="0" w:after="0"/>
+      </w:pPr>
+      <w:r>
+        <w:rPr>
+          <w:rFonts w:ascii="Times New Roman" w:hAnsi="Times New Roman" w:eastAsia="Times New Roman" w:cs="Times New Roman"/>
+          <w:color w:val="000000"/>
+          <w:sz w:val="24"/>
+        </w:rPr>
         <w:t xml:space="preserve">UNITED STATES OF AMERICA,</w:t>
       </w:r>
     </w:p>
     <w:p>
       <w:pPr>
         <w:pStyle w:val="SourceCode"/>
+        <w:spacing w:line="480" w:lineRule="auto" w:before="0" w:after="0"/>
       </w:pPr>
       <w:r>
         <w:rPr>
           <w:rStyle w:val="VerbatimChar"/>
+          <w:rFonts w:ascii="Times New Roman" w:hAnsi="Times New Roman" w:eastAsia="Times New Roman" w:cs="Times New Roman"/>
+          <w:color w:val="000000"/>
+          <w:sz w:val="24"/>
         </w:rPr>
         <w:t xml:space="preserve">v.                                          No. 6:18-CR-06018-DGL-MWP</w:t>
       </w:r>
@@ -38,35 +64,45 @@
     <w:p>
       <w:pPr>
         <w:pStyle w:val="FirstParagraph"/>
-      </w:pPr>
-      <w:r>
+        <w:spacing w:line="480" w:lineRule="auto" w:before="0" w:after="0"/>
+      </w:pPr>
+      <w:r>
+        <w:rPr>
+          <w:rFonts w:ascii="Times New Roman" w:hAnsi="Times New Roman" w:eastAsia="Times New Roman" w:cs="Times New Roman"/>
+          <w:color w:val="000000"/>
+          <w:sz w:val="24"/>
+        </w:rPr>
         <w:t xml:space="preserve">JEFFREY BERNECKY,</w:t>
       </w:r>
     </w:p>
     <w:p>
       <w:pPr>
         <w:pStyle w:val="SourceCode"/>
+        <w:spacing w:line="480" w:lineRule="auto" w:before="0" w:after="0"/>
       </w:pPr>
       <w:r>
         <w:rPr>
           <w:rStyle w:val="VerbatimChar"/>
+          <w:rFonts w:ascii="Times New Roman" w:hAnsi="Times New Roman" w:eastAsia="Times New Roman" w:cs="Times New Roman"/>
+          <w:color w:val="000000"/>
+          <w:sz w:val="24"/>
         </w:rPr>
         <w:t xml:space="preserve">Defendant.</w:t>
       </w:r>
     </w:p>
-    <w:p>
-      <w:r>
-        <w:pict>
-          <v:rect style="width:0;height:1.5pt" o:hralign="center" o:hrstd="t" o:hr="t"/>
-        </w:pict>
-      </w:r>
-    </w:p>
     <w:bookmarkStart w:id="38" w:name="X6a68cae5143134b1ddbde14d8e7f8455a52eb78"/>
     <w:p>
       <w:pPr>
         <w:pStyle w:val="Heading1"/>
-      </w:pPr>
-      <w:r>
+        <w:spacing w:line="480" w:lineRule="auto" w:before="0" w:after="0"/>
+      </w:pPr>
+      <w:r>
+        <w:rPr>
+          <w:rFonts w:ascii="Times New Roman" w:hAnsi="Times New Roman" w:eastAsia="Times New Roman" w:cs="Times New Roman"/>
+          <w:b/>
+          <w:color w:val="000000"/>
+          <w:sz w:val="24"/>
+        </w:rPr>
         <w:t xml:space="preserve">DEFENDANT’S MOTION TO MODIFY CONDITIONS OF SUPERVISED RELEASE</w:t>
       </w:r>
     </w:p>
@@ -74,24 +110,31 @@
     <w:p>
       <w:pPr>
         <w:pStyle w:val="Heading2"/>
-      </w:pPr>
-      <w:r>
+        <w:spacing w:line="480" w:lineRule="auto" w:before="0" w:after="0"/>
+      </w:pPr>
+      <w:r>
+        <w:rPr>
+          <w:rFonts w:ascii="Times New Roman" w:hAnsi="Times New Roman" w:eastAsia="Times New Roman" w:cs="Times New Roman"/>
+          <w:b/>
+          <w:color w:val="000000"/>
+          <w:sz w:val="24"/>
+        </w:rPr>
         <w:t xml:space="preserve">PURSUANT TO 18 U.S.C. § 3583(e)(2)</w:t>
       </w:r>
     </w:p>
     <w:p>
       <w:pPr>
         <w:pStyle w:val="FirstParagraph"/>
-      </w:pPr>
-      <w:r>
+        <w:spacing w:line="480" w:lineRule="auto" w:before="0" w:after="0"/>
+        <w:ind w:firstLine="720"/>
+      </w:pPr>
+      <w:r>
+        <w:rPr>
+          <w:rFonts w:ascii="Times New Roman" w:hAnsi="Times New Roman" w:eastAsia="Times New Roman" w:cs="Times New Roman"/>
+          <w:color w:val="000000"/>
+          <w:sz w:val="24"/>
+        </w:rPr>
         <w:t xml:space="preserve">Defendant Jeffrey Bernecky, proceeding pro se, respectfully moves this Court, pursuant to 18 U.S.C. § 3583(e)(2) and Federal Rule of Criminal Procedure 32.1(c), to modify the conditions of supervised release imposed by the Judgment entered June 12, 2018 (Dkt. 28). In support of this motion, Mr. Bernecky states as follows.</w:t>
-      </w:r>
-    </w:p>
-    <w:p>
-      <w:r>
-        <w:pict>
-          <v:rect style="width:0;height:1.5pt" o:hralign="center" o:hrstd="t" o:hr="t"/>
-        </w:pict>
       </w:r>
     </w:p>
     <w:bookmarkEnd w:id="20"/>
@@ -99,70 +142,141 @@
     <w:p>
       <w:pPr>
         <w:pStyle w:val="Heading2"/>
-      </w:pPr>
-      <w:r>
+        <w:spacing w:line="480" w:lineRule="auto" w:before="0" w:after="0"/>
+      </w:pPr>
+      <w:r>
+        <w:rPr>
+          <w:rFonts w:ascii="Times New Roman" w:hAnsi="Times New Roman" w:eastAsia="Times New Roman" w:cs="Times New Roman"/>
+          <w:b/>
+          <w:color w:val="000000"/>
+          <w:sz w:val="24"/>
+        </w:rPr>
         <w:t xml:space="preserve">PRELIMINARY STATEMENT</w:t>
       </w:r>
     </w:p>
     <w:p>
       <w:pPr>
         <w:pStyle w:val="FirstParagraph"/>
-      </w:pPr>
-      <w:r>
-        <w:t xml:space="preserve">Mr. Bernecky’s ten-year term of supervised release is scheduled to commence on or about July 27, 2026. Before it does, one dispute already has a face and a cost: a real job offer, at a contact lens manufacturer, is presently suspended because the United States Probation Office has read the Computer and Internet Monitoring Program (</w:t>
-      </w:r>
-      <w:r>
+        <w:spacing w:line="480" w:lineRule="auto" w:before="0" w:after="0"/>
+        <w:ind w:firstLine="720"/>
+      </w:pPr>
+      <w:r>
+        <w:rPr>
+          <w:rFonts w:ascii="Times New Roman" w:hAnsi="Times New Roman" w:eastAsia="Times New Roman" w:cs="Times New Roman"/>
+          <w:color w:val="000000"/>
+          <w:sz w:val="24"/>
+        </w:rPr>
+        <w:t xml:space="preserve">Mr. Bernecky’s ten-year term of supervised release is scheduled to commence on or about July 27, 2026. Before it does, one dispute already has a face and a cost. A real job offer, at a contact lens manufacturer, is presently in jeopardy because the employer, reading the Computer and Internet Monitoring Program (</w:t>
+      </w:r>
+      <w:r>
+        <w:rPr>
+          <w:rFonts w:ascii="Times New Roman" w:hAnsi="Times New Roman" w:eastAsia="Times New Roman" w:cs="Times New Roman"/>
+          <w:color w:val="000000"/>
+          <w:sz w:val="24"/>
+        </w:rPr>
         <w:t xml:space="preserve">“</w:t>
       </w:r>
       <w:r>
+        <w:rPr>
+          <w:rFonts w:ascii="Times New Roman" w:hAnsi="Times New Roman" w:eastAsia="Times New Roman" w:cs="Times New Roman"/>
+          <w:color w:val="000000"/>
+          <w:sz w:val="24"/>
+        </w:rPr>
         <w:t xml:space="preserve">CIMP</w:t>
       </w:r>
       <w:r>
+        <w:rPr>
+          <w:rFonts w:ascii="Times New Roman" w:hAnsi="Times New Roman" w:eastAsia="Times New Roman" w:cs="Times New Roman"/>
+          <w:color w:val="000000"/>
+          <w:sz w:val="24"/>
+        </w:rPr>
         <w:t xml:space="preserve">”</w:t>
       </w:r>
       <w:r>
-        <w:t xml:space="preserve">) condition to authorize a demand on Mr. Bernecky’s prospective employer that appears nowhere in the Judgment’s text — that the employer independently prove monitoring capability</w:t>
-      </w:r>
-      <w:r>
-        <w:t xml:space="preserve"> </w:t>
-      </w:r>
-      <w:r>
+        <w:rPr>
+          <w:rFonts w:ascii="Times New Roman" w:hAnsi="Times New Roman" w:eastAsia="Times New Roman" w:cs="Times New Roman"/>
+          <w:color w:val="000000"/>
+          <w:sz w:val="24"/>
+        </w:rPr>
+        <w:t xml:space="preserve">) condition’s text on its own, grew concerned that the condition might reach its own business systems. Mr. Bernecky had already voluntarily disclosed his conviction and supervision status to the employer, who offered to mitigate the concern with an internal-only account and no internet access at all. He then called his probation officer himself to try to resolve the ambiguity; the probation officer’s response was that it</w:t>
+      </w:r>
+      <w:r>
+        <w:rPr>
+          <w:rFonts w:ascii="Times New Roman" w:hAnsi="Times New Roman" w:eastAsia="Times New Roman" w:cs="Times New Roman"/>
+          <w:color w:val="000000"/>
+          <w:sz w:val="24"/>
+        </w:rPr>
+        <w:t xml:space="preserve"> </w:t>
+      </w:r>
+      <w:r>
+        <w:rPr>
+          <w:rFonts w:ascii="Times New Roman" w:hAnsi="Times New Roman" w:eastAsia="Times New Roman" w:cs="Times New Roman"/>
+          <w:color w:val="000000"/>
+          <w:sz w:val="24"/>
+        </w:rPr>
         <w:t xml:space="preserve">“</w:t>
       </w:r>
       <w:r>
-        <w:t xml:space="preserve">of like kind and degree</w:t>
-      </w:r>
-      <w:r>
+        <w:rPr>
+          <w:rFonts w:ascii="Times New Roman" w:hAnsi="Times New Roman" w:eastAsia="Times New Roman" w:cs="Times New Roman"/>
+          <w:color w:val="000000"/>
+          <w:sz w:val="24"/>
+        </w:rPr>
+        <w:t xml:space="preserve">should be fine so long as they have a way to monitor him</w:t>
+      </w:r>
+      <w:r>
+        <w:rPr>
+          <w:rFonts w:ascii="Times New Roman" w:hAnsi="Times New Roman" w:eastAsia="Times New Roman" w:cs="Times New Roman"/>
+          <w:color w:val="000000"/>
+          <w:sz w:val="24"/>
+        </w:rPr>
         <w:t xml:space="preserve">”</w:t>
       </w:r>
       <w:r>
-        <w:t xml:space="preserve"> </w:t>
-      </w:r>
-      <w:r>
-        <w:t xml:space="preserve">to what CIMP itself provides, including keystroke-level logging, before Mr. Bernecky may begin work. Mr. Bernecky has already voluntarily disclosed his conviction and supervision status to the employer, who has, in turn, offered to provide him an internal-only account with no internet access at all. Mr. Bernecky is separately required, under Standard Condition 7, to maintain full-time employment. The result, before supervision has even begun, is a condition of supervision preventing compliance with another.</w:t>
+        <w:rPr>
+          <w:rFonts w:ascii="Times New Roman" w:hAnsi="Times New Roman" w:eastAsia="Times New Roman" w:cs="Times New Roman"/>
+          <w:color w:val="000000"/>
+          <w:sz w:val="24"/>
+        </w:rPr>
+        <w:t xml:space="preserve"> </w:t>
+      </w:r>
+      <w:r>
+        <w:rPr>
+          <w:rFonts w:ascii="Times New Roman" w:hAnsi="Times New Roman" w:eastAsia="Times New Roman" w:cs="Times New Roman"/>
+          <w:color w:val="000000"/>
+          <w:sz w:val="24"/>
+        </w:rPr>
+        <w:t xml:space="preserve">— an informal assurance, not a clarification of record. Since that conversation, Probation has done nothing to follow through: the employer’s human resources department confirms Probation has never contacted them, and the probation officer has not responded to any of Mr. Bernecky’s own emails. Mr. Bernecky does not believe the employer will hold the position much longer. He may become unemployed at the exact moment he transitions from Residential Reentry Center placement into supervision — a result difficult to reconcile with the purposes the Second Chance Act and supervised release itself are meant to serve. Mr. Bernecky is separately required, under Standard Condition 7, to maintain full-time employment. The result, before supervision has even begun, is a condition of supervision that risks defeating another.</w:t>
       </w:r>
     </w:p>
     <w:p>
       <w:pPr>
         <w:pStyle w:val="BodyText"/>
-      </w:pPr>
-      <w:r>
+        <w:spacing w:line="480" w:lineRule="auto" w:before="0" w:after="0"/>
+        <w:ind w:firstLine="720"/>
+      </w:pPr>
+      <w:r>
+        <w:rPr>
+          <w:rFonts w:ascii="Times New Roman" w:hAnsi="Times New Roman" w:eastAsia="Times New Roman" w:cs="Times New Roman"/>
+          <w:color w:val="000000"/>
+          <w:sz w:val="24"/>
+        </w:rPr>
         <w:t xml:space="preserve">This motion does not ask the Court to declare the June 2018 Judgment invalid, and it does not ask the Court to revisit the legality of any finding the sentencing court made — or did not make — eight years ago. It asks the Court to do something considerably narrower and considerably more ordinary: to exercise the forward-looking modification authority that 18 U.S.C. § 3583(e)(2) has always given it, informed by developments in the governing law since 2018 and by the U.S. Sentencing Commission’s own November 2025 instruction that this exact moment — the commencement of supervision — is the moment a court should reassess whether its conditions still fit. See U.S.S.G. § 5D1.4(a) (2025).</w:t>
       </w:r>
     </w:p>
     <w:p>
       <w:pPr>
         <w:pStyle w:val="BodyText"/>
-      </w:pPr>
-      <w:r>
+        <w:spacing w:line="480" w:lineRule="auto" w:before="0" w:after="0"/>
+        <w:ind w:firstLine="720"/>
+      </w:pPr>
+      <w:r>
+        <w:rPr>
+          <w:rFonts w:ascii="Times New Roman" w:hAnsi="Times New Roman" w:eastAsia="Times New Roman" w:cs="Times New Roman"/>
+          <w:color w:val="000000"/>
+          <w:sz w:val="24"/>
+        </w:rPr>
         <w:t xml:space="preserve">The motion is organized around eight groups of conditions. It leads with the CIMP/occupational dispute, because it is the most urgent and the most fully developed; it closes with several narrower, more efficiently presented requests. Throughout, the touchstone is the same: not whether the 2018 Judgment was right when entered, but whether, on the record as it stands today, these conditions are still doing the job the law asks them to do.</w:t>
-      </w:r>
-    </w:p>
-    <w:p>
-      <w:r>
-        <w:pict>
-          <v:rect style="width:0;height:1.5pt" o:hralign="center" o:hrstd="t" o:hr="t"/>
-        </w:pict>
       </w:r>
     </w:p>
     <w:bookmarkEnd w:id="21"/>
@@ -170,290 +284,663 @@
     <w:p>
       <w:pPr>
         <w:pStyle w:val="Heading2"/>
-      </w:pPr>
-      <w:r>
+        <w:spacing w:line="480" w:lineRule="auto" w:before="0" w:after="0"/>
+      </w:pPr>
+      <w:r>
+        <w:rPr>
+          <w:rFonts w:ascii="Times New Roman" w:hAnsi="Times New Roman" w:eastAsia="Times New Roman" w:cs="Times New Roman"/>
+          <w:b/>
+          <w:color w:val="000000"/>
+          <w:sz w:val="24"/>
+        </w:rPr>
         <w:t xml:space="preserve">JURISDICTION AND STANDARD OF REVIEW</w:t>
       </w:r>
     </w:p>
     <w:p>
       <w:pPr>
         <w:pStyle w:val="FirstParagraph"/>
-      </w:pPr>
-      <w:r>
+        <w:spacing w:line="480" w:lineRule="auto" w:before="0" w:after="0"/>
+        <w:ind w:firstLine="720"/>
+      </w:pPr>
+      <w:r>
+        <w:rPr>
+          <w:rFonts w:ascii="Times New Roman" w:hAnsi="Times New Roman" w:eastAsia="Times New Roman" w:cs="Times New Roman"/>
+          <w:color w:val="000000"/>
+          <w:sz w:val="24"/>
+        </w:rPr>
         <w:t xml:space="preserve">Title 18, United States Code, Section 3583(e)(2) provides that the Court</w:t>
       </w:r>
       <w:r>
-        <w:t xml:space="preserve"> </w:t>
-      </w:r>
-      <w:r>
+        <w:rPr>
+          <w:rFonts w:ascii="Times New Roman" w:hAnsi="Times New Roman" w:eastAsia="Times New Roman" w:cs="Times New Roman"/>
+          <w:color w:val="000000"/>
+          <w:sz w:val="24"/>
+        </w:rPr>
+        <w:t xml:space="preserve"> </w:t>
+      </w:r>
+      <w:r>
+        <w:rPr>
+          <w:rFonts w:ascii="Times New Roman" w:hAnsi="Times New Roman" w:eastAsia="Times New Roman" w:cs="Times New Roman"/>
+          <w:color w:val="000000"/>
+          <w:sz w:val="24"/>
+        </w:rPr>
         <w:t xml:space="preserve">“</w:t>
       </w:r>
       <w:r>
+        <w:rPr>
+          <w:rFonts w:ascii="Times New Roman" w:hAnsi="Times New Roman" w:eastAsia="Times New Roman" w:cs="Times New Roman"/>
+          <w:color w:val="000000"/>
+          <w:sz w:val="24"/>
+        </w:rPr>
         <w:t xml:space="preserve">may . . . modify, reduce, or enlarge the conditions of supervised release, at any time prior to the expiration or termination of the term of supervised release, pursuant to the provisions of the Federal Rules of Criminal Procedure relating to the modification of probation.</w:t>
       </w:r>
       <w:r>
+        <w:rPr>
+          <w:rFonts w:ascii="Times New Roman" w:hAnsi="Times New Roman" w:eastAsia="Times New Roman" w:cs="Times New Roman"/>
+          <w:color w:val="000000"/>
+          <w:sz w:val="24"/>
+        </w:rPr>
         <w:t xml:space="preserve">”</w:t>
       </w:r>
       <w:r>
-        <w:t xml:space="preserve"> </w:t>
-      </w:r>
-      <w:r>
+        <w:rPr>
+          <w:rFonts w:ascii="Times New Roman" w:hAnsi="Times New Roman" w:eastAsia="Times New Roman" w:cs="Times New Roman"/>
+          <w:color w:val="000000"/>
+          <w:sz w:val="24"/>
+        </w:rPr>
+        <w:t xml:space="preserve"> </w:t>
+      </w:r>
+      <w:r>
+        <w:rPr>
+          <w:rFonts w:ascii="Times New Roman" w:hAnsi="Times New Roman" w:eastAsia="Times New Roman" w:cs="Times New Roman"/>
+          <w:color w:val="000000"/>
+          <w:sz w:val="24"/>
+        </w:rPr>
         <w:t xml:space="preserve">18 U.S.C. § 3583(e)(2). The statute’s own cross-reference to</w:t>
       </w:r>
       <w:r>
-        <w:t xml:space="preserve"> </w:t>
-      </w:r>
-      <w:r>
+        <w:rPr>
+          <w:rFonts w:ascii="Times New Roman" w:hAnsi="Times New Roman" w:eastAsia="Times New Roman" w:cs="Times New Roman"/>
+          <w:color w:val="000000"/>
+          <w:sz w:val="24"/>
+        </w:rPr>
+        <w:t xml:space="preserve"> </w:t>
+      </w:r>
+      <w:r>
+        <w:rPr>
+          <w:rFonts w:ascii="Times New Roman" w:hAnsi="Times New Roman" w:eastAsia="Times New Roman" w:cs="Times New Roman"/>
+          <w:color w:val="000000"/>
+          <w:sz w:val="24"/>
+        </w:rPr>
         <w:t xml:space="preserve">“</w:t>
       </w:r>
       <w:r>
+        <w:rPr>
+          <w:rFonts w:ascii="Times New Roman" w:hAnsi="Times New Roman" w:eastAsia="Times New Roman" w:cs="Times New Roman"/>
+          <w:color w:val="000000"/>
+          <w:sz w:val="24"/>
+        </w:rPr>
         <w:t xml:space="preserve">the Federal Rules of Criminal Procedure relating to the modification of probation</w:t>
       </w:r>
       <w:r>
+        <w:rPr>
+          <w:rFonts w:ascii="Times New Roman" w:hAnsi="Times New Roman" w:eastAsia="Times New Roman" w:cs="Times New Roman"/>
+          <w:color w:val="000000"/>
+          <w:sz w:val="24"/>
+        </w:rPr>
         <w:t xml:space="preserve">”</w:t>
       </w:r>
       <w:r>
-        <w:t xml:space="preserve"> </w:t>
-      </w:r>
-      <w:r>
+        <w:rPr>
+          <w:rFonts w:ascii="Times New Roman" w:hAnsi="Times New Roman" w:eastAsia="Times New Roman" w:cs="Times New Roman"/>
+          <w:color w:val="000000"/>
+          <w:sz w:val="24"/>
+        </w:rPr>
+        <w:t xml:space="preserve"> </w:t>
+      </w:r>
+      <w:r>
+        <w:rPr>
+          <w:rFonts w:ascii="Times New Roman" w:hAnsi="Times New Roman" w:eastAsia="Times New Roman" w:cs="Times New Roman"/>
+          <w:color w:val="000000"/>
+          <w:sz w:val="24"/>
+        </w:rPr>
         <w:t xml:space="preserve">identifies Rule 32.1(c) as the governing procedural vehicle.</w:t>
       </w:r>
     </w:p>
     <w:p>
       <w:pPr>
         <w:pStyle w:val="BodyText"/>
-      </w:pPr>
-      <w:r>
+        <w:spacing w:line="480" w:lineRule="auto" w:before="0" w:after="0"/>
+        <w:ind w:firstLine="720"/>
+      </w:pPr>
+      <w:r>
+        <w:rPr>
+          <w:rFonts w:ascii="Times New Roman" w:hAnsi="Times New Roman" w:eastAsia="Times New Roman" w:cs="Times New Roman"/>
+          <w:color w:val="000000"/>
+          <w:sz w:val="24"/>
+        </w:rPr>
         <w:t xml:space="preserve">The Second Circuit has confirmed that § 3583(e)(2) is a general, forward-looking tool, not one gated by a threshold showing of changed circumstances.</w:t>
       </w:r>
       <w:r>
+        <w:rPr>
+          <w:rFonts w:ascii="Times New Roman" w:hAnsi="Times New Roman" w:eastAsia="Times New Roman" w:cs="Times New Roman"/>
+          <w:color w:val="000000"/>
+          <w:sz w:val="24"/>
+        </w:rPr>
         <w:t xml:space="preserve"> </w:t>
       </w:r>
       <w:r>
         <w:rPr>
           <w:iCs/>
+          <w:rFonts w:ascii="Times New Roman" w:hAnsi="Times New Roman" w:eastAsia="Times New Roman" w:cs="Times New Roman"/>
           <w:i/>
+          <w:color w:val="000000"/>
+          <w:sz w:val="24"/>
         </w:rPr>
         <w:t xml:space="preserve">United States v. Lussier</w:t>
       </w:r>
       <w:r>
+        <w:rPr>
+          <w:rFonts w:ascii="Times New Roman" w:hAnsi="Times New Roman" w:eastAsia="Times New Roman" w:cs="Times New Roman"/>
+          <w:color w:val="000000"/>
+          <w:sz w:val="24"/>
+        </w:rPr>
         <w:t xml:space="preserve">, 104 F.3d 32, 36 (2d Cir. 1997) (quoting the Rule 32.1 Advisory Committee’s Notes for the proposition that</w:t>
       </w:r>
       <w:r>
-        <w:t xml:space="preserve"> </w:t>
-      </w:r>
-      <w:r>
+        <w:rPr>
+          <w:rFonts w:ascii="Times New Roman" w:hAnsi="Times New Roman" w:eastAsia="Times New Roman" w:cs="Times New Roman"/>
+          <w:color w:val="000000"/>
+          <w:sz w:val="24"/>
+        </w:rPr>
+        <w:t xml:space="preserve"> </w:t>
+      </w:r>
+      <w:r>
+        <w:rPr>
+          <w:rFonts w:ascii="Times New Roman" w:hAnsi="Times New Roman" w:eastAsia="Times New Roman" w:cs="Times New Roman"/>
+          <w:color w:val="000000"/>
+          <w:sz w:val="24"/>
+        </w:rPr>
         <w:t xml:space="preserve">“</w:t>
       </w:r>
       <w:r>
+        <w:rPr>
+          <w:rFonts w:ascii="Times New Roman" w:hAnsi="Times New Roman" w:eastAsia="Times New Roman" w:cs="Times New Roman"/>
+          <w:color w:val="000000"/>
+          <w:sz w:val="24"/>
+        </w:rPr>
         <w:t xml:space="preserve">the sentencing court must be able to respond to changes in the [defendant’s] circumstances as well as new ideas and methods of rehabilitation</w:t>
       </w:r>
       <w:r>
+        <w:rPr>
+          <w:rFonts w:ascii="Times New Roman" w:hAnsi="Times New Roman" w:eastAsia="Times New Roman" w:cs="Times New Roman"/>
+          <w:color w:val="000000"/>
+          <w:sz w:val="24"/>
+        </w:rPr>
         <w:t xml:space="preserve">”</w:t>
       </w:r>
       <w:r>
+        <w:rPr>
+          <w:rFonts w:ascii="Times New Roman" w:hAnsi="Times New Roman" w:eastAsia="Times New Roman" w:cs="Times New Roman"/>
+          <w:color w:val="000000"/>
+          <w:sz w:val="24"/>
+        </w:rPr>
         <w:t xml:space="preserve">). At the same time,</w:t>
       </w:r>
       <w:r>
+        <w:rPr>
+          <w:rFonts w:ascii="Times New Roman" w:hAnsi="Times New Roman" w:eastAsia="Times New Roman" w:cs="Times New Roman"/>
+          <w:color w:val="000000"/>
+          <w:sz w:val="24"/>
+        </w:rPr>
         <w:t xml:space="preserve"> </w:t>
       </w:r>
       <w:r>
         <w:rPr>
           <w:iCs/>
+          <w:rFonts w:ascii="Times New Roman" w:hAnsi="Times New Roman" w:eastAsia="Times New Roman" w:cs="Times New Roman"/>
           <w:i/>
+          <w:color w:val="000000"/>
+          <w:sz w:val="24"/>
         </w:rPr>
         <w:t xml:space="preserve">Lussier</w:t>
       </w:r>
       <w:r>
-        <w:t xml:space="preserve"> </w:t>
-      </w:r>
-      <w:r>
+        <w:rPr>
+          <w:rFonts w:ascii="Times New Roman" w:hAnsi="Times New Roman" w:eastAsia="Times New Roman" w:cs="Times New Roman"/>
+          <w:color w:val="000000"/>
+          <w:sz w:val="24"/>
+        </w:rPr>
+        <w:t xml:space="preserve"> </w:t>
+      </w:r>
+      <w:r>
+        <w:rPr>
+          <w:rFonts w:ascii="Times New Roman" w:hAnsi="Times New Roman" w:eastAsia="Times New Roman" w:cs="Times New Roman"/>
+          <w:color w:val="000000"/>
+          <w:sz w:val="24"/>
+        </w:rPr>
         <w:t xml:space="preserve">holds that § 3583(e)(2) does not reach the legality or validity of a condition as it was originally imposed — that is the office of direct appeal or a motion under 28 U.S.C. § 2255.</w:t>
       </w:r>
       <w:r>
+        <w:rPr>
+          <w:rFonts w:ascii="Times New Roman" w:hAnsi="Times New Roman" w:eastAsia="Times New Roman" w:cs="Times New Roman"/>
+          <w:color w:val="000000"/>
+          <w:sz w:val="24"/>
+        </w:rPr>
         <w:t xml:space="preserve"> </w:t>
       </w:r>
       <w:r>
         <w:rPr>
           <w:iCs/>
+          <w:rFonts w:ascii="Times New Roman" w:hAnsi="Times New Roman" w:eastAsia="Times New Roman" w:cs="Times New Roman"/>
           <w:i/>
+          <w:color w:val="000000"/>
+          <w:sz w:val="24"/>
         </w:rPr>
         <w:t xml:space="preserve">Id.</w:t>
       </w:r>
       <w:r>
-        <w:t xml:space="preserve"> </w:t>
-      </w:r>
-      <w:r>
+        <w:rPr>
+          <w:rFonts w:ascii="Times New Roman" w:hAnsi="Times New Roman" w:eastAsia="Times New Roman" w:cs="Times New Roman"/>
+          <w:color w:val="000000"/>
+          <w:sz w:val="24"/>
+        </w:rPr>
+        <w:t xml:space="preserve"> </w:t>
+      </w:r>
+      <w:r>
+        <w:rPr>
+          <w:rFonts w:ascii="Times New Roman" w:hAnsi="Times New Roman" w:eastAsia="Times New Roman" w:cs="Times New Roman"/>
+          <w:color w:val="000000"/>
+          <w:sz w:val="24"/>
+        </w:rPr>
         <w:t xml:space="preserve">at 33 (</w:t>
       </w:r>
       <w:r>
+        <w:rPr>
+          <w:rFonts w:ascii="Times New Roman" w:hAnsi="Times New Roman" w:eastAsia="Times New Roman" w:cs="Times New Roman"/>
+          <w:color w:val="000000"/>
+          <w:sz w:val="24"/>
+        </w:rPr>
         <w:t xml:space="preserve">“</w:t>
       </w:r>
       <w:r>
+        <w:rPr>
+          <w:rFonts w:ascii="Times New Roman" w:hAnsi="Times New Roman" w:eastAsia="Times New Roman" w:cs="Times New Roman"/>
+          <w:color w:val="000000"/>
+          <w:sz w:val="24"/>
+        </w:rPr>
         <w:t xml:space="preserve">We agree with the District Court that it lacked authority to entertain [the defendant’s] challenge to the legality of the restitution order under subsection 3583(e)(2).</w:t>
       </w:r>
       <w:r>
+        <w:rPr>
+          <w:rFonts w:ascii="Times New Roman" w:hAnsi="Times New Roman" w:eastAsia="Times New Roman" w:cs="Times New Roman"/>
+          <w:color w:val="000000"/>
+          <w:sz w:val="24"/>
+        </w:rPr>
         <w:t xml:space="preserve">”</w:t>
       </w:r>
       <w:r>
+        <w:rPr>
+          <w:rFonts w:ascii="Times New Roman" w:hAnsi="Times New Roman" w:eastAsia="Times New Roman" w:cs="Times New Roman"/>
+          <w:color w:val="000000"/>
+          <w:sz w:val="24"/>
+        </w:rPr>
         <w:t xml:space="preserve">). This motion is framed accordingly, throughout, as a request for present-tense clarification and reassessment of the scope of existing conditions — not as a claim that the 2018 Judgment was invalid when entered.</w:t>
       </w:r>
     </w:p>
     <w:p>
       <w:pPr>
         <w:pStyle w:val="BodyText"/>
-      </w:pPr>
-      <w:r>
+        <w:spacing w:line="480" w:lineRule="auto" w:before="0" w:after="0"/>
+        <w:ind w:firstLine="720"/>
+      </w:pPr>
+      <w:r>
+        <w:rPr>
+          <w:rFonts w:ascii="Times New Roman" w:hAnsi="Times New Roman" w:eastAsia="Times New Roman" w:cs="Times New Roman"/>
+          <w:color w:val="000000"/>
+          <w:sz w:val="24"/>
+        </w:rPr>
         <w:t xml:space="preserve">The Sentencing Commission’s November 2025 amendment to U.S.S.G. § 5D1.4 confirms that this is precisely the right moment to ask. Subsection (a) provides that</w:t>
       </w:r>
       <w:r>
-        <w:t xml:space="preserve"> </w:t>
-      </w:r>
-      <w:r>
+        <w:rPr>
+          <w:rFonts w:ascii="Times New Roman" w:hAnsi="Times New Roman" w:eastAsia="Times New Roman" w:cs="Times New Roman"/>
+          <w:color w:val="000000"/>
+          <w:sz w:val="24"/>
+        </w:rPr>
+        <w:t xml:space="preserve"> </w:t>
+      </w:r>
+      <w:r>
+        <w:rPr>
+          <w:rFonts w:ascii="Times New Roman" w:hAnsi="Times New Roman" w:eastAsia="Times New Roman" w:cs="Times New Roman"/>
+          <w:color w:val="000000"/>
+          <w:sz w:val="24"/>
+        </w:rPr>
         <w:t xml:space="preserve">“</w:t>
       </w:r>
       <w:r>
+        <w:rPr>
+          <w:rFonts w:ascii="Times New Roman" w:hAnsi="Times New Roman" w:eastAsia="Times New Roman" w:cs="Times New Roman"/>
+          <w:color w:val="000000"/>
+          <w:sz w:val="24"/>
+        </w:rPr>
         <w:t xml:space="preserve">[a]t any time prior to the expiration or termination of the term of supervised release, the court may modify, reduce, or enlarge the conditions of supervised release whenever warranted by an individualized assessment of the appropriateness of existing conditions,</w:t>
       </w:r>
       <w:r>
+        <w:rPr>
+          <w:rFonts w:ascii="Times New Roman" w:hAnsi="Times New Roman" w:eastAsia="Times New Roman" w:cs="Times New Roman"/>
+          <w:color w:val="000000"/>
+          <w:sz w:val="24"/>
+        </w:rPr>
         <w:t xml:space="preserve">”</w:t>
       </w:r>
       <w:r>
-        <w:t xml:space="preserve"> </w:t>
-      </w:r>
-      <w:r>
+        <w:rPr>
+          <w:rFonts w:ascii="Times New Roman" w:hAnsi="Times New Roman" w:eastAsia="Times New Roman" w:cs="Times New Roman"/>
+          <w:color w:val="000000"/>
+          <w:sz w:val="24"/>
+        </w:rPr>
+        <w:t xml:space="preserve"> </w:t>
+      </w:r>
+      <w:r>
+        <w:rPr>
+          <w:rFonts w:ascii="Times New Roman" w:hAnsi="Times New Roman" w:eastAsia="Times New Roman" w:cs="Times New Roman"/>
+          <w:color w:val="000000"/>
+          <w:sz w:val="24"/>
+        </w:rPr>
         <w:t xml:space="preserve">and that</w:t>
       </w:r>
       <w:r>
-        <w:t xml:space="preserve"> </w:t>
-      </w:r>
-      <w:r>
+        <w:rPr>
+          <w:rFonts w:ascii="Times New Roman" w:hAnsi="Times New Roman" w:eastAsia="Times New Roman" w:cs="Times New Roman"/>
+          <w:color w:val="000000"/>
+          <w:sz w:val="24"/>
+        </w:rPr>
+        <w:t xml:space="preserve"> </w:t>
+      </w:r>
+      <w:r>
+        <w:rPr>
+          <w:rFonts w:ascii="Times New Roman" w:hAnsi="Times New Roman" w:eastAsia="Times New Roman" w:cs="Times New Roman"/>
+          <w:color w:val="000000"/>
+          <w:sz w:val="24"/>
+        </w:rPr>
         <w:t xml:space="preserve">“</w:t>
       </w:r>
       <w:r>
+        <w:rPr>
+          <w:rFonts w:ascii="Times New Roman" w:hAnsi="Times New Roman" w:eastAsia="Times New Roman" w:cs="Times New Roman"/>
+          <w:color w:val="000000"/>
+          <w:sz w:val="24"/>
+        </w:rPr>
         <w:t xml:space="preserve">[t]he court is encouraged to conduct such an assessment in consultation with the probation officer after the defendant’s release from imprisonment.</w:t>
       </w:r>
       <w:r>
+        <w:rPr>
+          <w:rFonts w:ascii="Times New Roman" w:hAnsi="Times New Roman" w:eastAsia="Times New Roman" w:cs="Times New Roman"/>
+          <w:color w:val="000000"/>
+          <w:sz w:val="24"/>
+        </w:rPr>
         <w:t xml:space="preserve">”</w:t>
       </w:r>
       <w:r>
-        <w:t xml:space="preserve"> </w:t>
-      </w:r>
-      <w:r>
+        <w:rPr>
+          <w:rFonts w:ascii="Times New Roman" w:hAnsi="Times New Roman" w:eastAsia="Times New Roman" w:cs="Times New Roman"/>
+          <w:color w:val="000000"/>
+          <w:sz w:val="24"/>
+        </w:rPr>
+        <w:t xml:space="preserve"> </w:t>
+      </w:r>
+      <w:r>
+        <w:rPr>
+          <w:rFonts w:ascii="Times New Roman" w:hAnsi="Times New Roman" w:eastAsia="Times New Roman" w:cs="Times New Roman"/>
+          <w:color w:val="000000"/>
+          <w:sz w:val="24"/>
+        </w:rPr>
         <w:t xml:space="preserve">U.S.S.G. § 5D1.4(a) (2025). Mr. Bernecky is, right now, in exactly that position.</w:t>
       </w:r>
     </w:p>
     <w:p>
       <w:pPr>
         <w:pStyle w:val="BodyText"/>
-      </w:pPr>
-      <w:r>
+        <w:spacing w:line="480" w:lineRule="auto" w:before="0" w:after="0"/>
+        <w:ind w:firstLine="720"/>
+      </w:pPr>
+      <w:r>
+        <w:rPr>
+          <w:rFonts w:ascii="Times New Roman" w:hAnsi="Times New Roman" w:eastAsia="Times New Roman" w:cs="Times New Roman"/>
+          <w:color w:val="000000"/>
+          <w:sz w:val="24"/>
+        </w:rPr>
         <w:t xml:space="preserve">It bears emphasis that Congress itself — not merely the Sentencing Commission — drew a sharp line between modification under § 3583(e)(2) and early termination under § 3583(e)(1). Early termination is available only</w:t>
       </w:r>
       <w:r>
-        <w:t xml:space="preserve"> </w:t>
-      </w:r>
-      <w:r>
+        <w:rPr>
+          <w:rFonts w:ascii="Times New Roman" w:hAnsi="Times New Roman" w:eastAsia="Times New Roman" w:cs="Times New Roman"/>
+          <w:color w:val="000000"/>
+          <w:sz w:val="24"/>
+        </w:rPr>
+        <w:t xml:space="preserve"> </w:t>
+      </w:r>
+      <w:r>
+        <w:rPr>
+          <w:rFonts w:ascii="Times New Roman" w:hAnsi="Times New Roman" w:eastAsia="Times New Roman" w:cs="Times New Roman"/>
+          <w:color w:val="000000"/>
+          <w:sz w:val="24"/>
+        </w:rPr>
         <w:t xml:space="preserve">“</w:t>
       </w:r>
       <w:r>
+        <w:rPr>
+          <w:rFonts w:ascii="Times New Roman" w:hAnsi="Times New Roman" w:eastAsia="Times New Roman" w:cs="Times New Roman"/>
+          <w:color w:val="000000"/>
+          <w:sz w:val="24"/>
+        </w:rPr>
         <w:t xml:space="preserve">after the expiration of one year of supervised release.</w:t>
       </w:r>
       <w:r>
+        <w:rPr>
+          <w:rFonts w:ascii="Times New Roman" w:hAnsi="Times New Roman" w:eastAsia="Times New Roman" w:cs="Times New Roman"/>
+          <w:color w:val="000000"/>
+          <w:sz w:val="24"/>
+        </w:rPr>
         <w:t xml:space="preserve">”</w:t>
       </w:r>
       <w:r>
-        <w:t xml:space="preserve"> </w:t>
-      </w:r>
-      <w:r>
+        <w:rPr>
+          <w:rFonts w:ascii="Times New Roman" w:hAnsi="Times New Roman" w:eastAsia="Times New Roman" w:cs="Times New Roman"/>
+          <w:color w:val="000000"/>
+          <w:sz w:val="24"/>
+        </w:rPr>
+        <w:t xml:space="preserve"> </w:t>
+      </w:r>
+      <w:r>
+        <w:rPr>
+          <w:rFonts w:ascii="Times New Roman" w:hAnsi="Times New Roman" w:eastAsia="Times New Roman" w:cs="Times New Roman"/>
+          <w:color w:val="000000"/>
+          <w:sz w:val="24"/>
+        </w:rPr>
         <w:t xml:space="preserve">18 U.S.C. § 3583(e)(1). Modification carries no such floor: it is available</w:t>
       </w:r>
       <w:r>
-        <w:t xml:space="preserve"> </w:t>
-      </w:r>
-      <w:r>
+        <w:rPr>
+          <w:rFonts w:ascii="Times New Roman" w:hAnsi="Times New Roman" w:eastAsia="Times New Roman" w:cs="Times New Roman"/>
+          <w:color w:val="000000"/>
+          <w:sz w:val="24"/>
+        </w:rPr>
+        <w:t xml:space="preserve"> </w:t>
+      </w:r>
+      <w:r>
+        <w:rPr>
+          <w:rFonts w:ascii="Times New Roman" w:hAnsi="Times New Roman" w:eastAsia="Times New Roman" w:cs="Times New Roman"/>
+          <w:color w:val="000000"/>
+          <w:sz w:val="24"/>
+        </w:rPr>
         <w:t xml:space="preserve">“</w:t>
       </w:r>
       <w:r>
+        <w:rPr>
+          <w:rFonts w:ascii="Times New Roman" w:hAnsi="Times New Roman" w:eastAsia="Times New Roman" w:cs="Times New Roman"/>
+          <w:color w:val="000000"/>
+          <w:sz w:val="24"/>
+        </w:rPr>
         <w:t xml:space="preserve">at any time prior to the expiration or termination of the term of supervised release.</w:t>
       </w:r>
       <w:r>
+        <w:rPr>
+          <w:rFonts w:ascii="Times New Roman" w:hAnsi="Times New Roman" w:eastAsia="Times New Roman" w:cs="Times New Roman"/>
+          <w:color w:val="000000"/>
+          <w:sz w:val="24"/>
+        </w:rPr>
         <w:t xml:space="preserve">”</w:t>
       </w:r>
       <w:r>
+        <w:rPr>
+          <w:rFonts w:ascii="Times New Roman" w:hAnsi="Times New Roman" w:eastAsia="Times New Roman" w:cs="Times New Roman"/>
+          <w:color w:val="000000"/>
+          <w:sz w:val="24"/>
+        </w:rPr>
         <w:t xml:space="preserve"> </w:t>
       </w:r>
       <w:r>
         <w:rPr>
           <w:iCs/>
+          <w:rFonts w:ascii="Times New Roman" w:hAnsi="Times New Roman" w:eastAsia="Times New Roman" w:cs="Times New Roman"/>
           <w:i/>
+          <w:color w:val="000000"/>
+          <w:sz w:val="24"/>
         </w:rPr>
         <w:t xml:space="preserve">Id.</w:t>
       </w:r>
       <w:r>
-        <w:t xml:space="preserve"> </w:t>
-      </w:r>
-      <w:r>
+        <w:rPr>
+          <w:rFonts w:ascii="Times New Roman" w:hAnsi="Times New Roman" w:eastAsia="Times New Roman" w:cs="Times New Roman"/>
+          <w:color w:val="000000"/>
+          <w:sz w:val="24"/>
+        </w:rPr>
+        <w:t xml:space="preserve"> </w:t>
+      </w:r>
+      <w:r>
+        <w:rPr>
+          <w:rFonts w:ascii="Times New Roman" w:hAnsi="Times New Roman" w:eastAsia="Times New Roman" w:cs="Times New Roman"/>
+          <w:color w:val="000000"/>
+          <w:sz w:val="24"/>
+        </w:rPr>
         <w:t xml:space="preserve">§ 3583(e)(2). The Sentencing Commission’s own guideline text tracks, rather than creates, that distinction — § 5D1.4(b)’s one-year figure expressly cross-cites § 3583(e)(1), while § 5D1.4(a)’s absence of any time-trigger cross-cites § 3583(e)(2). There is, in short, no procedural obstacle to resolving these questions now, before supervision has even begun.</w:t>
       </w:r>
     </w:p>
     <w:p>
       <w:pPr>
         <w:pStyle w:val="BodyText"/>
-      </w:pPr>
-      <w:r>
+        <w:spacing w:line="480" w:lineRule="auto" w:before="0" w:after="0"/>
+        <w:ind w:firstLine="720"/>
+      </w:pPr>
+      <w:r>
+        <w:rPr>
+          <w:rFonts w:ascii="Times New Roman" w:hAnsi="Times New Roman" w:eastAsia="Times New Roman" w:cs="Times New Roman"/>
+          <w:color w:val="000000"/>
+          <w:sz w:val="24"/>
+        </w:rPr>
         <w:t xml:space="preserve">Finally, declining to resolve these disputes now would not make them disappear; it would only defer them to a proceeding with categorically higher stakes. A term of supervised release imposed after revocation under § 3583(h) is not an automatic continuation of the 2018 Judgment — it is a new, freestanding authorization that the district court decides, at a fresh sentencing event, whether to impose at all, and every condition attached to it — including one textually identical to a condition never objected to in 2018 — is imposed as part of that fresh sentencing act, fully subject to objection and appeal.</w:t>
       </w:r>
       <w:r>
+        <w:rPr>
+          <w:rFonts w:ascii="Times New Roman" w:hAnsi="Times New Roman" w:eastAsia="Times New Roman" w:cs="Times New Roman"/>
+          <w:color w:val="000000"/>
+          <w:sz w:val="24"/>
+        </w:rPr>
         <w:t xml:space="preserve"> </w:t>
       </w:r>
       <w:r>
         <w:rPr>
           <w:iCs/>
+          <w:rFonts w:ascii="Times New Roman" w:hAnsi="Times New Roman" w:eastAsia="Times New Roman" w:cs="Times New Roman"/>
           <w:i/>
+          <w:color w:val="000000"/>
+          <w:sz w:val="24"/>
         </w:rPr>
         <w:t xml:space="preserve">See United States v. Betts</w:t>
       </w:r>
       <w:r>
+        <w:rPr>
+          <w:rFonts w:ascii="Times New Roman" w:hAnsi="Times New Roman" w:eastAsia="Times New Roman" w:cs="Times New Roman"/>
+          <w:color w:val="000000"/>
+          <w:sz w:val="24"/>
+        </w:rPr>
         <w:t xml:space="preserve">, 886 F.3d 198 (2d Cir. 2018) (this district; reviewing, and partly vacating, special conditions newly imposed at a revocation sentencing under the ordinary individualized-assessment standard, with no diminished scrutiny traceable to the original, unappealed judgment). No decision holds that a condition merely carried forward unchanged into a revocation-based term receives less scrutiny than the same condition would receive today. To the contrary, the Second Circuit has said, in language that speaks directly to why a defendant should not have to wait: a condition that</w:t>
       </w:r>
       <w:r>
-        <w:t xml:space="preserve"> </w:t>
-      </w:r>
-      <w:r>
+        <w:rPr>
+          <w:rFonts w:ascii="Times New Roman" w:hAnsi="Times New Roman" w:eastAsia="Times New Roman" w:cs="Times New Roman"/>
+          <w:color w:val="000000"/>
+          <w:sz w:val="24"/>
+        </w:rPr>
+        <w:t xml:space="preserve"> </w:t>
+      </w:r>
+      <w:r>
+        <w:rPr>
+          <w:rFonts w:ascii="Times New Roman" w:hAnsi="Times New Roman" w:eastAsia="Times New Roman" w:cs="Times New Roman"/>
+          <w:color w:val="000000"/>
+          <w:sz w:val="24"/>
+        </w:rPr>
         <w:t xml:space="preserve">“</w:t>
       </w:r>
       <w:r>
+        <w:rPr>
+          <w:rFonts w:ascii="Times New Roman" w:hAnsi="Times New Roman" w:eastAsia="Times New Roman" w:cs="Times New Roman"/>
+          <w:color w:val="000000"/>
+          <w:sz w:val="24"/>
+        </w:rPr>
         <w:t xml:space="preserve">fail[s] to inform [a defendant] what he must do . . . to avoid a violation proceeding</w:t>
       </w:r>
       <w:r>
+        <w:rPr>
+          <w:rFonts w:ascii="Times New Roman" w:hAnsi="Times New Roman" w:eastAsia="Times New Roman" w:cs="Times New Roman"/>
+          <w:color w:val="000000"/>
+          <w:sz w:val="24"/>
+        </w:rPr>
         <w:t xml:space="preserve">”</w:t>
       </w:r>
       <w:r>
-        <w:t xml:space="preserve"> </w:t>
-      </w:r>
-      <w:r>
+        <w:rPr>
+          <w:rFonts w:ascii="Times New Roman" w:hAnsi="Times New Roman" w:eastAsia="Times New Roman" w:cs="Times New Roman"/>
+          <w:color w:val="000000"/>
+          <w:sz w:val="24"/>
+        </w:rPr>
+        <w:t xml:space="preserve"> </w:t>
+      </w:r>
+      <w:r>
+        <w:rPr>
+          <w:rFonts w:ascii="Times New Roman" w:hAnsi="Times New Roman" w:eastAsia="Times New Roman" w:cs="Times New Roman"/>
+          <w:color w:val="000000"/>
+          <w:sz w:val="24"/>
+        </w:rPr>
         <w:t xml:space="preserve">is itself constitutionally infirm.</w:t>
       </w:r>
       <w:r>
+        <w:rPr>
+          <w:rFonts w:ascii="Times New Roman" w:hAnsi="Times New Roman" w:eastAsia="Times New Roman" w:cs="Times New Roman"/>
+          <w:color w:val="000000"/>
+          <w:sz w:val="24"/>
+        </w:rPr>
         <w:t xml:space="preserve"> </w:t>
       </w:r>
       <w:r>
         <w:rPr>
           <w:iCs/>
+          <w:rFonts w:ascii="Times New Roman" w:hAnsi="Times New Roman" w:eastAsia="Times New Roman" w:cs="Times New Roman"/>
           <w:i/>
+          <w:color w:val="000000"/>
+          <w:sz w:val="24"/>
         </w:rPr>
         <w:t xml:space="preserve">United States v. Carlineo</w:t>
       </w:r>
       <w:r>
+        <w:rPr>
+          <w:rFonts w:ascii="Times New Roman" w:hAnsi="Times New Roman" w:eastAsia="Times New Roman" w:cs="Times New Roman"/>
+          <w:color w:val="000000"/>
+          <w:sz w:val="24"/>
+        </w:rPr>
         <w:t xml:space="preserve">, 998 F.3d 533, 539 (2d Cir. 2021). The same value that condemns a vague condition — that a person should not have to guess, under threat of a violation proceeding, what is required of him — supports resolving these disputes now, on a clean record, rather than waiting to find out, possibly through an actual violation, what these conditions permit.</w:t>
-      </w:r>
-    </w:p>
-    <w:p>
-      <w:r>
-        <w:pict>
-          <v:rect style="width:0;height:1.5pt" o:hralign="center" o:hrstd="t" o:hr="t"/>
-        </w:pict>
       </w:r>
     </w:p>
     <w:bookmarkEnd w:id="22"/>
@@ -461,104 +948,219 @@
     <w:p>
       <w:pPr>
         <w:pStyle w:val="Heading2"/>
-      </w:pPr>
-      <w:r>
+        <w:spacing w:line="480" w:lineRule="auto" w:before="0" w:after="0"/>
+      </w:pPr>
+      <w:r>
+        <w:rPr>
+          <w:rFonts w:ascii="Times New Roman" w:hAnsi="Times New Roman" w:eastAsia="Times New Roman" w:cs="Times New Roman"/>
+          <w:b/>
+          <w:color w:val="000000"/>
+          <w:sz w:val="24"/>
+        </w:rPr>
         <w:t xml:space="preserve">STATEMENT OF FACTS</w:t>
       </w:r>
     </w:p>
     <w:p>
       <w:pPr>
         <w:pStyle w:val="FirstParagraph"/>
-      </w:pPr>
-      <w:r>
+        <w:spacing w:line="480" w:lineRule="auto" w:before="0" w:after="0"/>
+        <w:ind w:firstLine="720"/>
+      </w:pPr>
+      <w:r>
+        <w:rPr>
+          <w:rFonts w:ascii="Times New Roman" w:hAnsi="Times New Roman" w:eastAsia="Times New Roman" w:cs="Times New Roman"/>
+          <w:color w:val="000000"/>
+          <w:sz w:val="24"/>
+        </w:rPr>
         <w:t xml:space="preserve">Mr. Bernecky was sentenced on June 12, 2018 by the Honorable David G. Larimer to 120 months’ imprisonment followed by ten years of supervised release, following a guilty plea to possession of child pornography involving prepubescent minors. His release from imprisonment, and the commencement of his ten-year term of supervision, is scheduled for on or about July 27, 2026.</w:t>
       </w:r>
     </w:p>
     <w:p>
       <w:pPr>
         <w:pStyle w:val="BodyText"/>
-      </w:pPr>
-      <w:r>
-        <w:t xml:space="preserve">While in Bureau of Prisons community custody, a temporary-service placement led to a genuine offer of employment at a contact lens manufacturer. Mr. Bernecky voluntarily and fully disclosed his conviction and supervision status to the employer — disclosure the CIMP condition’s text does not require of him at all. The employer, in turn, raised its own concerns about CIMP monitoring reaching its business systems, and Mr. Bernecky authorized his probation officer to speak candidly with the employer’s human resources department to resolve those concerns.</w:t>
+        <w:spacing w:line="480" w:lineRule="auto" w:before="0" w:after="0"/>
+        <w:ind w:firstLine="720"/>
+      </w:pPr>
+      <w:r>
+        <w:rPr>
+          <w:rFonts w:ascii="Times New Roman" w:hAnsi="Times New Roman" w:eastAsia="Times New Roman" w:cs="Times New Roman"/>
+          <w:color w:val="000000"/>
+          <w:sz w:val="24"/>
+        </w:rPr>
+        <w:t xml:space="preserve">While in Bureau of Prisons community custody, a temporary-service placement led to a genuine offer of employment at a contact lens manufacturer. Mr. Bernecky voluntarily and fully disclosed his conviction and supervision status to the employer — disclosure the CIMP condition’s text does not require of him at all. The employer, reading the CIMP condition’s own text, raised concerns on its own initiative about monitoring reaching its business systems. Nothing in the condition’s text mentions employers, third-party systems, or any capability requirement to be met by a non-party; the condition speaks only of devices</w:t>
+      </w:r>
+      <w:r>
+        <w:rPr>
+          <w:rFonts w:ascii="Times New Roman" w:hAnsi="Times New Roman" w:eastAsia="Times New Roman" w:cs="Times New Roman"/>
+          <w:color w:val="000000"/>
+          <w:sz w:val="24"/>
+        </w:rPr>
+        <w:t xml:space="preserve"> </w:t>
+      </w:r>
+      <w:r>
+        <w:rPr>
+          <w:rFonts w:ascii="Times New Roman" w:hAnsi="Times New Roman" w:eastAsia="Times New Roman" w:cs="Times New Roman"/>
+          <w:color w:val="000000"/>
+          <w:sz w:val="24"/>
+        </w:rPr>
+        <w:t xml:space="preserve">“</w:t>
+      </w:r>
+      <w:r>
+        <w:rPr>
+          <w:rFonts w:ascii="Times New Roman" w:hAnsi="Times New Roman" w:eastAsia="Times New Roman" w:cs="Times New Roman"/>
+          <w:color w:val="000000"/>
+          <w:sz w:val="24"/>
+        </w:rPr>
+        <w:t xml:space="preserve">owned or operated by the defendant,</w:t>
+      </w:r>
+      <w:r>
+        <w:rPr>
+          <w:rFonts w:ascii="Times New Roman" w:hAnsi="Times New Roman" w:eastAsia="Times New Roman" w:cs="Times New Roman"/>
+          <w:color w:val="000000"/>
+          <w:sz w:val="24"/>
+        </w:rPr>
+        <w:t xml:space="preserve">”</w:t>
+      </w:r>
+      <w:r>
+        <w:rPr>
+          <w:rFonts w:ascii="Times New Roman" w:hAnsi="Times New Roman" w:eastAsia="Times New Roman" w:cs="Times New Roman"/>
+          <w:color w:val="000000"/>
+          <w:sz w:val="24"/>
+        </w:rPr>
+        <w:t xml:space="preserve"> </w:t>
+      </w:r>
+      <w:r>
+        <w:rPr>
+          <w:rFonts w:ascii="Times New Roman" w:hAnsi="Times New Roman" w:eastAsia="Times New Roman" w:cs="Times New Roman"/>
+          <w:color w:val="000000"/>
+          <w:sz w:val="24"/>
+        </w:rPr>
+        <w:t xml:space="preserve">and it was the employer’s own good-faith reading of that ambiguous language, not any demand initiated by Probation, that produced the concern.</w:t>
       </w:r>
     </w:p>
     <w:p>
       <w:pPr>
         <w:pStyle w:val="BodyText"/>
-      </w:pPr>
-      <w:r>
-        <w:t xml:space="preserve">In the course of explaining what would and would not create a problem, the probation officer indicated, in substance, that the employer would need to independently demonstrate monitoring capability</w:t>
-      </w:r>
-      <w:r>
-        <w:t xml:space="preserve"> </w:t>
-      </w:r>
-      <w:r>
+        <w:spacing w:line="480" w:lineRule="auto" w:before="0" w:after="0"/>
+        <w:ind w:firstLine="720"/>
+      </w:pPr>
+      <w:r>
+        <w:rPr>
+          <w:rFonts w:ascii="Times New Roman" w:hAnsi="Times New Roman" w:eastAsia="Times New Roman" w:cs="Times New Roman"/>
+          <w:color w:val="000000"/>
+          <w:sz w:val="24"/>
+        </w:rPr>
+        <w:t xml:space="preserve">Mr. Bernecky called his probation officer directly to try to resolve the ambiguity. The probation officer’s response was informal and non-committal: that it</w:t>
+      </w:r>
+      <w:r>
+        <w:rPr>
+          <w:rFonts w:ascii="Times New Roman" w:hAnsi="Times New Roman" w:eastAsia="Times New Roman" w:cs="Times New Roman"/>
+          <w:color w:val="000000"/>
+          <w:sz w:val="24"/>
+        </w:rPr>
+        <w:t xml:space="preserve"> </w:t>
+      </w:r>
+      <w:r>
+        <w:rPr>
+          <w:rFonts w:ascii="Times New Roman" w:hAnsi="Times New Roman" w:eastAsia="Times New Roman" w:cs="Times New Roman"/>
+          <w:color w:val="000000"/>
+          <w:sz w:val="24"/>
+        </w:rPr>
         <w:t xml:space="preserve">“</w:t>
       </w:r>
       <w:r>
-        <w:t xml:space="preserve">of like kind and degree</w:t>
-      </w:r>
-      <w:r>
+        <w:rPr>
+          <w:rFonts w:ascii="Times New Roman" w:hAnsi="Times New Roman" w:eastAsia="Times New Roman" w:cs="Times New Roman"/>
+          <w:color w:val="000000"/>
+          <w:sz w:val="24"/>
+        </w:rPr>
+        <w:t xml:space="preserve">should be fine so long as they have a way to monitor him.</w:t>
+      </w:r>
+      <w:r>
+        <w:rPr>
+          <w:rFonts w:ascii="Times New Roman" w:hAnsi="Times New Roman" w:eastAsia="Times New Roman" w:cs="Times New Roman"/>
+          <w:color w:val="000000"/>
+          <w:sz w:val="24"/>
+        </w:rPr>
         <w:t xml:space="preserve">”</w:t>
       </w:r>
       <w:r>
-        <w:t xml:space="preserve"> </w:t>
-      </w:r>
-      <w:r>
-        <w:t xml:space="preserve">to CIMP itself — including keystroke-level logging — before the arrangement could proceed. Nothing in the CIMP condition’s text mentions employers, third-party systems, or any capability-parity requirement of any kind; the condition speaks only of devices</w:t>
-      </w:r>
-      <w:r>
-        <w:t xml:space="preserve"> </w:t>
-      </w:r>
-      <w:r>
+        <w:rPr>
+          <w:rFonts w:ascii="Times New Roman" w:hAnsi="Times New Roman" w:eastAsia="Times New Roman" w:cs="Times New Roman"/>
+          <w:color w:val="000000"/>
+          <w:sz w:val="24"/>
+        </w:rPr>
+        <w:t xml:space="preserve"> </w:t>
+      </w:r>
+      <w:r>
+        <w:rPr>
+          <w:rFonts w:ascii="Times New Roman" w:hAnsi="Times New Roman" w:eastAsia="Times New Roman" w:cs="Times New Roman"/>
+          <w:color w:val="000000"/>
+          <w:sz w:val="24"/>
+        </w:rPr>
+        <w:t xml:space="preserve">That comment was never followed up in any way that actually clarified the condition’s scope for the employer. Mr. Bernecky had already told the employer he would not need to use its shared computers for his job duties, and the employer offered a mitigation of its own — an internal-only account with internet access disabled entirely, precisely the kind of device that, by CIMP’s own opening language (</w:t>
+      </w:r>
+      <w:r>
+        <w:rPr>
+          <w:rFonts w:ascii="Times New Roman" w:hAnsi="Times New Roman" w:eastAsia="Times New Roman" w:cs="Times New Roman"/>
+          <w:color w:val="000000"/>
+          <w:sz w:val="24"/>
+        </w:rPr>
         <w:t xml:space="preserve">“</w:t>
       </w:r>
       <w:r>
-        <w:t xml:space="preserve">owned or operated by the defendant,</w:t>
-      </w:r>
-      <w:r>
+        <w:rPr>
+          <w:rFonts w:ascii="Times New Roman" w:hAnsi="Times New Roman" w:eastAsia="Times New Roman" w:cs="Times New Roman"/>
+          <w:color w:val="000000"/>
+          <w:sz w:val="24"/>
+        </w:rPr>
+        <w:t xml:space="preserve">any internet capable device</w:t>
+      </w:r>
+      <w:r>
+        <w:rPr>
+          <w:rFonts w:ascii="Times New Roman" w:hAnsi="Times New Roman" w:eastAsia="Times New Roman" w:cs="Times New Roman"/>
+          <w:color w:val="000000"/>
+          <w:sz w:val="24"/>
+        </w:rPr>
         <w:t xml:space="preserve">”</w:t>
       </w:r>
       <w:r>
-        <w:t xml:space="preserve"> </w:t>
-      </w:r>
-      <w:r>
-        <w:t xml:space="preserve">and requires Mr. Bernecky to pay the cost of monitoring services, without reference to any third party’s obligations. Mr. Bernecky had already told the employer he would not need to use its shared computers for his job duties. The employer nonetheless offered a mitigation: an internal-only account, with internet access disabled entirely — precisely the kind of device that, by CIMP’s own operative language (</w:t>
-      </w:r>
-      <w:r>
-        <w:t xml:space="preserve">“</w:t>
-      </w:r>
-      <w:r>
-        <w:t xml:space="preserve">any internet capable device</w:t>
-      </w:r>
-      <w:r>
-        <w:t xml:space="preserve">”</w:t>
-      </w:r>
-      <w:r>
+        <w:rPr>
+          <w:rFonts w:ascii="Times New Roman" w:hAnsi="Times New Roman" w:eastAsia="Times New Roman" w:cs="Times New Roman"/>
+          <w:color w:val="000000"/>
+          <w:sz w:val="24"/>
+        </w:rPr>
         <w:t xml:space="preserve">), should fall outside the condition’s scope in the first place.</w:t>
       </w:r>
     </w:p>
     <w:p>
       <w:pPr>
         <w:pStyle w:val="BodyText"/>
-      </w:pPr>
-      <w:r>
-        <w:t xml:space="preserve">More than a week has passed without further contact from the probation officer to the employer. The job remains suspended. Mr. Bernecky has signed a lease in reliance on stable income and is now in a financially precarious position. And the problem is not confined to this one job: absent a clarification of the condition’s scope, the identical dispute will recur with any future employer, for as long as Mr. Bernecky remains subject to a mandatory full-time-employment requirement (Standard Condition 7) that Probation’s own administration of a separate condition is simultaneously frustrating.</w:t>
+        <w:spacing w:line="480" w:lineRule="auto" w:before="0" w:after="0"/>
+        <w:ind w:firstLine="720"/>
+      </w:pPr>
+      <w:r>
+        <w:rPr>
+          <w:rFonts w:ascii="Times New Roman" w:hAnsi="Times New Roman" w:eastAsia="Times New Roman" w:cs="Times New Roman"/>
+          <w:color w:val="000000"/>
+          <w:sz w:val="24"/>
+        </w:rPr>
+        <w:t xml:space="preserve">Since that conversation, Probation has done nothing to resolve the ambiguity it left in place. Mr. Bernecky has separately contacted both the employer’s human resources department and Probation; human resources confirms that Probation has never contacted them, and the probation officer has not responded to any of Mr. Bernecky’s own emails. Mr. Bernecky does not believe the employer will hold the position much longer, and he may become unemployed at the precise moment he transitions from Residential Reentry Center placement into supervision. Mr. Bernecky has signed a lease in reliance on stable income and is now in a financially precarious position. And the problem is not confined to this one job: absent a clarification of the condition’s scope, the identical ambiguity will invite the identical concern from any future employer, for as long as Mr. Bernecky remains subject to a mandatory full-time-employment requirement (Standard Condition 7) that this same ambiguity is simultaneously capable of frustrating.</w:t>
       </w:r>
     </w:p>
     <w:p>
       <w:pPr>
         <w:pStyle w:val="BodyText"/>
-      </w:pPr>
-      <w:r>
+        <w:spacing w:line="480" w:lineRule="auto" w:before="0" w:after="0"/>
+        <w:ind w:firstLine="720"/>
+      </w:pPr>
+      <w:r>
+        <w:rPr>
+          <w:rFonts w:ascii="Times New Roman" w:hAnsi="Times New Roman" w:eastAsia="Times New Roman" w:cs="Times New Roman"/>
+          <w:color w:val="000000"/>
+          <w:sz w:val="24"/>
+        </w:rPr>
         <w:t xml:space="preserve">Two further factual developments, both postdating the 2018 sentencing, bear on the arguments below. First, while Mr. Bernecky was incarcerated, his sister had children; the specific nieces and nephews at issue in the family-contact dispute discussed in Part D did not exist, and could not have been the subject of any individualized finding, at the time of sentencing. Second, Mr. Bernecky believes the $500 restitution obligation imposed by the Judgment has been paid in full, a fact that, if confirmed by the record, moots the continuing need for the general financial-disclosure condition discussed in Part H.</w:t>
-      </w:r>
-    </w:p>
-    <w:p>
-      <w:r>
-        <w:pict>
-          <v:rect style="width:0;height:1.5pt" o:hralign="center" o:hrstd="t" o:hr="t"/>
-        </w:pict>
       </w:r>
     </w:p>
     <w:bookmarkEnd w:id="23"/>
@@ -566,8 +1168,15 @@
     <w:p>
       <w:pPr>
         <w:pStyle w:val="Heading2"/>
-      </w:pPr>
-      <w:r>
+        <w:spacing w:line="480" w:lineRule="auto" w:before="0" w:after="0"/>
+      </w:pPr>
+      <w:r>
+        <w:rPr>
+          <w:rFonts w:ascii="Times New Roman" w:hAnsi="Times New Roman" w:eastAsia="Times New Roman" w:cs="Times New Roman"/>
+          <w:b/>
+          <w:color w:val="000000"/>
+          <w:sz w:val="24"/>
+        </w:rPr>
         <w:t xml:space="preserve">ARGUMENT</w:t>
       </w:r>
     </w:p>
@@ -575,19 +1184,31 @@
     <w:p>
       <w:pPr>
         <w:pStyle w:val="Heading3"/>
-      </w:pPr>
-      <w:r>
+        <w:spacing w:line="480" w:lineRule="auto" w:before="0" w:after="0"/>
+      </w:pPr>
+      <w:r>
+        <w:rPr>
+          <w:rFonts w:ascii="Times New Roman" w:hAnsi="Times New Roman" w:eastAsia="Times New Roman" w:cs="Times New Roman"/>
+          <w:b/>
+          <w:color w:val="000000"/>
+          <w:sz w:val="24"/>
+        </w:rPr>
         <w:t xml:space="preserve">A. No Condition of This Judgment Authorizes an Occupational Restriction, and None Should Be Read to Impose One</w:t>
       </w:r>
     </w:p>
     <w:p>
       <w:pPr>
         <w:pStyle w:val="FirstParagraph"/>
+        <w:spacing w:line="480" w:lineRule="auto" w:before="0" w:after="0"/>
+        <w:ind w:firstLine="720"/>
       </w:pPr>
       <w:r>
         <w:rPr>
           <w:bCs/>
+          <w:rFonts w:ascii="Times New Roman" w:hAnsi="Times New Roman" w:eastAsia="Times New Roman" w:cs="Times New Roman"/>
           <w:b/>
+          <w:color w:val="000000"/>
+          <w:sz w:val="24"/>
         </w:rPr>
         <w:t xml:space="preserve">1. The Judgment’s silence on employment is itself the best evidence of what the sentencing court intended.</w:t>
       </w:r>
@@ -595,184 +1216,430 @@
     <w:p>
       <w:pPr>
         <w:pStyle w:val="BodyText"/>
-      </w:pPr>
-      <w:r>
+        <w:spacing w:line="480" w:lineRule="auto" w:before="0" w:after="0"/>
+        <w:ind w:firstLine="720"/>
+      </w:pPr>
+      <w:r>
+        <w:rPr>
+          <w:rFonts w:ascii="Times New Roman" w:hAnsi="Times New Roman" w:eastAsia="Times New Roman" w:cs="Times New Roman"/>
+          <w:color w:val="000000"/>
+          <w:sz w:val="24"/>
+        </w:rPr>
         <w:t xml:space="preserve">The word</w:t>
       </w:r>
       <w:r>
-        <w:t xml:space="preserve"> </w:t>
-      </w:r>
-      <w:r>
+        <w:rPr>
+          <w:rFonts w:ascii="Times New Roman" w:hAnsi="Times New Roman" w:eastAsia="Times New Roman" w:cs="Times New Roman"/>
+          <w:color w:val="000000"/>
+          <w:sz w:val="24"/>
+        </w:rPr>
+        <w:t xml:space="preserve"> </w:t>
+      </w:r>
+      <w:r>
+        <w:rPr>
+          <w:rFonts w:ascii="Times New Roman" w:hAnsi="Times New Roman" w:eastAsia="Times New Roman" w:cs="Times New Roman"/>
+          <w:color w:val="000000"/>
+          <w:sz w:val="24"/>
+        </w:rPr>
         <w:t xml:space="preserve">“</w:t>
       </w:r>
       <w:r>
+        <w:rPr>
+          <w:rFonts w:ascii="Times New Roman" w:hAnsi="Times New Roman" w:eastAsia="Times New Roman" w:cs="Times New Roman"/>
+          <w:color w:val="000000"/>
+          <w:sz w:val="24"/>
+        </w:rPr>
         <w:t xml:space="preserve">employer,</w:t>
       </w:r>
       <w:r>
+        <w:rPr>
+          <w:rFonts w:ascii="Times New Roman" w:hAnsi="Times New Roman" w:eastAsia="Times New Roman" w:cs="Times New Roman"/>
+          <w:color w:val="000000"/>
+          <w:sz w:val="24"/>
+        </w:rPr>
         <w:t xml:space="preserve">”</w:t>
       </w:r>
       <w:r>
-        <w:t xml:space="preserve"> </w:t>
-      </w:r>
-      <w:r>
+        <w:rPr>
+          <w:rFonts w:ascii="Times New Roman" w:hAnsi="Times New Roman" w:eastAsia="Times New Roman" w:cs="Times New Roman"/>
+          <w:color w:val="000000"/>
+          <w:sz w:val="24"/>
+        </w:rPr>
+        <w:t xml:space="preserve"> </w:t>
+      </w:r>
+      <w:r>
+        <w:rPr>
+          <w:rFonts w:ascii="Times New Roman" w:hAnsi="Times New Roman" w:eastAsia="Times New Roman" w:cs="Times New Roman"/>
+          <w:color w:val="000000"/>
+          <w:sz w:val="24"/>
+        </w:rPr>
         <w:t xml:space="preserve">“</w:t>
       </w:r>
       <w:r>
+        <w:rPr>
+          <w:rFonts w:ascii="Times New Roman" w:hAnsi="Times New Roman" w:eastAsia="Times New Roman" w:cs="Times New Roman"/>
+          <w:color w:val="000000"/>
+          <w:sz w:val="24"/>
+        </w:rPr>
         <w:t xml:space="preserve">employ,</w:t>
       </w:r>
       <w:r>
+        <w:rPr>
+          <w:rFonts w:ascii="Times New Roman" w:hAnsi="Times New Roman" w:eastAsia="Times New Roman" w:cs="Times New Roman"/>
+          <w:color w:val="000000"/>
+          <w:sz w:val="24"/>
+        </w:rPr>
         <w:t xml:space="preserve">”</w:t>
       </w:r>
       <w:r>
-        <w:t xml:space="preserve"> </w:t>
-      </w:r>
-      <w:r>
+        <w:rPr>
+          <w:rFonts w:ascii="Times New Roman" w:hAnsi="Times New Roman" w:eastAsia="Times New Roman" w:cs="Times New Roman"/>
+          <w:color w:val="000000"/>
+          <w:sz w:val="24"/>
+        </w:rPr>
+        <w:t xml:space="preserve"> </w:t>
+      </w:r>
+      <w:r>
+        <w:rPr>
+          <w:rFonts w:ascii="Times New Roman" w:hAnsi="Times New Roman" w:eastAsia="Times New Roman" w:cs="Times New Roman"/>
+          <w:color w:val="000000"/>
+          <w:sz w:val="24"/>
+        </w:rPr>
         <w:t xml:space="preserve">or</w:t>
       </w:r>
       <w:r>
-        <w:t xml:space="preserve"> </w:t>
-      </w:r>
-      <w:r>
+        <w:rPr>
+          <w:rFonts w:ascii="Times New Roman" w:hAnsi="Times New Roman" w:eastAsia="Times New Roman" w:cs="Times New Roman"/>
+          <w:color w:val="000000"/>
+          <w:sz w:val="24"/>
+        </w:rPr>
+        <w:t xml:space="preserve"> </w:t>
+      </w:r>
+      <w:r>
+        <w:rPr>
+          <w:rFonts w:ascii="Times New Roman" w:hAnsi="Times New Roman" w:eastAsia="Times New Roman" w:cs="Times New Roman"/>
+          <w:color w:val="000000"/>
+          <w:sz w:val="24"/>
+        </w:rPr>
         <w:t xml:space="preserve">“</w:t>
       </w:r>
       <w:r>
+        <w:rPr>
+          <w:rFonts w:ascii="Times New Roman" w:hAnsi="Times New Roman" w:eastAsia="Times New Roman" w:cs="Times New Roman"/>
+          <w:color w:val="000000"/>
+          <w:sz w:val="24"/>
+        </w:rPr>
         <w:t xml:space="preserve">employment</w:t>
       </w:r>
       <w:r>
+        <w:rPr>
+          <w:rFonts w:ascii="Times New Roman" w:hAnsi="Times New Roman" w:eastAsia="Times New Roman" w:cs="Times New Roman"/>
+          <w:color w:val="000000"/>
+          <w:sz w:val="24"/>
+        </w:rPr>
         <w:t xml:space="preserve">”</w:t>
       </w:r>
       <w:r>
-        <w:t xml:space="preserve"> </w:t>
-      </w:r>
-      <w:r>
+        <w:rPr>
+          <w:rFonts w:ascii="Times New Roman" w:hAnsi="Times New Roman" w:eastAsia="Times New Roman" w:cs="Times New Roman"/>
+          <w:color w:val="000000"/>
+          <w:sz w:val="24"/>
+        </w:rPr>
+        <w:t xml:space="preserve"> </w:t>
+      </w:r>
+      <w:r>
+        <w:rPr>
+          <w:rFonts w:ascii="Times New Roman" w:hAnsi="Times New Roman" w:eastAsia="Times New Roman" w:cs="Times New Roman"/>
+          <w:color w:val="000000"/>
+          <w:sz w:val="24"/>
+        </w:rPr>
         <w:t xml:space="preserve">does not appear anywhere in the CIMP condition. It appears exactly twice elsewhere in the Judgment — in the mandatory full-time-employment condition and in the sex-offender-registration condition’s</w:t>
       </w:r>
       <w:r>
-        <w:t xml:space="preserve"> </w:t>
-      </w:r>
-      <w:r>
+        <w:rPr>
+          <w:rFonts w:ascii="Times New Roman" w:hAnsi="Times New Roman" w:eastAsia="Times New Roman" w:cs="Times New Roman"/>
+          <w:color w:val="000000"/>
+          <w:sz w:val="24"/>
+        </w:rPr>
+        <w:t xml:space="preserve"> </w:t>
+      </w:r>
+      <w:r>
+        <w:rPr>
+          <w:rFonts w:ascii="Times New Roman" w:hAnsi="Times New Roman" w:eastAsia="Times New Roman" w:cs="Times New Roman"/>
+          <w:color w:val="000000"/>
+          <w:sz w:val="24"/>
+        </w:rPr>
         <w:t xml:space="preserve">“</w:t>
       </w:r>
       <w:r>
+        <w:rPr>
+          <w:rFonts w:ascii="Times New Roman" w:hAnsi="Times New Roman" w:eastAsia="Times New Roman" w:cs="Times New Roman"/>
+          <w:color w:val="000000"/>
+          <w:sz w:val="24"/>
+        </w:rPr>
         <w:t xml:space="preserve">resides, is employed, carries on a vocation</w:t>
       </w:r>
       <w:r>
+        <w:rPr>
+          <w:rFonts w:ascii="Times New Roman" w:hAnsi="Times New Roman" w:eastAsia="Times New Roman" w:cs="Times New Roman"/>
+          <w:color w:val="000000"/>
+          <w:sz w:val="24"/>
+        </w:rPr>
         <w:t xml:space="preserve">”</w:t>
       </w:r>
       <w:r>
-        <w:t xml:space="preserve"> </w:t>
-      </w:r>
-      <w:r>
+        <w:rPr>
+          <w:rFonts w:ascii="Times New Roman" w:hAnsi="Times New Roman" w:eastAsia="Times New Roman" w:cs="Times New Roman"/>
+          <w:color w:val="000000"/>
+          <w:sz w:val="24"/>
+        </w:rPr>
+        <w:t xml:space="preserve"> </w:t>
+      </w:r>
+      <w:r>
+        <w:rPr>
+          <w:rFonts w:ascii="Times New Roman" w:hAnsi="Times New Roman" w:eastAsia="Times New Roman" w:cs="Times New Roman"/>
+          <w:color w:val="000000"/>
+          <w:sz w:val="24"/>
+        </w:rPr>
         <w:t xml:space="preserve">language — and in neither instance does it authorize any restriction on Mr. Bernecky’s occupation or on a third party’s systems. No finding under U.S.S.G. § 5F1.5 appears anywhere in the Judgment, because none was ever made.</w:t>
       </w:r>
     </w:p>
     <w:p>
       <w:pPr>
         <w:pStyle w:val="BodyText"/>
-      </w:pPr>
-      <w:r>
+        <w:spacing w:line="480" w:lineRule="auto" w:before="0" w:after="0"/>
+        <w:ind w:firstLine="720"/>
+      </w:pPr>
+      <w:r>
+        <w:rPr>
+          <w:rFonts w:ascii="Times New Roman" w:hAnsi="Times New Roman" w:eastAsia="Times New Roman" w:cs="Times New Roman"/>
+          <w:color w:val="000000"/>
+          <w:sz w:val="24"/>
+        </w:rPr>
         <w:t xml:space="preserve">The authority for resolving what that silence means does not rest on the formalities governing how a new condition is created. It rests on the settled principle that the power to impose special conditions of supervised release</w:t>
       </w:r>
       <w:r>
-        <w:t xml:space="preserve"> </w:t>
-      </w:r>
-      <w:r>
+        <w:rPr>
+          <w:rFonts w:ascii="Times New Roman" w:hAnsi="Times New Roman" w:eastAsia="Times New Roman" w:cs="Times New Roman"/>
+          <w:color w:val="000000"/>
+          <w:sz w:val="24"/>
+        </w:rPr>
+        <w:t xml:space="preserve"> </w:t>
+      </w:r>
+      <w:r>
+        <w:rPr>
+          <w:rFonts w:ascii="Times New Roman" w:hAnsi="Times New Roman" w:eastAsia="Times New Roman" w:cs="Times New Roman"/>
+          <w:color w:val="000000"/>
+          <w:sz w:val="24"/>
+        </w:rPr>
         <w:t xml:space="preserve">“</w:t>
       </w:r>
       <w:r>
+        <w:rPr>
+          <w:rFonts w:ascii="Times New Roman" w:hAnsi="Times New Roman" w:eastAsia="Times New Roman" w:cs="Times New Roman"/>
+          <w:color w:val="000000"/>
+          <w:sz w:val="24"/>
+        </w:rPr>
         <w:t xml:space="preserve">is vested exclusively in the district court.</w:t>
       </w:r>
       <w:r>
+        <w:rPr>
+          <w:rFonts w:ascii="Times New Roman" w:hAnsi="Times New Roman" w:eastAsia="Times New Roman" w:cs="Times New Roman"/>
+          <w:color w:val="000000"/>
+          <w:sz w:val="24"/>
+        </w:rPr>
         <w:t xml:space="preserve">”</w:t>
       </w:r>
       <w:r>
+        <w:rPr>
+          <w:rFonts w:ascii="Times New Roman" w:hAnsi="Times New Roman" w:eastAsia="Times New Roman" w:cs="Times New Roman"/>
+          <w:color w:val="000000"/>
+          <w:sz w:val="24"/>
+        </w:rPr>
         <w:t xml:space="preserve"> </w:t>
       </w:r>
       <w:r>
         <w:rPr>
           <w:iCs/>
+          <w:rFonts w:ascii="Times New Roman" w:hAnsi="Times New Roman" w:eastAsia="Times New Roman" w:cs="Times New Roman"/>
           <w:i/>
+          <w:color w:val="000000"/>
+          <w:sz w:val="24"/>
         </w:rPr>
         <w:t xml:space="preserve">United States v. Matta</w:t>
       </w:r>
       <w:r>
+        <w:rPr>
+          <w:rFonts w:ascii="Times New Roman" w:hAnsi="Times New Roman" w:eastAsia="Times New Roman" w:cs="Times New Roman"/>
+          <w:color w:val="000000"/>
+          <w:sz w:val="24"/>
+        </w:rPr>
         <w:t xml:space="preserve">, 777 F.3d 116, 122 (2d Cir. 2015). When a treatment provider’s rules, or a probation officer’s administration of a condition, reach further than the condition the court actually imposed, the Second Circuit has not hesitated to say so:</w:t>
       </w:r>
       <w:r>
-        <w:t xml:space="preserve"> </w:t>
-      </w:r>
-      <w:r>
+        <w:rPr>
+          <w:rFonts w:ascii="Times New Roman" w:hAnsi="Times New Roman" w:eastAsia="Times New Roman" w:cs="Times New Roman"/>
+          <w:color w:val="000000"/>
+          <w:sz w:val="24"/>
+        </w:rPr>
+        <w:t xml:space="preserve"> </w:t>
+      </w:r>
+      <w:r>
+        <w:rPr>
+          <w:rFonts w:ascii="Times New Roman" w:hAnsi="Times New Roman" w:eastAsia="Times New Roman" w:cs="Times New Roman"/>
+          <w:color w:val="000000"/>
+          <w:sz w:val="24"/>
+        </w:rPr>
         <w:t xml:space="preserve">“</w:t>
       </w:r>
       <w:r>
+        <w:rPr>
+          <w:rFonts w:ascii="Times New Roman" w:hAnsi="Times New Roman" w:eastAsia="Times New Roman" w:cs="Times New Roman"/>
+          <w:color w:val="000000"/>
+          <w:sz w:val="24"/>
+        </w:rPr>
         <w:t xml:space="preserve">[b]ecause such a requirement . . . would contradict, rather than execute, [the defendant’s] sentence, the Probation Office was plainly without power to impose it.</w:t>
       </w:r>
       <w:r>
+        <w:rPr>
+          <w:rFonts w:ascii="Times New Roman" w:hAnsi="Times New Roman" w:eastAsia="Times New Roman" w:cs="Times New Roman"/>
+          <w:color w:val="000000"/>
+          <w:sz w:val="24"/>
+        </w:rPr>
         <w:t xml:space="preserve">”</w:t>
       </w:r>
       <w:r>
+        <w:rPr>
+          <w:rFonts w:ascii="Times New Roman" w:hAnsi="Times New Roman" w:eastAsia="Times New Roman" w:cs="Times New Roman"/>
+          <w:color w:val="000000"/>
+          <w:sz w:val="24"/>
+        </w:rPr>
         <w:t xml:space="preserve"> </w:t>
       </w:r>
       <w:r>
         <w:rPr>
           <w:iCs/>
+          <w:rFonts w:ascii="Times New Roman" w:hAnsi="Times New Roman" w:eastAsia="Times New Roman" w:cs="Times New Roman"/>
           <w:i/>
+          <w:color w:val="000000"/>
+          <w:sz w:val="24"/>
         </w:rPr>
         <w:t xml:space="preserve">United States v. Browder</w:t>
       </w:r>
       <w:r>
+        <w:rPr>
+          <w:rFonts w:ascii="Times New Roman" w:hAnsi="Times New Roman" w:eastAsia="Times New Roman" w:cs="Times New Roman"/>
+          <w:color w:val="000000"/>
+          <w:sz w:val="24"/>
+        </w:rPr>
         <w:t xml:space="preserve">, 866 F.3d 504, 514 (2d Cir. 2017).</w:t>
       </w:r>
       <w:r>
+        <w:rPr>
+          <w:rFonts w:ascii="Times New Roman" w:hAnsi="Times New Roman" w:eastAsia="Times New Roman" w:cs="Times New Roman"/>
+          <w:color w:val="000000"/>
+          <w:sz w:val="24"/>
+        </w:rPr>
         <w:t xml:space="preserve"> </w:t>
       </w:r>
       <w:r>
         <w:rPr>
           <w:iCs/>
+          <w:rFonts w:ascii="Times New Roman" w:hAnsi="Times New Roman" w:eastAsia="Times New Roman" w:cs="Times New Roman"/>
           <w:i/>
+          <w:color w:val="000000"/>
+          <w:sz w:val="24"/>
         </w:rPr>
         <w:t xml:space="preserve">Kunz</w:t>
       </w:r>
       <w:r>
-        <w:t xml:space="preserve"> </w:t>
-      </w:r>
-      <w:r>
+        <w:rPr>
+          <w:rFonts w:ascii="Times New Roman" w:hAnsi="Times New Roman" w:eastAsia="Times New Roman" w:cs="Times New Roman"/>
+          <w:color w:val="000000"/>
+          <w:sz w:val="24"/>
+        </w:rPr>
+        <w:t xml:space="preserve"> </w:t>
+      </w:r>
+      <w:r>
+        <w:rPr>
+          <w:rFonts w:ascii="Times New Roman" w:hAnsi="Times New Roman" w:eastAsia="Times New Roman" w:cs="Times New Roman"/>
+          <w:color w:val="000000"/>
+          <w:sz w:val="24"/>
+        </w:rPr>
         <w:t xml:space="preserve">reaffirms the same principle for the very CIMP boilerplate at issue here, construing an identical condition’s privilege-protection clause as a real constraint on Probation,</w:t>
       </w:r>
       <w:r>
-        <w:t xml:space="preserve"> </w:t>
-      </w:r>
-      <w:r>
+        <w:rPr>
+          <w:rFonts w:ascii="Times New Roman" w:hAnsi="Times New Roman" w:eastAsia="Times New Roman" w:cs="Times New Roman"/>
+          <w:color w:val="000000"/>
+          <w:sz w:val="24"/>
+        </w:rPr>
+        <w:t xml:space="preserve"> </w:t>
+      </w:r>
+      <w:r>
+        <w:rPr>
+          <w:rFonts w:ascii="Times New Roman" w:hAnsi="Times New Roman" w:eastAsia="Times New Roman" w:cs="Times New Roman"/>
+          <w:color w:val="000000"/>
+          <w:sz w:val="24"/>
+        </w:rPr>
         <w:t xml:space="preserve">“</w:t>
       </w:r>
       <w:r>
+        <w:rPr>
+          <w:rFonts w:ascii="Times New Roman" w:hAnsi="Times New Roman" w:eastAsia="Times New Roman" w:cs="Times New Roman"/>
+          <w:color w:val="000000"/>
+          <w:sz w:val="24"/>
+        </w:rPr>
         <w:t xml:space="preserve">not surplusage.</w:t>
       </w:r>
       <w:r>
+        <w:rPr>
+          <w:rFonts w:ascii="Times New Roman" w:hAnsi="Times New Roman" w:eastAsia="Times New Roman" w:cs="Times New Roman"/>
+          <w:color w:val="000000"/>
+          <w:sz w:val="24"/>
+        </w:rPr>
         <w:t xml:space="preserve">”</w:t>
       </w:r>
       <w:r>
+        <w:rPr>
+          <w:rFonts w:ascii="Times New Roman" w:hAnsi="Times New Roman" w:eastAsia="Times New Roman" w:cs="Times New Roman"/>
+          <w:color w:val="000000"/>
+          <w:sz w:val="24"/>
+        </w:rPr>
         <w:t xml:space="preserve"> </w:t>
       </w:r>
       <w:r>
         <w:rPr>
           <w:iCs/>
+          <w:rFonts w:ascii="Times New Roman" w:hAnsi="Times New Roman" w:eastAsia="Times New Roman" w:cs="Times New Roman"/>
           <w:i/>
+          <w:color w:val="000000"/>
+          <w:sz w:val="24"/>
         </w:rPr>
         <w:t xml:space="preserve">United States v. Kunz</w:t>
       </w:r>
       <w:r>
-        <w:t xml:space="preserve">, 68 F.4th 748, 766-67 (2d Cir. 2023). Probation’s administration of the CIMP condition to reach an employer’s own systems, and to demand capability-parity proof with no textual basis anywhere in the condition, is precisely the kind of unauthorized expansion these cases forbid. The relief requested is a clarifying order — not a ruling that the 2018 Judgment was invalid.</w:t>
+        <w:rPr>
+          <w:rFonts w:ascii="Times New Roman" w:hAnsi="Times New Roman" w:eastAsia="Times New Roman" w:cs="Times New Roman"/>
+          <w:color w:val="000000"/>
+          <w:sz w:val="24"/>
+        </w:rPr>
+        <w:t xml:space="preserve">, 68 F.4th 748, 766-67 (2d Cir. 2023). Any reading of the CIMP condition that reaches an employer’s own systems, or that would require a non-party to prove anything about its own monitoring capability, has no textual basis anywhere in the condition and is precisely the kind of unauthorized expansion these cases forbid — regardless of whether that reading originates with Probation, with a well-meaning but mistaken employer, or with anyone else. The relief requested is a clarifying order — not a ruling that the 2018 Judgment was invalid.</w:t>
       </w:r>
     </w:p>
     <w:p>
       <w:pPr>
         <w:pStyle w:val="BodyText"/>
+        <w:spacing w:line="480" w:lineRule="auto" w:before="0" w:after="0"/>
+        <w:ind w:firstLine="720"/>
       </w:pPr>
       <w:r>
         <w:rPr>
           <w:bCs/>
+          <w:rFonts w:ascii="Times New Roman" w:hAnsi="Times New Roman" w:eastAsia="Times New Roman" w:cs="Times New Roman"/>
           <w:b/>
+          <w:color w:val="000000"/>
+          <w:sz w:val="24"/>
         </w:rPr>
         <w:t xml:space="preserve">2. Even if an occupational restriction were found to exist, no U.S.S.G. § 5F1.5 finding supports it, and Mr. Bernecky’s own facts make that plain.</w:t>
       </w:r>
@@ -780,644 +1647,1374 @@
     <w:p>
       <w:pPr>
         <w:pStyle w:val="BodyText"/>
-      </w:pPr>
-      <w:r>
+        <w:spacing w:line="480" w:lineRule="auto" w:before="0" w:after="0"/>
+        <w:ind w:firstLine="720"/>
+      </w:pPr>
+      <w:r>
+        <w:rPr>
+          <w:rFonts w:ascii="Times New Roman" w:hAnsi="Times New Roman" w:eastAsia="Times New Roman" w:cs="Times New Roman"/>
+          <w:color w:val="000000"/>
+          <w:sz w:val="24"/>
+        </w:rPr>
         <w:t xml:space="preserve">Section 5F1.5(a) requires</w:t>
       </w:r>
       <w:r>
-        <w:t xml:space="preserve"> </w:t>
-      </w:r>
-      <w:r>
+        <w:rPr>
+          <w:rFonts w:ascii="Times New Roman" w:hAnsi="Times New Roman" w:eastAsia="Times New Roman" w:cs="Times New Roman"/>
+          <w:color w:val="000000"/>
+          <w:sz w:val="24"/>
+        </w:rPr>
+        <w:t xml:space="preserve"> </w:t>
+      </w:r>
+      <w:r>
+        <w:rPr>
+          <w:rFonts w:ascii="Times New Roman" w:hAnsi="Times New Roman" w:eastAsia="Times New Roman" w:cs="Times New Roman"/>
+          <w:color w:val="000000"/>
+          <w:sz w:val="24"/>
+        </w:rPr>
         <w:t xml:space="preserve">“</w:t>
       </w:r>
       <w:r>
+        <w:rPr>
+          <w:rFonts w:ascii="Times New Roman" w:hAnsi="Times New Roman" w:eastAsia="Times New Roman" w:cs="Times New Roman"/>
+          <w:color w:val="000000"/>
+          <w:sz w:val="24"/>
+        </w:rPr>
         <w:t xml:space="preserve">a reasonably direct relationship . . . between the defendant’s occupation, business, or profession and the conduct relevant to the offense of conviction,</w:t>
       </w:r>
       <w:r>
+        <w:rPr>
+          <w:rFonts w:ascii="Times New Roman" w:hAnsi="Times New Roman" w:eastAsia="Times New Roman" w:cs="Times New Roman"/>
+          <w:color w:val="000000"/>
+          <w:sz w:val="24"/>
+        </w:rPr>
         <w:t xml:space="preserve">”</w:t>
       </w:r>
       <w:r>
-        <w:t xml:space="preserve"> </w:t>
-      </w:r>
-      <w:r>
+        <w:rPr>
+          <w:rFonts w:ascii="Times New Roman" w:hAnsi="Times New Roman" w:eastAsia="Times New Roman" w:cs="Times New Roman"/>
+          <w:color w:val="000000"/>
+          <w:sz w:val="24"/>
+        </w:rPr>
+        <w:t xml:space="preserve"> </w:t>
+      </w:r>
+      <w:r>
+        <w:rPr>
+          <w:rFonts w:ascii="Times New Roman" w:hAnsi="Times New Roman" w:eastAsia="Times New Roman" w:cs="Times New Roman"/>
+          <w:color w:val="000000"/>
+          <w:sz w:val="24"/>
+        </w:rPr>
         <w:t xml:space="preserve">together with a necessity finding. This district’s own recent case law treats even a mandatory employer-</w:t>
       </w:r>
       <w:r>
         <w:rPr>
           <w:iCs/>
+          <w:rFonts w:ascii="Times New Roman" w:hAnsi="Times New Roman" w:eastAsia="Times New Roman" w:cs="Times New Roman"/>
           <w:i/>
+          <w:color w:val="000000"/>
+          <w:sz w:val="24"/>
         </w:rPr>
         <w:t xml:space="preserve">notification</w:t>
       </w:r>
       <w:r>
-        <w:t xml:space="preserve"> </w:t>
-      </w:r>
-      <w:r>
+        <w:rPr>
+          <w:rFonts w:ascii="Times New Roman" w:hAnsi="Times New Roman" w:eastAsia="Times New Roman" w:cs="Times New Roman"/>
+          <w:color w:val="000000"/>
+          <w:sz w:val="24"/>
+        </w:rPr>
+        <w:t xml:space="preserve"> </w:t>
+      </w:r>
+      <w:r>
+        <w:rPr>
+          <w:rFonts w:ascii="Times New Roman" w:hAnsi="Times New Roman" w:eastAsia="Times New Roman" w:cs="Times New Roman"/>
+          <w:color w:val="000000"/>
+          <w:sz w:val="24"/>
+        </w:rPr>
         <w:t xml:space="preserve">requirement as a de facto occupational restriction demanding that finding.</w:t>
       </w:r>
       <w:r>
+        <w:rPr>
+          <w:rFonts w:ascii="Times New Roman" w:hAnsi="Times New Roman" w:eastAsia="Times New Roman" w:cs="Times New Roman"/>
+          <w:color w:val="000000"/>
+          <w:sz w:val="24"/>
+        </w:rPr>
         <w:t xml:space="preserve"> </w:t>
       </w:r>
       <w:r>
         <w:rPr>
           <w:iCs/>
+          <w:rFonts w:ascii="Times New Roman" w:hAnsi="Times New Roman" w:eastAsia="Times New Roman" w:cs="Times New Roman"/>
           <w:i/>
+          <w:color w:val="000000"/>
+          <w:sz w:val="24"/>
         </w:rPr>
         <w:t xml:space="preserve">See United States v. Love</w:t>
       </w:r>
       <w:r>
+        <w:rPr>
+          <w:rFonts w:ascii="Times New Roman" w:hAnsi="Times New Roman" w:eastAsia="Times New Roman" w:cs="Times New Roman"/>
+          <w:color w:val="000000"/>
+          <w:sz w:val="24"/>
+        </w:rPr>
         <w:t xml:space="preserve">, No. 24-1706-cr, 2025 WL 1077176 (2d Cir. Apr. 8, 2025);</w:t>
       </w:r>
       <w:r>
+        <w:rPr>
+          <w:rFonts w:ascii="Times New Roman" w:hAnsi="Times New Roman" w:eastAsia="Times New Roman" w:cs="Times New Roman"/>
+          <w:color w:val="000000"/>
+          <w:sz w:val="24"/>
+        </w:rPr>
         <w:t xml:space="preserve"> </w:t>
       </w:r>
       <w:r>
         <w:rPr>
           <w:iCs/>
+          <w:rFonts w:ascii="Times New Roman" w:hAnsi="Times New Roman" w:eastAsia="Times New Roman" w:cs="Times New Roman"/>
           <w:i/>
+          <w:color w:val="000000"/>
+          <w:sz w:val="24"/>
         </w:rPr>
         <w:t xml:space="preserve">United States v. Jenkins</w:t>
       </w:r>
       <w:r>
+        <w:rPr>
+          <w:rFonts w:ascii="Times New Roman" w:hAnsi="Times New Roman" w:eastAsia="Times New Roman" w:cs="Times New Roman"/>
+          <w:color w:val="000000"/>
+          <w:sz w:val="24"/>
+        </w:rPr>
         <w:t xml:space="preserve">, 854 F.3d 181 (2d Cir. 2017);</w:t>
       </w:r>
       <w:r>
+        <w:rPr>
+          <w:rFonts w:ascii="Times New Roman" w:hAnsi="Times New Roman" w:eastAsia="Times New Roman" w:cs="Times New Roman"/>
+          <w:color w:val="000000"/>
+          <w:sz w:val="24"/>
+        </w:rPr>
         <w:t xml:space="preserve"> </w:t>
       </w:r>
       <w:r>
         <w:rPr>
           <w:iCs/>
+          <w:rFonts w:ascii="Times New Roman" w:hAnsi="Times New Roman" w:eastAsia="Times New Roman" w:cs="Times New Roman"/>
           <w:i/>
+          <w:color w:val="000000"/>
+          <w:sz w:val="24"/>
         </w:rPr>
         <w:t xml:space="preserve">United States v. Ruff</w:t>
       </w:r>
       <w:r>
+        <w:rPr>
+          <w:rFonts w:ascii="Times New Roman" w:hAnsi="Times New Roman" w:eastAsia="Times New Roman" w:cs="Times New Roman"/>
+          <w:color w:val="000000"/>
+          <w:sz w:val="24"/>
+        </w:rPr>
         <w:t xml:space="preserve">, No. 18-3247-cr (2d Cir. Nov. 14, 2019) (vacating);</w:t>
       </w:r>
       <w:r>
+        <w:rPr>
+          <w:rFonts w:ascii="Times New Roman" w:hAnsi="Times New Roman" w:eastAsia="Times New Roman" w:cs="Times New Roman"/>
+          <w:color w:val="000000"/>
+          <w:sz w:val="24"/>
+        </w:rPr>
         <w:t xml:space="preserve"> </w:t>
       </w:r>
       <w:r>
         <w:rPr>
           <w:iCs/>
+          <w:rFonts w:ascii="Times New Roman" w:hAnsi="Times New Roman" w:eastAsia="Times New Roman" w:cs="Times New Roman"/>
           <w:i/>
+          <w:color w:val="000000"/>
+          <w:sz w:val="24"/>
         </w:rPr>
         <w:t xml:space="preserve">United States v. Lombardi</w:t>
       </w:r>
       <w:r>
+        <w:rPr>
+          <w:rFonts w:ascii="Times New Roman" w:hAnsi="Times New Roman" w:eastAsia="Times New Roman" w:cs="Times New Roman"/>
+          <w:color w:val="000000"/>
+          <w:sz w:val="24"/>
+        </w:rPr>
         <w:t xml:space="preserve">, No. 17-2352-cr (2d Cir. Mar. 22, 2018) (remanding);</w:t>
       </w:r>
       <w:r>
+        <w:rPr>
+          <w:rFonts w:ascii="Times New Roman" w:hAnsi="Times New Roman" w:eastAsia="Times New Roman" w:cs="Times New Roman"/>
+          <w:color w:val="000000"/>
+          <w:sz w:val="24"/>
+        </w:rPr>
         <w:t xml:space="preserve"> </w:t>
       </w:r>
       <w:r>
         <w:rPr>
           <w:iCs/>
+          <w:rFonts w:ascii="Times New Roman" w:hAnsi="Times New Roman" w:eastAsia="Times New Roman" w:cs="Times New Roman"/>
           <w:i/>
+          <w:color w:val="000000"/>
+          <w:sz w:val="24"/>
         </w:rPr>
         <w:t xml:space="preserve">United States v. Piper</w:t>
       </w:r>
       <w:r>
+        <w:rPr>
+          <w:rFonts w:ascii="Times New Roman" w:hAnsi="Times New Roman" w:eastAsia="Times New Roman" w:cs="Times New Roman"/>
+          <w:color w:val="000000"/>
+          <w:sz w:val="24"/>
+        </w:rPr>
         <w:t xml:space="preserve">, No. 19-1058-cr (2d Cir. Mar. 30, 2020) (remanding).</w:t>
       </w:r>
     </w:p>
     <w:p>
       <w:pPr>
         <w:pStyle w:val="BodyText"/>
-      </w:pPr>
-      <w:r>
+        <w:spacing w:line="480" w:lineRule="auto" w:before="0" w:after="0"/>
+        <w:ind w:firstLine="720"/>
+      </w:pPr>
+      <w:r>
+        <w:rPr>
+          <w:rFonts w:ascii="Times New Roman" w:hAnsi="Times New Roman" w:eastAsia="Times New Roman" w:cs="Times New Roman"/>
+          <w:color w:val="000000"/>
+          <w:sz w:val="24"/>
+        </w:rPr>
         <w:t xml:space="preserve">If a mandatory</w:t>
       </w:r>
       <w:r>
+        <w:rPr>
+          <w:rFonts w:ascii="Times New Roman" w:hAnsi="Times New Roman" w:eastAsia="Times New Roman" w:cs="Times New Roman"/>
+          <w:color w:val="000000"/>
+          <w:sz w:val="24"/>
+        </w:rPr>
         <w:t xml:space="preserve"> </w:t>
       </w:r>
       <w:r>
         <w:rPr>
           <w:iCs/>
+          <w:rFonts w:ascii="Times New Roman" w:hAnsi="Times New Roman" w:eastAsia="Times New Roman" w:cs="Times New Roman"/>
           <w:i/>
+          <w:color w:val="000000"/>
+          <w:sz w:val="24"/>
         </w:rPr>
         <w:t xml:space="preserve">notification</w:t>
       </w:r>
       <w:r>
-        <w:t xml:space="preserve"> </w:t>
-      </w:r>
-      <w:r>
-        <w:t xml:space="preserve">clause is enough to trigger § 5F1.5 in that line of cases, the probation officer’s considerably more burdensome, textually unsupported capability-parity</w:t>
-      </w:r>
-      <w:r>
-        <w:t xml:space="preserve"> </w:t>
-      </w:r>
+        <w:rPr>
+          <w:rFonts w:ascii="Times New Roman" w:hAnsi="Times New Roman" w:eastAsia="Times New Roman" w:cs="Times New Roman"/>
+          <w:color w:val="000000"/>
+          <w:sz w:val="24"/>
+        </w:rPr>
+        <w:t xml:space="preserve"> </w:t>
+      </w:r>
+      <w:r>
+        <w:rPr>
+          <w:rFonts w:ascii="Times New Roman" w:hAnsi="Times New Roman" w:eastAsia="Times New Roman" w:cs="Times New Roman"/>
+          <w:color w:val="000000"/>
+          <w:sz w:val="24"/>
+        </w:rPr>
+        <w:t xml:space="preserve">clause is enough to trigger § 5F1.5 in that line of cases, a condition whose ambiguity is already capable of producing a considerably more burdensome, textually unsupported capability question — as it has here — is at least as strong a candidate for the same treatment — particularly because Mr. Bernecky’s own condition contains no notification requirement at all; he disclosed voluntarily, going further than anything the condition required of him.</w:t>
+      </w:r>
+    </w:p>
+    <w:p>
+      <w:pPr>
+        <w:pStyle w:val="BodyText"/>
+        <w:spacing w:line="480" w:lineRule="auto" w:before="0" w:after="0"/>
+        <w:ind w:firstLine="720"/>
+      </w:pPr>
       <w:r>
         <w:rPr>
           <w:iCs/>
+          <w:rFonts w:ascii="Times New Roman" w:hAnsi="Times New Roman" w:eastAsia="Times New Roman" w:cs="Times New Roman"/>
           <w:i/>
-        </w:rPr>
-        <w:t xml:space="preserve">demand</w:t>
-      </w:r>
-      <w:r>
-        <w:t xml:space="preserve"> </w:t>
-      </w:r>
-      <w:r>
-        <w:t xml:space="preserve">here is at least as strong a candidate for the same treatment — particularly because Mr. Bernecky’s own condition contains no notification requirement at all; he disclosed voluntarily, going further than anything the condition required of him.</w:t>
+          <w:color w:val="000000"/>
+          <w:sz w:val="24"/>
+        </w:rPr>
+        <w:t xml:space="preserve">United States v. Brown</w:t>
+      </w:r>
+      <w:r>
+        <w:rPr>
+          <w:rFonts w:ascii="Times New Roman" w:hAnsi="Times New Roman" w:eastAsia="Times New Roman" w:cs="Times New Roman"/>
+          <w:color w:val="000000"/>
+          <w:sz w:val="24"/>
+        </w:rPr>
+        <w:t xml:space="preserve">, 173 F.4th 45 (2d Cir. 2026), does not compel a different result. Brown’s own claim was that the condition functioned as a</w:t>
+      </w:r>
+      <w:r>
+        <w:rPr>
+          <w:rFonts w:ascii="Times New Roman" w:hAnsi="Times New Roman" w:eastAsia="Times New Roman" w:cs="Times New Roman"/>
+          <w:color w:val="000000"/>
+          <w:sz w:val="24"/>
+        </w:rPr>
+        <w:t xml:space="preserve"> </w:t>
+      </w:r>
+      <w:r>
+        <w:rPr>
+          <w:iCs/>
+          <w:rFonts w:ascii="Times New Roman" w:hAnsi="Times New Roman" w:eastAsia="Times New Roman" w:cs="Times New Roman"/>
+          <w:i/>
+          <w:color w:val="000000"/>
+          <w:sz w:val="24"/>
+        </w:rPr>
+        <w:t xml:space="preserve">compelled</w:t>
+      </w:r>
+      <w:r>
+        <w:rPr>
+          <w:rFonts w:ascii="Times New Roman" w:hAnsi="Times New Roman" w:eastAsia="Times New Roman" w:cs="Times New Roman"/>
+          <w:color w:val="000000"/>
+          <w:sz w:val="24"/>
+        </w:rPr>
+        <w:t xml:space="preserve"> </w:t>
+      </w:r>
+      <w:r>
+        <w:rPr>
+          <w:rFonts w:ascii="Times New Roman" w:hAnsi="Times New Roman" w:eastAsia="Times New Roman" w:cs="Times New Roman"/>
+          <w:color w:val="000000"/>
+          <w:sz w:val="24"/>
+        </w:rPr>
+        <w:t xml:space="preserve">notification requirement; Mr. Bernecky does not object to notification — he has already made it, voluntarily, and it was accepted. Brown’s condition, moreover, contained its own</w:t>
+      </w:r>
+      <w:r>
+        <w:rPr>
+          <w:rFonts w:ascii="Times New Roman" w:hAnsi="Times New Roman" w:eastAsia="Times New Roman" w:cs="Times New Roman"/>
+          <w:color w:val="000000"/>
+          <w:sz w:val="24"/>
+        </w:rPr>
+        <w:t xml:space="preserve"> </w:t>
+      </w:r>
+      <w:r>
+        <w:rPr>
+          <w:rFonts w:ascii="Times New Roman" w:hAnsi="Times New Roman" w:eastAsia="Times New Roman" w:cs="Times New Roman"/>
+          <w:color w:val="000000"/>
+          <w:sz w:val="24"/>
+        </w:rPr>
+        <w:t xml:space="preserve">“</w:t>
+      </w:r>
+      <w:r>
+        <w:rPr>
+          <w:rFonts w:ascii="Times New Roman" w:hAnsi="Times New Roman" w:eastAsia="Times New Roman" w:cs="Times New Roman"/>
+          <w:color w:val="000000"/>
+          <w:sz w:val="24"/>
+        </w:rPr>
+        <w:t xml:space="preserve">as permitted by the employer</w:t>
+      </w:r>
+      <w:r>
+        <w:rPr>
+          <w:rFonts w:ascii="Times New Roman" w:hAnsi="Times New Roman" w:eastAsia="Times New Roman" w:cs="Times New Roman"/>
+          <w:color w:val="000000"/>
+          <w:sz w:val="24"/>
+        </w:rPr>
+        <w:t xml:space="preserve">”</w:t>
+      </w:r>
+      <w:r>
+        <w:rPr>
+          <w:rFonts w:ascii="Times New Roman" w:hAnsi="Times New Roman" w:eastAsia="Times New Roman" w:cs="Times New Roman"/>
+          <w:color w:val="000000"/>
+          <w:sz w:val="24"/>
+        </w:rPr>
+        <w:t xml:space="preserve"> </w:t>
+      </w:r>
+      <w:r>
+        <w:rPr>
+          <w:rFonts w:ascii="Times New Roman" w:hAnsi="Times New Roman" w:eastAsia="Times New Roman" w:cs="Times New Roman"/>
+          <w:color w:val="000000"/>
+          <w:sz w:val="24"/>
+        </w:rPr>
+        <w:t xml:space="preserve">clause — a built-in consent gate Mr. Bernecky’s condition lacks entirely. And Brown’s occupational-restriction holding arose on plain-error review, a posture materially different from the de novo consideration this motion invites.</w:t>
       </w:r>
     </w:p>
     <w:p>
       <w:pPr>
         <w:pStyle w:val="BodyText"/>
-      </w:pPr>
+        <w:spacing w:line="480" w:lineRule="auto" w:before="0" w:after="0"/>
+        <w:ind w:firstLine="720"/>
+      </w:pPr>
+      <w:r>
+        <w:rPr>
+          <w:rFonts w:ascii="Times New Roman" w:hAnsi="Times New Roman" w:eastAsia="Times New Roman" w:cs="Times New Roman"/>
+          <w:color w:val="000000"/>
+          <w:sz w:val="24"/>
+        </w:rPr>
+        <w:t xml:space="preserve">The disproportion is sharpened by the facts of this specific job: the position at the contact lens manufacturer requires no public internet access at all, and the employer has already offered an internet-disabled internal account. CIMP’s stated purpose — monitoring internet-facilitated risk — has essentially no application here, and yet Mr. Bernecky remains suspended from employment he is separately required, under Standard Condition 7, to maintain.</w:t>
+      </w:r>
+    </w:p>
+    <w:p>
+      <w:pPr>
+        <w:pStyle w:val="BodyText"/>
+        <w:spacing w:line="480" w:lineRule="auto" w:before="0" w:after="0"/>
+        <w:ind w:firstLine="720"/>
+      </w:pPr>
+      <w:r>
+        <w:rPr>
+          <w:bCs/>
+          <w:rFonts w:ascii="Times New Roman" w:hAnsi="Times New Roman" w:eastAsia="Times New Roman" w:cs="Times New Roman"/>
+          <w:b/>
+          <w:color w:val="000000"/>
+          <w:sz w:val="24"/>
+        </w:rPr>
+        <w:t xml:space="preserve">3. The condition’s text is genuinely ambiguous — a fact this record now proves rather than merely argues — and no provision of the Judgment authorizes reaching a non-party’s systems in any event.</w:t>
+      </w:r>
+    </w:p>
+    <w:p>
+      <w:pPr>
+        <w:pStyle w:val="BodyText"/>
+        <w:spacing w:line="480" w:lineRule="auto" w:before="0" w:after="0"/>
+        <w:ind w:firstLine="720"/>
+      </w:pPr>
+      <w:r>
+        <w:rPr>
+          <w:rFonts w:ascii="Times New Roman" w:hAnsi="Times New Roman" w:eastAsia="Times New Roman" w:cs="Times New Roman"/>
+          <w:color w:val="000000"/>
+          <w:sz w:val="24"/>
+        </w:rPr>
+        <w:t xml:space="preserve">The ambiguity at the center of this dispute is not hypothetical or manufactured for litigation. The employer here — a sophisticated business, acting entirely on its own and without any prompting from Probation — read the CIMP condition’s</w:t>
+      </w:r>
+      <w:r>
+        <w:rPr>
+          <w:rFonts w:ascii="Times New Roman" w:hAnsi="Times New Roman" w:eastAsia="Times New Roman" w:cs="Times New Roman"/>
+          <w:color w:val="000000"/>
+          <w:sz w:val="24"/>
+        </w:rPr>
+        <w:t xml:space="preserve"> </w:t>
+      </w:r>
+      <w:r>
+        <w:rPr>
+          <w:rFonts w:ascii="Times New Roman" w:hAnsi="Times New Roman" w:eastAsia="Times New Roman" w:cs="Times New Roman"/>
+          <w:color w:val="000000"/>
+          <w:sz w:val="24"/>
+        </w:rPr>
+        <w:t xml:space="preserve">“</w:t>
+      </w:r>
+      <w:r>
+        <w:rPr>
+          <w:rFonts w:ascii="Times New Roman" w:hAnsi="Times New Roman" w:eastAsia="Times New Roman" w:cs="Times New Roman"/>
+          <w:color w:val="000000"/>
+          <w:sz w:val="24"/>
+        </w:rPr>
+        <w:t xml:space="preserve">owned or operated by the defendant</w:t>
+      </w:r>
+      <w:r>
+        <w:rPr>
+          <w:rFonts w:ascii="Times New Roman" w:hAnsi="Times New Roman" w:eastAsia="Times New Roman" w:cs="Times New Roman"/>
+          <w:color w:val="000000"/>
+          <w:sz w:val="24"/>
+        </w:rPr>
+        <w:t xml:space="preserve">”</w:t>
+      </w:r>
+      <w:r>
+        <w:rPr>
+          <w:rFonts w:ascii="Times New Roman" w:hAnsi="Times New Roman" w:eastAsia="Times New Roman" w:cs="Times New Roman"/>
+          <w:color w:val="000000"/>
+          <w:sz w:val="24"/>
+        </w:rPr>
+        <w:t xml:space="preserve"> </w:t>
+      </w:r>
+      <w:r>
+        <w:rPr>
+          <w:rFonts w:ascii="Times New Roman" w:hAnsi="Times New Roman" w:eastAsia="Times New Roman" w:cs="Times New Roman"/>
+          <w:color w:val="000000"/>
+          <w:sz w:val="24"/>
+        </w:rPr>
+        <w:t xml:space="preserve">language and concluded, in good faith, that its own systems might be implicated. That is direct, contemporaneous, real-world confirmation that the condition’s text is reasonably susceptible to a reading reaching third-party property, precisely the kind of confirmation courts have found sufficient to hold comparable language unconstitutionally vague.</w:t>
+      </w:r>
+      <w:r>
+        <w:rPr>
+          <w:rFonts w:ascii="Times New Roman" w:hAnsi="Times New Roman" w:eastAsia="Times New Roman" w:cs="Times New Roman"/>
+          <w:color w:val="000000"/>
+          <w:sz w:val="24"/>
+        </w:rPr>
+        <w:t xml:space="preserve"> </w:t>
+      </w:r>
       <w:r>
         <w:rPr>
           <w:iCs/>
+          <w:rFonts w:ascii="Times New Roman" w:hAnsi="Times New Roman" w:eastAsia="Times New Roman" w:cs="Times New Roman"/>
           <w:i/>
-        </w:rPr>
-        <w:t xml:space="preserve">United States v. Brown</w:t>
-      </w:r>
-      <w:r>
-        <w:t xml:space="preserve">, 173 F.4th 45 (2d Cir. 2026), does not compel a different result. Brown’s own claim was that the condition functioned as a</w:t>
-      </w:r>
-      <w:r>
+          <w:color w:val="000000"/>
+          <w:sz w:val="24"/>
+        </w:rPr>
+        <w:t xml:space="preserve">See United States v. Mike</w:t>
+      </w:r>
+      <w:r>
+        <w:rPr>
+          <w:rFonts w:ascii="Times New Roman" w:hAnsi="Times New Roman" w:eastAsia="Times New Roman" w:cs="Times New Roman"/>
+          <w:color w:val="000000"/>
+          <w:sz w:val="24"/>
+        </w:rPr>
+        <w:t xml:space="preserve">, 632 F.3d 686, 696-97 (10th Cir. 2011) (holding a materially identical computer-monitoring condition vague because it</w:t>
+      </w:r>
+      <w:r>
+        <w:rPr>
+          <w:rFonts w:ascii="Times New Roman" w:hAnsi="Times New Roman" w:eastAsia="Times New Roman" w:cs="Times New Roman"/>
+          <w:color w:val="000000"/>
+          <w:sz w:val="24"/>
+        </w:rPr>
+        <w:t xml:space="preserve"> </w:t>
+      </w:r>
+      <w:r>
+        <w:rPr>
+          <w:rFonts w:ascii="Times New Roman" w:hAnsi="Times New Roman" w:eastAsia="Times New Roman" w:cs="Times New Roman"/>
+          <w:color w:val="000000"/>
+          <w:sz w:val="24"/>
+        </w:rPr>
+        <w:t xml:space="preserve">“</w:t>
+      </w:r>
+      <w:r>
+        <w:rPr>
+          <w:rFonts w:ascii="Times New Roman" w:hAnsi="Times New Roman" w:eastAsia="Times New Roman" w:cs="Times New Roman"/>
+          <w:color w:val="000000"/>
+          <w:sz w:val="24"/>
+        </w:rPr>
+        <w:t xml:space="preserve">could be read to reach devices the defendant did not own,</w:t>
+      </w:r>
+      <w:r>
+        <w:rPr>
+          <w:rFonts w:ascii="Times New Roman" w:hAnsi="Times New Roman" w:eastAsia="Times New Roman" w:cs="Times New Roman"/>
+          <w:color w:val="000000"/>
+          <w:sz w:val="24"/>
+        </w:rPr>
+        <w:t xml:space="preserve">”</w:t>
+      </w:r>
+      <w:r>
+        <w:rPr>
+          <w:rFonts w:ascii="Times New Roman" w:hAnsi="Times New Roman" w:eastAsia="Times New Roman" w:cs="Times New Roman"/>
+          <w:color w:val="000000"/>
+          <w:sz w:val="24"/>
+        </w:rPr>
+        <w:t xml:space="preserve"> </w:t>
+      </w:r>
+      <w:r>
+        <w:rPr>
+          <w:rFonts w:ascii="Times New Roman" w:hAnsi="Times New Roman" w:eastAsia="Times New Roman" w:cs="Times New Roman"/>
+          <w:color w:val="000000"/>
+          <w:sz w:val="24"/>
+        </w:rPr>
+        <w:t xml:space="preserve">including an employer’s, and rejecting the government’s argument that the condition</w:t>
+      </w:r>
+      <w:r>
+        <w:rPr>
+          <w:rFonts w:ascii="Times New Roman" w:hAnsi="Times New Roman" w:eastAsia="Times New Roman" w:cs="Times New Roman"/>
+          <w:color w:val="000000"/>
+          <w:sz w:val="24"/>
+        </w:rPr>
+        <w:t xml:space="preserve"> </w:t>
+      </w:r>
+      <w:r>
+        <w:rPr>
+          <w:rFonts w:ascii="Times New Roman" w:hAnsi="Times New Roman" w:eastAsia="Times New Roman" w:cs="Times New Roman"/>
+          <w:color w:val="000000"/>
+          <w:sz w:val="24"/>
+        </w:rPr>
+        <w:t xml:space="preserve">“</w:t>
+      </w:r>
+      <w:r>
+        <w:rPr>
+          <w:rFonts w:ascii="Times New Roman" w:hAnsi="Times New Roman" w:eastAsia="Times New Roman" w:cs="Times New Roman"/>
+          <w:color w:val="000000"/>
+          <w:sz w:val="24"/>
+        </w:rPr>
+        <w:t xml:space="preserve">cannot be read fairly</w:t>
+      </w:r>
+      <w:r>
+        <w:rPr>
+          <w:rFonts w:ascii="Times New Roman" w:hAnsi="Times New Roman" w:eastAsia="Times New Roman" w:cs="Times New Roman"/>
+          <w:color w:val="000000"/>
+          <w:sz w:val="24"/>
+        </w:rPr>
+        <w:t xml:space="preserve">”</w:t>
+      </w:r>
+      <w:r>
+        <w:rPr>
+          <w:rFonts w:ascii="Times New Roman" w:hAnsi="Times New Roman" w:eastAsia="Times New Roman" w:cs="Times New Roman"/>
+          <w:color w:val="000000"/>
+          <w:sz w:val="24"/>
+        </w:rPr>
+        <w:t xml:space="preserve"> </w:t>
+      </w:r>
+      <w:r>
+        <w:rPr>
+          <w:rFonts w:ascii="Times New Roman" w:hAnsi="Times New Roman" w:eastAsia="Times New Roman" w:cs="Times New Roman"/>
+          <w:color w:val="000000"/>
+          <w:sz w:val="24"/>
+        </w:rPr>
+        <w:t xml:space="preserve">that broadly);</w:t>
+      </w:r>
+      <w:r>
+        <w:rPr>
+          <w:rFonts w:ascii="Times New Roman" w:hAnsi="Times New Roman" w:eastAsia="Times New Roman" w:cs="Times New Roman"/>
+          <w:color w:val="000000"/>
+          <w:sz w:val="24"/>
+        </w:rPr>
         <w:t xml:space="preserve"> </w:t>
       </w:r>
       <w:r>
         <w:rPr>
           <w:iCs/>
+          <w:rFonts w:ascii="Times New Roman" w:hAnsi="Times New Roman" w:eastAsia="Times New Roman" w:cs="Times New Roman"/>
           <w:i/>
-        </w:rPr>
-        <w:t xml:space="preserve">compelled</w:t>
-      </w:r>
-      <w:r>
-        <w:t xml:space="preserve"> </w:t>
-      </w:r>
-      <w:r>
-        <w:t xml:space="preserve">notification requirement; Mr. Bernecky does not object to notification — he has already made it, voluntarily, and it was accepted. Brown’s condition, moreover, contained its own</w:t>
-      </w:r>
-      <w:r>
-        <w:t xml:space="preserve"> </w:t>
-      </w:r>
-      <w:r>
+          <w:color w:val="000000"/>
+          <w:sz w:val="24"/>
+        </w:rPr>
+        <w:t xml:space="preserve">see also United States v. Matteson</w:t>
+      </w:r>
+      <w:r>
+        <w:rPr>
+          <w:rFonts w:ascii="Times New Roman" w:hAnsi="Times New Roman" w:eastAsia="Times New Roman" w:cs="Times New Roman"/>
+          <w:color w:val="000000"/>
+          <w:sz w:val="24"/>
+        </w:rPr>
+        <w:t xml:space="preserve">, 327 F. App’x 791 (10th Cir. 2009).</w:t>
+      </w:r>
+      <w:r>
+        <w:rPr>
+          <w:rFonts w:ascii="Times New Roman" w:hAnsi="Times New Roman" w:eastAsia="Times New Roman" w:cs="Times New Roman"/>
+          <w:color w:val="000000"/>
+          <w:sz w:val="24"/>
+        </w:rPr>
+        <w:t xml:space="preserve"> </w:t>
+      </w:r>
+      <w:r>
+        <w:rPr>
+          <w:iCs/>
+          <w:rFonts w:ascii="Times New Roman" w:hAnsi="Times New Roman" w:eastAsia="Times New Roman" w:cs="Times New Roman"/>
+          <w:i/>
+          <w:color w:val="000000"/>
+          <w:sz w:val="24"/>
+        </w:rPr>
+        <w:t xml:space="preserve">Mike</w:t>
+      </w:r>
+      <w:r>
+        <w:rPr>
+          <w:rFonts w:ascii="Times New Roman" w:hAnsi="Times New Roman" w:eastAsia="Times New Roman" w:cs="Times New Roman"/>
+          <w:color w:val="000000"/>
+          <w:sz w:val="24"/>
+        </w:rPr>
+        <w:t xml:space="preserve"> </w:t>
+      </w:r>
+      <w:r>
+        <w:rPr>
+          <w:rFonts w:ascii="Times New Roman" w:hAnsi="Times New Roman" w:eastAsia="Times New Roman" w:cs="Times New Roman"/>
+          <w:color w:val="000000"/>
+          <w:sz w:val="24"/>
+        </w:rPr>
+        <w:t xml:space="preserve">reached that conclusion as a matter of reasoned prediction about how the condition</w:t>
+      </w:r>
+      <w:r>
+        <w:rPr>
+          <w:rFonts w:ascii="Times New Roman" w:hAnsi="Times New Roman" w:eastAsia="Times New Roman" w:cs="Times New Roman"/>
+          <w:color w:val="000000"/>
+          <w:sz w:val="24"/>
+        </w:rPr>
+        <w:t xml:space="preserve"> </w:t>
+      </w:r>
+      <w:r>
+        <w:rPr>
+          <w:iCs/>
+          <w:rFonts w:ascii="Times New Roman" w:hAnsi="Times New Roman" w:eastAsia="Times New Roman" w:cs="Times New Roman"/>
+          <w:i/>
+          <w:color w:val="000000"/>
+          <w:sz w:val="24"/>
+        </w:rPr>
+        <w:t xml:space="preserve">could</w:t>
+      </w:r>
+      <w:r>
+        <w:rPr>
+          <w:rFonts w:ascii="Times New Roman" w:hAnsi="Times New Roman" w:eastAsia="Times New Roman" w:cs="Times New Roman"/>
+          <w:color w:val="000000"/>
+          <w:sz w:val="24"/>
+        </w:rPr>
+        <w:t xml:space="preserve"> </w:t>
+      </w:r>
+      <w:r>
+        <w:rPr>
+          <w:rFonts w:ascii="Times New Roman" w:hAnsi="Times New Roman" w:eastAsia="Times New Roman" w:cs="Times New Roman"/>
+          <w:color w:val="000000"/>
+          <w:sz w:val="24"/>
+        </w:rPr>
+        <w:t xml:space="preserve">be read. Here, the prediction has already come true, unprompted, in the ordinary course of Mr. Bernecky’s own job search. And once the ambiguity surfaced, Probation’s own conduct compounded rather than resolved it: an informal, non-committal assurance, followed by no contact with the employer at all and no response to Mr. Bernecky’s own inquiries, leaving the ambiguity — and the job — exactly where they were.</w:t>
+      </w:r>
+    </w:p>
+    <w:p>
+      <w:pPr>
+        <w:pStyle w:val="BodyText"/>
+        <w:spacing w:line="480" w:lineRule="auto" w:before="0" w:after="0"/>
+        <w:ind w:firstLine="720"/>
+      </w:pPr>
+      <w:r>
+        <w:rPr>
+          <w:rFonts w:ascii="Times New Roman" w:hAnsi="Times New Roman" w:eastAsia="Times New Roman" w:cs="Times New Roman"/>
+          <w:color w:val="000000"/>
+          <w:sz w:val="24"/>
+        </w:rPr>
+        <w:t xml:space="preserve">Independent of the vagueness point, nothing in the CIMP condition’s text authorizes reaching a third party’s systems at all, regardless of who first raises the question. To whatever extent Probation’s eventual administration of this condition is understood to reach the employer’s systems, that reading exceeds any authority the Judgment or this Court has conferred, and Mr. Bernecky may raise that excess in his own right. This is not a third-party-standing problem requiring him to assert his employer’s own rights: his injury — jeopardized employment, a live risk of a violation finding premised on an unauthorized reading of his own condition, and a direct burden on his own liberty —</w:t>
+      </w:r>
+      <w:r>
+        <w:rPr>
+          <w:rFonts w:ascii="Times New Roman" w:hAnsi="Times New Roman" w:eastAsia="Times New Roman" w:cs="Times New Roman"/>
+          <w:color w:val="000000"/>
+          <w:sz w:val="24"/>
+        </w:rPr>
+        <w:t xml:space="preserve"> </w:t>
+      </w:r>
+      <w:r>
+        <w:rPr>
+          <w:rFonts w:ascii="Times New Roman" w:hAnsi="Times New Roman" w:eastAsia="Times New Roman" w:cs="Times New Roman"/>
+          <w:color w:val="000000"/>
+          <w:sz w:val="24"/>
+        </w:rPr>
         <w:t xml:space="preserve">“</w:t>
       </w:r>
       <w:r>
+        <w:rPr>
+          <w:rFonts w:ascii="Times New Roman" w:hAnsi="Times New Roman" w:eastAsia="Times New Roman" w:cs="Times New Roman"/>
+          <w:color w:val="000000"/>
+          <w:sz w:val="24"/>
+        </w:rPr>
+        <w:t xml:space="preserve">seeks to vindicate [his] own constitutional interests,</w:t>
+      </w:r>
+      <w:r>
+        <w:rPr>
+          <w:rFonts w:ascii="Times New Roman" w:hAnsi="Times New Roman" w:eastAsia="Times New Roman" w:cs="Times New Roman"/>
+          <w:color w:val="000000"/>
+          <w:sz w:val="24"/>
+        </w:rPr>
+        <w:t xml:space="preserve">”</w:t>
+      </w:r>
+      <w:r>
+        <w:rPr>
+          <w:rFonts w:ascii="Times New Roman" w:hAnsi="Times New Roman" w:eastAsia="Times New Roman" w:cs="Times New Roman"/>
+          <w:color w:val="000000"/>
+          <w:sz w:val="24"/>
+        </w:rPr>
+        <w:t xml:space="preserve"> </w:t>
+      </w:r>
+      <w:r>
+        <w:rPr>
+          <w:rFonts w:ascii="Times New Roman" w:hAnsi="Times New Roman" w:eastAsia="Times New Roman" w:cs="Times New Roman"/>
+          <w:color w:val="000000"/>
+          <w:sz w:val="24"/>
+        </w:rPr>
+        <w:t xml:space="preserve">not the employer’s.</w:t>
+      </w:r>
+      <w:r>
+        <w:rPr>
+          <w:rFonts w:ascii="Times New Roman" w:hAnsi="Times New Roman" w:eastAsia="Times New Roman" w:cs="Times New Roman"/>
+          <w:color w:val="000000"/>
+          <w:sz w:val="24"/>
+        </w:rPr>
+        <w:t xml:space="preserve"> </w:t>
+      </w:r>
+      <w:r>
+        <w:rPr>
+          <w:iCs/>
+          <w:rFonts w:ascii="Times New Roman" w:hAnsi="Times New Roman" w:eastAsia="Times New Roman" w:cs="Times New Roman"/>
+          <w:i/>
+          <w:color w:val="000000"/>
+          <w:sz w:val="24"/>
+        </w:rPr>
+        <w:t xml:space="preserve">Bond v. United States</w:t>
+      </w:r>
+      <w:r>
+        <w:rPr>
+          <w:rFonts w:ascii="Times New Roman" w:hAnsi="Times New Roman" w:eastAsia="Times New Roman" w:cs="Times New Roman"/>
+          <w:color w:val="000000"/>
+          <w:sz w:val="24"/>
+        </w:rPr>
+        <w:t xml:space="preserve">, 564 U.S. 211, 220 (2011). Should the Court view the matter differently, ordinary third-party standing doctrine would independently support Mr. Bernecky’s ability to raise this claim, given the close relationship between his own compliance and the employer’s cooperation, and the genuine, non-tactical hindrance an employer faces in litigating its own Fourth Amendment interests inside someone else’s federal criminal case.</w:t>
+      </w:r>
+      <w:r>
+        <w:rPr>
+          <w:rFonts w:ascii="Times New Roman" w:hAnsi="Times New Roman" w:eastAsia="Times New Roman" w:cs="Times New Roman"/>
+          <w:color w:val="000000"/>
+          <w:sz w:val="24"/>
+        </w:rPr>
+        <w:t xml:space="preserve"> </w:t>
+      </w:r>
+      <w:r>
+        <w:rPr>
+          <w:iCs/>
+          <w:rFonts w:ascii="Times New Roman" w:hAnsi="Times New Roman" w:eastAsia="Times New Roman" w:cs="Times New Roman"/>
+          <w:i/>
+          <w:color w:val="000000"/>
+          <w:sz w:val="24"/>
+        </w:rPr>
+        <w:t xml:space="preserve">See Powers v. Ohio</w:t>
+      </w:r>
+      <w:r>
+        <w:rPr>
+          <w:rFonts w:ascii="Times New Roman" w:hAnsi="Times New Roman" w:eastAsia="Times New Roman" w:cs="Times New Roman"/>
+          <w:color w:val="000000"/>
+          <w:sz w:val="24"/>
+        </w:rPr>
+        <w:t xml:space="preserve">, 499 U.S. 400 (1991);</w:t>
+      </w:r>
+      <w:r>
+        <w:rPr>
+          <w:rFonts w:ascii="Times New Roman" w:hAnsi="Times New Roman" w:eastAsia="Times New Roman" w:cs="Times New Roman"/>
+          <w:color w:val="000000"/>
+          <w:sz w:val="24"/>
+        </w:rPr>
+        <w:t xml:space="preserve"> </w:t>
+      </w:r>
+      <w:r>
+        <w:rPr>
+          <w:iCs/>
+          <w:rFonts w:ascii="Times New Roman" w:hAnsi="Times New Roman" w:eastAsia="Times New Roman" w:cs="Times New Roman"/>
+          <w:i/>
+          <w:color w:val="000000"/>
+          <w:sz w:val="24"/>
+        </w:rPr>
+        <w:t xml:space="preserve">Kowalski v. Tesmer</w:t>
+      </w:r>
+      <w:r>
+        <w:rPr>
+          <w:rFonts w:ascii="Times New Roman" w:hAnsi="Times New Roman" w:eastAsia="Times New Roman" w:cs="Times New Roman"/>
+          <w:color w:val="000000"/>
+          <w:sz w:val="24"/>
+        </w:rPr>
+        <w:t xml:space="preserve">, 543 U.S. 125 (2004);</w:t>
+      </w:r>
+      <w:r>
+        <w:rPr>
+          <w:rFonts w:ascii="Times New Roman" w:hAnsi="Times New Roman" w:eastAsia="Times New Roman" w:cs="Times New Roman"/>
+          <w:color w:val="000000"/>
+          <w:sz w:val="24"/>
+        </w:rPr>
+        <w:t xml:space="preserve"> </w:t>
+      </w:r>
+      <w:r>
+        <w:rPr>
+          <w:iCs/>
+          <w:rFonts w:ascii="Times New Roman" w:hAnsi="Times New Roman" w:eastAsia="Times New Roman" w:cs="Times New Roman"/>
+          <w:i/>
+          <w:color w:val="000000"/>
+          <w:sz w:val="24"/>
+        </w:rPr>
+        <w:t xml:space="preserve">Singleton v. Wulff</w:t>
+      </w:r>
+      <w:r>
+        <w:rPr>
+          <w:rFonts w:ascii="Times New Roman" w:hAnsi="Times New Roman" w:eastAsia="Times New Roman" w:cs="Times New Roman"/>
+          <w:color w:val="000000"/>
+          <w:sz w:val="24"/>
+        </w:rPr>
+        <w:t xml:space="preserve">, 428 U.S. 106 (1976);</w:t>
+      </w:r>
+      <w:r>
+        <w:rPr>
+          <w:rFonts w:ascii="Times New Roman" w:hAnsi="Times New Roman" w:eastAsia="Times New Roman" w:cs="Times New Roman"/>
+          <w:color w:val="000000"/>
+          <w:sz w:val="24"/>
+        </w:rPr>
+        <w:t xml:space="preserve"> </w:t>
+      </w:r>
+      <w:r>
+        <w:rPr>
+          <w:iCs/>
+          <w:rFonts w:ascii="Times New Roman" w:hAnsi="Times New Roman" w:eastAsia="Times New Roman" w:cs="Times New Roman"/>
+          <w:i/>
+          <w:color w:val="000000"/>
+          <w:sz w:val="24"/>
+        </w:rPr>
+        <w:t xml:space="preserve">Warth v. Seldin</w:t>
+      </w:r>
+      <w:r>
+        <w:rPr>
+          <w:rFonts w:ascii="Times New Roman" w:hAnsi="Times New Roman" w:eastAsia="Times New Roman" w:cs="Times New Roman"/>
+          <w:color w:val="000000"/>
+          <w:sz w:val="24"/>
+        </w:rPr>
+        <w:t xml:space="preserve">, 422 U.S. 490 (1975).</w:t>
+      </w:r>
+    </w:p>
+    <w:p>
+      <w:pPr>
+        <w:pStyle w:val="BodyText"/>
+        <w:spacing w:line="480" w:lineRule="auto" w:before="0" w:after="0"/>
+        <w:ind w:firstLine="720"/>
+      </w:pPr>
+      <w:r>
+        <w:rPr>
+          <w:bCs/>
+          <w:rFonts w:ascii="Times New Roman" w:hAnsi="Times New Roman" w:eastAsia="Times New Roman" w:cs="Times New Roman"/>
+          <w:b/>
+          <w:color w:val="000000"/>
+          <w:sz w:val="24"/>
+        </w:rPr>
+        <w:t xml:space="preserve">4. The condition’s own text already embraces a capability limit; it should be applied consistently, and third-party devices should be excluded outright rather than monitored.</w:t>
+      </w:r>
+    </w:p>
+    <w:p>
+      <w:pPr>
+        <w:pStyle w:val="BodyText"/>
+        <w:spacing w:line="480" w:lineRule="auto" w:before="0" w:after="0"/>
+        <w:ind w:firstLine="720"/>
+      </w:pPr>
+      <w:r>
+        <w:rPr>
+          <w:rFonts w:ascii="Times New Roman" w:hAnsi="Times New Roman" w:eastAsia="Times New Roman" w:cs="Times New Roman"/>
+          <w:color w:val="000000"/>
+          <w:sz w:val="24"/>
+        </w:rPr>
+        <w:t xml:space="preserve">The CIMP condition opens with a capability qualifier —</w:t>
+      </w:r>
+      <w:r>
+        <w:rPr>
+          <w:rFonts w:ascii="Times New Roman" w:hAnsi="Times New Roman" w:eastAsia="Times New Roman" w:cs="Times New Roman"/>
+          <w:color w:val="000000"/>
+          <w:sz w:val="24"/>
+        </w:rPr>
+        <w:t xml:space="preserve"> </w:t>
+      </w:r>
+      <w:r>
+        <w:rPr>
+          <w:rFonts w:ascii="Times New Roman" w:hAnsi="Times New Roman" w:eastAsia="Times New Roman" w:cs="Times New Roman"/>
+          <w:color w:val="000000"/>
+          <w:sz w:val="24"/>
+        </w:rPr>
+        <w:t xml:space="preserve">“</w:t>
+      </w:r>
+      <w:r>
+        <w:rPr>
+          <w:rFonts w:ascii="Times New Roman" w:hAnsi="Times New Roman" w:eastAsia="Times New Roman" w:cs="Times New Roman"/>
+          <w:color w:val="000000"/>
+          <w:sz w:val="24"/>
+        </w:rPr>
+        <w:t xml:space="preserve">any internet capable device</w:t>
+      </w:r>
+      <w:r>
+        <w:rPr>
+          <w:rFonts w:ascii="Times New Roman" w:hAnsi="Times New Roman" w:eastAsia="Times New Roman" w:cs="Times New Roman"/>
+          <w:color w:val="000000"/>
+          <w:sz w:val="24"/>
+        </w:rPr>
+        <w:t xml:space="preserve">”</w:t>
+      </w:r>
+      <w:r>
+        <w:rPr>
+          <w:rFonts w:ascii="Times New Roman" w:hAnsi="Times New Roman" w:eastAsia="Times New Roman" w:cs="Times New Roman"/>
+          <w:color w:val="000000"/>
+          <w:sz w:val="24"/>
+        </w:rPr>
+        <w:t xml:space="preserve"> </w:t>
+      </w:r>
+      <w:r>
+        <w:rPr>
+          <w:rFonts w:ascii="Times New Roman" w:hAnsi="Times New Roman" w:eastAsia="Times New Roman" w:cs="Times New Roman"/>
+          <w:color w:val="000000"/>
+          <w:sz w:val="24"/>
+        </w:rPr>
+        <w:t xml:space="preserve">— but the separate monitoring-authorization clause drops that qualifier and instead reaches any device</w:t>
+      </w:r>
+      <w:r>
+        <w:rPr>
+          <w:rFonts w:ascii="Times New Roman" w:hAnsi="Times New Roman" w:eastAsia="Times New Roman" w:cs="Times New Roman"/>
+          <w:color w:val="000000"/>
+          <w:sz w:val="24"/>
+        </w:rPr>
+        <w:t xml:space="preserve"> </w:t>
+      </w:r>
+      <w:r>
+        <w:rPr>
+          <w:rFonts w:ascii="Times New Roman" w:hAnsi="Times New Roman" w:eastAsia="Times New Roman" w:cs="Times New Roman"/>
+          <w:color w:val="000000"/>
+          <w:sz w:val="24"/>
+        </w:rPr>
+        <w:t xml:space="preserve">“</w:t>
+      </w:r>
+      <w:r>
+        <w:rPr>
+          <w:rFonts w:ascii="Times New Roman" w:hAnsi="Times New Roman" w:eastAsia="Times New Roman" w:cs="Times New Roman"/>
+          <w:color w:val="000000"/>
+          <w:sz w:val="24"/>
+        </w:rPr>
+        <w:t xml:space="preserve">owned or operated by the defendant.</w:t>
+      </w:r>
+      <w:r>
+        <w:rPr>
+          <w:rFonts w:ascii="Times New Roman" w:hAnsi="Times New Roman" w:eastAsia="Times New Roman" w:cs="Times New Roman"/>
+          <w:color w:val="000000"/>
+          <w:sz w:val="24"/>
+        </w:rPr>
+        <w:t xml:space="preserve">”</w:t>
+      </w:r>
+      <w:r>
+        <w:rPr>
+          <w:rFonts w:ascii="Times New Roman" w:hAnsi="Times New Roman" w:eastAsia="Times New Roman" w:cs="Times New Roman"/>
+          <w:color w:val="000000"/>
+          <w:sz w:val="24"/>
+        </w:rPr>
+        <w:t xml:space="preserve"> </w:t>
+      </w:r>
+      <w:r>
+        <w:rPr>
+          <w:rFonts w:ascii="Times New Roman" w:hAnsi="Times New Roman" w:eastAsia="Times New Roman" w:cs="Times New Roman"/>
+          <w:color w:val="000000"/>
+          <w:sz w:val="24"/>
+        </w:rPr>
+        <w:t xml:space="preserve">Restoring internal consistency to the condition’s own drafting logic, calibrated to the capability actually implicated by this offense (the ability to access, store, or display images, not internet access generally), is not a request to import a foreign concept — it is a request that the condition mean, throughout, what its own opening sentence already says. Multiple circuits have accepted device-capability thresholds of exactly this kind in place of undifferentiated</w:t>
+      </w:r>
+      <w:r>
+        <w:rPr>
+          <w:rFonts w:ascii="Times New Roman" w:hAnsi="Times New Roman" w:eastAsia="Times New Roman" w:cs="Times New Roman"/>
+          <w:color w:val="000000"/>
+          <w:sz w:val="24"/>
+        </w:rPr>
+        <w:t xml:space="preserve"> </w:t>
+      </w:r>
+      <w:r>
+        <w:rPr>
+          <w:rFonts w:ascii="Times New Roman" w:hAnsi="Times New Roman" w:eastAsia="Times New Roman" w:cs="Times New Roman"/>
+          <w:color w:val="000000"/>
+          <w:sz w:val="24"/>
+        </w:rPr>
+        <w:t xml:space="preserve">“</w:t>
+      </w:r>
+      <w:r>
+        <w:rPr>
+          <w:rFonts w:ascii="Times New Roman" w:hAnsi="Times New Roman" w:eastAsia="Times New Roman" w:cs="Times New Roman"/>
+          <w:color w:val="000000"/>
+          <w:sz w:val="24"/>
+        </w:rPr>
+        <w:t xml:space="preserve">any device</w:t>
+      </w:r>
+      <w:r>
+        <w:rPr>
+          <w:rFonts w:ascii="Times New Roman" w:hAnsi="Times New Roman" w:eastAsia="Times New Roman" w:cs="Times New Roman"/>
+          <w:color w:val="000000"/>
+          <w:sz w:val="24"/>
+        </w:rPr>
+        <w:t xml:space="preserve">”</w:t>
+      </w:r>
+      <w:r>
+        <w:rPr>
+          <w:rFonts w:ascii="Times New Roman" w:hAnsi="Times New Roman" w:eastAsia="Times New Roman" w:cs="Times New Roman"/>
+          <w:color w:val="000000"/>
+          <w:sz w:val="24"/>
+        </w:rPr>
+        <w:t xml:space="preserve"> </w:t>
+      </w:r>
+      <w:r>
+        <w:rPr>
+          <w:rFonts w:ascii="Times New Roman" w:hAnsi="Times New Roman" w:eastAsia="Times New Roman" w:cs="Times New Roman"/>
+          <w:color w:val="000000"/>
+          <w:sz w:val="24"/>
+        </w:rPr>
+        <w:t xml:space="preserve">language.</w:t>
+      </w:r>
+      <w:r>
+        <w:rPr>
+          <w:rFonts w:ascii="Times New Roman" w:hAnsi="Times New Roman" w:eastAsia="Times New Roman" w:cs="Times New Roman"/>
+          <w:color w:val="000000"/>
+          <w:sz w:val="24"/>
+        </w:rPr>
+        <w:t xml:space="preserve"> </w:t>
+      </w:r>
+      <w:r>
+        <w:rPr>
+          <w:iCs/>
+          <w:rFonts w:ascii="Times New Roman" w:hAnsi="Times New Roman" w:eastAsia="Times New Roman" w:cs="Times New Roman"/>
+          <w:i/>
+          <w:color w:val="000000"/>
+          <w:sz w:val="24"/>
+        </w:rPr>
+        <w:t xml:space="preserve">E.g.</w:t>
+      </w:r>
+      <w:r>
+        <w:rPr>
+          <w:rFonts w:ascii="Times New Roman" w:hAnsi="Times New Roman" w:eastAsia="Times New Roman" w:cs="Times New Roman"/>
+          <w:color w:val="000000"/>
+          <w:sz w:val="24"/>
+        </w:rPr>
+        <w:t xml:space="preserve">,</w:t>
+      </w:r>
+      <w:r>
+        <w:rPr>
+          <w:rFonts w:ascii="Times New Roman" w:hAnsi="Times New Roman" w:eastAsia="Times New Roman" w:cs="Times New Roman"/>
+          <w:color w:val="000000"/>
+          <w:sz w:val="24"/>
+        </w:rPr>
+        <w:t xml:space="preserve"> </w:t>
+      </w:r>
+      <w:r>
+        <w:rPr>
+          <w:iCs/>
+          <w:rFonts w:ascii="Times New Roman" w:hAnsi="Times New Roman" w:eastAsia="Times New Roman" w:cs="Times New Roman"/>
+          <w:i/>
+          <w:color w:val="000000"/>
+          <w:sz w:val="24"/>
+        </w:rPr>
+        <w:t xml:space="preserve">United States v. Rath</w:t>
+      </w:r>
+      <w:r>
+        <w:rPr>
+          <w:rFonts w:ascii="Times New Roman" w:hAnsi="Times New Roman" w:eastAsia="Times New Roman" w:cs="Times New Roman"/>
+          <w:color w:val="000000"/>
+          <w:sz w:val="24"/>
+        </w:rPr>
+        <w:t xml:space="preserve">, No. 14-51059, 2015 WL 3559160 (5th Cir. June 8, 2015) (device permitted for school or work</w:t>
+      </w:r>
+      <w:r>
+        <w:rPr>
+          <w:rFonts w:ascii="Times New Roman" w:hAnsi="Times New Roman" w:eastAsia="Times New Roman" w:cs="Times New Roman"/>
+          <w:color w:val="000000"/>
+          <w:sz w:val="24"/>
+        </w:rPr>
+        <w:t xml:space="preserve"> </w:t>
+      </w:r>
+      <w:r>
+        <w:rPr>
+          <w:rFonts w:ascii="Times New Roman" w:hAnsi="Times New Roman" w:eastAsia="Times New Roman" w:cs="Times New Roman"/>
+          <w:color w:val="000000"/>
+          <w:sz w:val="24"/>
+        </w:rPr>
+        <w:t xml:space="preserve">“</w:t>
+      </w:r>
+      <w:r>
+        <w:rPr>
+          <w:rFonts w:ascii="Times New Roman" w:hAnsi="Times New Roman" w:eastAsia="Times New Roman" w:cs="Times New Roman"/>
+          <w:color w:val="000000"/>
+          <w:sz w:val="24"/>
+        </w:rPr>
+        <w:t xml:space="preserve">as long as the computer is not capable of Internet access</w:t>
+      </w:r>
+      <w:r>
+        <w:rPr>
+          <w:rFonts w:ascii="Times New Roman" w:hAnsi="Times New Roman" w:eastAsia="Times New Roman" w:cs="Times New Roman"/>
+          <w:color w:val="000000"/>
+          <w:sz w:val="24"/>
+        </w:rPr>
+        <w:t xml:space="preserve">”</w:t>
+      </w:r>
+      <w:r>
+        <w:rPr>
+          <w:rFonts w:ascii="Times New Roman" w:hAnsi="Times New Roman" w:eastAsia="Times New Roman" w:cs="Times New Roman"/>
+          <w:color w:val="000000"/>
+          <w:sz w:val="24"/>
+        </w:rPr>
+        <w:t xml:space="preserve">);</w:t>
+      </w:r>
+      <w:r>
+        <w:rPr>
+          <w:rFonts w:ascii="Times New Roman" w:hAnsi="Times New Roman" w:eastAsia="Times New Roman" w:cs="Times New Roman"/>
+          <w:color w:val="000000"/>
+          <w:sz w:val="24"/>
+        </w:rPr>
+        <w:t xml:space="preserve"> </w:t>
+      </w:r>
+      <w:r>
+        <w:rPr>
+          <w:iCs/>
+          <w:rFonts w:ascii="Times New Roman" w:hAnsi="Times New Roman" w:eastAsia="Times New Roman" w:cs="Times New Roman"/>
+          <w:i/>
+          <w:color w:val="000000"/>
+          <w:sz w:val="24"/>
+        </w:rPr>
+        <w:t xml:space="preserve">United States v. Ullman</w:t>
+      </w:r>
+      <w:r>
+        <w:rPr>
+          <w:rFonts w:ascii="Times New Roman" w:hAnsi="Times New Roman" w:eastAsia="Times New Roman" w:cs="Times New Roman"/>
+          <w:color w:val="000000"/>
+          <w:sz w:val="24"/>
+        </w:rPr>
+        <w:t xml:space="preserve">, No. 14-1414, 2015 WL 3559221 (10th Cir. June 8, 2015) (</w:t>
+      </w:r>
+      <w:r>
+        <w:rPr>
+          <w:rFonts w:ascii="Times New Roman" w:hAnsi="Times New Roman" w:eastAsia="Times New Roman" w:cs="Times New Roman"/>
+          <w:color w:val="000000"/>
+          <w:sz w:val="24"/>
+        </w:rPr>
+        <w:t xml:space="preserve">“</w:t>
+      </w:r>
+      <w:r>
+        <w:rPr>
+          <w:rFonts w:ascii="Times New Roman" w:hAnsi="Times New Roman" w:eastAsia="Times New Roman" w:cs="Times New Roman"/>
+          <w:color w:val="000000"/>
+          <w:sz w:val="24"/>
+        </w:rPr>
+        <w:t xml:space="preserve">devices without Internet access, such as gaming systems, are not restricted</w:t>
+      </w:r>
+      <w:r>
+        <w:rPr>
+          <w:rFonts w:ascii="Times New Roman" w:hAnsi="Times New Roman" w:eastAsia="Times New Roman" w:cs="Times New Roman"/>
+          <w:color w:val="000000"/>
+          <w:sz w:val="24"/>
+        </w:rPr>
+        <w:t xml:space="preserve">”</w:t>
+      </w:r>
+      <w:r>
+        <w:rPr>
+          <w:rFonts w:ascii="Times New Roman" w:hAnsi="Times New Roman" w:eastAsia="Times New Roman" w:cs="Times New Roman"/>
+          <w:color w:val="000000"/>
+          <w:sz w:val="24"/>
+        </w:rPr>
+        <w:t xml:space="preserve">).</w:t>
+      </w:r>
+    </w:p>
+    <w:p>
+      <w:pPr>
+        <w:pStyle w:val="BodyText"/>
+        <w:spacing w:line="480" w:lineRule="auto" w:before="0" w:after="0"/>
+        <w:ind w:firstLine="720"/>
+      </w:pPr>
+      <w:r>
+        <w:rPr>
+          <w:rFonts w:ascii="Times New Roman" w:hAnsi="Times New Roman" w:eastAsia="Times New Roman" w:cs="Times New Roman"/>
+          <w:color w:val="000000"/>
+          <w:sz w:val="24"/>
+        </w:rPr>
+        <w:t xml:space="preserve">Nearly all offenses of this kind occur in one place — a private residence — on devices capable of locating, retrieving, and displaying image content. The crime is not committed at a coffee shop, or while walking through a grocery store, or on a co-worker’s telephone. Monitoring authority should track that reality. It is entirely sufficient, and considerably less intrusive, to prohibit Mr. Bernecky outright from using a device he does not own, rather than to authorize monitoring, inspection, or capability-parity demands directed at a third party’s property. A flat prohibition on using another person’s device achieves the government’s interest at zero cost to any non-party, and avoids the ultra vires and standing problems discussed above entirely.</w:t>
+      </w:r>
+    </w:p>
+    <w:p>
+      <w:pPr>
+        <w:pStyle w:val="BodyText"/>
+        <w:spacing w:line="480" w:lineRule="auto" w:before="0" w:after="0"/>
+      </w:pPr>
+      <w:r>
+        <w:rPr>
+          <w:bCs/>
+          <w:rFonts w:ascii="Times New Roman" w:hAnsi="Times New Roman" w:eastAsia="Times New Roman" w:cs="Times New Roman"/>
+          <w:b/>
+          <w:color w:val="000000"/>
+          <w:sz w:val="24"/>
+        </w:rPr>
+        <w:t xml:space="preserve">5. Requested relief.</w:t>
+      </w:r>
+    </w:p>
+    <w:p>
+      <w:pPr>
+        <w:pStyle w:val="BodyText"/>
+        <w:spacing w:line="480" w:lineRule="auto" w:before="0" w:after="0"/>
+        <w:ind w:firstLine="720"/>
+      </w:pPr>
+      <w:r>
+        <w:rPr>
+          <w:rFonts w:ascii="Times New Roman" w:hAnsi="Times New Roman" w:eastAsia="Times New Roman" w:cs="Times New Roman"/>
+          <w:color w:val="000000"/>
+          <w:sz w:val="24"/>
+        </w:rPr>
+        <w:t xml:space="preserve">The Court should enter an order clarifying and, to the extent necessary, modifying Special Condition (a) to provide: (i) that Mr. Bernecky may satisfy any employer-facing aspect of the condition either by voluntary disclosure of his conviction to the employer, without any further employer-permission showing, or, independently, by the employer’s consent to monitoring of its own systems on an</w:t>
+      </w:r>
+      <w:r>
+        <w:rPr>
+          <w:rFonts w:ascii="Times New Roman" w:hAnsi="Times New Roman" w:eastAsia="Times New Roman" w:cs="Times New Roman"/>
+          <w:color w:val="000000"/>
+          <w:sz w:val="24"/>
+        </w:rPr>
+        <w:t xml:space="preserve"> </w:t>
+      </w:r>
+      <w:r>
+        <w:rPr>
+          <w:rFonts w:ascii="Times New Roman" w:hAnsi="Times New Roman" w:eastAsia="Times New Roman" w:cs="Times New Roman"/>
+          <w:color w:val="000000"/>
+          <w:sz w:val="24"/>
+        </w:rPr>
+        <w:t xml:space="preserve">“</w:t>
+      </w:r>
+      <w:r>
+        <w:rPr>
+          <w:rFonts w:ascii="Times New Roman" w:hAnsi="Times New Roman" w:eastAsia="Times New Roman" w:cs="Times New Roman"/>
+          <w:color w:val="000000"/>
+          <w:sz w:val="24"/>
+        </w:rPr>
         <w:t xml:space="preserve">as permitted by the employer</w:t>
       </w:r>
       <w:r>
+        <w:rPr>
+          <w:rFonts w:ascii="Times New Roman" w:hAnsi="Times New Roman" w:eastAsia="Times New Roman" w:cs="Times New Roman"/>
+          <w:color w:val="000000"/>
+          <w:sz w:val="24"/>
+        </w:rPr>
         <w:t xml:space="preserve">”</w:t>
       </w:r>
       <w:r>
-        <w:t xml:space="preserve"> </w:t>
-      </w:r>
-      <w:r>
-        <w:t xml:space="preserve">clause — a built-in consent gate Mr. Bernecky’s condition lacks entirely. And Brown’s occupational-restriction holding arose on plain-error review, a posture materially different from the de novo consideration this motion invites.</w:t>
-      </w:r>
-    </w:p>
-    <w:p>
-      <w:pPr>
-        <w:pStyle w:val="BodyText"/>
-      </w:pPr>
-      <w:r>
-        <w:t xml:space="preserve">The disproportion is sharpened by the facts of this specific job: the position at the contact lens manufacturer requires no public internet access at all, and the employer has already offered an internet-disabled internal account. CIMP’s stated purpose — monitoring internet-facilitated risk — has essentially no application here, and yet Mr. Bernecky remains suspended from employment he is separately required, under Standard Condition 7, to maintain.</w:t>
-      </w:r>
-    </w:p>
-    <w:p>
-      <w:pPr>
-        <w:pStyle w:val="BodyText"/>
-      </w:pPr>
-      <w:r>
-        <w:rPr>
-          <w:bCs/>
-          <w:b/>
-        </w:rPr>
-        <w:t xml:space="preserve">3. Probation’s demand exceeds any authority the Judgment or the Court has conferred over a non-party, and Mr. Bernecky has standing to say so in his own right.</w:t>
-      </w:r>
-    </w:p>
-    <w:p>
-      <w:pPr>
-        <w:pStyle w:val="BodyText"/>
-      </w:pPr>
-      <w:r>
-        <w:t xml:space="preserve">Nothing in the CIMP condition’s text authorizes any demand directed at a third party’s systems. This is not a third-party-standing problem requiring Mr. Bernecky to assert his employer’s own rights: his injury — lost employment, a live risk of a violation finding premised on an unauthorized demand, and a direct burden on his own liberty —</w:t>
-      </w:r>
-      <w:r>
-        <w:t xml:space="preserve"> </w:t>
-      </w:r>
-      <w:r>
+        <w:rPr>
+          <w:rFonts w:ascii="Times New Roman" w:hAnsi="Times New Roman" w:eastAsia="Times New Roman" w:cs="Times New Roman"/>
+          <w:color w:val="000000"/>
+          <w:sz w:val="24"/>
+        </w:rPr>
+        <w:t xml:space="preserve"> </w:t>
+      </w:r>
+      <w:r>
+        <w:rPr>
+          <w:rFonts w:ascii="Times New Roman" w:hAnsi="Times New Roman" w:eastAsia="Times New Roman" w:cs="Times New Roman"/>
+          <w:color w:val="000000"/>
+          <w:sz w:val="24"/>
+        </w:rPr>
+        <w:t xml:space="preserve">basis modeled on</w:t>
+      </w:r>
+      <w:r>
+        <w:rPr>
+          <w:rFonts w:ascii="Times New Roman" w:hAnsi="Times New Roman" w:eastAsia="Times New Roman" w:cs="Times New Roman"/>
+          <w:color w:val="000000"/>
+          <w:sz w:val="24"/>
+        </w:rPr>
+        <w:t xml:space="preserve"> </w:t>
+      </w:r>
+      <w:r>
+        <w:rPr>
+          <w:iCs/>
+          <w:rFonts w:ascii="Times New Roman" w:hAnsi="Times New Roman" w:eastAsia="Times New Roman" w:cs="Times New Roman"/>
+          <w:i/>
+          <w:color w:val="000000"/>
+          <w:sz w:val="24"/>
+        </w:rPr>
+        <w:t xml:space="preserve">Brown</w:t>
+      </w:r>
+      <w:r>
+        <w:rPr>
+          <w:rFonts w:ascii="Times New Roman" w:hAnsi="Times New Roman" w:eastAsia="Times New Roman" w:cs="Times New Roman"/>
+          <w:color w:val="000000"/>
+          <w:sz w:val="24"/>
+        </w:rPr>
+        <w:t xml:space="preserve">’s own structure — with an employer’s refusal to permit monitoring deemed neither a violation by Mr. Bernecky nor a bar to his employment; (ii) that the devices actually subject to monitoring are limited to those Mr. Bernecky owns and keeps or brings to his residence that are capable of accessing, storing, or displaying image content, consistent with the condition’s own</w:t>
+      </w:r>
+      <w:r>
+        <w:rPr>
+          <w:rFonts w:ascii="Times New Roman" w:hAnsi="Times New Roman" w:eastAsia="Times New Roman" w:cs="Times New Roman"/>
+          <w:color w:val="000000"/>
+          <w:sz w:val="24"/>
+        </w:rPr>
+        <w:t xml:space="preserve"> </w:t>
+      </w:r>
+      <w:r>
+        <w:rPr>
+          <w:rFonts w:ascii="Times New Roman" w:hAnsi="Times New Roman" w:eastAsia="Times New Roman" w:cs="Times New Roman"/>
+          <w:color w:val="000000"/>
+          <w:sz w:val="24"/>
+        </w:rPr>
         <w:t xml:space="preserve">“</w:t>
       </w:r>
       <w:r>
-        <w:t xml:space="preserve">seeks to vindicate [his] own constitutional interests,</w:t>
-      </w:r>
-      <w:r>
+        <w:rPr>
+          <w:rFonts w:ascii="Times New Roman" w:hAnsi="Times New Roman" w:eastAsia="Times New Roman" w:cs="Times New Roman"/>
+          <w:color w:val="000000"/>
+          <w:sz w:val="24"/>
+        </w:rPr>
+        <w:t xml:space="preserve">internet capable device</w:t>
+      </w:r>
+      <w:r>
+        <w:rPr>
+          <w:rFonts w:ascii="Times New Roman" w:hAnsi="Times New Roman" w:eastAsia="Times New Roman" w:cs="Times New Roman"/>
+          <w:color w:val="000000"/>
+          <w:sz w:val="24"/>
+        </w:rPr>
         <w:t xml:space="preserve">”</w:t>
       </w:r>
       <w:r>
-        <w:t xml:space="preserve"> </w:t>
-      </w:r>
-      <w:r>
-        <w:t xml:space="preserve">not the employer’s.</w:t>
-      </w:r>
-      <w:r>
-        <w:t xml:space="preserve"> </w:t>
-      </w:r>
-      <w:r>
-        <w:rPr>
-          <w:iCs/>
-          <w:i/>
-        </w:rPr>
-        <w:t xml:space="preserve">Bond v. United States</w:t>
-      </w:r>
-      <w:r>
-        <w:t xml:space="preserve">, 564 U.S. 211, 220 (2011). Should the Court view the matter differently, ordinary third-party standing doctrine would independently support Mr. Bernecky’s ability to raise this claim, given the close relationship between his own compliance and the employer’s cooperation, and the genuine, non-tactical hindrance an employer faces in litigating its own Fourth Amendment interests inside someone else’s federal criminal case.</w:t>
-      </w:r>
-      <w:r>
-        <w:t xml:space="preserve"> </w:t>
-      </w:r>
-      <w:r>
-        <w:rPr>
-          <w:iCs/>
-          <w:i/>
-        </w:rPr>
-        <w:t xml:space="preserve">See Powers v. Ohio</w:t>
-      </w:r>
-      <w:r>
-        <w:t xml:space="preserve">, 499 U.S. 400 (1991);</w:t>
-      </w:r>
-      <w:r>
-        <w:t xml:space="preserve"> </w:t>
-      </w:r>
-      <w:r>
-        <w:rPr>
-          <w:iCs/>
-          <w:i/>
-        </w:rPr>
-        <w:t xml:space="preserve">Kowalski v. Tesmer</w:t>
-      </w:r>
-      <w:r>
-        <w:t xml:space="preserve">, 543 U.S. 125 (2004);</w:t>
-      </w:r>
-      <w:r>
-        <w:t xml:space="preserve"> </w:t>
-      </w:r>
-      <w:r>
-        <w:rPr>
-          <w:iCs/>
-          <w:i/>
-        </w:rPr>
-        <w:t xml:space="preserve">Singleton v. Wulff</w:t>
-      </w:r>
-      <w:r>
-        <w:t xml:space="preserve">, 428 U.S. 106 (1976);</w:t>
-      </w:r>
-      <w:r>
-        <w:t xml:space="preserve"> </w:t>
-      </w:r>
-      <w:r>
-        <w:rPr>
-          <w:iCs/>
-          <w:i/>
-        </w:rPr>
-        <w:t xml:space="preserve">Warth v. Seldin</w:t>
-      </w:r>
-      <w:r>
-        <w:t xml:space="preserve">, 422 U.S. 490 (1975).</w:t>
-      </w:r>
-    </w:p>
-    <w:p>
-      <w:pPr>
-        <w:pStyle w:val="BodyText"/>
-      </w:pPr>
-      <w:r>
-        <w:t xml:space="preserve">A closely analogous case reached the same result on materially the same condition language. In</w:t>
-      </w:r>
-      <w:r>
-        <w:t xml:space="preserve"> </w:t>
-      </w:r>
-      <w:r>
-        <w:rPr>
-          <w:iCs/>
-          <w:i/>
-        </w:rPr>
-        <w:t xml:space="preserve">United States v. Mike</w:t>
-      </w:r>
-      <w:r>
-        <w:t xml:space="preserve">, 632 F.3d 686, 696-97 (10th Cir. 2011), the Tenth Circuit held a computer-monitoring condition unconstitutionally vague where it could be read to reach devices the defendant did not own — expressly including his employer’s computers — squarely rejecting the government’s argument that the condition</w:t>
-      </w:r>
-      <w:r>
-        <w:t xml:space="preserve"> </w:t>
-      </w:r>
-      <w:r>
-        <w:t xml:space="preserve">“</w:t>
-      </w:r>
-      <w:r>
-        <w:t xml:space="preserve">cannot be read fairly</w:t>
-      </w:r>
-      <w:r>
-        <w:t xml:space="preserve">”</w:t>
-      </w:r>
-      <w:r>
-        <w:t xml:space="preserve"> </w:t>
-      </w:r>
-      <w:r>
-        <w:t xml:space="preserve">that broadly. The court remanded with instructions that any intent to reach an employer’s devices would itself require the very § 5F1.5 findings discussed above.</w:t>
-      </w:r>
-      <w:r>
-        <w:t xml:space="preserve"> </w:t>
-      </w:r>
-      <w:r>
-        <w:rPr>
-          <w:iCs/>
-          <w:i/>
-        </w:rPr>
-        <w:t xml:space="preserve">Id.</w:t>
-      </w:r>
-      <w:r>
-        <w:t xml:space="preserve">;</w:t>
-      </w:r>
-      <w:r>
-        <w:t xml:space="preserve"> </w:t>
-      </w:r>
-      <w:r>
-        <w:rPr>
-          <w:iCs/>
-          <w:i/>
-        </w:rPr>
-        <w:t xml:space="preserve">see also United States v. Matteson</w:t>
-      </w:r>
-      <w:r>
-        <w:t xml:space="preserve">, 327 F. App’x 791 (10th Cir. 2009). Though out of circuit,</w:t>
-      </w:r>
-      <w:r>
-        <w:t xml:space="preserve"> </w:t>
-      </w:r>
-      <w:r>
-        <w:rPr>
-          <w:iCs/>
-          <w:i/>
-        </w:rPr>
-        <w:t xml:space="preserve">Mike</w:t>
-      </w:r>
-      <w:r>
-        <w:t xml:space="preserve"> </w:t>
-      </w:r>
-      <w:r>
-        <w:t xml:space="preserve">is squarely on point: a probation officer here has already read</w:t>
-      </w:r>
-      <w:r>
-        <w:t xml:space="preserve"> </w:t>
-      </w:r>
-      <w:r>
-        <w:t xml:space="preserve">“</w:t>
-      </w:r>
-      <w:r>
-        <w:t xml:space="preserve">owned or operated by the defendant</w:t>
-      </w:r>
-      <w:r>
-        <w:t xml:space="preserve">”</w:t>
-      </w:r>
-      <w:r>
-        <w:t xml:space="preserve"> </w:t>
-      </w:r>
-      <w:r>
-        <w:t xml:space="preserve">to reach an employer’s systems, exactly the reading</w:t>
-      </w:r>
-      <w:r>
-        <w:t xml:space="preserve"> </w:t>
-      </w:r>
-      <w:r>
-        <w:rPr>
-          <w:iCs/>
-          <w:i/>
-        </w:rPr>
-        <w:t xml:space="preserve">Mike</w:t>
-      </w:r>
-      <w:r>
-        <w:t xml:space="preserve"> </w:t>
-      </w:r>
-      <w:r>
-        <w:t xml:space="preserve">held impermissible absent clarification.</w:t>
-      </w:r>
-    </w:p>
-    <w:p>
-      <w:pPr>
-        <w:pStyle w:val="BodyText"/>
-      </w:pPr>
-      <w:r>
-        <w:rPr>
-          <w:bCs/>
-          <w:b/>
-        </w:rPr>
-        <w:t xml:space="preserve">4. The condition’s own text already embraces a capability limit; it should be applied consistently, and third-party devices should be excluded outright rather than monitored.</w:t>
-      </w:r>
-    </w:p>
-    <w:p>
-      <w:pPr>
-        <w:pStyle w:val="BodyText"/>
-      </w:pPr>
-      <w:r>
-        <w:t xml:space="preserve">The CIMP condition opens with a capability qualifier —</w:t>
-      </w:r>
-      <w:r>
-        <w:t xml:space="preserve"> </w:t>
-      </w:r>
-      <w:r>
-        <w:t xml:space="preserve">“</w:t>
-      </w:r>
-      <w:r>
-        <w:t xml:space="preserve">any internet capable device</w:t>
-      </w:r>
-      <w:r>
-        <w:t xml:space="preserve">”</w:t>
-      </w:r>
-      <w:r>
-        <w:t xml:space="preserve"> </w:t>
-      </w:r>
-      <w:r>
-        <w:t xml:space="preserve">— but the separate monitoring-authorization clause drops that qualifier and instead reaches any device</w:t>
-      </w:r>
-      <w:r>
-        <w:t xml:space="preserve"> </w:t>
-      </w:r>
-      <w:r>
-        <w:t xml:space="preserve">“</w:t>
-      </w:r>
-      <w:r>
-        <w:t xml:space="preserve">owned or operated by the defendant.</w:t>
-      </w:r>
-      <w:r>
-        <w:t xml:space="preserve">”</w:t>
-      </w:r>
-      <w:r>
-        <w:t xml:space="preserve"> </w:t>
-      </w:r>
-      <w:r>
-        <w:t xml:space="preserve">Restoring internal consistency to the condition’s own drafting logic, calibrated to the capability actually implicated by this offense (the ability to access, store, or display images, not internet access generally), is not a request to import a foreign concept — it is a request that the condition mean, throughout, what its own opening sentence already says. Multiple circuits have accepted device-capability thresholds of exactly this kind in place of undifferentiated</w:t>
-      </w:r>
-      <w:r>
-        <w:t xml:space="preserve"> </w:t>
-      </w:r>
-      <w:r>
-        <w:t xml:space="preserve">“</w:t>
-      </w:r>
-      <w:r>
-        <w:t xml:space="preserve">any device</w:t>
-      </w:r>
-      <w:r>
-        <w:t xml:space="preserve">”</w:t>
-      </w:r>
-      <w:r>
-        <w:t xml:space="preserve"> </w:t>
-      </w:r>
-      <w:r>
-        <w:t xml:space="preserve">language.</w:t>
-      </w:r>
-      <w:r>
-        <w:t xml:space="preserve"> </w:t>
-      </w:r>
-      <w:r>
-        <w:rPr>
-          <w:iCs/>
-          <w:i/>
-        </w:rPr>
-        <w:t xml:space="preserve">E.g.</w:t>
-      </w:r>
-      <w:r>
-        <w:t xml:space="preserve">,</w:t>
-      </w:r>
-      <w:r>
-        <w:t xml:space="preserve"> </w:t>
-      </w:r>
-      <w:r>
-        <w:rPr>
-          <w:iCs/>
-          <w:i/>
-        </w:rPr>
-        <w:t xml:space="preserve">United States v. Rath</w:t>
-      </w:r>
-      <w:r>
-        <w:t xml:space="preserve">, No. 14-51059, 2015 WL 3559160 (5th Cir. June 8, 2015) (device permitted for school or work</w:t>
-      </w:r>
-      <w:r>
-        <w:t xml:space="preserve"> </w:t>
-      </w:r>
-      <w:r>
-        <w:t xml:space="preserve">“</w:t>
-      </w:r>
-      <w:r>
-        <w:t xml:space="preserve">as long as the computer is not capable of Internet access</w:t>
-      </w:r>
-      <w:r>
-        <w:t xml:space="preserve">”</w:t>
-      </w:r>
-      <w:r>
-        <w:t xml:space="preserve">);</w:t>
-      </w:r>
-      <w:r>
-        <w:t xml:space="preserve"> </w:t>
-      </w:r>
-      <w:r>
-        <w:rPr>
-          <w:iCs/>
-          <w:i/>
-        </w:rPr>
-        <w:t xml:space="preserve">United States v. Ullman</w:t>
-      </w:r>
-      <w:r>
-        <w:t xml:space="preserve">, No. 14-1414, 2015 WL 3559221 (10th Cir. June 8, 2015) (</w:t>
-      </w:r>
-      <w:r>
-        <w:t xml:space="preserve">“</w:t>
-      </w:r>
-      <w:r>
-        <w:t xml:space="preserve">devices without Internet access, such as gaming systems, are not restricted</w:t>
-      </w:r>
-      <w:r>
-        <w:t xml:space="preserve">”</w:t>
-      </w:r>
-      <w:r>
-        <w:t xml:space="preserve">).</w:t>
-      </w:r>
-    </w:p>
-    <w:p>
-      <w:pPr>
-        <w:pStyle w:val="BodyText"/>
-      </w:pPr>
-      <w:r>
-        <w:t xml:space="preserve">Nearly all offenses of this kind occur in one place — a private residence — on devices capable of locating, retrieving, and displaying image content. The crime is not committed at a coffee shop, or while walking through a grocery store, or on a co-worker’s telephone. Monitoring authority should track that reality. It is entirely sufficient, and considerably less intrusive, to prohibit Mr. Bernecky outright from using a device he does not own, rather than to authorize monitoring, inspection, or capability-parity demands directed at a third party’s property. A flat prohibition on using another person’s device achieves the government’s interest at zero cost to any non-party, and avoids the ultra vires and standing problems discussed above entirely.</w:t>
-      </w:r>
-    </w:p>
-    <w:p>
-      <w:pPr>
-        <w:pStyle w:val="BodyText"/>
-      </w:pPr>
-      <w:r>
-        <w:rPr>
-          <w:bCs/>
-          <w:b/>
-        </w:rPr>
-        <w:t xml:space="preserve">5. Requested relief.</w:t>
-      </w:r>
-    </w:p>
-    <w:p>
-      <w:pPr>
-        <w:pStyle w:val="BodyText"/>
-      </w:pPr>
-      <w:r>
-        <w:t xml:space="preserve">The Court should enter an order clarifying and, to the extent necessary, modifying Special Condition (a) to provide: (i) that Mr. Bernecky may satisfy any employer-facing aspect of the condition either by voluntary disclosure of his conviction to the employer, without any further employer-permission showing, or, independently, by the employer’s consent to monitoring of its own systems on an</w:t>
-      </w:r>
-      <w:r>
-        <w:t xml:space="preserve"> </w:t>
-      </w:r>
-      <w:r>
-        <w:t xml:space="preserve">“</w:t>
-      </w:r>
-      <w:r>
-        <w:t xml:space="preserve">as permitted by the employer</w:t>
-      </w:r>
-      <w:r>
-        <w:t xml:space="preserve">”</w:t>
-      </w:r>
-      <w:r>
-        <w:t xml:space="preserve"> </w:t>
-      </w:r>
-      <w:r>
-        <w:t xml:space="preserve">basis modeled on</w:t>
-      </w:r>
-      <w:r>
-        <w:t xml:space="preserve"> </w:t>
-      </w:r>
-      <w:r>
-        <w:rPr>
-          <w:iCs/>
-          <w:i/>
-        </w:rPr>
-        <w:t xml:space="preserve">Brown</w:t>
-      </w:r>
-      <w:r>
-        <w:t xml:space="preserve">’s own structure — with an employer’s refusal to permit monitoring deemed neither a violation by Mr. Bernecky nor a bar to his employment; (ii) that the devices actually subject to monitoring are limited to those Mr. Bernecky owns and keeps or brings to his residence that are capable of accessing, storing, or displaying image content, consistent with the condition’s own</w:t>
-      </w:r>
-      <w:r>
-        <w:t xml:space="preserve"> </w:t>
-      </w:r>
-      <w:r>
-        <w:t xml:space="preserve">“</w:t>
-      </w:r>
-      <w:r>
-        <w:t xml:space="preserve">internet capable device</w:t>
-      </w:r>
-      <w:r>
-        <w:t xml:space="preserve">”</w:t>
-      </w:r>
-      <w:r>
-        <w:t xml:space="preserve"> </w:t>
-      </w:r>
-      <w:r>
+        <w:rPr>
+          <w:rFonts w:ascii="Times New Roman" w:hAnsi="Times New Roman" w:eastAsia="Times New Roman" w:cs="Times New Roman"/>
+          <w:color w:val="000000"/>
+          <w:sz w:val="24"/>
+        </w:rPr>
+        <w:t xml:space="preserve"> </w:t>
+      </w:r>
+      <w:r>
+        <w:rPr>
+          <w:rFonts w:ascii="Times New Roman" w:hAnsi="Times New Roman" w:eastAsia="Times New Roman" w:cs="Times New Roman"/>
+          <w:color w:val="000000"/>
+          <w:sz w:val="24"/>
+        </w:rPr>
         <w:t xml:space="preserve">language; and (iii) that Mr. Bernecky is prohibited from using another person’s personal device, in lieu of any monitoring or capability-parity demand directed at that person’s property.</w:t>
-      </w:r>
-    </w:p>
-    <w:p>
-      <w:r>
-        <w:pict>
-          <v:rect style="width:0;height:1.5pt" o:hralign="center" o:hrstd="t" o:hr="t"/>
-        </w:pict>
       </w:r>
     </w:p>
     <w:bookmarkEnd w:id="24"/>
@@ -1425,192 +3022,423 @@
     <w:p>
       <w:pPr>
         <w:pStyle w:val="Heading3"/>
-      </w:pPr>
-      <w:r>
+        <w:spacing w:line="480" w:lineRule="auto" w:before="0" w:after="0"/>
+      </w:pPr>
+      <w:r>
+        <w:rPr>
+          <w:rFonts w:ascii="Times New Roman" w:hAnsi="Times New Roman" w:eastAsia="Times New Roman" w:cs="Times New Roman"/>
+          <w:b/>
+          <w:color w:val="000000"/>
+          <w:sz w:val="24"/>
+        </w:rPr>
         <w:t xml:space="preserve">B. The Court Should Narrow CIMP’s Monitoring Method to Exclude Indiscriminate Keystroke-Level Logging</w:t>
       </w:r>
     </w:p>
     <w:p>
       <w:pPr>
         <w:pStyle w:val="FirstParagraph"/>
-      </w:pPr>
-      <w:r>
+        <w:spacing w:line="480" w:lineRule="auto" w:before="0" w:after="0"/>
+        <w:ind w:firstLine="720"/>
+      </w:pPr>
+      <w:r>
+        <w:rPr>
+          <w:rFonts w:ascii="Times New Roman" w:hAnsi="Times New Roman" w:eastAsia="Times New Roman" w:cs="Times New Roman"/>
+          <w:color w:val="000000"/>
+          <w:sz w:val="24"/>
+        </w:rPr>
         <w:t xml:space="preserve">The CIMP condition already contains a privilege-protection clause: monitoring</w:t>
       </w:r>
       <w:r>
-        <w:t xml:space="preserve"> </w:t>
-      </w:r>
-      <w:r>
+        <w:rPr>
+          <w:rFonts w:ascii="Times New Roman" w:hAnsi="Times New Roman" w:eastAsia="Times New Roman" w:cs="Times New Roman"/>
+          <w:color w:val="000000"/>
+          <w:sz w:val="24"/>
+        </w:rPr>
+        <w:t xml:space="preserve"> </w:t>
+      </w:r>
+      <w:r>
+        <w:rPr>
+          <w:rFonts w:ascii="Times New Roman" w:hAnsi="Times New Roman" w:eastAsia="Times New Roman" w:cs="Times New Roman"/>
+          <w:color w:val="000000"/>
+          <w:sz w:val="24"/>
+        </w:rPr>
         <w:t xml:space="preserve">“</w:t>
       </w:r>
       <w:r>
+        <w:rPr>
+          <w:rFonts w:ascii="Times New Roman" w:hAnsi="Times New Roman" w:eastAsia="Times New Roman" w:cs="Times New Roman"/>
+          <w:color w:val="000000"/>
+          <w:sz w:val="24"/>
+        </w:rPr>
         <w:t xml:space="preserve">shall be designed to avoid, as much as possible, reading any privileged information or any private material that is not illegal.</w:t>
       </w:r>
       <w:r>
+        <w:rPr>
+          <w:rFonts w:ascii="Times New Roman" w:hAnsi="Times New Roman" w:eastAsia="Times New Roman" w:cs="Times New Roman"/>
+          <w:color w:val="000000"/>
+          <w:sz w:val="24"/>
+        </w:rPr>
         <w:t xml:space="preserve">”</w:t>
       </w:r>
       <w:r>
+        <w:rPr>
+          <w:rFonts w:ascii="Times New Roman" w:hAnsi="Times New Roman" w:eastAsia="Times New Roman" w:cs="Times New Roman"/>
+          <w:color w:val="000000"/>
+          <w:sz w:val="24"/>
+        </w:rPr>
         <w:t xml:space="preserve"> </w:t>
       </w:r>
       <w:r>
         <w:rPr>
           <w:iCs/>
+          <w:rFonts w:ascii="Times New Roman" w:hAnsi="Times New Roman" w:eastAsia="Times New Roman" w:cs="Times New Roman"/>
           <w:i/>
+          <w:color w:val="000000"/>
+          <w:sz w:val="24"/>
         </w:rPr>
         <w:t xml:space="preserve">Kunz</w:t>
       </w:r>
       <w:r>
-        <w:t xml:space="preserve"> </w:t>
-      </w:r>
-      <w:r>
+        <w:rPr>
+          <w:rFonts w:ascii="Times New Roman" w:hAnsi="Times New Roman" w:eastAsia="Times New Roman" w:cs="Times New Roman"/>
+          <w:color w:val="000000"/>
+          <w:sz w:val="24"/>
+        </w:rPr>
+        <w:t xml:space="preserve"> </w:t>
+      </w:r>
+      <w:r>
+        <w:rPr>
+          <w:rFonts w:ascii="Times New Roman" w:hAnsi="Times New Roman" w:eastAsia="Times New Roman" w:cs="Times New Roman"/>
+          <w:color w:val="000000"/>
+          <w:sz w:val="24"/>
+        </w:rPr>
         <w:t xml:space="preserve">construed this identical clause and held it a real, judicially enforceable constraint on Probation —</w:t>
       </w:r>
       <w:r>
-        <w:t xml:space="preserve"> </w:t>
-      </w:r>
-      <w:r>
+        <w:rPr>
+          <w:rFonts w:ascii="Times New Roman" w:hAnsi="Times New Roman" w:eastAsia="Times New Roman" w:cs="Times New Roman"/>
+          <w:color w:val="000000"/>
+          <w:sz w:val="24"/>
+        </w:rPr>
+        <w:t xml:space="preserve"> </w:t>
+      </w:r>
+      <w:r>
+        <w:rPr>
+          <w:rFonts w:ascii="Times New Roman" w:hAnsi="Times New Roman" w:eastAsia="Times New Roman" w:cs="Times New Roman"/>
+          <w:color w:val="000000"/>
+          <w:sz w:val="24"/>
+        </w:rPr>
         <w:t xml:space="preserve">“</w:t>
       </w:r>
       <w:r>
+        <w:rPr>
+          <w:rFonts w:ascii="Times New Roman" w:hAnsi="Times New Roman" w:eastAsia="Times New Roman" w:cs="Times New Roman"/>
+          <w:color w:val="000000"/>
+          <w:sz w:val="24"/>
+        </w:rPr>
         <w:t xml:space="preserve">constrains the supervisors in their surveillance . . . by requiring them not to abuse their power and access,</w:t>
       </w:r>
       <w:r>
+        <w:rPr>
+          <w:rFonts w:ascii="Times New Roman" w:hAnsi="Times New Roman" w:eastAsia="Times New Roman" w:cs="Times New Roman"/>
+          <w:color w:val="000000"/>
+          <w:sz w:val="24"/>
+        </w:rPr>
         <w:t xml:space="preserve">”</w:t>
       </w:r>
       <w:r>
-        <w:t xml:space="preserve"> </w:t>
-      </w:r>
-      <w:r>
+        <w:rPr>
+          <w:rFonts w:ascii="Times New Roman" w:hAnsi="Times New Roman" w:eastAsia="Times New Roman" w:cs="Times New Roman"/>
+          <w:color w:val="000000"/>
+          <w:sz w:val="24"/>
+        </w:rPr>
+        <w:t xml:space="preserve"> </w:t>
+      </w:r>
+      <w:r>
+        <w:rPr>
+          <w:rFonts w:ascii="Times New Roman" w:hAnsi="Times New Roman" w:eastAsia="Times New Roman" w:cs="Times New Roman"/>
+          <w:color w:val="000000"/>
+          <w:sz w:val="24"/>
+        </w:rPr>
         <w:t xml:space="preserve">not surplusage. 68 F.4th at 766-67. Keystroke-level logging, which by definition captures every character typed — including privileged attorney-client communications, before any determination of privilege is even possible — cannot be reconciled with a monitoring method the condition’s own text requires to avoid reading such material. The point is not that no privilege protection exists; it is that keystroke-level capture, as a category, is incapable of honoring the protection the Judgment already promises.</w:t>
       </w:r>
     </w:p>
     <w:p>
       <w:pPr>
         <w:pStyle w:val="BodyText"/>
-      </w:pPr>
-      <w:r>
+        <w:spacing w:line="480" w:lineRule="auto" w:before="0" w:after="0"/>
+        <w:ind w:firstLine="720"/>
+      </w:pPr>
+      <w:r>
+        <w:rPr>
+          <w:rFonts w:ascii="Times New Roman" w:hAnsi="Times New Roman" w:eastAsia="Times New Roman" w:cs="Times New Roman"/>
+          <w:color w:val="000000"/>
+          <w:sz w:val="24"/>
+        </w:rPr>
         <w:t xml:space="preserve">The narrowing this argument seeks has direct support in this Circuit’s own case law concerning this exact offense type. In</w:t>
       </w:r>
       <w:r>
+        <w:rPr>
+          <w:rFonts w:ascii="Times New Roman" w:hAnsi="Times New Roman" w:eastAsia="Times New Roman" w:cs="Times New Roman"/>
+          <w:color w:val="000000"/>
+          <w:sz w:val="24"/>
+        </w:rPr>
         <w:t xml:space="preserve"> </w:t>
       </w:r>
       <w:r>
         <w:rPr>
           <w:iCs/>
+          <w:rFonts w:ascii="Times New Roman" w:hAnsi="Times New Roman" w:eastAsia="Times New Roman" w:cs="Times New Roman"/>
           <w:i/>
+          <w:color w:val="000000"/>
+          <w:sz w:val="24"/>
         </w:rPr>
         <w:t xml:space="preserve">United States v. Sofsky</w:t>
       </w:r>
       <w:r>
+        <w:rPr>
+          <w:rFonts w:ascii="Times New Roman" w:hAnsi="Times New Roman" w:eastAsia="Times New Roman" w:cs="Times New Roman"/>
+          <w:color w:val="000000"/>
+          <w:sz w:val="24"/>
+        </w:rPr>
         <w:t xml:space="preserve">, 287 F.3d 122, 126-27 (2d Cir. 2002), this Circuit held that</w:t>
       </w:r>
       <w:r>
-        <w:t xml:space="preserve"> </w:t>
-      </w:r>
-      <w:r>
+        <w:rPr>
+          <w:rFonts w:ascii="Times New Roman" w:hAnsi="Times New Roman" w:eastAsia="Times New Roman" w:cs="Times New Roman"/>
+          <w:color w:val="000000"/>
+          <w:sz w:val="24"/>
+        </w:rPr>
+        <w:t xml:space="preserve"> </w:t>
+      </w:r>
+      <w:r>
+        <w:rPr>
+          <w:rFonts w:ascii="Times New Roman" w:hAnsi="Times New Roman" w:eastAsia="Times New Roman" w:cs="Times New Roman"/>
+          <w:color w:val="000000"/>
+          <w:sz w:val="24"/>
+        </w:rPr>
         <w:t xml:space="preserve">“</w:t>
       </w:r>
       <w:r>
+        <w:rPr>
+          <w:rFonts w:ascii="Times New Roman" w:hAnsi="Times New Roman" w:eastAsia="Times New Roman" w:cs="Times New Roman"/>
+          <w:color w:val="000000"/>
+          <w:sz w:val="24"/>
+        </w:rPr>
         <w:t xml:space="preserve">a more focused restriction, limited to pornography sites and images,</w:t>
       </w:r>
       <w:r>
+        <w:rPr>
+          <w:rFonts w:ascii="Times New Roman" w:hAnsi="Times New Roman" w:eastAsia="Times New Roman" w:cs="Times New Roman"/>
+          <w:color w:val="000000"/>
+          <w:sz w:val="24"/>
+        </w:rPr>
         <w:t xml:space="preserve">”</w:t>
       </w:r>
       <w:r>
-        <w:t xml:space="preserve"> </w:t>
-      </w:r>
-      <w:r>
+        <w:rPr>
+          <w:rFonts w:ascii="Times New Roman" w:hAnsi="Times New Roman" w:eastAsia="Times New Roman" w:cs="Times New Roman"/>
+          <w:color w:val="000000"/>
+          <w:sz w:val="24"/>
+        </w:rPr>
+        <w:t xml:space="preserve"> </w:t>
+      </w:r>
+      <w:r>
+        <w:rPr>
+          <w:rFonts w:ascii="Times New Roman" w:hAnsi="Times New Roman" w:eastAsia="Times New Roman" w:cs="Times New Roman"/>
+          <w:color w:val="000000"/>
+          <w:sz w:val="24"/>
+        </w:rPr>
         <w:t xml:space="preserve">is an adequate, narrower alternative for an image-based offense. And in</w:t>
       </w:r>
       <w:r>
+        <w:rPr>
+          <w:rFonts w:ascii="Times New Roman" w:hAnsi="Times New Roman" w:eastAsia="Times New Roman" w:cs="Times New Roman"/>
+          <w:color w:val="000000"/>
+          <w:sz w:val="24"/>
+        </w:rPr>
         <w:t xml:space="preserve"> </w:t>
       </w:r>
       <w:r>
         <w:rPr>
           <w:iCs/>
+          <w:rFonts w:ascii="Times New Roman" w:hAnsi="Times New Roman" w:eastAsia="Times New Roman" w:cs="Times New Roman"/>
           <w:i/>
+          <w:color w:val="000000"/>
+          <w:sz w:val="24"/>
         </w:rPr>
         <w:t xml:space="preserve">United States v. Lifshitz</w:t>
       </w:r>
       <w:r>
+        <w:rPr>
+          <w:rFonts w:ascii="Times New Roman" w:hAnsi="Times New Roman" w:eastAsia="Times New Roman" w:cs="Times New Roman"/>
+          <w:color w:val="000000"/>
+          <w:sz w:val="24"/>
+        </w:rPr>
         <w:t xml:space="preserve">, 369 F.3d 173, 192 (2d Cir. 2004), this Circuit itself observed that constant, content-blind monitoring</w:t>
       </w:r>
       <w:r>
-        <w:t xml:space="preserve"> </w:t>
-      </w:r>
-      <w:r>
+        <w:rPr>
+          <w:rFonts w:ascii="Times New Roman" w:hAnsi="Times New Roman" w:eastAsia="Times New Roman" w:cs="Times New Roman"/>
+          <w:color w:val="000000"/>
+          <w:sz w:val="24"/>
+        </w:rPr>
+        <w:t xml:space="preserve"> </w:t>
+      </w:r>
+      <w:r>
+        <w:rPr>
+          <w:rFonts w:ascii="Times New Roman" w:hAnsi="Times New Roman" w:eastAsia="Times New Roman" w:cs="Times New Roman"/>
+          <w:color w:val="000000"/>
+          <w:sz w:val="24"/>
+        </w:rPr>
         <w:t xml:space="preserve">“</w:t>
       </w:r>
       <w:r>
+        <w:rPr>
+          <w:rFonts w:ascii="Times New Roman" w:hAnsi="Times New Roman" w:eastAsia="Times New Roman" w:cs="Times New Roman"/>
+          <w:color w:val="000000"/>
+          <w:sz w:val="24"/>
+        </w:rPr>
         <w:t xml:space="preserve">might be more like searching [a defendant’s] diary . . . than . . . the highly targeted diagnosis accomplished by drug testing,</w:t>
       </w:r>
       <w:r>
+        <w:rPr>
+          <w:rFonts w:ascii="Times New Roman" w:hAnsi="Times New Roman" w:eastAsia="Times New Roman" w:cs="Times New Roman"/>
+          <w:color w:val="000000"/>
+          <w:sz w:val="24"/>
+        </w:rPr>
         <w:t xml:space="preserve">”</w:t>
       </w:r>
       <w:r>
-        <w:t xml:space="preserve"> </w:t>
-      </w:r>
-      <w:r>
+        <w:rPr>
+          <w:rFonts w:ascii="Times New Roman" w:hAnsi="Times New Roman" w:eastAsia="Times New Roman" w:cs="Times New Roman"/>
+          <w:color w:val="000000"/>
+          <w:sz w:val="24"/>
+        </w:rPr>
+        <w:t xml:space="preserve"> </w:t>
+      </w:r>
+      <w:r>
+        <w:rPr>
+          <w:rFonts w:ascii="Times New Roman" w:hAnsi="Times New Roman" w:eastAsia="Times New Roman" w:cs="Times New Roman"/>
+          <w:color w:val="000000"/>
+          <w:sz w:val="24"/>
+        </w:rPr>
         <w:t xml:space="preserve">and — on remand — specifically approved keyword- or phrase-triggered monitoring as a narrower alternative to</w:t>
       </w:r>
       <w:r>
-        <w:t xml:space="preserve"> </w:t>
-      </w:r>
-      <w:r>
+        <w:rPr>
+          <w:rFonts w:ascii="Times New Roman" w:hAnsi="Times New Roman" w:eastAsia="Times New Roman" w:cs="Times New Roman"/>
+          <w:color w:val="000000"/>
+          <w:sz w:val="24"/>
+        </w:rPr>
+        <w:t xml:space="preserve"> </w:t>
+      </w:r>
+      <w:r>
+        <w:rPr>
+          <w:rFonts w:ascii="Times New Roman" w:hAnsi="Times New Roman" w:eastAsia="Times New Roman" w:cs="Times New Roman"/>
+          <w:color w:val="000000"/>
+          <w:sz w:val="24"/>
+        </w:rPr>
         <w:t xml:space="preserve">“</w:t>
       </w:r>
       <w:r>
+        <w:rPr>
+          <w:rFonts w:ascii="Times New Roman" w:hAnsi="Times New Roman" w:eastAsia="Times New Roman" w:cs="Times New Roman"/>
+          <w:color w:val="000000"/>
+          <w:sz w:val="24"/>
+        </w:rPr>
         <w:t xml:space="preserve">recording all varieties of computer-related activity.</w:t>
       </w:r>
       <w:r>
+        <w:rPr>
+          <w:rFonts w:ascii="Times New Roman" w:hAnsi="Times New Roman" w:eastAsia="Times New Roman" w:cs="Times New Roman"/>
+          <w:color w:val="000000"/>
+          <w:sz w:val="24"/>
+        </w:rPr>
         <w:t xml:space="preserve">”</w:t>
       </w:r>
       <w:r>
+        <w:rPr>
+          <w:rFonts w:ascii="Times New Roman" w:hAnsi="Times New Roman" w:eastAsia="Times New Roman" w:cs="Times New Roman"/>
+          <w:color w:val="000000"/>
+          <w:sz w:val="24"/>
+        </w:rPr>
         <w:t xml:space="preserve"> </w:t>
       </w:r>
       <w:r>
         <w:rPr>
           <w:iCs/>
+          <w:rFonts w:ascii="Times New Roman" w:hAnsi="Times New Roman" w:eastAsia="Times New Roman" w:cs="Times New Roman"/>
           <w:i/>
+          <w:color w:val="000000"/>
+          <w:sz w:val="24"/>
         </w:rPr>
         <w:t xml:space="preserve">Id.</w:t>
       </w:r>
       <w:r>
-        <w:t xml:space="preserve"> </w:t>
-      </w:r>
-      <w:r>
+        <w:rPr>
+          <w:rFonts w:ascii="Times New Roman" w:hAnsi="Times New Roman" w:eastAsia="Times New Roman" w:cs="Times New Roman"/>
+          <w:color w:val="000000"/>
+          <w:sz w:val="24"/>
+        </w:rPr>
+        <w:t xml:space="preserve"> </w:t>
+      </w:r>
+      <w:r>
+        <w:rPr>
+          <w:rFonts w:ascii="Times New Roman" w:hAnsi="Times New Roman" w:eastAsia="Times New Roman" w:cs="Times New Roman"/>
+          <w:color w:val="000000"/>
+          <w:sz w:val="24"/>
+        </w:rPr>
         <w:t xml:space="preserve">at 193 n.11. Mr. Bernecky’s offense is entirely pictorial; unlike a computer-fraud or communications-based offense, in which the content of what was typed is itself the legally significant conduct, nothing about image-based possession justifies capturing the content of everything he writes.</w:t>
       </w:r>
     </w:p>
     <w:p>
       <w:pPr>
         <w:pStyle w:val="BodyText"/>
-      </w:pPr>
-      <w:r>
+        <w:spacing w:line="480" w:lineRule="auto" w:before="0" w:after="0"/>
+        <w:ind w:firstLine="720"/>
+      </w:pPr>
+      <w:r>
+        <w:rPr>
+          <w:rFonts w:ascii="Times New Roman" w:hAnsi="Times New Roman" w:eastAsia="Times New Roman" w:cs="Times New Roman"/>
+          <w:color w:val="000000"/>
+          <w:sz w:val="24"/>
+        </w:rPr>
         <w:t xml:space="preserve">The Court should modify Special Condition (a) to require that CIMP be implemented through a method — domain- or file-type review, image-hash scanning, or keyword-triggered flagging of the kind</w:t>
       </w:r>
       <w:r>
+        <w:rPr>
+          <w:rFonts w:ascii="Times New Roman" w:hAnsi="Times New Roman" w:eastAsia="Times New Roman" w:cs="Times New Roman"/>
+          <w:color w:val="000000"/>
+          <w:sz w:val="24"/>
+        </w:rPr>
         <w:t xml:space="preserve"> </w:t>
       </w:r>
       <w:r>
         <w:rPr>
           <w:iCs/>
+          <w:rFonts w:ascii="Times New Roman" w:hAnsi="Times New Roman" w:eastAsia="Times New Roman" w:cs="Times New Roman"/>
           <w:i/>
+          <w:color w:val="000000"/>
+          <w:sz w:val="24"/>
         </w:rPr>
         <w:t xml:space="preserve">Lifshitz</w:t>
       </w:r>
       <w:r>
-        <w:t xml:space="preserve"> </w:t>
-      </w:r>
-      <w:r>
+        <w:rPr>
+          <w:rFonts w:ascii="Times New Roman" w:hAnsi="Times New Roman" w:eastAsia="Times New Roman" w:cs="Times New Roman"/>
+          <w:color w:val="000000"/>
+          <w:sz w:val="24"/>
+        </w:rPr>
+        <w:t xml:space="preserve"> </w:t>
+      </w:r>
+      <w:r>
+        <w:rPr>
+          <w:rFonts w:ascii="Times New Roman" w:hAnsi="Times New Roman" w:eastAsia="Times New Roman" w:cs="Times New Roman"/>
+          <w:color w:val="000000"/>
+          <w:sz w:val="24"/>
+        </w:rPr>
         <w:t xml:space="preserve">itself approved — that does not indiscriminately capture privileged or non-image content, rather than through full keystroke capture.</w:t>
-      </w:r>
-    </w:p>
-    <w:p>
-      <w:r>
-        <w:pict>
-          <v:rect style="width:0;height:1.5pt" o:hralign="center" o:hrstd="t" o:hr="t"/>
-        </w:pict>
       </w:r>
     </w:p>
     <w:bookmarkEnd w:id="25"/>
@@ -1618,169 +3446,353 @@
     <w:p>
       <w:pPr>
         <w:pStyle w:val="Heading3"/>
-      </w:pPr>
-      <w:r>
+        <w:spacing w:line="480" w:lineRule="auto" w:before="0" w:after="0"/>
+      </w:pPr>
+      <w:r>
+        <w:rPr>
+          <w:rFonts w:ascii="Times New Roman" w:hAnsi="Times New Roman" w:eastAsia="Times New Roman" w:cs="Times New Roman"/>
+          <w:b/>
+          <w:color w:val="000000"/>
+          <w:sz w:val="24"/>
+        </w:rPr>
         <w:t xml:space="preserve">C. The Treatment Provider’s Own Rules Cannot Exceed What the Court Itself Ordered</w:t>
       </w:r>
     </w:p>
     <w:p>
       <w:pPr>
         <w:pStyle w:val="FirstParagraph"/>
-      </w:pPr>
-      <w:r>
+        <w:spacing w:line="480" w:lineRule="auto" w:before="0" w:after="0"/>
+        <w:ind w:firstLine="720"/>
+      </w:pPr>
+      <w:r>
+        <w:rPr>
+          <w:rFonts w:ascii="Times New Roman" w:hAnsi="Times New Roman" w:eastAsia="Times New Roman" w:cs="Times New Roman"/>
+          <w:color w:val="000000"/>
+          <w:sz w:val="24"/>
+        </w:rPr>
         <w:t xml:space="preserve">Special Condition (b) requires Mr. Bernecky to</w:t>
       </w:r>
       <w:r>
-        <w:t xml:space="preserve"> </w:t>
-      </w:r>
-      <w:r>
+        <w:rPr>
+          <w:rFonts w:ascii="Times New Roman" w:hAnsi="Times New Roman" w:eastAsia="Times New Roman" w:cs="Times New Roman"/>
+          <w:color w:val="000000"/>
+          <w:sz w:val="24"/>
+        </w:rPr>
+        <w:t xml:space="preserve"> </w:t>
+      </w:r>
+      <w:r>
+        <w:rPr>
+          <w:rFonts w:ascii="Times New Roman" w:hAnsi="Times New Roman" w:eastAsia="Times New Roman" w:cs="Times New Roman"/>
+          <w:color w:val="000000"/>
+          <w:sz w:val="24"/>
+        </w:rPr>
         <w:t xml:space="preserve">“</w:t>
       </w:r>
       <w:r>
+        <w:rPr>
+          <w:rFonts w:ascii="Times New Roman" w:hAnsi="Times New Roman" w:eastAsia="Times New Roman" w:cs="Times New Roman"/>
+          <w:color w:val="000000"/>
+          <w:sz w:val="24"/>
+        </w:rPr>
         <w:t xml:space="preserve">follow the rules and regulations</w:t>
       </w:r>
       <w:r>
+        <w:rPr>
+          <w:rFonts w:ascii="Times New Roman" w:hAnsi="Times New Roman" w:eastAsia="Times New Roman" w:cs="Times New Roman"/>
+          <w:color w:val="000000"/>
+          <w:sz w:val="24"/>
+        </w:rPr>
         <w:t xml:space="preserve">”</w:t>
       </w:r>
       <w:r>
-        <w:t xml:space="preserve"> </w:t>
-      </w:r>
-      <w:r>
+        <w:rPr>
+          <w:rFonts w:ascii="Times New Roman" w:hAnsi="Times New Roman" w:eastAsia="Times New Roman" w:cs="Times New Roman"/>
+          <w:color w:val="000000"/>
+          <w:sz w:val="24"/>
+        </w:rPr>
+        <w:t xml:space="preserve"> </w:t>
+      </w:r>
+      <w:r>
+        <w:rPr>
+          <w:rFonts w:ascii="Times New Roman" w:hAnsi="Times New Roman" w:eastAsia="Times New Roman" w:cs="Times New Roman"/>
+          <w:color w:val="000000"/>
+          <w:sz w:val="24"/>
+        </w:rPr>
         <w:t xml:space="preserve">of a sex-offense-specific treatment program, without any court-set limit on what those rules may contain. Only the sentencing court may impose restrictions on a defendant’s liberty as a condition of supervised release; that authority cannot be delegated wholesale to a private provider.</w:t>
       </w:r>
       <w:r>
+        <w:rPr>
+          <w:rFonts w:ascii="Times New Roman" w:hAnsi="Times New Roman" w:eastAsia="Times New Roman" w:cs="Times New Roman"/>
+          <w:color w:val="000000"/>
+          <w:sz w:val="24"/>
+        </w:rPr>
         <w:t xml:space="preserve"> </w:t>
       </w:r>
       <w:r>
         <w:rPr>
           <w:iCs/>
+          <w:rFonts w:ascii="Times New Roman" w:hAnsi="Times New Roman" w:eastAsia="Times New Roman" w:cs="Times New Roman"/>
           <w:i/>
+          <w:color w:val="000000"/>
+          <w:sz w:val="24"/>
         </w:rPr>
         <w:t xml:space="preserve">Matta</w:t>
       </w:r>
       <w:r>
+        <w:rPr>
+          <w:rFonts w:ascii="Times New Roman" w:hAnsi="Times New Roman" w:eastAsia="Times New Roman" w:cs="Times New Roman"/>
+          <w:color w:val="000000"/>
+          <w:sz w:val="24"/>
+        </w:rPr>
         <w:t xml:space="preserve">, 777 F.3d at 122. The controlling illustration is squarely on point: in</w:t>
       </w:r>
       <w:r>
+        <w:rPr>
+          <w:rFonts w:ascii="Times New Roman" w:hAnsi="Times New Roman" w:eastAsia="Times New Roman" w:cs="Times New Roman"/>
+          <w:color w:val="000000"/>
+          <w:sz w:val="24"/>
+        </w:rPr>
         <w:t xml:space="preserve"> </w:t>
       </w:r>
       <w:r>
         <w:rPr>
           <w:iCs/>
+          <w:rFonts w:ascii="Times New Roman" w:hAnsi="Times New Roman" w:eastAsia="Times New Roman" w:cs="Times New Roman"/>
           <w:i/>
+          <w:color w:val="000000"/>
+          <w:sz w:val="24"/>
         </w:rPr>
         <w:t xml:space="preserve">Browder</w:t>
       </w:r>
       <w:r>
+        <w:rPr>
+          <w:rFonts w:ascii="Times New Roman" w:hAnsi="Times New Roman" w:eastAsia="Times New Roman" w:cs="Times New Roman"/>
+          <w:color w:val="000000"/>
+          <w:sz w:val="24"/>
+        </w:rPr>
         <w:t xml:space="preserve">, a treatment provider’s own participant agreement required advance permission before</w:t>
       </w:r>
       <w:r>
+        <w:rPr>
+          <w:rFonts w:ascii="Times New Roman" w:hAnsi="Times New Roman" w:eastAsia="Times New Roman" w:cs="Times New Roman"/>
+          <w:color w:val="000000"/>
+          <w:sz w:val="24"/>
+        </w:rPr>
         <w:t xml:space="preserve"> </w:t>
       </w:r>
       <w:r>
         <w:rPr>
           <w:iCs/>
+          <w:rFonts w:ascii="Times New Roman" w:hAnsi="Times New Roman" w:eastAsia="Times New Roman" w:cs="Times New Roman"/>
           <w:i/>
+          <w:color w:val="000000"/>
+          <w:sz w:val="24"/>
         </w:rPr>
         <w:t xml:space="preserve">any</w:t>
       </w:r>
       <w:r>
-        <w:t xml:space="preserve"> </w:t>
-      </w:r>
-      <w:r>
+        <w:rPr>
+          <w:rFonts w:ascii="Times New Roman" w:hAnsi="Times New Roman" w:eastAsia="Times New Roman" w:cs="Times New Roman"/>
+          <w:color w:val="000000"/>
+          <w:sz w:val="24"/>
+        </w:rPr>
+        <w:t xml:space="preserve"> </w:t>
+      </w:r>
+      <w:r>
+        <w:rPr>
+          <w:rFonts w:ascii="Times New Roman" w:hAnsi="Times New Roman" w:eastAsia="Times New Roman" w:cs="Times New Roman"/>
+          <w:color w:val="000000"/>
+          <w:sz w:val="24"/>
+        </w:rPr>
         <w:t xml:space="preserve">contact with minors, including the defendant’s own children — exceeding the sentence the court had actually imposed, which expressly excluded his own children from that restriction. The Second Circuit held the provider’s rule unenforceable:</w:t>
       </w:r>
       <w:r>
-        <w:t xml:space="preserve"> </w:t>
-      </w:r>
-      <w:r>
+        <w:rPr>
+          <w:rFonts w:ascii="Times New Roman" w:hAnsi="Times New Roman" w:eastAsia="Times New Roman" w:cs="Times New Roman"/>
+          <w:color w:val="000000"/>
+          <w:sz w:val="24"/>
+        </w:rPr>
+        <w:t xml:space="preserve"> </w:t>
+      </w:r>
+      <w:r>
+        <w:rPr>
+          <w:rFonts w:ascii="Times New Roman" w:hAnsi="Times New Roman" w:eastAsia="Times New Roman" w:cs="Times New Roman"/>
+          <w:color w:val="000000"/>
+          <w:sz w:val="24"/>
+        </w:rPr>
         <w:t xml:space="preserve">“</w:t>
       </w:r>
       <w:r>
+        <w:rPr>
+          <w:rFonts w:ascii="Times New Roman" w:hAnsi="Times New Roman" w:eastAsia="Times New Roman" w:cs="Times New Roman"/>
+          <w:color w:val="000000"/>
+          <w:sz w:val="24"/>
+        </w:rPr>
         <w:t xml:space="preserve">the Probation Office was plainly without power to impose it.</w:t>
       </w:r>
       <w:r>
+        <w:rPr>
+          <w:rFonts w:ascii="Times New Roman" w:hAnsi="Times New Roman" w:eastAsia="Times New Roman" w:cs="Times New Roman"/>
+          <w:color w:val="000000"/>
+          <w:sz w:val="24"/>
+        </w:rPr>
         <w:t xml:space="preserve">”</w:t>
       </w:r>
       <w:r>
-        <w:t xml:space="preserve"> </w:t>
-      </w:r>
-      <w:r>
+        <w:rPr>
+          <w:rFonts w:ascii="Times New Roman" w:hAnsi="Times New Roman" w:eastAsia="Times New Roman" w:cs="Times New Roman"/>
+          <w:color w:val="000000"/>
+          <w:sz w:val="24"/>
+        </w:rPr>
+        <w:t xml:space="preserve"> </w:t>
+      </w:r>
+      <w:r>
+        <w:rPr>
+          <w:rFonts w:ascii="Times New Roman" w:hAnsi="Times New Roman" w:eastAsia="Times New Roman" w:cs="Times New Roman"/>
+          <w:color w:val="000000"/>
+          <w:sz w:val="24"/>
+        </w:rPr>
         <w:t xml:space="preserve">866 F.3d at 514. Mr. Bernecky’s concern is the same in kind: a program category the court did order, whose specific, unreviewable content is set entirely by the provider.</w:t>
       </w:r>
     </w:p>
     <w:p>
       <w:pPr>
         <w:pStyle w:val="BodyText"/>
-      </w:pPr>
-      <w:r>
+        <w:spacing w:line="480" w:lineRule="auto" w:before="0" w:after="0"/>
+        <w:ind w:firstLine="720"/>
+      </w:pPr>
+      <w:r>
+        <w:rPr>
+          <w:rFonts w:ascii="Times New Roman" w:hAnsi="Times New Roman" w:eastAsia="Times New Roman" w:cs="Times New Roman"/>
+          <w:color w:val="000000"/>
+          <w:sz w:val="24"/>
+        </w:rPr>
         <w:t xml:space="preserve">The Court should enter clarifying language establishing that Mr. Bernecky cannot be found in violation of supervised release for declining to comply with a provider rule that exceeds the scope of what this Court itself ordered.</w:t>
       </w:r>
     </w:p>
     <w:p>
       <w:pPr>
         <w:pStyle w:val="BodyText"/>
-      </w:pPr>
-      <w:r>
+        <w:spacing w:line="480" w:lineRule="auto" w:before="0" w:after="0"/>
+        <w:ind w:firstLine="720"/>
+      </w:pPr>
+      <w:r>
+        <w:rPr>
+          <w:rFonts w:ascii="Times New Roman" w:hAnsi="Times New Roman" w:eastAsia="Times New Roman" w:cs="Times New Roman"/>
+          <w:color w:val="000000"/>
+          <w:sz w:val="24"/>
+        </w:rPr>
         <w:t xml:space="preserve">One further point belongs here, offered as principle rather than as an independent legal claim. Cognitive-behavioral therapy is a legitimate and valuable treatment modality. Using continuous CIMP surveillance data as raw material for a provider’s effort to reshape a specific thought pattern is a different thing, and it is not what CBT is meant to be used for. The Constitution has long recognized that</w:t>
       </w:r>
       <w:r>
-        <w:t xml:space="preserve"> </w:t>
-      </w:r>
-      <w:r>
+        <w:rPr>
+          <w:rFonts w:ascii="Times New Roman" w:hAnsi="Times New Roman" w:eastAsia="Times New Roman" w:cs="Times New Roman"/>
+          <w:color w:val="000000"/>
+          <w:sz w:val="24"/>
+        </w:rPr>
+        <w:t xml:space="preserve"> </w:t>
+      </w:r>
+      <w:r>
+        <w:rPr>
+          <w:rFonts w:ascii="Times New Roman" w:hAnsi="Times New Roman" w:eastAsia="Times New Roman" w:cs="Times New Roman"/>
+          <w:color w:val="000000"/>
+          <w:sz w:val="24"/>
+        </w:rPr>
         <w:t xml:space="preserve">“</w:t>
       </w:r>
       <w:r>
+        <w:rPr>
+          <w:rFonts w:ascii="Times New Roman" w:hAnsi="Times New Roman" w:eastAsia="Times New Roman" w:cs="Times New Roman"/>
+          <w:color w:val="000000"/>
+          <w:sz w:val="24"/>
+        </w:rPr>
         <w:t xml:space="preserve">no official . . . can prescribe what shall be orthodox . . . in matters of opinion.</w:t>
       </w:r>
       <w:r>
+        <w:rPr>
+          <w:rFonts w:ascii="Times New Roman" w:hAnsi="Times New Roman" w:eastAsia="Times New Roman" w:cs="Times New Roman"/>
+          <w:color w:val="000000"/>
+          <w:sz w:val="24"/>
+        </w:rPr>
         <w:t xml:space="preserve">”</w:t>
       </w:r>
       <w:r>
+        <w:rPr>
+          <w:rFonts w:ascii="Times New Roman" w:hAnsi="Times New Roman" w:eastAsia="Times New Roman" w:cs="Times New Roman"/>
+          <w:color w:val="000000"/>
+          <w:sz w:val="24"/>
+        </w:rPr>
         <w:t xml:space="preserve"> </w:t>
       </w:r>
       <w:r>
         <w:rPr>
           <w:iCs/>
+          <w:rFonts w:ascii="Times New Roman" w:hAnsi="Times New Roman" w:eastAsia="Times New Roman" w:cs="Times New Roman"/>
           <w:i/>
+          <w:color w:val="000000"/>
+          <w:sz w:val="24"/>
         </w:rPr>
         <w:t xml:space="preserve">West Virginia State Bd. of Educ. v. Barnette</w:t>
       </w:r>
       <w:r>
+        <w:rPr>
+          <w:rFonts w:ascii="Times New Roman" w:hAnsi="Times New Roman" w:eastAsia="Times New Roman" w:cs="Times New Roman"/>
+          <w:color w:val="000000"/>
+          <w:sz w:val="24"/>
+        </w:rPr>
         <w:t xml:space="preserve">, 319 U.S. 624, 642 (1943). Mr. Bernecky does not ask the Court to revive a possessory right to obscene material of the kind</w:t>
       </w:r>
       <w:r>
+        <w:rPr>
+          <w:rFonts w:ascii="Times New Roman" w:hAnsi="Times New Roman" w:eastAsia="Times New Roman" w:cs="Times New Roman"/>
+          <w:color w:val="000000"/>
+          <w:sz w:val="24"/>
+        </w:rPr>
         <w:t xml:space="preserve"> </w:t>
       </w:r>
       <w:r>
         <w:rPr>
           <w:iCs/>
+          <w:rFonts w:ascii="Times New Roman" w:hAnsi="Times New Roman" w:eastAsia="Times New Roman" w:cs="Times New Roman"/>
           <w:i/>
+          <w:color w:val="000000"/>
+          <w:sz w:val="24"/>
         </w:rPr>
         <w:t xml:space="preserve">Stanley v. Georgia</w:t>
       </w:r>
       <w:r>
+        <w:rPr>
+          <w:rFonts w:ascii="Times New Roman" w:hAnsi="Times New Roman" w:eastAsia="Times New Roman" w:cs="Times New Roman"/>
+          <w:color w:val="000000"/>
+          <w:sz w:val="24"/>
+        </w:rPr>
         <w:t xml:space="preserve">, 394 U.S. 557 (1969), addressed and</w:t>
       </w:r>
       <w:r>
+        <w:rPr>
+          <w:rFonts w:ascii="Times New Roman" w:hAnsi="Times New Roman" w:eastAsia="Times New Roman" w:cs="Times New Roman"/>
+          <w:color w:val="000000"/>
+          <w:sz w:val="24"/>
+        </w:rPr>
         <w:t xml:space="preserve"> </w:t>
       </w:r>
       <w:r>
         <w:rPr>
           <w:iCs/>
+          <w:rFonts w:ascii="Times New Roman" w:hAnsi="Times New Roman" w:eastAsia="Times New Roman" w:cs="Times New Roman"/>
           <w:i/>
+          <w:color w:val="000000"/>
+          <w:sz w:val="24"/>
         </w:rPr>
         <w:t xml:space="preserve">Osborne v. Ohio</w:t>
       </w:r>
       <w:r>
+        <w:rPr>
+          <w:rFonts w:ascii="Times New Roman" w:hAnsi="Times New Roman" w:eastAsia="Times New Roman" w:cs="Times New Roman"/>
+          <w:color w:val="000000"/>
+          <w:sz w:val="24"/>
+        </w:rPr>
         <w:t xml:space="preserve">, 495 U.S. 103 (1990), correctly declined to extend to child pornography, given the harm to real children and the government’s interest in destroying the market for such material. His concern is different: no court has ever authorized this specific surveillance-to-treatment mechanism, and that lack of authorization — not a claim about the content of his thoughts — is what the delegation principle set out above already reaches.</w:t>
-      </w:r>
-    </w:p>
-    <w:p>
-      <w:r>
-        <w:pict>
-          <v:rect style="width:0;height:1.5pt" o:hralign="center" o:hrstd="t" o:hr="t"/>
-        </w:pict>
       </w:r>
     </w:p>
     <w:bookmarkEnd w:id="26"/>
@@ -1788,159 +3800,335 @@
     <w:p>
       <w:pPr>
         <w:pStyle w:val="Heading3"/>
-      </w:pPr>
-      <w:r>
+        <w:spacing w:line="480" w:lineRule="auto" w:before="0" w:after="0"/>
+      </w:pPr>
+      <w:r>
+        <w:rPr>
+          <w:rFonts w:ascii="Times New Roman" w:hAnsi="Times New Roman" w:eastAsia="Times New Roman" w:cs="Times New Roman"/>
+          <w:b/>
+          <w:color w:val="000000"/>
+          <w:sz w:val="24"/>
+        </w:rPr>
         <w:t xml:space="preserve">D. The Family-Contact Condition’s Carve-Out Is Illusory, and Its Scope Should Be Modified to Reflect a Family That Has Changed Since 2018</w:t>
       </w:r>
     </w:p>
     <w:p>
       <w:pPr>
         <w:pStyle w:val="FirstParagraph"/>
-      </w:pPr>
-      <w:r>
+        <w:spacing w:line="480" w:lineRule="auto" w:before="0" w:after="0"/>
+        <w:ind w:firstLine="720"/>
+      </w:pPr>
+      <w:r>
+        <w:rPr>
+          <w:rFonts w:ascii="Times New Roman" w:hAnsi="Times New Roman" w:eastAsia="Times New Roman" w:cs="Times New Roman"/>
+          <w:color w:val="000000"/>
+          <w:sz w:val="24"/>
+        </w:rPr>
         <w:t xml:space="preserve">Special Condition (c) prohibits</w:t>
       </w:r>
       <w:r>
-        <w:t xml:space="preserve"> </w:t>
-      </w:r>
-      <w:r>
+        <w:rPr>
+          <w:rFonts w:ascii="Times New Roman" w:hAnsi="Times New Roman" w:eastAsia="Times New Roman" w:cs="Times New Roman"/>
+          <w:color w:val="000000"/>
+          <w:sz w:val="24"/>
+        </w:rPr>
+        <w:t xml:space="preserve"> </w:t>
+      </w:r>
+      <w:r>
+        <w:rPr>
+          <w:rFonts w:ascii="Times New Roman" w:hAnsi="Times New Roman" w:eastAsia="Times New Roman" w:cs="Times New Roman"/>
+          <w:color w:val="000000"/>
+          <w:sz w:val="24"/>
+        </w:rPr>
         <w:t xml:space="preserve">“</w:t>
       </w:r>
       <w:r>
+        <w:rPr>
+          <w:rFonts w:ascii="Times New Roman" w:hAnsi="Times New Roman" w:eastAsia="Times New Roman" w:cs="Times New Roman"/>
+          <w:color w:val="000000"/>
+          <w:sz w:val="24"/>
+        </w:rPr>
         <w:t xml:space="preserve">deliberate contact with any child under 18 years of age, excluding his biological or adopted children.</w:t>
       </w:r>
       <w:r>
+        <w:rPr>
+          <w:rFonts w:ascii="Times New Roman" w:hAnsi="Times New Roman" w:eastAsia="Times New Roman" w:cs="Times New Roman"/>
+          <w:color w:val="000000"/>
+          <w:sz w:val="24"/>
+        </w:rPr>
         <w:t xml:space="preserve">”</w:t>
       </w:r>
       <w:r>
-        <w:t xml:space="preserve"> </w:t>
-      </w:r>
-      <w:r>
+        <w:rPr>
+          <w:rFonts w:ascii="Times New Roman" w:hAnsi="Times New Roman" w:eastAsia="Times New Roman" w:cs="Times New Roman"/>
+          <w:color w:val="000000"/>
+          <w:sz w:val="24"/>
+        </w:rPr>
+        <w:t xml:space="preserve"> </w:t>
+      </w:r>
+      <w:r>
+        <w:rPr>
+          <w:rFonts w:ascii="Times New Roman" w:hAnsi="Times New Roman" w:eastAsia="Times New Roman" w:cs="Times New Roman"/>
+          <w:color w:val="000000"/>
+          <w:sz w:val="24"/>
+        </w:rPr>
         <w:t xml:space="preserve">Mr. Bernecky has no biological or adopted children; the exception has always been, and remains, a null set. While Mr. Bernecky was incarcerated, his sister had children — real nieces and nephews the sentencing court could not have made any individualized finding about, because they did not exist in June 2018. That is a genuine changed circumstance under</w:t>
       </w:r>
       <w:r>
+        <w:rPr>
+          <w:rFonts w:ascii="Times New Roman" w:hAnsi="Times New Roman" w:eastAsia="Times New Roman" w:cs="Times New Roman"/>
+          <w:color w:val="000000"/>
+          <w:sz w:val="24"/>
+        </w:rPr>
         <w:t xml:space="preserve"> </w:t>
       </w:r>
       <w:r>
         <w:rPr>
           <w:iCs/>
+          <w:rFonts w:ascii="Times New Roman" w:hAnsi="Times New Roman" w:eastAsia="Times New Roman" w:cs="Times New Roman"/>
           <w:i/>
+          <w:color w:val="000000"/>
+          <w:sz w:val="24"/>
         </w:rPr>
         <w:t xml:space="preserve">Lussier</w:t>
       </w:r>
       <w:r>
+        <w:rPr>
+          <w:rFonts w:ascii="Times New Roman" w:hAnsi="Times New Roman" w:eastAsia="Times New Roman" w:cs="Times New Roman"/>
+          <w:color w:val="000000"/>
+          <w:sz w:val="24"/>
+        </w:rPr>
         <w:t xml:space="preserve">’s own terms, independent of any claim about the condition’s original validity.</w:t>
       </w:r>
     </w:p>
     <w:p>
       <w:pPr>
         <w:pStyle w:val="BodyText"/>
-      </w:pPr>
-      <w:r>
+        <w:spacing w:line="480" w:lineRule="auto" w:before="0" w:after="0"/>
+        <w:ind w:firstLine="720"/>
+      </w:pPr>
+      <w:r>
+        <w:rPr>
+          <w:rFonts w:ascii="Times New Roman" w:hAnsi="Times New Roman" w:eastAsia="Times New Roman" w:cs="Times New Roman"/>
+          <w:color w:val="000000"/>
+          <w:sz w:val="24"/>
+        </w:rPr>
         <w:t xml:space="preserve">This district’s own case law requires an individualized basis for a restriction of this breadth.</w:t>
       </w:r>
       <w:r>
+        <w:rPr>
+          <w:rFonts w:ascii="Times New Roman" w:hAnsi="Times New Roman" w:eastAsia="Times New Roman" w:cs="Times New Roman"/>
+          <w:color w:val="000000"/>
+          <w:sz w:val="24"/>
+        </w:rPr>
         <w:t xml:space="preserve"> </w:t>
       </w:r>
       <w:r>
         <w:rPr>
           <w:iCs/>
+          <w:rFonts w:ascii="Times New Roman" w:hAnsi="Times New Roman" w:eastAsia="Times New Roman" w:cs="Times New Roman"/>
           <w:i/>
+          <w:color w:val="000000"/>
+          <w:sz w:val="24"/>
         </w:rPr>
         <w:t xml:space="preserve">United States v. Myers</w:t>
       </w:r>
       <w:r>
+        <w:rPr>
+          <w:rFonts w:ascii="Times New Roman" w:hAnsi="Times New Roman" w:eastAsia="Times New Roman" w:cs="Times New Roman"/>
+          <w:color w:val="000000"/>
+          <w:sz w:val="24"/>
+        </w:rPr>
         <w:t xml:space="preserve">, 426 F.3d 117, 129-30 (2d Cir. 2005) (heightened scrutiny and an individualized record required for restrictions on familial association). No finding in this Judgment addresses any physical danger Mr. Bernecky poses to a specific family member, and</w:t>
       </w:r>
       <w:r>
+        <w:rPr>
+          <w:rFonts w:ascii="Times New Roman" w:hAnsi="Times New Roman" w:eastAsia="Times New Roman" w:cs="Times New Roman"/>
+          <w:color w:val="000000"/>
+          <w:sz w:val="24"/>
+        </w:rPr>
         <w:t xml:space="preserve"> </w:t>
       </w:r>
       <w:r>
         <w:rPr>
           <w:iCs/>
+          <w:rFonts w:ascii="Times New Roman" w:hAnsi="Times New Roman" w:eastAsia="Times New Roman" w:cs="Times New Roman"/>
           <w:i/>
+          <w:color w:val="000000"/>
+          <w:sz w:val="24"/>
         </w:rPr>
         <w:t xml:space="preserve">United States v. Bleau</w:t>
       </w:r>
       <w:r>
+        <w:rPr>
+          <w:rFonts w:ascii="Times New Roman" w:hAnsi="Times New Roman" w:eastAsia="Times New Roman" w:cs="Times New Roman"/>
+          <w:color w:val="000000"/>
+          <w:sz w:val="24"/>
+        </w:rPr>
         <w:t xml:space="preserve">, 930 F.3d 35, 43 (2d Cir. 2019), confirms that a court must explain the necessity of a contact-with-minors condition unless obvious from the record — candidly, Mr. Bernecky’s recidivist history is a real distinguishing fact from</w:t>
       </w:r>
       <w:r>
+        <w:rPr>
+          <w:rFonts w:ascii="Times New Roman" w:hAnsi="Times New Roman" w:eastAsia="Times New Roman" w:cs="Times New Roman"/>
+          <w:color w:val="000000"/>
+          <w:sz w:val="24"/>
+        </w:rPr>
         <w:t xml:space="preserve"> </w:t>
       </w:r>
       <w:r>
         <w:rPr>
           <w:iCs/>
+          <w:rFonts w:ascii="Times New Roman" w:hAnsi="Times New Roman" w:eastAsia="Times New Roman" w:cs="Times New Roman"/>
           <w:i/>
+          <w:color w:val="000000"/>
+          <w:sz w:val="24"/>
         </w:rPr>
         <w:t xml:space="preserve">Bleau</w:t>
       </w:r>
       <w:r>
+        <w:rPr>
+          <w:rFonts w:ascii="Times New Roman" w:hAnsi="Times New Roman" w:eastAsia="Times New Roman" w:cs="Times New Roman"/>
+          <w:color w:val="000000"/>
+          <w:sz w:val="24"/>
+        </w:rPr>
         <w:t xml:space="preserve">’s clean-record defendant, and this motion does not ask the Court to overlook it. It asks, instead, for a structure that accounts for it: contact with minor family members permitted in the presence of a knowledgeable adult — his mother, father, or sister, all of whom already know of his conviction — without requiring case-by-case advance approval for ordinary family gatherings. Other circuits have recognized precisely this</w:t>
       </w:r>
       <w:r>
-        <w:t xml:space="preserve"> </w:t>
-      </w:r>
-      <w:r>
+        <w:rPr>
+          <w:rFonts w:ascii="Times New Roman" w:hAnsi="Times New Roman" w:eastAsia="Times New Roman" w:cs="Times New Roman"/>
+          <w:color w:val="000000"/>
+          <w:sz w:val="24"/>
+        </w:rPr>
+        <w:t xml:space="preserve"> </w:t>
+      </w:r>
+      <w:r>
+        <w:rPr>
+          <w:rFonts w:ascii="Times New Roman" w:hAnsi="Times New Roman" w:eastAsia="Times New Roman" w:cs="Times New Roman"/>
+          <w:color w:val="000000"/>
+          <w:sz w:val="24"/>
+        </w:rPr>
         <w:t xml:space="preserve">“</w:t>
       </w:r>
       <w:r>
+        <w:rPr>
+          <w:rFonts w:ascii="Times New Roman" w:hAnsi="Times New Roman" w:eastAsia="Times New Roman" w:cs="Times New Roman"/>
+          <w:color w:val="000000"/>
+          <w:sz w:val="24"/>
+        </w:rPr>
         <w:t xml:space="preserve">knowledgeable adult</w:t>
       </w:r>
       <w:r>
+        <w:rPr>
+          <w:rFonts w:ascii="Times New Roman" w:hAnsi="Times New Roman" w:eastAsia="Times New Roman" w:cs="Times New Roman"/>
+          <w:color w:val="000000"/>
+          <w:sz w:val="24"/>
+        </w:rPr>
         <w:t xml:space="preserve">”</w:t>
       </w:r>
       <w:r>
-        <w:t xml:space="preserve"> </w:t>
-      </w:r>
-      <w:r>
+        <w:rPr>
+          <w:rFonts w:ascii="Times New Roman" w:hAnsi="Times New Roman" w:eastAsia="Times New Roman" w:cs="Times New Roman"/>
+          <w:color w:val="000000"/>
+          <w:sz w:val="24"/>
+        </w:rPr>
+        <w:t xml:space="preserve"> </w:t>
+      </w:r>
+      <w:r>
+        <w:rPr>
+          <w:rFonts w:ascii="Times New Roman" w:hAnsi="Times New Roman" w:eastAsia="Times New Roman" w:cs="Times New Roman"/>
+          <w:color w:val="000000"/>
+          <w:sz w:val="24"/>
+        </w:rPr>
         <w:t xml:space="preserve">structure as an accepted, workable condition.</w:t>
       </w:r>
       <w:r>
+        <w:rPr>
+          <w:rFonts w:ascii="Times New Roman" w:hAnsi="Times New Roman" w:eastAsia="Times New Roman" w:cs="Times New Roman"/>
+          <w:color w:val="000000"/>
+          <w:sz w:val="24"/>
+        </w:rPr>
         <w:t xml:space="preserve"> </w:t>
       </w:r>
       <w:r>
         <w:rPr>
           <w:iCs/>
+          <w:rFonts w:ascii="Times New Roman" w:hAnsi="Times New Roman" w:eastAsia="Times New Roman" w:cs="Times New Roman"/>
           <w:i/>
+          <w:color w:val="000000"/>
+          <w:sz w:val="24"/>
         </w:rPr>
         <w:t xml:space="preserve">See United States v. DaSilva</w:t>
       </w:r>
       <w:r>
+        <w:rPr>
+          <w:rFonts w:ascii="Times New Roman" w:hAnsi="Times New Roman" w:eastAsia="Times New Roman" w:cs="Times New Roman"/>
+          <w:color w:val="000000"/>
+          <w:sz w:val="24"/>
+        </w:rPr>
         <w:t xml:space="preserve">, 844 F.3d 8 (1st Cir. 2016).</w:t>
       </w:r>
     </w:p>
     <w:p>
       <w:pPr>
         <w:pStyle w:val="BodyText"/>
-      </w:pPr>
-      <w:r>
+        <w:spacing w:line="480" w:lineRule="auto" w:before="0" w:after="0"/>
+        <w:ind w:firstLine="720"/>
+      </w:pPr>
+      <w:r>
+        <w:rPr>
+          <w:rFonts w:ascii="Times New Roman" w:hAnsi="Times New Roman" w:eastAsia="Times New Roman" w:cs="Times New Roman"/>
+          <w:color w:val="000000"/>
+          <w:sz w:val="24"/>
+        </w:rPr>
         <w:t xml:space="preserve">Finally, this condition should be clarified, consistent with the theme of Part A above, to state expressly that it creates no occupational restriction: ordinary, incidental workplace contact with a minor — a coworker who is seventeen, a customer in the course of Mr. Bernecky’s duties — is not</w:t>
       </w:r>
       <w:r>
-        <w:t xml:space="preserve"> </w:t>
-      </w:r>
-      <w:r>
+        <w:rPr>
+          <w:rFonts w:ascii="Times New Roman" w:hAnsi="Times New Roman" w:eastAsia="Times New Roman" w:cs="Times New Roman"/>
+          <w:color w:val="000000"/>
+          <w:sz w:val="24"/>
+        </w:rPr>
+        <w:t xml:space="preserve"> </w:t>
+      </w:r>
+      <w:r>
+        <w:rPr>
+          <w:rFonts w:ascii="Times New Roman" w:hAnsi="Times New Roman" w:eastAsia="Times New Roman" w:cs="Times New Roman"/>
+          <w:color w:val="000000"/>
+          <w:sz w:val="24"/>
+        </w:rPr>
         <w:t xml:space="preserve">“</w:t>
       </w:r>
       <w:r>
+        <w:rPr>
+          <w:rFonts w:ascii="Times New Roman" w:hAnsi="Times New Roman" w:eastAsia="Times New Roman" w:cs="Times New Roman"/>
+          <w:color w:val="000000"/>
+          <w:sz w:val="24"/>
+        </w:rPr>
         <w:t xml:space="preserve">deliberate contact</w:t>
       </w:r>
       <w:r>
+        <w:rPr>
+          <w:rFonts w:ascii="Times New Roman" w:hAnsi="Times New Roman" w:eastAsia="Times New Roman" w:cs="Times New Roman"/>
+          <w:color w:val="000000"/>
+          <w:sz w:val="24"/>
+        </w:rPr>
         <w:t xml:space="preserve">”</w:t>
       </w:r>
       <w:r>
-        <w:t xml:space="preserve"> </w:t>
-      </w:r>
-      <w:r>
+        <w:rPr>
+          <w:rFonts w:ascii="Times New Roman" w:hAnsi="Times New Roman" w:eastAsia="Times New Roman" w:cs="Times New Roman"/>
+          <w:color w:val="000000"/>
+          <w:sz w:val="24"/>
+        </w:rPr>
+        <w:t xml:space="preserve"> </w:t>
+      </w:r>
+      <w:r>
+        <w:rPr>
+          <w:rFonts w:ascii="Times New Roman" w:hAnsi="Times New Roman" w:eastAsia="Times New Roman" w:cs="Times New Roman"/>
+          <w:color w:val="000000"/>
+          <w:sz w:val="24"/>
+        </w:rPr>
         <w:t xml:space="preserve">requiring advance approval or removal from the situation.</w:t>
-      </w:r>
-    </w:p>
-    <w:p>
-      <w:r>
-        <w:pict>
-          <v:rect style="width:0;height:1.5pt" o:hralign="center" o:hrstd="t" o:hr="t"/>
-        </w:pict>
       </w:r>
     </w:p>
     <w:bookmarkEnd w:id="27"/>
@@ -1948,19 +4136,30 @@
     <w:p>
       <w:pPr>
         <w:pStyle w:val="Heading3"/>
-      </w:pPr>
-      <w:r>
+        <w:spacing w:line="480" w:lineRule="auto" w:before="0" w:after="0"/>
+      </w:pPr>
+      <w:r>
+        <w:rPr>
+          <w:rFonts w:ascii="Times New Roman" w:hAnsi="Times New Roman" w:eastAsia="Times New Roman" w:cs="Times New Roman"/>
+          <w:b/>
+          <w:color w:val="000000"/>
+          <w:sz w:val="24"/>
+        </w:rPr>
         <w:t xml:space="preserve">E. The Polygraph Condition Requires Real Procedural Protection, Not Merely a Later Opportunity to Object</w:t>
       </w:r>
     </w:p>
     <w:p>
       <w:pPr>
         <w:pStyle w:val="FirstParagraph"/>
+        <w:spacing w:line="480" w:lineRule="auto" w:before="0" w:after="0"/>
       </w:pPr>
       <w:r>
         <w:rPr>
           <w:bCs/>
+          <w:rFonts w:ascii="Times New Roman" w:hAnsi="Times New Roman" w:eastAsia="Times New Roman" w:cs="Times New Roman"/>
           <w:b/>
+          <w:color w:val="000000"/>
+          <w:sz w:val="24"/>
         </w:rPr>
         <w:t xml:space="preserve">1. The Judgment’s model does not resolve Mr. Bernecky’s actual objection.</w:t>
       </w:r>
@@ -1968,199 +4167,443 @@
     <w:p>
       <w:pPr>
         <w:pStyle w:val="BodyText"/>
-      </w:pPr>
-      <w:r>
+        <w:spacing w:line="480" w:lineRule="auto" w:before="0" w:after="0"/>
+        <w:ind w:firstLine="720"/>
+      </w:pPr>
+      <w:r>
+        <w:rPr>
+          <w:rFonts w:ascii="Times New Roman" w:hAnsi="Times New Roman" w:eastAsia="Times New Roman" w:cs="Times New Roman"/>
+          <w:color w:val="000000"/>
+          <w:sz w:val="24"/>
+        </w:rPr>
         <w:t xml:space="preserve">The Judgment permits Mr. Bernecky to challenge, after the fact, the</w:t>
       </w:r>
       <w:r>
+        <w:rPr>
+          <w:rFonts w:ascii="Times New Roman" w:hAnsi="Times New Roman" w:eastAsia="Times New Roman" w:cs="Times New Roman"/>
+          <w:color w:val="000000"/>
+          <w:sz w:val="24"/>
+        </w:rPr>
         <w:t xml:space="preserve"> </w:t>
       </w:r>
       <w:r>
         <w:rPr>
           <w:iCs/>
+          <w:rFonts w:ascii="Times New Roman" w:hAnsi="Times New Roman" w:eastAsia="Times New Roman" w:cs="Times New Roman"/>
           <w:i/>
+          <w:color w:val="000000"/>
+          <w:sz w:val="24"/>
         </w:rPr>
         <w:t xml:space="preserve">use</w:t>
       </w:r>
       <w:r>
-        <w:t xml:space="preserve"> </w:t>
-      </w:r>
-      <w:r>
+        <w:rPr>
+          <w:rFonts w:ascii="Times New Roman" w:hAnsi="Times New Roman" w:eastAsia="Times New Roman" w:cs="Times New Roman"/>
+          <w:color w:val="000000"/>
+          <w:sz w:val="24"/>
+        </w:rPr>
+        <w:t xml:space="preserve"> </w:t>
+      </w:r>
+      <w:r>
+        <w:rPr>
+          <w:rFonts w:ascii="Times New Roman" w:hAnsi="Times New Roman" w:eastAsia="Times New Roman" w:cs="Times New Roman"/>
+          <w:color w:val="000000"/>
+          <w:sz w:val="24"/>
+        </w:rPr>
         <w:t xml:space="preserve">of a polygraph statement as a Fifth Amendment violation; it does not permit him to decline to answer in the first instance. In</w:t>
       </w:r>
       <w:r>
+        <w:rPr>
+          <w:rFonts w:ascii="Times New Roman" w:hAnsi="Times New Roman" w:eastAsia="Times New Roman" w:cs="Times New Roman"/>
+          <w:color w:val="000000"/>
+          <w:sz w:val="24"/>
+        </w:rPr>
         <w:t xml:space="preserve"> </w:t>
       </w:r>
       <w:r>
         <w:rPr>
           <w:iCs/>
+          <w:rFonts w:ascii="Times New Roman" w:hAnsi="Times New Roman" w:eastAsia="Times New Roman" w:cs="Times New Roman"/>
           <w:i/>
+          <w:color w:val="000000"/>
+          <w:sz w:val="24"/>
         </w:rPr>
         <w:t xml:space="preserve">United States v. Johnson</w:t>
       </w:r>
       <w:r>
+        <w:rPr>
+          <w:rFonts w:ascii="Times New Roman" w:hAnsi="Times New Roman" w:eastAsia="Times New Roman" w:cs="Times New Roman"/>
+          <w:color w:val="000000"/>
+          <w:sz w:val="24"/>
+        </w:rPr>
         <w:t xml:space="preserve">, 446 F.3d 272 (2d Cir. 2006), this Circuit upheld exactly that structure — but only against the narrow immunity/waiver theory Johnson himself raised, on facts specific to Johnson’s own documented history of resisting honest self-assessment. Johnson never addressed, and never had occasion to address, either of Mr. Bernecky’s actual objections: that determining whether a specific question is privileged is a pure question of law a layperson cannot reliably apply under pressure in real time, or that a blanket, prospective refusal to answer</w:t>
       </w:r>
       <w:r>
+        <w:rPr>
+          <w:rFonts w:ascii="Times New Roman" w:hAnsi="Times New Roman" w:eastAsia="Times New Roman" w:cs="Times New Roman"/>
+          <w:color w:val="000000"/>
+          <w:sz w:val="24"/>
+        </w:rPr>
         <w:t xml:space="preserve"> </w:t>
       </w:r>
       <w:r>
         <w:rPr>
           <w:iCs/>
+          <w:rFonts w:ascii="Times New Roman" w:hAnsi="Times New Roman" w:eastAsia="Times New Roman" w:cs="Times New Roman"/>
           <w:i/>
+          <w:color w:val="000000"/>
+          <w:sz w:val="24"/>
         </w:rPr>
         <w:t xml:space="preserve">any</w:t>
       </w:r>
       <w:r>
-        <w:t xml:space="preserve"> </w:t>
-      </w:r>
-      <w:r>
+        <w:rPr>
+          <w:rFonts w:ascii="Times New Roman" w:hAnsi="Times New Roman" w:eastAsia="Times New Roman" w:cs="Times New Roman"/>
+          <w:color w:val="000000"/>
+          <w:sz w:val="24"/>
+        </w:rPr>
+        <w:t xml:space="preserve"> </w:t>
+      </w:r>
+      <w:r>
+        <w:rPr>
+          <w:rFonts w:ascii="Times New Roman" w:hAnsi="Times New Roman" w:eastAsia="Times New Roman" w:cs="Times New Roman"/>
+          <w:color w:val="000000"/>
+          <w:sz w:val="24"/>
+        </w:rPr>
         <w:t xml:space="preserve">question absent protections is a materially different posture than answering and later challenging use of the answer. Mr. Bernecky presents no comparable predicate of documented dishonesty, and carries materially higher stakes given his record of prior sex-offense-related dispositions.</w:t>
       </w:r>
     </w:p>
     <w:p>
       <w:pPr>
         <w:pStyle w:val="BodyText"/>
-      </w:pPr>
-      <w:r>
+        <w:spacing w:line="480" w:lineRule="auto" w:before="0" w:after="0"/>
+        <w:ind w:firstLine="720"/>
+      </w:pPr>
+      <w:r>
+        <w:rPr>
+          <w:rFonts w:ascii="Times New Roman" w:hAnsi="Times New Roman" w:eastAsia="Times New Roman" w:cs="Times New Roman"/>
+          <w:color w:val="000000"/>
+          <w:sz w:val="24"/>
+        </w:rPr>
         <w:t xml:space="preserve">Properly understood,</w:t>
       </w:r>
       <w:r>
+        <w:rPr>
+          <w:rFonts w:ascii="Times New Roman" w:hAnsi="Times New Roman" w:eastAsia="Times New Roman" w:cs="Times New Roman"/>
+          <w:color w:val="000000"/>
+          <w:sz w:val="24"/>
+        </w:rPr>
         <w:t xml:space="preserve"> </w:t>
       </w:r>
       <w:r>
         <w:rPr>
           <w:iCs/>
+          <w:rFonts w:ascii="Times New Roman" w:hAnsi="Times New Roman" w:eastAsia="Times New Roman" w:cs="Times New Roman"/>
           <w:i/>
+          <w:color w:val="000000"/>
+          <w:sz w:val="24"/>
         </w:rPr>
         <w:t xml:space="preserve">Minnesota v. Murphy</w:t>
       </w:r>
       <w:r>
+        <w:rPr>
+          <w:rFonts w:ascii="Times New Roman" w:hAnsi="Times New Roman" w:eastAsia="Times New Roman" w:cs="Times New Roman"/>
+          <w:color w:val="000000"/>
+          <w:sz w:val="24"/>
+        </w:rPr>
         <w:t xml:space="preserve">’s</w:t>
       </w:r>
       <w:r>
-        <w:t xml:space="preserve"> </w:t>
-      </w:r>
-      <w:r>
+        <w:rPr>
+          <w:rFonts w:ascii="Times New Roman" w:hAnsi="Times New Roman" w:eastAsia="Times New Roman" w:cs="Times New Roman"/>
+          <w:color w:val="000000"/>
+          <w:sz w:val="24"/>
+        </w:rPr>
+        <w:t xml:space="preserve"> </w:t>
+      </w:r>
+      <w:r>
+        <w:rPr>
+          <w:rFonts w:ascii="Times New Roman" w:hAnsi="Times New Roman" w:eastAsia="Times New Roman" w:cs="Times New Roman"/>
+          <w:color w:val="000000"/>
+          <w:sz w:val="24"/>
+        </w:rPr>
         <w:t xml:space="preserve">“</w:t>
       </w:r>
       <w:r>
+        <w:rPr>
+          <w:rFonts w:ascii="Times New Roman" w:hAnsi="Times New Roman" w:eastAsia="Times New Roman" w:cs="Times New Roman"/>
+          <w:color w:val="000000"/>
+          <w:sz w:val="24"/>
+        </w:rPr>
         <w:t xml:space="preserve">classic penalty situation</w:t>
       </w:r>
       <w:r>
+        <w:rPr>
+          <w:rFonts w:ascii="Times New Roman" w:hAnsi="Times New Roman" w:eastAsia="Times New Roman" w:cs="Times New Roman"/>
+          <w:color w:val="000000"/>
+          <w:sz w:val="24"/>
+        </w:rPr>
         <w:t xml:space="preserve">”</w:t>
       </w:r>
       <w:r>
-        <w:t xml:space="preserve"> </w:t>
-      </w:r>
-      <w:r>
+        <w:rPr>
+          <w:rFonts w:ascii="Times New Roman" w:hAnsi="Times New Roman" w:eastAsia="Times New Roman" w:cs="Times New Roman"/>
+          <w:color w:val="000000"/>
+          <w:sz w:val="24"/>
+        </w:rPr>
+        <w:t xml:space="preserve"> </w:t>
+      </w:r>
+      <w:r>
+        <w:rPr>
+          <w:rFonts w:ascii="Times New Roman" w:hAnsi="Times New Roman" w:eastAsia="Times New Roman" w:cs="Times New Roman"/>
+          <w:color w:val="000000"/>
+          <w:sz w:val="24"/>
+        </w:rPr>
         <w:t xml:space="preserve">doctrine does the real work here: if the State,</w:t>
       </w:r>
       <w:r>
-        <w:t xml:space="preserve"> </w:t>
-      </w:r>
-      <w:r>
+        <w:rPr>
+          <w:rFonts w:ascii="Times New Roman" w:hAnsi="Times New Roman" w:eastAsia="Times New Roman" w:cs="Times New Roman"/>
+          <w:color w:val="000000"/>
+          <w:sz w:val="24"/>
+        </w:rPr>
+        <w:t xml:space="preserve"> </w:t>
+      </w:r>
+      <w:r>
+        <w:rPr>
+          <w:rFonts w:ascii="Times New Roman" w:hAnsi="Times New Roman" w:eastAsia="Times New Roman" w:cs="Times New Roman"/>
+          <w:color w:val="000000"/>
+          <w:sz w:val="24"/>
+        </w:rPr>
         <w:t xml:space="preserve">“</w:t>
       </w:r>
       <w:r>
+        <w:rPr>
+          <w:rFonts w:ascii="Times New Roman" w:hAnsi="Times New Roman" w:eastAsia="Times New Roman" w:cs="Times New Roman"/>
+          <w:color w:val="000000"/>
+          <w:sz w:val="24"/>
+        </w:rPr>
         <w:t xml:space="preserve">either expressly or by implication, asserts that invocation of the privilege would lead to revocation of probation, it would have created the classic penalty situation,</w:t>
       </w:r>
       <w:r>
+        <w:rPr>
+          <w:rFonts w:ascii="Times New Roman" w:hAnsi="Times New Roman" w:eastAsia="Times New Roman" w:cs="Times New Roman"/>
+          <w:color w:val="000000"/>
+          <w:sz w:val="24"/>
+        </w:rPr>
         <w:t xml:space="preserve">”</w:t>
       </w:r>
       <w:r>
-        <w:t xml:space="preserve"> </w:t>
-      </w:r>
-      <w:r>
+        <w:rPr>
+          <w:rFonts w:ascii="Times New Roman" w:hAnsi="Times New Roman" w:eastAsia="Times New Roman" w:cs="Times New Roman"/>
+          <w:color w:val="000000"/>
+          <w:sz w:val="24"/>
+        </w:rPr>
+        <w:t xml:space="preserve"> </w:t>
+      </w:r>
+      <w:r>
+        <w:rPr>
+          <w:rFonts w:ascii="Times New Roman" w:hAnsi="Times New Roman" w:eastAsia="Times New Roman" w:cs="Times New Roman"/>
+          <w:color w:val="000000"/>
+          <w:sz w:val="24"/>
+        </w:rPr>
         <w:t xml:space="preserve">and the resulting statement is compelled. 465 U.S. 420, 435 (1984). A condition that requires Mr. Bernecky to</w:t>
       </w:r>
       <w:r>
-        <w:t xml:space="preserve"> </w:t>
-      </w:r>
-      <w:r>
+        <w:rPr>
+          <w:rFonts w:ascii="Times New Roman" w:hAnsi="Times New Roman" w:eastAsia="Times New Roman" w:cs="Times New Roman"/>
+          <w:color w:val="000000"/>
+          <w:sz w:val="24"/>
+        </w:rPr>
+        <w:t xml:space="preserve"> </w:t>
+      </w:r>
+      <w:r>
+        <w:rPr>
+          <w:rFonts w:ascii="Times New Roman" w:hAnsi="Times New Roman" w:eastAsia="Times New Roman" w:cs="Times New Roman"/>
+          <w:color w:val="000000"/>
+          <w:sz w:val="24"/>
+        </w:rPr>
         <w:t xml:space="preserve">“</w:t>
       </w:r>
       <w:r>
+        <w:rPr>
+          <w:rFonts w:ascii="Times New Roman" w:hAnsi="Times New Roman" w:eastAsia="Times New Roman" w:cs="Times New Roman"/>
+          <w:color w:val="000000"/>
+          <w:sz w:val="24"/>
+        </w:rPr>
         <w:t xml:space="preserve">answer the questions posed</w:t>
       </w:r>
       <w:r>
+        <w:rPr>
+          <w:rFonts w:ascii="Times New Roman" w:hAnsi="Times New Roman" w:eastAsia="Times New Roman" w:cs="Times New Roman"/>
+          <w:color w:val="000000"/>
+          <w:sz w:val="24"/>
+        </w:rPr>
         <w:t xml:space="preserve">”</w:t>
       </w:r>
       <w:r>
-        <w:t xml:space="preserve"> </w:t>
-      </w:r>
-      <w:r>
+        <w:rPr>
+          <w:rFonts w:ascii="Times New Roman" w:hAnsi="Times New Roman" w:eastAsia="Times New Roman" w:cs="Times New Roman"/>
+          <w:color w:val="000000"/>
+          <w:sz w:val="24"/>
+        </w:rPr>
+        <w:t xml:space="preserve"> </w:t>
+      </w:r>
+      <w:r>
+        <w:rPr>
+          <w:rFonts w:ascii="Times New Roman" w:hAnsi="Times New Roman" w:eastAsia="Times New Roman" w:cs="Times New Roman"/>
+          <w:color w:val="000000"/>
+          <w:sz w:val="24"/>
+        </w:rPr>
         <w:t xml:space="preserve">— full stop, before any privilege determination — asserts exactly that.</w:t>
       </w:r>
       <w:r>
+        <w:rPr>
+          <w:rFonts w:ascii="Times New Roman" w:hAnsi="Times New Roman" w:eastAsia="Times New Roman" w:cs="Times New Roman"/>
+          <w:color w:val="000000"/>
+          <w:sz w:val="24"/>
+        </w:rPr>
         <w:t xml:space="preserve"> </w:t>
       </w:r>
       <w:r>
         <w:rPr>
           <w:iCs/>
+          <w:rFonts w:ascii="Times New Roman" w:hAnsi="Times New Roman" w:eastAsia="Times New Roman" w:cs="Times New Roman"/>
           <w:i/>
+          <w:color w:val="000000"/>
+          <w:sz w:val="24"/>
         </w:rPr>
         <w:t xml:space="preserve">United States v. Von Behren</w:t>
       </w:r>
       <w:r>
+        <w:rPr>
+          <w:rFonts w:ascii="Times New Roman" w:hAnsi="Times New Roman" w:eastAsia="Times New Roman" w:cs="Times New Roman"/>
+          <w:color w:val="000000"/>
+          <w:sz w:val="24"/>
+        </w:rPr>
         <w:t xml:space="preserve">, 822 F.3d 1139 (10th Cir. 2016), applies this same doctrine to a materially similar sex-offense polygraph and holds that a threat of program termination and revocation for refusing incriminating questions is unconstitutional compulsion.</w:t>
       </w:r>
       <w:r>
+        <w:rPr>
+          <w:rFonts w:ascii="Times New Roman" w:hAnsi="Times New Roman" w:eastAsia="Times New Roman" w:cs="Times New Roman"/>
+          <w:color w:val="000000"/>
+          <w:sz w:val="24"/>
+        </w:rPr>
         <w:t xml:space="preserve"> </w:t>
       </w:r>
       <w:r>
         <w:rPr>
           <w:iCs/>
+          <w:rFonts w:ascii="Times New Roman" w:hAnsi="Times New Roman" w:eastAsia="Times New Roman" w:cs="Times New Roman"/>
           <w:i/>
+          <w:color w:val="000000"/>
+          <w:sz w:val="24"/>
         </w:rPr>
         <w:t xml:space="preserve">Id.</w:t>
       </w:r>
       <w:r>
-        <w:t xml:space="preserve"> </w:t>
-      </w:r>
-      <w:r>
+        <w:rPr>
+          <w:rFonts w:ascii="Times New Roman" w:hAnsi="Times New Roman" w:eastAsia="Times New Roman" w:cs="Times New Roman"/>
+          <w:color w:val="000000"/>
+          <w:sz w:val="24"/>
+        </w:rPr>
+        <w:t xml:space="preserve"> </w:t>
+      </w:r>
+      <w:r>
+        <w:rPr>
+          <w:rFonts w:ascii="Times New Roman" w:hAnsi="Times New Roman" w:eastAsia="Times New Roman" w:cs="Times New Roman"/>
+          <w:color w:val="000000"/>
+          <w:sz w:val="24"/>
+        </w:rPr>
         <w:t xml:space="preserve">at 1150-51. The privilege reaches not only direct confessions but any answer that would furnish</w:t>
       </w:r>
       <w:r>
-        <w:t xml:space="preserve"> </w:t>
-      </w:r>
-      <w:r>
+        <w:rPr>
+          <w:rFonts w:ascii="Times New Roman" w:hAnsi="Times New Roman" w:eastAsia="Times New Roman" w:cs="Times New Roman"/>
+          <w:color w:val="000000"/>
+          <w:sz w:val="24"/>
+        </w:rPr>
+        <w:t xml:space="preserve"> </w:t>
+      </w:r>
+      <w:r>
+        <w:rPr>
+          <w:rFonts w:ascii="Times New Roman" w:hAnsi="Times New Roman" w:eastAsia="Times New Roman" w:cs="Times New Roman"/>
+          <w:color w:val="000000"/>
+          <w:sz w:val="24"/>
+        </w:rPr>
         <w:t xml:space="preserve">“</w:t>
       </w:r>
       <w:r>
+        <w:rPr>
+          <w:rFonts w:ascii="Times New Roman" w:hAnsi="Times New Roman" w:eastAsia="Times New Roman" w:cs="Times New Roman"/>
+          <w:color w:val="000000"/>
+          <w:sz w:val="24"/>
+        </w:rPr>
         <w:t xml:space="preserve">a link in the chain of evidence</w:t>
       </w:r>
       <w:r>
+        <w:rPr>
+          <w:rFonts w:ascii="Times New Roman" w:hAnsi="Times New Roman" w:eastAsia="Times New Roman" w:cs="Times New Roman"/>
+          <w:color w:val="000000"/>
+          <w:sz w:val="24"/>
+        </w:rPr>
         <w:t xml:space="preserve">”</w:t>
       </w:r>
       <w:r>
-        <w:t xml:space="preserve"> </w:t>
-      </w:r>
-      <w:r>
+        <w:rPr>
+          <w:rFonts w:ascii="Times New Roman" w:hAnsi="Times New Roman" w:eastAsia="Times New Roman" w:cs="Times New Roman"/>
+          <w:color w:val="000000"/>
+          <w:sz w:val="24"/>
+        </w:rPr>
+        <w:t xml:space="preserve"> </w:t>
+      </w:r>
+      <w:r>
+        <w:rPr>
+          <w:rFonts w:ascii="Times New Roman" w:hAnsi="Times New Roman" w:eastAsia="Times New Roman" w:cs="Times New Roman"/>
+          <w:color w:val="000000"/>
+          <w:sz w:val="24"/>
+        </w:rPr>
         <w:t xml:space="preserve">needed to prosecute.</w:t>
       </w:r>
       <w:r>
+        <w:rPr>
+          <w:rFonts w:ascii="Times New Roman" w:hAnsi="Times New Roman" w:eastAsia="Times New Roman" w:cs="Times New Roman"/>
+          <w:color w:val="000000"/>
+          <w:sz w:val="24"/>
+        </w:rPr>
         <w:t xml:space="preserve"> </w:t>
       </w:r>
       <w:r>
         <w:rPr>
           <w:iCs/>
+          <w:rFonts w:ascii="Times New Roman" w:hAnsi="Times New Roman" w:eastAsia="Times New Roman" w:cs="Times New Roman"/>
           <w:i/>
+          <w:color w:val="000000"/>
+          <w:sz w:val="24"/>
         </w:rPr>
         <w:t xml:space="preserve">Hoffman v. United States</w:t>
       </w:r>
       <w:r>
+        <w:rPr>
+          <w:rFonts w:ascii="Times New Roman" w:hAnsi="Times New Roman" w:eastAsia="Times New Roman" w:cs="Times New Roman"/>
+          <w:color w:val="000000"/>
+          <w:sz w:val="24"/>
+        </w:rPr>
         <w:t xml:space="preserve">, 341 U.S. 479, 486 (1951).</w:t>
       </w:r>
     </w:p>
     <w:p>
       <w:pPr>
         <w:pStyle w:val="BodyText"/>
+        <w:spacing w:line="480" w:lineRule="auto" w:before="0" w:after="0"/>
       </w:pPr>
       <w:r>
         <w:rPr>
           <w:bCs/>
+          <w:rFonts w:ascii="Times New Roman" w:hAnsi="Times New Roman" w:eastAsia="Times New Roman" w:cs="Times New Roman"/>
           <w:b/>
+          <w:color w:val="000000"/>
+          <w:sz w:val="24"/>
         </w:rPr>
         <w:t xml:space="preserve">2. The requested protections.</w:t>
       </w:r>
@@ -2168,8 +4611,15 @@
     <w:p>
       <w:pPr>
         <w:pStyle w:val="BodyText"/>
-      </w:pPr>
-      <w:r>
+        <w:spacing w:line="480" w:lineRule="auto" w:before="0" w:after="0"/>
+        <w:ind w:firstLine="720"/>
+      </w:pPr>
+      <w:r>
+        <w:rPr>
+          <w:rFonts w:ascii="Times New Roman" w:hAnsi="Times New Roman" w:eastAsia="Times New Roman" w:cs="Times New Roman"/>
+          <w:color w:val="000000"/>
+          <w:sz w:val="24"/>
+        </w:rPr>
         <w:t xml:space="preserve">Mr. Bernecky requests that, until and unless each of the following is in place, he is entitled to decline to answer any polygraph or other quasi-scientific examination question:</w:t>
       </w:r>
     </w:p>
@@ -2179,8 +4629,14 @@
           <w:ilvl w:val="0"/>
           <w:numId w:val="1001"/>
         </w:numPr>
-      </w:pPr>
-      <w:r>
+        <w:spacing w:line="480" w:lineRule="auto" w:before="0" w:after="0"/>
+      </w:pPr>
+      <w:r>
+        <w:rPr>
+          <w:rFonts w:ascii="Times New Roman" w:hAnsi="Times New Roman" w:eastAsia="Times New Roman" w:cs="Times New Roman"/>
+          <w:color w:val="000000"/>
+          <w:sz w:val="24"/>
+        </w:rPr>
         <w:t xml:space="preserve">appointed counsel present before, during, and after any such examination;</w:t>
       </w:r>
     </w:p>
@@ -2190,8 +4646,15 @@
           <w:ilvl w:val="0"/>
           <w:numId w:val="1001"/>
         </w:numPr>
-      </w:pPr>
-      <w:r>
+        <w:spacing w:line="480" w:lineRule="auto" w:before="0" w:after="0"/>
+        <w:ind w:firstLine="720"/>
+      </w:pPr>
+      <w:r>
+        <w:rPr>
+          <w:rFonts w:ascii="Times New Roman" w:hAnsi="Times New Roman" w:eastAsia="Times New Roman" w:cs="Times New Roman"/>
+          <w:color w:val="000000"/>
+          <w:sz w:val="24"/>
+        </w:rPr>
         <w:t xml:space="preserve">counsel afforded adequate time, per question, to assess whether invocation is warranted — a determination of law, not one a layperson can be expected to make correctly under pressure;</w:t>
       </w:r>
     </w:p>
@@ -2201,24 +4664,48 @@
           <w:ilvl w:val="0"/>
           <w:numId w:val="1001"/>
         </w:numPr>
-      </w:pPr>
-      <w:r>
+        <w:spacing w:line="480" w:lineRule="auto" w:before="0" w:after="0"/>
+      </w:pPr>
+      <w:r>
+        <w:rPr>
+          <w:rFonts w:ascii="Times New Roman" w:hAnsi="Times New Roman" w:eastAsia="Times New Roman" w:cs="Times New Roman"/>
+          <w:color w:val="000000"/>
+          <w:sz w:val="24"/>
+        </w:rPr>
         <w:t xml:space="preserve">the examiner’s credentials established to a degree sufficient to support a</w:t>
       </w:r>
       <w:r>
+        <w:rPr>
+          <w:rFonts w:ascii="Times New Roman" w:hAnsi="Times New Roman" w:eastAsia="Times New Roman" w:cs="Times New Roman"/>
+          <w:color w:val="000000"/>
+          <w:sz w:val="24"/>
+        </w:rPr>
         <w:t xml:space="preserve"> </w:t>
       </w:r>
       <w:r>
         <w:rPr>
           <w:iCs/>
+          <w:rFonts w:ascii="Times New Roman" w:hAnsi="Times New Roman" w:eastAsia="Times New Roman" w:cs="Times New Roman"/>
           <w:i/>
+          <w:color w:val="000000"/>
+          <w:sz w:val="24"/>
         </w:rPr>
         <w:t xml:space="preserve">Daubert</w:t>
       </w:r>
       <w:r>
-        <w:t xml:space="preserve"> </w:t>
-      </w:r>
-      <w:r>
+        <w:rPr>
+          <w:rFonts w:ascii="Times New Roman" w:hAnsi="Times New Roman" w:eastAsia="Times New Roman" w:cs="Times New Roman"/>
+          <w:color w:val="000000"/>
+          <w:sz w:val="24"/>
+        </w:rPr>
+        <w:t xml:space="preserve"> </w:t>
+      </w:r>
+      <w:r>
+        <w:rPr>
+          <w:rFonts w:ascii="Times New Roman" w:hAnsi="Times New Roman" w:eastAsia="Times New Roman" w:cs="Times New Roman"/>
+          <w:color w:val="000000"/>
+          <w:sz w:val="24"/>
+        </w:rPr>
         <w:t xml:space="preserve">challenge; and</w:t>
       </w:r>
     </w:p>
@@ -2228,97 +4715,208 @@
           <w:ilvl w:val="0"/>
           <w:numId w:val="1001"/>
         </w:numPr>
-      </w:pPr>
-      <w:r>
+        <w:spacing w:line="480" w:lineRule="auto" w:before="0" w:after="0"/>
+      </w:pPr>
+      <w:r>
+        <w:rPr>
+          <w:rFonts w:ascii="Times New Roman" w:hAnsi="Times New Roman" w:eastAsia="Times New Roman" w:cs="Times New Roman"/>
+          <w:color w:val="000000"/>
+          <w:sz w:val="24"/>
+        </w:rPr>
         <w:t xml:space="preserve">no disclosure of any examination-derived information to any person or agency without leave of court.</w:t>
       </w:r>
     </w:p>
     <w:p>
       <w:pPr>
         <w:pStyle w:val="FirstParagraph"/>
-      </w:pPr>
-      <w:r>
+        <w:spacing w:line="480" w:lineRule="auto" w:before="0" w:after="0"/>
+        <w:ind w:firstLine="720"/>
+      </w:pPr>
+      <w:r>
+        <w:rPr>
+          <w:rFonts w:ascii="Times New Roman" w:hAnsi="Times New Roman" w:eastAsia="Times New Roman" w:cs="Times New Roman"/>
+          <w:color w:val="000000"/>
+          <w:sz w:val="24"/>
+        </w:rPr>
         <w:t xml:space="preserve">No federal court appears to have addressed a request of precisely this kind, and that should be said plainly rather than disguised as settled law. This request is best presented, and most likely to be granted, as a discretionary safeguard this Court has authority to craft under 18 U.S.C. § 3583(d) — not as a claim that the polygraph room is a custodial setting requiring Miranda-style protection. That framing is unnecessary and would invite an unfavorable comparison to authority rejecting a counsel-presence claim on custodial-interrogation grounds.</w:t>
       </w:r>
       <w:r>
+        <w:rPr>
+          <w:rFonts w:ascii="Times New Roman" w:hAnsi="Times New Roman" w:eastAsia="Times New Roman" w:cs="Times New Roman"/>
+          <w:color w:val="000000"/>
+          <w:sz w:val="24"/>
+        </w:rPr>
         <w:t xml:space="preserve"> </w:t>
       </w:r>
       <w:r>
         <w:rPr>
           <w:iCs/>
+          <w:rFonts w:ascii="Times New Roman" w:hAnsi="Times New Roman" w:eastAsia="Times New Roman" w:cs="Times New Roman"/>
           <w:i/>
+          <w:color w:val="000000"/>
+          <w:sz w:val="24"/>
         </w:rPr>
         <w:t xml:space="preserve">See J.B. v. New Jersey State Parole Board</w:t>
       </w:r>
       <w:r>
+        <w:rPr>
+          <w:rFonts w:ascii="Times New Roman" w:hAnsi="Times New Roman" w:eastAsia="Times New Roman" w:cs="Times New Roman"/>
+          <w:color w:val="000000"/>
+          <w:sz w:val="24"/>
+        </w:rPr>
         <w:t xml:space="preserve">, 229 N.J. 21 (2017). It is enough that determining whether a question is privileged is a legal judgment, and that the existing federal supervision policy framework already recognizes this determination is too delicate to leave to a probation officer alone, directing that uncertain invocations be referred to the court rather than resolved unilaterally. Guide to Judiciary Policy, Vol. 8E, § 190.45. If the Court is unwilling to order counsel’s presence throughout the full examination, Mr. Bernecky requests, in the alternative, consultation access at any point during the exam, modeled on the long-accepted grand jury practice of permitting a witness to step outside to consult counsel,</w:t>
       </w:r>
       <w:r>
+        <w:rPr>
+          <w:rFonts w:ascii="Times New Roman" w:hAnsi="Times New Roman" w:eastAsia="Times New Roman" w:cs="Times New Roman"/>
+          <w:color w:val="000000"/>
+          <w:sz w:val="24"/>
+        </w:rPr>
         <w:t xml:space="preserve"> </w:t>
       </w:r>
       <w:r>
         <w:rPr>
           <w:iCs/>
+          <w:rFonts w:ascii="Times New Roman" w:hAnsi="Times New Roman" w:eastAsia="Times New Roman" w:cs="Times New Roman"/>
           <w:i/>
+          <w:color w:val="000000"/>
+          <w:sz w:val="24"/>
         </w:rPr>
         <w:t xml:space="preserve">see United States v. Mandujano</w:t>
       </w:r>
       <w:r>
+        <w:rPr>
+          <w:rFonts w:ascii="Times New Roman" w:hAnsi="Times New Roman" w:eastAsia="Times New Roman" w:cs="Times New Roman"/>
+          <w:color w:val="000000"/>
+          <w:sz w:val="24"/>
+        </w:rPr>
         <w:t xml:space="preserve">, 425 U.S. 564 (1976); or, at minimum, advance written review of the full question list by counsel, with any newly arising or disputed question referred to the Court rather than resolved by the examiner.</w:t>
       </w:r>
     </w:p>
     <w:p>
       <w:pPr>
         <w:pStyle w:val="BodyText"/>
-      </w:pPr>
-      <w:r>
+        <w:spacing w:line="480" w:lineRule="auto" w:before="0" w:after="0"/>
+        <w:ind w:firstLine="720"/>
+      </w:pPr>
+      <w:r>
+        <w:rPr>
+          <w:rFonts w:ascii="Times New Roman" w:hAnsi="Times New Roman" w:eastAsia="Times New Roman" w:cs="Times New Roman"/>
+          <w:color w:val="000000"/>
+          <w:sz w:val="24"/>
+        </w:rPr>
         <w:t xml:space="preserve">A separate and independent basis exists for appointing counsel for this motion specifically: 18 U.S.C. § 3006A(a)(1)(E) already lists a person who</w:t>
       </w:r>
       <w:r>
-        <w:t xml:space="preserve"> </w:t>
-      </w:r>
-      <w:r>
+        <w:rPr>
+          <w:rFonts w:ascii="Times New Roman" w:hAnsi="Times New Roman" w:eastAsia="Times New Roman" w:cs="Times New Roman"/>
+          <w:color w:val="000000"/>
+          <w:sz w:val="24"/>
+        </w:rPr>
+        <w:t xml:space="preserve"> </w:t>
+      </w:r>
+      <w:r>
+        <w:rPr>
+          <w:rFonts w:ascii="Times New Roman" w:hAnsi="Times New Roman" w:eastAsia="Times New Roman" w:cs="Times New Roman"/>
+          <w:color w:val="000000"/>
+          <w:sz w:val="24"/>
+        </w:rPr>
         <w:t xml:space="preserve">“</w:t>
       </w:r>
       <w:r>
+        <w:rPr>
+          <w:rFonts w:ascii="Times New Roman" w:hAnsi="Times New Roman" w:eastAsia="Times New Roman" w:cs="Times New Roman"/>
+          <w:color w:val="000000"/>
+          <w:sz w:val="24"/>
+        </w:rPr>
         <w:t xml:space="preserve">faces modification . . . of a condition . . . of a term of supervised release</w:t>
       </w:r>
       <w:r>
+        <w:rPr>
+          <w:rFonts w:ascii="Times New Roman" w:hAnsi="Times New Roman" w:eastAsia="Times New Roman" w:cs="Times New Roman"/>
+          <w:color w:val="000000"/>
+          <w:sz w:val="24"/>
+        </w:rPr>
         <w:t xml:space="preserve">”</w:t>
       </w:r>
       <w:r>
-        <w:t xml:space="preserve"> </w:t>
-      </w:r>
-      <w:r>
+        <w:rPr>
+          <w:rFonts w:ascii="Times New Roman" w:hAnsi="Times New Roman" w:eastAsia="Times New Roman" w:cs="Times New Roman"/>
+          <w:color w:val="000000"/>
+          <w:sz w:val="24"/>
+        </w:rPr>
+        <w:t xml:space="preserve"> </w:t>
+      </w:r>
+      <w:r>
+        <w:rPr>
+          <w:rFonts w:ascii="Times New Roman" w:hAnsi="Times New Roman" w:eastAsia="Times New Roman" w:cs="Times New Roman"/>
+          <w:color w:val="000000"/>
+          <w:sz w:val="24"/>
+        </w:rPr>
         <w:t xml:space="preserve">among the categories for which representation</w:t>
       </w:r>
       <w:r>
-        <w:t xml:space="preserve"> </w:t>
-      </w:r>
-      <w:r>
+        <w:rPr>
+          <w:rFonts w:ascii="Times New Roman" w:hAnsi="Times New Roman" w:eastAsia="Times New Roman" w:cs="Times New Roman"/>
+          <w:color w:val="000000"/>
+          <w:sz w:val="24"/>
+        </w:rPr>
+        <w:t xml:space="preserve"> </w:t>
+      </w:r>
+      <w:r>
+        <w:rPr>
+          <w:rFonts w:ascii="Times New Roman" w:hAnsi="Times New Roman" w:eastAsia="Times New Roman" w:cs="Times New Roman"/>
+          <w:color w:val="000000"/>
+          <w:sz w:val="24"/>
+        </w:rPr>
         <w:t xml:space="preserve">“</w:t>
       </w:r>
       <w:r>
+        <w:rPr>
+          <w:rFonts w:ascii="Times New Roman" w:hAnsi="Times New Roman" w:eastAsia="Times New Roman" w:cs="Times New Roman"/>
+          <w:color w:val="000000"/>
+          <w:sz w:val="24"/>
+        </w:rPr>
         <w:t xml:space="preserve">shall be provided</w:t>
       </w:r>
       <w:r>
+        <w:rPr>
+          <w:rFonts w:ascii="Times New Roman" w:hAnsi="Times New Roman" w:eastAsia="Times New Roman" w:cs="Times New Roman"/>
+          <w:color w:val="000000"/>
+          <w:sz w:val="24"/>
+        </w:rPr>
         <w:t xml:space="preserve">”</w:t>
       </w:r>
       <w:r>
-        <w:t xml:space="preserve"> </w:t>
-      </w:r>
-      <w:r>
+        <w:rPr>
+          <w:rFonts w:ascii="Times New Roman" w:hAnsi="Times New Roman" w:eastAsia="Times New Roman" w:cs="Times New Roman"/>
+          <w:color w:val="000000"/>
+          <w:sz w:val="24"/>
+        </w:rPr>
+        <w:t xml:space="preserve"> </w:t>
+      </w:r>
+      <w:r>
+        <w:rPr>
+          <w:rFonts w:ascii="Times New Roman" w:hAnsi="Times New Roman" w:eastAsia="Times New Roman" w:cs="Times New Roman"/>
+          <w:color w:val="000000"/>
+          <w:sz w:val="24"/>
+        </w:rPr>
         <w:t xml:space="preserve">to a financially eligible person. Mr. Bernecky requests that the Court appoint counsel under this provision for purposes of this motion, independent of how the polygraph-specific request above is resolved.</w:t>
       </w:r>
     </w:p>
     <w:p>
       <w:pPr>
         <w:pStyle w:val="BodyText"/>
+        <w:spacing w:line="480" w:lineRule="auto" w:before="0" w:after="0"/>
+        <w:ind w:firstLine="720"/>
       </w:pPr>
       <w:r>
         <w:rPr>
           <w:bCs/>
+          <w:rFonts w:ascii="Times New Roman" w:hAnsi="Times New Roman" w:eastAsia="Times New Roman" w:cs="Times New Roman"/>
           <w:b/>
+          <w:color w:val="000000"/>
+          <w:sz w:val="24"/>
         </w:rPr>
         <w:t xml:space="preserve">3. There is, independently, no factual predicate for the polygraph condition as applied to Mr. Bernecky.</w:t>
       </w:r>
@@ -2326,16 +4924,16 @@
     <w:p>
       <w:pPr>
         <w:pStyle w:val="BodyText"/>
-      </w:pPr>
-      <w:r>
+        <w:spacing w:line="480" w:lineRule="auto" w:before="0" w:after="0"/>
+        <w:ind w:firstLine="720"/>
+      </w:pPr>
+      <w:r>
+        <w:rPr>
+          <w:rFonts w:ascii="Times New Roman" w:hAnsi="Times New Roman" w:eastAsia="Times New Roman" w:cs="Times New Roman"/>
+          <w:color w:val="000000"/>
+          <w:sz w:val="24"/>
+        </w:rPr>
         <w:t xml:space="preserve">Mr. Bernecky has never been found dishonest in treatment or supervision. A condition premised on presumed dishonesty, in the absence of any actual instance of it, lacks the nexus required under § 3583(d)’s reasonably-related standard, and the same is true of the computerized voice stress analyzer, whose reliability is independently subject to challenge under protection (iii) above.</w:t>
-      </w:r>
-    </w:p>
-    <w:p>
-      <w:r>
-        <w:pict>
-          <v:rect style="width:0;height:1.5pt" o:hralign="center" o:hrstd="t" o:hr="t"/>
-        </w:pict>
       </w:r>
     </w:p>
     <w:bookmarkEnd w:id="28"/>
@@ -2343,87 +4941,177 @@
     <w:p>
       <w:pPr>
         <w:pStyle w:val="Heading3"/>
-      </w:pPr>
-      <w:r>
+        <w:spacing w:line="480" w:lineRule="auto" w:before="0" w:after="0"/>
+      </w:pPr>
+      <w:r>
+        <w:rPr>
+          <w:rFonts w:ascii="Times New Roman" w:hAnsi="Times New Roman" w:eastAsia="Times New Roman" w:cs="Times New Roman"/>
+          <w:b/>
+          <w:color w:val="000000"/>
+          <w:sz w:val="24"/>
+        </w:rPr>
         <w:t xml:space="preserve">F. The Judgment’s Pre-Authorization of Presentence Report Disclosure Violates</w:t>
       </w:r>
       <w:r>
+        <w:rPr>
+          <w:rFonts w:ascii="Times New Roman" w:hAnsi="Times New Roman" w:eastAsia="Times New Roman" w:cs="Times New Roman"/>
+          <w:b/>
+          <w:color w:val="000000"/>
+          <w:sz w:val="24"/>
+        </w:rPr>
         <w:t xml:space="preserve"> </w:t>
       </w:r>
       <w:r>
         <w:rPr>
           <w:iCs/>
+          <w:rFonts w:ascii="Times New Roman" w:hAnsi="Times New Roman" w:eastAsia="Times New Roman" w:cs="Times New Roman"/>
+          <w:b/>
           <w:i/>
+          <w:color w:val="000000"/>
+          <w:sz w:val="24"/>
         </w:rPr>
         <w:t xml:space="preserve">Charmer Industries</w:t>
       </w:r>
       <w:r>
-        <w:t xml:space="preserve"> </w:t>
-      </w:r>
-      <w:r>
+        <w:rPr>
+          <w:rFonts w:ascii="Times New Roman" w:hAnsi="Times New Roman" w:eastAsia="Times New Roman" w:cs="Times New Roman"/>
+          <w:b/>
+          <w:color w:val="000000"/>
+          <w:sz w:val="24"/>
+        </w:rPr>
+        <w:t xml:space="preserve"> </w:t>
+      </w:r>
+      <w:r>
+        <w:rPr>
+          <w:rFonts w:ascii="Times New Roman" w:hAnsi="Times New Roman" w:eastAsia="Times New Roman" w:cs="Times New Roman"/>
+          <w:b/>
+          <w:color w:val="000000"/>
+          <w:sz w:val="24"/>
+        </w:rPr>
         <w:t xml:space="preserve">and Should Be Vacated</w:t>
       </w:r>
     </w:p>
     <w:p>
       <w:pPr>
         <w:pStyle w:val="FirstParagraph"/>
-      </w:pPr>
-      <w:r>
+        <w:spacing w:line="480" w:lineRule="auto" w:before="0" w:after="0"/>
+        <w:ind w:firstLine="720"/>
+      </w:pPr>
+      <w:r>
+        <w:rPr>
+          <w:rFonts w:ascii="Times New Roman" w:hAnsi="Times New Roman" w:eastAsia="Times New Roman" w:cs="Times New Roman"/>
+          <w:color w:val="000000"/>
+          <w:sz w:val="24"/>
+        </w:rPr>
         <w:t xml:space="preserve">Special Condition (e) authorizes release of Mr. Bernecky’s presentence report to the New York State Board of Examiners of Sex Offenders, and further disclosure</w:t>
       </w:r>
       <w:r>
-        <w:t xml:space="preserve"> </w:t>
-      </w:r>
-      <w:r>
+        <w:rPr>
+          <w:rFonts w:ascii="Times New Roman" w:hAnsi="Times New Roman" w:eastAsia="Times New Roman" w:cs="Times New Roman"/>
+          <w:color w:val="000000"/>
+          <w:sz w:val="24"/>
+        </w:rPr>
+        <w:t xml:space="preserve"> </w:t>
+      </w:r>
+      <w:r>
+        <w:rPr>
+          <w:rFonts w:ascii="Times New Roman" w:hAnsi="Times New Roman" w:eastAsia="Times New Roman" w:cs="Times New Roman"/>
+          <w:color w:val="000000"/>
+          <w:sz w:val="24"/>
+        </w:rPr>
         <w:t xml:space="preserve">“</w:t>
       </w:r>
       <w:r>
+        <w:rPr>
+          <w:rFonts w:ascii="Times New Roman" w:hAnsi="Times New Roman" w:eastAsia="Times New Roman" w:cs="Times New Roman"/>
+          <w:color w:val="000000"/>
+          <w:sz w:val="24"/>
+        </w:rPr>
         <w:t xml:space="preserve">to the county court and to the parties involved in the determination of the defendant’s final classification level.</w:t>
       </w:r>
       <w:r>
+        <w:rPr>
+          <w:rFonts w:ascii="Times New Roman" w:hAnsi="Times New Roman" w:eastAsia="Times New Roman" w:cs="Times New Roman"/>
+          <w:color w:val="000000"/>
+          <w:sz w:val="24"/>
+        </w:rPr>
         <w:t xml:space="preserve">”</w:t>
       </w:r>
       <w:r>
-        <w:t xml:space="preserve"> </w:t>
-      </w:r>
-      <w:r>
+        <w:rPr>
+          <w:rFonts w:ascii="Times New Roman" w:hAnsi="Times New Roman" w:eastAsia="Times New Roman" w:cs="Times New Roman"/>
+          <w:color w:val="000000"/>
+          <w:sz w:val="24"/>
+        </w:rPr>
+        <w:t xml:space="preserve"> </w:t>
+      </w:r>
+      <w:r>
+        <w:rPr>
+          <w:rFonts w:ascii="Times New Roman" w:hAnsi="Times New Roman" w:eastAsia="Times New Roman" w:cs="Times New Roman"/>
+          <w:color w:val="000000"/>
+          <w:sz w:val="24"/>
+        </w:rPr>
         <w:t xml:space="preserve">This blanket, Judgment-level pre-authorization is inconsistent with the confidentiality and case-specific disclosure standard this Circuit has long applied to presentence reports.</w:t>
       </w:r>
       <w:r>
+        <w:rPr>
+          <w:rFonts w:ascii="Times New Roman" w:hAnsi="Times New Roman" w:eastAsia="Times New Roman" w:cs="Times New Roman"/>
+          <w:color w:val="000000"/>
+          <w:sz w:val="24"/>
+        </w:rPr>
         <w:t xml:space="preserve"> </w:t>
       </w:r>
       <w:r>
         <w:rPr>
           <w:iCs/>
+          <w:rFonts w:ascii="Times New Roman" w:hAnsi="Times New Roman" w:eastAsia="Times New Roman" w:cs="Times New Roman"/>
           <w:i/>
+          <w:color w:val="000000"/>
+          <w:sz w:val="24"/>
         </w:rPr>
         <w:t xml:space="preserve">See United States v. Charmer Indus., Inc.</w:t>
       </w:r>
       <w:r>
+        <w:rPr>
+          <w:rFonts w:ascii="Times New Roman" w:hAnsi="Times New Roman" w:eastAsia="Times New Roman" w:cs="Times New Roman"/>
+          <w:color w:val="000000"/>
+          <w:sz w:val="24"/>
+        </w:rPr>
         <w:t xml:space="preserve">, 711 F.2d 1164 (2d Cir. 1983). The remaining registration language in this same condition is, independently, surplusage: Mandatory Condition 6 already requires registration under the Sex Offender Registration and Notification Act, 34 U.S.C. § 20901</w:t>
       </w:r>
       <w:r>
+        <w:rPr>
+          <w:rFonts w:ascii="Times New Roman" w:hAnsi="Times New Roman" w:eastAsia="Times New Roman" w:cs="Times New Roman"/>
+          <w:color w:val="000000"/>
+          <w:sz w:val="24"/>
+        </w:rPr>
         <w:t xml:space="preserve"> </w:t>
       </w:r>
       <w:r>
         <w:rPr>
           <w:iCs/>
+          <w:rFonts w:ascii="Times New Roman" w:hAnsi="Times New Roman" w:eastAsia="Times New Roman" w:cs="Times New Roman"/>
           <w:i/>
+          <w:color w:val="000000"/>
+          <w:sz w:val="24"/>
         </w:rPr>
         <w:t xml:space="preserve">et seq.</w:t>
       </w:r>
       <w:r>
-        <w:t xml:space="preserve"> </w:t>
-      </w:r>
-      <w:r>
+        <w:rPr>
+          <w:rFonts w:ascii="Times New Roman" w:hAnsi="Times New Roman" w:eastAsia="Times New Roman" w:cs="Times New Roman"/>
+          <w:color w:val="000000"/>
+          <w:sz w:val="24"/>
+        </w:rPr>
+        <w:t xml:space="preserve"> </w:t>
+      </w:r>
+      <w:r>
+        <w:rPr>
+          <w:rFonts w:ascii="Times New Roman" w:hAnsi="Times New Roman" w:eastAsia="Times New Roman" w:cs="Times New Roman"/>
+          <w:color w:val="000000"/>
+          <w:sz w:val="24"/>
+        </w:rPr>
         <w:t xml:space="preserve">The Court should strike the blanket PSR pre-authorization and the duplicative registration language, without prejudice to any case-specific disclosure request properly made in the future.</w:t>
-      </w:r>
-    </w:p>
-    <w:p>
-      <w:r>
-        <w:pict>
-          <v:rect style="width:0;height:1.5pt" o:hralign="center" o:hrstd="t" o:hr="t"/>
-        </w:pict>
       </w:r>
     </w:p>
     <w:bookmarkEnd w:id="29"/>
@@ -2431,91 +5119,186 @@
     <w:p>
       <w:pPr>
         <w:pStyle w:val="Heading3"/>
-      </w:pPr>
-      <w:r>
+        <w:spacing w:line="480" w:lineRule="auto" w:before="0" w:after="0"/>
+      </w:pPr>
+      <w:r>
+        <w:rPr>
+          <w:rFonts w:ascii="Times New Roman" w:hAnsi="Times New Roman" w:eastAsia="Times New Roman" w:cs="Times New Roman"/>
+          <w:b/>
+          <w:color w:val="000000"/>
+          <w:sz w:val="24"/>
+        </w:rPr>
         <w:t xml:space="preserve">G. The Fee-Bearing Conditions Lack Any Payment Methodology or Ability-to-Pay Mechanism</w:t>
       </w:r>
     </w:p>
     <w:p>
       <w:pPr>
         <w:pStyle w:val="FirstParagraph"/>
-      </w:pPr>
-      <w:r>
+        <w:spacing w:line="480" w:lineRule="auto" w:before="0" w:after="0"/>
+        <w:ind w:firstLine="720"/>
+      </w:pPr>
+      <w:r>
+        <w:rPr>
+          <w:rFonts w:ascii="Times New Roman" w:hAnsi="Times New Roman" w:eastAsia="Times New Roman" w:cs="Times New Roman"/>
+          <w:color w:val="000000"/>
+          <w:sz w:val="24"/>
+        </w:rPr>
         <w:t xml:space="preserve">Four separate conditions — CIMP monitoring, sex-offense treatment, polygraph testing, and mental health treatment — require Mr. Bernecky to pay or</w:t>
       </w:r>
       <w:r>
-        <w:t xml:space="preserve"> </w:t>
-      </w:r>
-      <w:r>
+        <w:rPr>
+          <w:rFonts w:ascii="Times New Roman" w:hAnsi="Times New Roman" w:eastAsia="Times New Roman" w:cs="Times New Roman"/>
+          <w:color w:val="000000"/>
+          <w:sz w:val="24"/>
+        </w:rPr>
+        <w:t xml:space="preserve"> </w:t>
+      </w:r>
+      <w:r>
+        <w:rPr>
+          <w:rFonts w:ascii="Times New Roman" w:hAnsi="Times New Roman" w:eastAsia="Times New Roman" w:cs="Times New Roman"/>
+          <w:color w:val="000000"/>
+          <w:sz w:val="24"/>
+        </w:rPr>
         <w:t xml:space="preserve">“</w:t>
       </w:r>
       <w:r>
+        <w:rPr>
+          <w:rFonts w:ascii="Times New Roman" w:hAnsi="Times New Roman" w:eastAsia="Times New Roman" w:cs="Times New Roman"/>
+          <w:color w:val="000000"/>
+          <w:sz w:val="24"/>
+        </w:rPr>
         <w:t xml:space="preserve">contribute to the cost of services rendered,</w:t>
       </w:r>
       <w:r>
+        <w:rPr>
+          <w:rFonts w:ascii="Times New Roman" w:hAnsi="Times New Roman" w:eastAsia="Times New Roman" w:cs="Times New Roman"/>
+          <w:color w:val="000000"/>
+          <w:sz w:val="24"/>
+        </w:rPr>
         <w:t xml:space="preserve">”</w:t>
       </w:r>
       <w:r>
-        <w:t xml:space="preserve"> </w:t>
-      </w:r>
-      <w:r>
+        <w:rPr>
+          <w:rFonts w:ascii="Times New Roman" w:hAnsi="Times New Roman" w:eastAsia="Times New Roman" w:cs="Times New Roman"/>
+          <w:color w:val="000000"/>
+          <w:sz w:val="24"/>
+        </w:rPr>
+        <w:t xml:space="preserve"> </w:t>
+      </w:r>
+      <w:r>
+        <w:rPr>
+          <w:rFonts w:ascii="Times New Roman" w:hAnsi="Times New Roman" w:eastAsia="Times New Roman" w:cs="Times New Roman"/>
+          <w:color w:val="000000"/>
+          <w:sz w:val="24"/>
+        </w:rPr>
         <w:t xml:space="preserve">without stating a dollar figure, a rate-setting procedure, or any mechanism accounting for his ability to pay. The defect is structural, not a question of amount: nothing in the Judgment tells Mr. Bernecky, or Probation, how much is expected, whether any sliding scale applies, or what happens if he genuinely cannot pay.</w:t>
       </w:r>
     </w:p>
     <w:p>
       <w:pPr>
         <w:pStyle w:val="BodyText"/>
+        <w:spacing w:line="480" w:lineRule="auto" w:before="0" w:after="0"/>
+        <w:ind w:firstLine="720"/>
       </w:pPr>
       <w:r>
         <w:rPr>
           <w:iCs/>
+          <w:rFonts w:ascii="Times New Roman" w:hAnsi="Times New Roman" w:eastAsia="Times New Roman" w:cs="Times New Roman"/>
           <w:i/>
+          <w:color w:val="000000"/>
+          <w:sz w:val="24"/>
         </w:rPr>
         <w:t xml:space="preserve">Bearden v. Georgia</w:t>
       </w:r>
       <w:r>
+        <w:rPr>
+          <w:rFonts w:ascii="Times New Roman" w:hAnsi="Times New Roman" w:eastAsia="Times New Roman" w:cs="Times New Roman"/>
+          <w:color w:val="000000"/>
+          <w:sz w:val="24"/>
+        </w:rPr>
         <w:t xml:space="preserve">, 461 U.S. 660 (1983), requires a willfulness and bona-fide-efforts inquiry before nonpayment of a financial obligation may be treated as a basis for revocation; nothing in the record suggests that principle has been extended, in this Judgment, to these four</w:t>
       </w:r>
       <w:r>
-        <w:t xml:space="preserve"> </w:t>
-      </w:r>
-      <w:r>
+        <w:rPr>
+          <w:rFonts w:ascii="Times New Roman" w:hAnsi="Times New Roman" w:eastAsia="Times New Roman" w:cs="Times New Roman"/>
+          <w:color w:val="000000"/>
+          <w:sz w:val="24"/>
+        </w:rPr>
+        <w:t xml:space="preserve"> </w:t>
+      </w:r>
+      <w:r>
+        <w:rPr>
+          <w:rFonts w:ascii="Times New Roman" w:hAnsi="Times New Roman" w:eastAsia="Times New Roman" w:cs="Times New Roman"/>
+          <w:color w:val="000000"/>
+          <w:sz w:val="24"/>
+        </w:rPr>
         <w:t xml:space="preserve">“</w:t>
       </w:r>
       <w:r>
+        <w:rPr>
+          <w:rFonts w:ascii="Times New Roman" w:hAnsi="Times New Roman" w:eastAsia="Times New Roman" w:cs="Times New Roman"/>
+          <w:color w:val="000000"/>
+          <w:sz w:val="24"/>
+        </w:rPr>
         <w:t xml:space="preserve">contribute to the cost</w:t>
       </w:r>
       <w:r>
+        <w:rPr>
+          <w:rFonts w:ascii="Times New Roman" w:hAnsi="Times New Roman" w:eastAsia="Times New Roman" w:cs="Times New Roman"/>
+          <w:color w:val="000000"/>
+          <w:sz w:val="24"/>
+        </w:rPr>
         <w:t xml:space="preserve">”</w:t>
       </w:r>
       <w:r>
-        <w:t xml:space="preserve"> </w:t>
-      </w:r>
-      <w:r>
+        <w:rPr>
+          <w:rFonts w:ascii="Times New Roman" w:hAnsi="Times New Roman" w:eastAsia="Times New Roman" w:cs="Times New Roman"/>
+          <w:color w:val="000000"/>
+          <w:sz w:val="24"/>
+        </w:rPr>
+        <w:t xml:space="preserve"> </w:t>
+      </w:r>
+      <w:r>
+        <w:rPr>
+          <w:rFonts w:ascii="Times New Roman" w:hAnsi="Times New Roman" w:eastAsia="Times New Roman" w:cs="Times New Roman"/>
+          <w:color w:val="000000"/>
+          <w:sz w:val="24"/>
+        </w:rPr>
         <w:t xml:space="preserve">conditions. The Court should modify each of the four conditions to state expressly that (i) any fee obligation is subject to Mr. Bernecky’s demonstrated ability to pay, (ii) insurance or Medicaid coverage, where applicable, applies before any personal contribution is assessed, and (iii) inability to pay, standing alone, is not a basis for a violation finding absent the willfulness inquiry</w:t>
       </w:r>
       <w:r>
+        <w:rPr>
+          <w:rFonts w:ascii="Times New Roman" w:hAnsi="Times New Roman" w:eastAsia="Times New Roman" w:cs="Times New Roman"/>
+          <w:color w:val="000000"/>
+          <w:sz w:val="24"/>
+        </w:rPr>
         <w:t xml:space="preserve"> </w:t>
       </w:r>
       <w:r>
         <w:rPr>
           <w:iCs/>
+          <w:rFonts w:ascii="Times New Roman" w:hAnsi="Times New Roman" w:eastAsia="Times New Roman" w:cs="Times New Roman"/>
           <w:i/>
+          <w:color w:val="000000"/>
+          <w:sz w:val="24"/>
         </w:rPr>
         <w:t xml:space="preserve">Bearden</w:t>
       </w:r>
       <w:r>
-        <w:t xml:space="preserve"> </w:t>
-      </w:r>
-      <w:r>
+        <w:rPr>
+          <w:rFonts w:ascii="Times New Roman" w:hAnsi="Times New Roman" w:eastAsia="Times New Roman" w:cs="Times New Roman"/>
+          <w:color w:val="000000"/>
+          <w:sz w:val="24"/>
+        </w:rPr>
+        <w:t xml:space="preserve"> </w:t>
+      </w:r>
+      <w:r>
+        <w:rPr>
+          <w:rFonts w:ascii="Times New Roman" w:hAnsi="Times New Roman" w:eastAsia="Times New Roman" w:cs="Times New Roman"/>
+          <w:color w:val="000000"/>
+          <w:sz w:val="24"/>
+        </w:rPr>
         <w:t xml:space="preserve">requires.</w:t>
-      </w:r>
-    </w:p>
-    <w:p>
-      <w:r>
-        <w:pict>
-          <v:rect style="width:0;height:1.5pt" o:hralign="center" o:hrstd="t" o:hr="t"/>
-        </w:pict>
       </w:r>
     </w:p>
     <w:bookmarkEnd w:id="30"/>
@@ -2523,84 +5306,176 @@
     <w:p>
       <w:pPr>
         <w:pStyle w:val="Heading3"/>
-      </w:pPr>
-      <w:r>
+        <w:spacing w:line="480" w:lineRule="auto" w:before="0" w:after="0"/>
+      </w:pPr>
+      <w:r>
+        <w:rPr>
+          <w:rFonts w:ascii="Times New Roman" w:hAnsi="Times New Roman" w:eastAsia="Times New Roman" w:cs="Times New Roman"/>
+          <w:b/>
+          <w:color w:val="000000"/>
+          <w:sz w:val="24"/>
+        </w:rPr>
         <w:t xml:space="preserve">H. Two Financial-Disclosure Conditions Should Be Narrowed or Vacated as No Longer Necessary</w:t>
       </w:r>
     </w:p>
     <w:p>
       <w:pPr>
         <w:pStyle w:val="FirstParagraph"/>
-      </w:pPr>
-      <w:r>
+        <w:spacing w:line="480" w:lineRule="auto" w:before="0" w:after="0"/>
+        <w:ind w:firstLine="720"/>
+      </w:pPr>
+      <w:r>
+        <w:rPr>
+          <w:rFonts w:ascii="Times New Roman" w:hAnsi="Times New Roman" w:eastAsia="Times New Roman" w:cs="Times New Roman"/>
+          <w:color w:val="000000"/>
+          <w:sz w:val="24"/>
+        </w:rPr>
         <w:t xml:space="preserve">Special Condition (d) grants Probation blanket access to Mr. Bernecky’s personal and business financial information</w:t>
       </w:r>
       <w:r>
-        <w:t xml:space="preserve"> </w:t>
-      </w:r>
-      <w:r>
+        <w:rPr>
+          <w:rFonts w:ascii="Times New Roman" w:hAnsi="Times New Roman" w:eastAsia="Times New Roman" w:cs="Times New Roman"/>
+          <w:color w:val="000000"/>
+          <w:sz w:val="24"/>
+        </w:rPr>
+        <w:t xml:space="preserve"> </w:t>
+      </w:r>
+      <w:r>
+        <w:rPr>
+          <w:rFonts w:ascii="Times New Roman" w:hAnsi="Times New Roman" w:eastAsia="Times New Roman" w:cs="Times New Roman"/>
+          <w:color w:val="000000"/>
+          <w:sz w:val="24"/>
+        </w:rPr>
         <w:t xml:space="preserve">“</w:t>
       </w:r>
       <w:r>
+        <w:rPr>
+          <w:rFonts w:ascii="Times New Roman" w:hAnsi="Times New Roman" w:eastAsia="Times New Roman" w:cs="Times New Roman"/>
+          <w:color w:val="000000"/>
+          <w:sz w:val="24"/>
+        </w:rPr>
         <w:t xml:space="preserve">to monitor . . . compliance with not buying or subscribing to online services that provide child pornography.</w:t>
       </w:r>
       <w:r>
+        <w:rPr>
+          <w:rFonts w:ascii="Times New Roman" w:hAnsi="Times New Roman" w:eastAsia="Times New Roman" w:cs="Times New Roman"/>
+          <w:color w:val="000000"/>
+          <w:sz w:val="24"/>
+        </w:rPr>
         <w:t xml:space="preserve">”</w:t>
       </w:r>
       <w:r>
-        <w:t xml:space="preserve"> </w:t>
-      </w:r>
-      <w:r>
+        <w:rPr>
+          <w:rFonts w:ascii="Times New Roman" w:hAnsi="Times New Roman" w:eastAsia="Times New Roman" w:cs="Times New Roman"/>
+          <w:color w:val="000000"/>
+          <w:sz w:val="24"/>
+        </w:rPr>
+        <w:t xml:space="preserve"> </w:t>
+      </w:r>
+      <w:r>
+        <w:rPr>
+          <w:rFonts w:ascii="Times New Roman" w:hAnsi="Times New Roman" w:eastAsia="Times New Roman" w:cs="Times New Roman"/>
+          <w:color w:val="000000"/>
+          <w:sz w:val="24"/>
+        </w:rPr>
         <w:t xml:space="preserve">Mr. Bernecky has never been alleged to have purchased child pornography; his offense of conviction is possession. The condition should be modified to require a reasonable-suspicion predicate before financial information is accessed, consistent with the suspicion-gated structure the Judgment already applies elsewhere, in Special Condition (a) itself.</w:t>
       </w:r>
     </w:p>
     <w:p>
       <w:pPr>
         <w:pStyle w:val="BodyText"/>
-      </w:pPr>
-      <w:r>
+        <w:spacing w:line="480" w:lineRule="auto" w:before="0" w:after="0"/>
+        <w:ind w:firstLine="720"/>
+      </w:pPr>
+      <w:r>
+        <w:rPr>
+          <w:rFonts w:ascii="Times New Roman" w:hAnsi="Times New Roman" w:eastAsia="Times New Roman" w:cs="Times New Roman"/>
+          <w:color w:val="000000"/>
+          <w:sz w:val="24"/>
+        </w:rPr>
         <w:t xml:space="preserve">Special Condition (i) grants similarly broad financial-disclosure and asset-restraint authority, expressly tied to</w:t>
       </w:r>
       <w:r>
-        <w:t xml:space="preserve"> </w:t>
-      </w:r>
-      <w:r>
+        <w:rPr>
+          <w:rFonts w:ascii="Times New Roman" w:hAnsi="Times New Roman" w:eastAsia="Times New Roman" w:cs="Times New Roman"/>
+          <w:color w:val="000000"/>
+          <w:sz w:val="24"/>
+        </w:rPr>
+        <w:t xml:space="preserve"> </w:t>
+      </w:r>
+      <w:r>
+        <w:rPr>
+          <w:rFonts w:ascii="Times New Roman" w:hAnsi="Times New Roman" w:eastAsia="Times New Roman" w:cs="Times New Roman"/>
+          <w:color w:val="000000"/>
+          <w:sz w:val="24"/>
+        </w:rPr>
         <w:t xml:space="preserve">“</w:t>
       </w:r>
       <w:r>
+        <w:rPr>
+          <w:rFonts w:ascii="Times New Roman" w:hAnsi="Times New Roman" w:eastAsia="Times New Roman" w:cs="Times New Roman"/>
+          <w:color w:val="000000"/>
+          <w:sz w:val="24"/>
+        </w:rPr>
         <w:t xml:space="preserve">the collection of any unpaid fine or restitution.</w:t>
       </w:r>
       <w:r>
+        <w:rPr>
+          <w:rFonts w:ascii="Times New Roman" w:hAnsi="Times New Roman" w:eastAsia="Times New Roman" w:cs="Times New Roman"/>
+          <w:color w:val="000000"/>
+          <w:sz w:val="24"/>
+        </w:rPr>
         <w:t xml:space="preserve">”</w:t>
       </w:r>
       <w:r>
-        <w:t xml:space="preserve"> </w:t>
-      </w:r>
-      <w:r>
+        <w:rPr>
+          <w:rFonts w:ascii="Times New Roman" w:hAnsi="Times New Roman" w:eastAsia="Times New Roman" w:cs="Times New Roman"/>
+          <w:color w:val="000000"/>
+          <w:sz w:val="24"/>
+        </w:rPr>
+        <w:t xml:space="preserve"> </w:t>
+      </w:r>
+      <w:r>
+        <w:rPr>
+          <w:rFonts w:ascii="Times New Roman" w:hAnsi="Times New Roman" w:eastAsia="Times New Roman" w:cs="Times New Roman"/>
+          <w:color w:val="000000"/>
+          <w:sz w:val="24"/>
+        </w:rPr>
         <w:t xml:space="preserve">Mr. Bernecky believes the $500 restitution obligation has been paid in full. If the record confirms this, the condition’s predicate no longer exists, and</w:t>
       </w:r>
       <w:r>
+        <w:rPr>
+          <w:rFonts w:ascii="Times New Roman" w:hAnsi="Times New Roman" w:eastAsia="Times New Roman" w:cs="Times New Roman"/>
+          <w:color w:val="000000"/>
+          <w:sz w:val="24"/>
+        </w:rPr>
         <w:t xml:space="preserve"> </w:t>
       </w:r>
       <w:r>
         <w:rPr>
           <w:iCs/>
+          <w:rFonts w:ascii="Times New Roman" w:hAnsi="Times New Roman" w:eastAsia="Times New Roman" w:cs="Times New Roman"/>
           <w:i/>
+          <w:color w:val="000000"/>
+          <w:sz w:val="24"/>
         </w:rPr>
         <w:t xml:space="preserve">Lussier</w:t>
       </w:r>
       <w:r>
-        <w:t xml:space="preserve"> </w:t>
-      </w:r>
-      <w:r>
+        <w:rPr>
+          <w:rFonts w:ascii="Times New Roman" w:hAnsi="Times New Roman" w:eastAsia="Times New Roman" w:cs="Times New Roman"/>
+          <w:color w:val="000000"/>
+          <w:sz w:val="24"/>
+        </w:rPr>
+        <w:t xml:space="preserve"> </w:t>
+      </w:r>
+      <w:r>
+        <w:rPr>
+          <w:rFonts w:ascii="Times New Roman" w:hAnsi="Times New Roman" w:eastAsia="Times New Roman" w:cs="Times New Roman"/>
+          <w:color w:val="000000"/>
+          <w:sz w:val="24"/>
+        </w:rPr>
         <w:t xml:space="preserve">confirms no separate showing of changed circumstances is required to vacate a condition whose stated purpose has been satisfied. 104 F.3d at 36.</w:t>
-      </w:r>
-    </w:p>
-    <w:p>
-      <w:r>
-        <w:pict>
-          <v:rect style="width:0;height:1.5pt" o:hralign="center" o:hrstd="t" o:hr="t"/>
-        </w:pict>
       </w:r>
     </w:p>
     <w:bookmarkEnd w:id="31"/>
@@ -2608,75 +5483,152 @@
     <w:p>
       <w:pPr>
         <w:pStyle w:val="Heading3"/>
-      </w:pPr>
-      <w:r>
+        <w:spacing w:line="480" w:lineRule="auto" w:before="0" w:after="0"/>
+      </w:pPr>
+      <w:r>
+        <w:rPr>
+          <w:rFonts w:ascii="Times New Roman" w:hAnsi="Times New Roman" w:eastAsia="Times New Roman" w:cs="Times New Roman"/>
+          <w:b/>
+          <w:color w:val="000000"/>
+          <w:sz w:val="24"/>
+        </w:rPr>
         <w:t xml:space="preserve">I. The No-Communication-With-Felons Condition Should Be Narrowed to Avoid Sweeping in Ordinary, Protected Conduct</w:t>
       </w:r>
     </w:p>
     <w:p>
       <w:pPr>
         <w:pStyle w:val="FirstParagraph"/>
-      </w:pPr>
-      <w:r>
+        <w:spacing w:line="480" w:lineRule="auto" w:before="0" w:after="0"/>
+        <w:ind w:firstLine="720"/>
+      </w:pPr>
+      <w:r>
+        <w:rPr>
+          <w:rFonts w:ascii="Times New Roman" w:hAnsi="Times New Roman" w:eastAsia="Times New Roman" w:cs="Times New Roman"/>
+          <w:color w:val="000000"/>
+          <w:sz w:val="24"/>
+        </w:rPr>
         <w:t xml:space="preserve">Standard Condition 8 bars Mr. Bernecky from</w:t>
       </w:r>
       <w:r>
-        <w:t xml:space="preserve"> </w:t>
-      </w:r>
-      <w:r>
+        <w:rPr>
+          <w:rFonts w:ascii="Times New Roman" w:hAnsi="Times New Roman" w:eastAsia="Times New Roman" w:cs="Times New Roman"/>
+          <w:color w:val="000000"/>
+          <w:sz w:val="24"/>
+        </w:rPr>
+        <w:t xml:space="preserve"> </w:t>
+      </w:r>
+      <w:r>
+        <w:rPr>
+          <w:rFonts w:ascii="Times New Roman" w:hAnsi="Times New Roman" w:eastAsia="Times New Roman" w:cs="Times New Roman"/>
+          <w:color w:val="000000"/>
+          <w:sz w:val="24"/>
+        </w:rPr>
         <w:t xml:space="preserve">“</w:t>
       </w:r>
       <w:r>
+        <w:rPr>
+          <w:rFonts w:ascii="Times New Roman" w:hAnsi="Times New Roman" w:eastAsia="Times New Roman" w:cs="Times New Roman"/>
+          <w:color w:val="000000"/>
+          <w:sz w:val="24"/>
+        </w:rPr>
         <w:t xml:space="preserve">communicat[ing] or interact[ing]</w:t>
       </w:r>
       <w:r>
+        <w:rPr>
+          <w:rFonts w:ascii="Times New Roman" w:hAnsi="Times New Roman" w:eastAsia="Times New Roman" w:cs="Times New Roman"/>
+          <w:color w:val="000000"/>
+          <w:sz w:val="24"/>
+        </w:rPr>
         <w:t xml:space="preserve">”</w:t>
       </w:r>
       <w:r>
-        <w:t xml:space="preserve"> </w:t>
-      </w:r>
-      <w:r>
+        <w:rPr>
+          <w:rFonts w:ascii="Times New Roman" w:hAnsi="Times New Roman" w:eastAsia="Times New Roman" w:cs="Times New Roman"/>
+          <w:color w:val="000000"/>
+          <w:sz w:val="24"/>
+        </w:rPr>
+        <w:t xml:space="preserve"> </w:t>
+      </w:r>
+      <w:r>
+        <w:rPr>
+          <w:rFonts w:ascii="Times New Roman" w:hAnsi="Times New Roman" w:eastAsia="Times New Roman" w:cs="Times New Roman"/>
+          <w:color w:val="000000"/>
+          <w:sz w:val="24"/>
+        </w:rPr>
         <w:t xml:space="preserve">with anyone known to have a felony conviction, absent advance permission. As written, this is a communication ban, not merely an association restriction, and it reaches core protected conduct with no incidental-contact or knowledge-timing exception: requesting an autograph from a public figure with a felony conviction, attending a rally advocating for felon voting rights, or exchanging ordinary pleasantries with a coworker or neighbor whose record becomes known only after the fact. It also places Mr. Bernecky in direct conflict with Special Condition (b)’s own requirement that he participate in group treatment alongside other convicted individuals, and with the practical reality that housing available to registered sex offenders routinely places them in proximity to other felons.</w:t>
       </w:r>
     </w:p>
     <w:p>
       <w:pPr>
         <w:pStyle w:val="BodyText"/>
+        <w:spacing w:line="480" w:lineRule="auto" w:before="0" w:after="0"/>
+        <w:ind w:firstLine="720"/>
       </w:pPr>
       <w:r>
         <w:rPr>
           <w:iCs/>
+          <w:rFonts w:ascii="Times New Roman" w:hAnsi="Times New Roman" w:eastAsia="Times New Roman" w:cs="Times New Roman"/>
           <w:i/>
+          <w:color w:val="000000"/>
+          <w:sz w:val="24"/>
         </w:rPr>
         <w:t xml:space="preserve">United States v. Reeves</w:t>
       </w:r>
       <w:r>
+        <w:rPr>
+          <w:rFonts w:ascii="Times New Roman" w:hAnsi="Times New Roman" w:eastAsia="Times New Roman" w:cs="Times New Roman"/>
+          <w:color w:val="000000"/>
+          <w:sz w:val="24"/>
+        </w:rPr>
         <w:t xml:space="preserve">, 591 F.3d 77, 80-81 (2d Cir. 2010), confirms the general principle applicable here:</w:t>
       </w:r>
       <w:r>
-        <w:t xml:space="preserve"> </w:t>
-      </w:r>
-      <w:r>
+        <w:rPr>
+          <w:rFonts w:ascii="Times New Roman" w:hAnsi="Times New Roman" w:eastAsia="Times New Roman" w:cs="Times New Roman"/>
+          <w:color w:val="000000"/>
+          <w:sz w:val="24"/>
+        </w:rPr>
+        <w:t xml:space="preserve"> </w:t>
+      </w:r>
+      <w:r>
+        <w:rPr>
+          <w:rFonts w:ascii="Times New Roman" w:hAnsi="Times New Roman" w:eastAsia="Times New Roman" w:cs="Times New Roman"/>
+          <w:color w:val="000000"/>
+          <w:sz w:val="24"/>
+        </w:rPr>
         <w:t xml:space="preserve">“</w:t>
       </w:r>
       <w:r>
+        <w:rPr>
+          <w:rFonts w:ascii="Times New Roman" w:hAnsi="Times New Roman" w:eastAsia="Times New Roman" w:cs="Times New Roman"/>
+          <w:color w:val="000000"/>
+          <w:sz w:val="24"/>
+        </w:rPr>
         <w:t xml:space="preserve">[a] condition is too vague if it requires a reasonable person to speculate as to its meaning.</w:t>
       </w:r>
       <w:r>
+        <w:rPr>
+          <w:rFonts w:ascii="Times New Roman" w:hAnsi="Times New Roman" w:eastAsia="Times New Roman" w:cs="Times New Roman"/>
+          <w:color w:val="000000"/>
+          <w:sz w:val="24"/>
+        </w:rPr>
         <w:t xml:space="preserve">”</w:t>
       </w:r>
       <w:r>
-        <w:t xml:space="preserve"> </w:t>
-      </w:r>
-      <w:r>
+        <w:rPr>
+          <w:rFonts w:ascii="Times New Roman" w:hAnsi="Times New Roman" w:eastAsia="Times New Roman" w:cs="Times New Roman"/>
+          <w:color w:val="000000"/>
+          <w:sz w:val="24"/>
+        </w:rPr>
+        <w:t xml:space="preserve"> </w:t>
+      </w:r>
+      <w:r>
+        <w:rPr>
+          <w:rFonts w:ascii="Times New Roman" w:hAnsi="Times New Roman" w:eastAsia="Times New Roman" w:cs="Times New Roman"/>
+          <w:color w:val="000000"/>
+          <w:sz w:val="24"/>
+        </w:rPr>
         <w:t xml:space="preserve">The Court should narrow this condition to a restriction on cohabitation with, or harboring of, a known felon, or, at minimum, add an incidental-contact and knowledge-timing exception consistent with ordinary civic and workplace life.</w:t>
-      </w:r>
-    </w:p>
-    <w:p>
-      <w:r>
-        <w:pict>
-          <v:rect style="width:0;height:1.5pt" o:hralign="center" o:hrstd="t" o:hr="t"/>
-        </w:pict>
       </w:r>
     </w:p>
     <w:bookmarkEnd w:id="32"/>
@@ -2684,56 +5636,92 @@
     <w:p>
       <w:pPr>
         <w:pStyle w:val="Heading3"/>
-      </w:pPr>
-      <w:r>
+        <w:spacing w:line="480" w:lineRule="auto" w:before="0" w:after="0"/>
+      </w:pPr>
+      <w:r>
+        <w:rPr>
+          <w:rFonts w:ascii="Times New Roman" w:hAnsi="Times New Roman" w:eastAsia="Times New Roman" w:cs="Times New Roman"/>
+          <w:b/>
+          <w:color w:val="000000"/>
+          <w:sz w:val="24"/>
+        </w:rPr>
         <w:t xml:space="preserve">J. Standard Condition 12 (Risk Notification)</w:t>
       </w:r>
     </w:p>
     <w:p>
       <w:pPr>
         <w:pStyle w:val="FirstParagraph"/>
-      </w:pPr>
-      <w:r>
+        <w:spacing w:line="480" w:lineRule="auto" w:before="0" w:after="0"/>
+        <w:ind w:firstLine="720"/>
+      </w:pPr>
+      <w:r>
+        <w:rPr>
+          <w:rFonts w:ascii="Times New Roman" w:hAnsi="Times New Roman" w:eastAsia="Times New Roman" w:cs="Times New Roman"/>
+          <w:color w:val="000000"/>
+          <w:sz w:val="24"/>
+        </w:rPr>
         <w:t xml:space="preserve">Probation’s own pre-release materials describe this condition in its pre-</w:t>
       </w:r>
       <w:r>
         <w:rPr>
           <w:iCs/>
+          <w:rFonts w:ascii="Times New Roman" w:hAnsi="Times New Roman" w:eastAsia="Times New Roman" w:cs="Times New Roman"/>
           <w:i/>
+          <w:color w:val="000000"/>
+          <w:sz w:val="24"/>
         </w:rPr>
         <w:t xml:space="preserve">Boles</w:t>
       </w:r>
       <w:r>
-        <w:t xml:space="preserve"> </w:t>
-      </w:r>
-      <w:r>
+        <w:rPr>
+          <w:rFonts w:ascii="Times New Roman" w:hAnsi="Times New Roman" w:eastAsia="Times New Roman" w:cs="Times New Roman"/>
+          <w:color w:val="000000"/>
+          <w:sz w:val="24"/>
+        </w:rPr>
+        <w:t xml:space="preserve"> </w:t>
+      </w:r>
+      <w:r>
+        <w:rPr>
+          <w:rFonts w:ascii="Times New Roman" w:hAnsi="Times New Roman" w:eastAsia="Times New Roman" w:cs="Times New Roman"/>
+          <w:color w:val="000000"/>
+          <w:sz w:val="24"/>
+        </w:rPr>
         <w:t xml:space="preserve">form, unmodified to reflect the district’s own corrective standing order.</w:t>
       </w:r>
       <w:r>
+        <w:rPr>
+          <w:rFonts w:ascii="Times New Roman" w:hAnsi="Times New Roman" w:eastAsia="Times New Roman" w:cs="Times New Roman"/>
+          <w:color w:val="000000"/>
+          <w:sz w:val="24"/>
+        </w:rPr>
         <w:t xml:space="preserve"> </w:t>
       </w:r>
       <w:r>
         <w:rPr>
           <w:iCs/>
+          <w:rFonts w:ascii="Times New Roman" w:hAnsi="Times New Roman" w:eastAsia="Times New Roman" w:cs="Times New Roman"/>
           <w:i/>
+          <w:color w:val="000000"/>
+          <w:sz w:val="24"/>
         </w:rPr>
         <w:t xml:space="preserve">See United States v. Boles</w:t>
       </w:r>
       <w:r>
+        <w:rPr>
+          <w:rFonts w:ascii="Times New Roman" w:hAnsi="Times New Roman" w:eastAsia="Times New Roman" w:cs="Times New Roman"/>
+          <w:color w:val="000000"/>
+          <w:sz w:val="24"/>
+        </w:rPr>
         <w:t xml:space="preserve">, 914 F.3d 95 (2d Cir. 2019). Mr. Bernecky respectfully requests that the Court direct that the existing WDNY standing order be applied to him, as it already applies district-wide. No facial challenge to the standing order’s mechanism is made here.</w:t>
       </w:r>
       <w:r>
         <w:rPr>
           <w:rStyle w:val="FootnoteReference"/>
+          <w:rFonts w:ascii="Times New Roman" w:hAnsi="Times New Roman" w:eastAsia="Times New Roman" w:cs="Times New Roman"/>
+          <w:color w:val="000000"/>
+          <w:sz w:val="24"/>
         </w:rPr>
         <w:footnoteReference w:id="33"/>
-      </w:r>
-    </w:p>
-    <w:p>
-      <w:r>
-        <w:pict>
-          <v:rect style="width:0;height:1.5pt" o:hralign="center" o:hrstd="t" o:hr="t"/>
-        </w:pict>
       </w:r>
     </w:p>
     <w:bookmarkEnd w:id="34"/>
@@ -2742,16 +5730,29 @@
     <w:p>
       <w:pPr>
         <w:pStyle w:val="Heading2"/>
-      </w:pPr>
-      <w:r>
+        <w:spacing w:line="480" w:lineRule="auto" w:before="0" w:after="0"/>
+      </w:pPr>
+      <w:r>
+        <w:rPr>
+          <w:rFonts w:ascii="Times New Roman" w:hAnsi="Times New Roman" w:eastAsia="Times New Roman" w:cs="Times New Roman"/>
+          <w:b/>
+          <w:color w:val="000000"/>
+          <w:sz w:val="24"/>
+        </w:rPr>
         <w:t xml:space="preserve">CONCLUSION AND REQUESTED RELIEF</w:t>
       </w:r>
     </w:p>
     <w:p>
       <w:pPr>
         <w:pStyle w:val="FirstParagraph"/>
-      </w:pPr>
-      <w:r>
+        <w:spacing w:line="480" w:lineRule="auto" w:before="0" w:after="0"/>
+      </w:pPr>
+      <w:r>
+        <w:rPr>
+          <w:rFonts w:ascii="Times New Roman" w:hAnsi="Times New Roman" w:eastAsia="Times New Roman" w:cs="Times New Roman"/>
+          <w:color w:val="000000"/>
+          <w:sz w:val="24"/>
+        </w:rPr>
         <w:t xml:space="preserve">For the foregoing reasons, Mr. Bernecky respectfully requests that the Court:</w:t>
       </w:r>
     </w:p>
@@ -2762,8 +5763,15 @@
           <w:numId w:val="1002"/>
         </w:numPr>
         <w:pStyle w:val="Compact"/>
-      </w:pPr>
-      <w:r>
+        <w:spacing w:line="480" w:lineRule="auto" w:before="0" w:after="0"/>
+        <w:ind w:firstLine="720"/>
+      </w:pPr>
+      <w:r>
+        <w:rPr>
+          <w:rFonts w:ascii="Times New Roman" w:hAnsi="Times New Roman" w:eastAsia="Times New Roman" w:cs="Times New Roman"/>
+          <w:color w:val="000000"/>
+          <w:sz w:val="24"/>
+        </w:rPr>
         <w:t xml:space="preserve">Clarify and modify Special Condition (a) as set out in Part A.5, including limiting monitored devices to those Mr. Bernecky owns that are capable of accessing image content, and prohibiting rather than authorizing monitoring of third-party devices;</w:t>
       </w:r>
     </w:p>
@@ -2774,8 +5782,15 @@
           <w:numId w:val="1002"/>
         </w:numPr>
         <w:pStyle w:val="Compact"/>
-      </w:pPr>
-      <w:r>
+        <w:spacing w:line="480" w:lineRule="auto" w:before="0" w:after="0"/>
+        <w:ind w:firstLine="720"/>
+      </w:pPr>
+      <w:r>
+        <w:rPr>
+          <w:rFonts w:ascii="Times New Roman" w:hAnsi="Times New Roman" w:eastAsia="Times New Roman" w:cs="Times New Roman"/>
+          <w:color w:val="000000"/>
+          <w:sz w:val="24"/>
+        </w:rPr>
         <w:t xml:space="preserve">Modify Special Condition (a) to exclude indiscriminate keystroke-level logging, as set out in Part B;</w:t>
       </w:r>
     </w:p>
@@ -2786,8 +5801,15 @@
           <w:numId w:val="1002"/>
         </w:numPr>
         <w:pStyle w:val="Compact"/>
-      </w:pPr>
-      <w:r>
+        <w:spacing w:line="480" w:lineRule="auto" w:before="0" w:after="0"/>
+        <w:ind w:firstLine="720"/>
+      </w:pPr>
+      <w:r>
+        <w:rPr>
+          <w:rFonts w:ascii="Times New Roman" w:hAnsi="Times New Roman" w:eastAsia="Times New Roman" w:cs="Times New Roman"/>
+          <w:color w:val="000000"/>
+          <w:sz w:val="24"/>
+        </w:rPr>
         <w:t xml:space="preserve">Clarify Special Condition (b) to establish that a treatment provider’s rules exceeding this Court’s own conditions cannot support a violation finding, as set out in Part C;</w:t>
       </w:r>
     </w:p>
@@ -2798,8 +5820,15 @@
           <w:numId w:val="1002"/>
         </w:numPr>
         <w:pStyle w:val="Compact"/>
-      </w:pPr>
-      <w:r>
+        <w:spacing w:line="480" w:lineRule="auto" w:before="0" w:after="0"/>
+        <w:ind w:firstLine="720"/>
+      </w:pPr>
+      <w:r>
+        <w:rPr>
+          <w:rFonts w:ascii="Times New Roman" w:hAnsi="Times New Roman" w:eastAsia="Times New Roman" w:cs="Times New Roman"/>
+          <w:color w:val="000000"/>
+          <w:sz w:val="24"/>
+        </w:rPr>
         <w:t xml:space="preserve">Modify Special Condition (c) to adopt a knowledgeable-adult family-contact structure and clarify that it imposes no occupational restriction, as set out in Part D;</w:t>
       </w:r>
     </w:p>
@@ -2810,8 +5839,15 @@
           <w:numId w:val="1002"/>
         </w:numPr>
         <w:pStyle w:val="Compact"/>
-      </w:pPr>
-      <w:r>
+        <w:spacing w:line="480" w:lineRule="auto" w:before="0" w:after="0"/>
+        <w:ind w:firstLine="720"/>
+      </w:pPr>
+      <w:r>
+        <w:rPr>
+          <w:rFonts w:ascii="Times New Roman" w:hAnsi="Times New Roman" w:eastAsia="Times New Roman" w:cs="Times New Roman"/>
+          <w:color w:val="000000"/>
+          <w:sz w:val="24"/>
+        </w:rPr>
         <w:t xml:space="preserve">Grant the procedural protections requested for Special Condition (g), or in the alternative the narrower relief described, and appoint counsel under 18 U.S.C. § 3006A(a)(1)(E) for purposes of this motion, as set out in Part E;</w:t>
       </w:r>
     </w:p>
@@ -2822,8 +5858,15 @@
           <w:numId w:val="1002"/>
         </w:numPr>
         <w:pStyle w:val="Compact"/>
-      </w:pPr>
-      <w:r>
+        <w:spacing w:line="480" w:lineRule="auto" w:before="0" w:after="0"/>
+        <w:ind w:firstLine="720"/>
+      </w:pPr>
+      <w:r>
+        <w:rPr>
+          <w:rFonts w:ascii="Times New Roman" w:hAnsi="Times New Roman" w:eastAsia="Times New Roman" w:cs="Times New Roman"/>
+          <w:color w:val="000000"/>
+          <w:sz w:val="24"/>
+        </w:rPr>
         <w:t xml:space="preserve">Vacate the blanket presentence-report disclosure authorization in Special Condition (e) and strike its duplicative registration language, as set out in Part F;</w:t>
       </w:r>
     </w:p>
@@ -2834,8 +5877,15 @@
           <w:numId w:val="1002"/>
         </w:numPr>
         <w:pStyle w:val="Compact"/>
-      </w:pPr>
-      <w:r>
+        <w:spacing w:line="480" w:lineRule="auto" w:before="0" w:after="0"/>
+        <w:ind w:firstLine="720"/>
+      </w:pPr>
+      <w:r>
+        <w:rPr>
+          <w:rFonts w:ascii="Times New Roman" w:hAnsi="Times New Roman" w:eastAsia="Times New Roman" w:cs="Times New Roman"/>
+          <w:color w:val="000000"/>
+          <w:sz w:val="24"/>
+        </w:rPr>
         <w:t xml:space="preserve">Modify Special Conditions (a), (b), (g), and (h) to include an ability-to-pay mechanism, as set out in Part G;</w:t>
       </w:r>
     </w:p>
@@ -2846,8 +5896,15 @@
           <w:numId w:val="1002"/>
         </w:numPr>
         <w:pStyle w:val="Compact"/>
-      </w:pPr>
-      <w:r>
+        <w:spacing w:line="480" w:lineRule="auto" w:before="0" w:after="0"/>
+        <w:ind w:firstLine="720"/>
+      </w:pPr>
+      <w:r>
+        <w:rPr>
+          <w:rFonts w:ascii="Times New Roman" w:hAnsi="Times New Roman" w:eastAsia="Times New Roman" w:cs="Times New Roman"/>
+          <w:color w:val="000000"/>
+          <w:sz w:val="24"/>
+        </w:rPr>
         <w:t xml:space="preserve">Modify Special Condition (d) to require a reasonable-suspicion predicate, and vacate Special Condition (i) upon confirmation that restitution has been paid in full, as set out in Part H;</w:t>
       </w:r>
     </w:p>
@@ -2858,8 +5915,14 @@
           <w:numId w:val="1002"/>
         </w:numPr>
         <w:pStyle w:val="Compact"/>
-      </w:pPr>
-      <w:r>
+        <w:spacing w:line="480" w:lineRule="auto" w:before="0" w:after="0"/>
+      </w:pPr>
+      <w:r>
+        <w:rPr>
+          <w:rFonts w:ascii="Times New Roman" w:hAnsi="Times New Roman" w:eastAsia="Times New Roman" w:cs="Times New Roman"/>
+          <w:color w:val="000000"/>
+          <w:sz w:val="24"/>
+        </w:rPr>
         <w:t xml:space="preserve">Narrow Standard Condition 8 as set out in Part I; and</w:t>
       </w:r>
     </w:p>
@@ -2870,21 +5933,42 @@
           <w:numId w:val="1002"/>
         </w:numPr>
         <w:pStyle w:val="Compact"/>
-      </w:pPr>
-      <w:r>
+        <w:spacing w:line="480" w:lineRule="auto" w:before="0" w:after="0"/>
+        <w:ind w:firstLine="720"/>
+      </w:pPr>
+      <w:r>
+        <w:rPr>
+          <w:rFonts w:ascii="Times New Roman" w:hAnsi="Times New Roman" w:eastAsia="Times New Roman" w:cs="Times New Roman"/>
+          <w:color w:val="000000"/>
+          <w:sz w:val="24"/>
+        </w:rPr>
         <w:t xml:space="preserve">Direct that the district’s existing risk-notification standing order be applied to Mr. Bernecky, as set out in Part J.</w:t>
       </w:r>
     </w:p>
     <w:p>
       <w:pPr>
         <w:pStyle w:val="FirstParagraph"/>
-      </w:pPr>
-      <w:r>
+        <w:spacing w:line="480" w:lineRule="auto" w:before="0" w:after="0"/>
+      </w:pPr>
+      <w:r>
+        <w:rPr>
+          <w:rFonts w:ascii="Times New Roman" w:hAnsi="Times New Roman" w:eastAsia="Times New Roman" w:cs="Times New Roman"/>
+          <w:color w:val="000000"/>
+          <w:sz w:val="24"/>
+        </w:rPr>
         <w:t xml:space="preserve">Respectfully submitted,</w:t>
       </w:r>
     </w:p>
     <w:p>
-      <w:r>
+      <w:pPr>
+        <w:spacing w:line="480" w:lineRule="auto" w:before="0" w:after="0"/>
+      </w:pPr>
+      <w:r>
+        <w:rPr>
+          <w:rFonts w:ascii="Times New Roman" w:hAnsi="Times New Roman" w:eastAsia="Times New Roman" w:cs="Times New Roman"/>
+          <w:color w:val="000000"/>
+          <w:sz w:val="24"/>
+        </w:rPr>
         <w:pict>
           <v:rect style="width:0;height:1.5pt" o:hralign="center" o:hrstd="t" o:hr="t"/>
         </w:pict>
@@ -2893,61 +5977,98 @@
     <w:p>
       <w:pPr>
         <w:pStyle w:val="FirstParagraph"/>
-      </w:pPr>
-      <w:r>
+        <w:spacing w:line="480" w:lineRule="auto" w:before="0" w:after="0"/>
+      </w:pPr>
+      <w:r>
+        <w:rPr>
+          <w:rFonts w:ascii="Times New Roman" w:hAnsi="Times New Roman" w:eastAsia="Times New Roman" w:cs="Times New Roman"/>
+          <w:color w:val="000000"/>
+          <w:sz w:val="24"/>
+        </w:rPr>
         <w:t xml:space="preserve">Jeffrey Bernecky</w:t>
       </w:r>
       <w:r>
-        <w:t xml:space="preserve"> </w:t>
-      </w:r>
-      <w:r>
+        <w:rPr>
+          <w:rFonts w:ascii="Times New Roman" w:hAnsi="Times New Roman" w:eastAsia="Times New Roman" w:cs="Times New Roman"/>
+          <w:color w:val="000000"/>
+          <w:sz w:val="24"/>
+        </w:rPr>
+        <w:t xml:space="preserve"> </w:t>
+      </w:r>
+      <w:r>
+        <w:rPr>
+          <w:rFonts w:ascii="Times New Roman" w:hAnsi="Times New Roman" w:eastAsia="Times New Roman" w:cs="Times New Roman"/>
+          <w:color w:val="000000"/>
+          <w:sz w:val="24"/>
+        </w:rPr>
         <w:t xml:space="preserve">Defendant, Pro Se</w:t>
       </w:r>
     </w:p>
-    <w:p>
-      <w:r>
+    <w:bookmarkEnd w:id="36"/>
+    <w:bookmarkStart w:id="37" w:name="certificate-of-service"/>
+    <w:p>
+      <w:pPr>
+        <w:pStyle w:val="Heading2"/>
+        <w:spacing w:line="480" w:lineRule="auto" w:before="0" w:after="0"/>
+      </w:pPr>
+      <w:r>
+        <w:rPr>
+          <w:rFonts w:ascii="Times New Roman" w:hAnsi="Times New Roman" w:eastAsia="Times New Roman" w:cs="Times New Roman"/>
+          <w:b/>
+          <w:color w:val="000000"/>
+          <w:sz w:val="24"/>
+        </w:rPr>
+        <w:t xml:space="preserve">CERTIFICATE OF SERVICE</w:t>
+      </w:r>
+    </w:p>
+    <w:p>
+      <w:pPr>
+        <w:pStyle w:val="FirstParagraph"/>
+        <w:spacing w:line="480" w:lineRule="auto" w:before="0" w:after="0"/>
+        <w:ind w:firstLine="720"/>
+      </w:pPr>
+      <w:r>
+        <w:rPr>
+          <w:rFonts w:ascii="Times New Roman" w:hAnsi="Times New Roman" w:eastAsia="Times New Roman" w:cs="Times New Roman"/>
+          <w:color w:val="000000"/>
+          <w:sz w:val="24"/>
+        </w:rPr>
+        <w:t xml:space="preserve">I hereby certify that on this ____ day of ____________, 2026, a true and correct copy of the foregoing motion was served upon the United States Attorney’s Office for the Western District of New York by the method directed by the Court’s applicable rules for filings by self-represented litigants.</w:t>
+      </w:r>
+    </w:p>
+    <w:p>
+      <w:pPr>
+        <w:spacing w:line="480" w:lineRule="auto" w:before="0" w:after="0"/>
+      </w:pPr>
+      <w:r>
+        <w:rPr>
+          <w:rFonts w:ascii="Times New Roman" w:hAnsi="Times New Roman" w:eastAsia="Times New Roman" w:cs="Times New Roman"/>
+          <w:color w:val="000000"/>
+          <w:sz w:val="24"/>
+        </w:rPr>
         <w:pict>
           <v:rect style="width:0;height:1.5pt" o:hralign="center" o:hrstd="t" o:hr="t"/>
         </w:pict>
       </w:r>
     </w:p>
-    <w:bookmarkEnd w:id="36"/>
-    <w:bookmarkStart w:id="37" w:name="certificate-of-service"/>
-    <w:p>
-      <w:pPr>
-        <w:pStyle w:val="Heading2"/>
-      </w:pPr>
-      <w:r>
-        <w:t xml:space="preserve">CERTIFICATE OF SERVICE</w:t>
-      </w:r>
-    </w:p>
     <w:p>
       <w:pPr>
         <w:pStyle w:val="FirstParagraph"/>
-      </w:pPr>
-      <w:r>
-        <w:t xml:space="preserve">I hereby certify that on this ____ day of ____________, 2026, a true and correct copy of the foregoing motion was served upon the United States Attorney’s Office for the Western District of New York by the method directed by the Court’s applicable rules for filings by self-represented litigants.</w:t>
-      </w:r>
-    </w:p>
-    <w:p>
-      <w:r>
-        <w:pict>
-          <v:rect style="width:0;height:1.5pt" o:hralign="center" o:hrstd="t" o:hr="t"/>
-        </w:pict>
-      </w:r>
-    </w:p>
-    <w:p>
-      <w:pPr>
-        <w:pStyle w:val="FirstParagraph"/>
-      </w:pPr>
-      <w:r>
+        <w:spacing w:line="480" w:lineRule="auto" w:before="0" w:after="0"/>
+      </w:pPr>
+      <w:r>
+        <w:rPr>
+          <w:rFonts w:ascii="Times New Roman" w:hAnsi="Times New Roman" w:eastAsia="Times New Roman" w:cs="Times New Roman"/>
+          <w:color w:val="000000"/>
+          <w:sz w:val="24"/>
+        </w:rPr>
         <w:t xml:space="preserve">Jeffrey Bernecky</w:t>
       </w:r>
     </w:p>
     <w:bookmarkEnd w:id="37"/>
     <w:bookmarkEnd w:id="38"/>
     <w:sectPr>
-      <w:pgMar w:bottom="1440" w:left="1440" w:right="1440" w:top="1440"/>
+      <w:pgMar w:left="1440" w:right="1440" w:top="1440" w:bottom="1440"/>
     </w:sectPr>
   </w:body>
 </w:document>
@@ -3343,13 +6464,6 @@
   <w:style w:default="1" w:styleId="Normal" w:type="paragraph">
     <w:name w:val="Normal"/>
     <w:qFormat/>
-    <w:pPr>
-      <w:spacing w:after="0" w:before="0" w:line="480" w:lineRule="auto"/>
-    </w:pPr>
-    <w:rPr>
-      <w:rFonts w:ascii="Times New Roman" w:hAnsi="Times New Roman"/>
-      <w:sz w:val="24"/>
-    </w:rPr>
   </w:style>
   <w:style w:styleId="BodyText" w:type="paragraph">
     <w:name w:val="Body Text"/>

--- a/case-files/bernecky/MOTION-DRAFT.docx
+++ b/case-files/bernecky/MOTION-DRAFT.docx
@@ -1160,7 +1160,7 @@
           <w:color w:val="000000"/>
           <w:sz w:val="24"/>
         </w:rPr>
-        <w:t xml:space="preserve">Two further factual developments, both postdating the 2018 sentencing, bear on the arguments below. First, while Mr. Bernecky was incarcerated, his sister had children; the specific nieces and nephews at issue in the family-contact dispute discussed in Part D did not exist, and could not have been the subject of any individualized finding, at the time of sentencing. Second, Mr. Bernecky believes the $500 restitution obligation imposed by the Judgment has been paid in full, a fact that, if confirmed by the record, moots the continuing need for the general financial-disclosure condition discussed in Part H.</w:t>
+        <w:t xml:space="preserve">Two further, unrelated factual developments bear on the arguments below, each postdating the 2018 sentencing. The first concerns Special Condition (c), the contact-with-minors condition addressed in Part D: while Mr. Bernecky was incarcerated, his sister had children, so that the specific nieces and nephews who are part of his family today did not exist — and could not have been the subject of any individualized finding — at the time of sentencing. The second concerns Special Condition (i), addressed in Part H: Mr. Bernecky believes the $500 restitution obligation imposed by the Judgment has been paid in full, a fact that, if confirmed by the record, moots the continuing need for that condition.</w:t>
       </w:r>
     </w:p>
     <w:bookmarkEnd w:id="23"/>
@@ -1210,7 +1210,67 @@
           <w:color w:val="000000"/>
           <w:sz w:val="24"/>
         </w:rPr>
-        <w:t xml:space="preserve">1. The Judgment’s silence on employment is itself the best evidence of what the sentencing court intended.</w:t>
+        <w:t xml:space="preserve">1. The word</w:t>
+      </w:r>
+      <w:r>
+        <w:rPr>
+          <w:bCs/>
+          <w:rFonts w:ascii="Times New Roman" w:hAnsi="Times New Roman" w:eastAsia="Times New Roman" w:cs="Times New Roman"/>
+          <w:b/>
+          <w:color w:val="000000"/>
+          <w:sz w:val="24"/>
+        </w:rPr>
+        <w:t xml:space="preserve"> </w:t>
+      </w:r>
+      <w:r>
+        <w:rPr>
+          <w:bCs/>
+          <w:rFonts w:ascii="Times New Roman" w:hAnsi="Times New Roman" w:eastAsia="Times New Roman" w:cs="Times New Roman"/>
+          <w:b/>
+          <w:color w:val="000000"/>
+          <w:sz w:val="24"/>
+        </w:rPr>
+        <w:t xml:space="preserve">“</w:t>
+      </w:r>
+      <w:r>
+        <w:rPr>
+          <w:bCs/>
+          <w:rFonts w:ascii="Times New Roman" w:hAnsi="Times New Roman" w:eastAsia="Times New Roman" w:cs="Times New Roman"/>
+          <w:b/>
+          <w:color w:val="000000"/>
+          <w:sz w:val="24"/>
+        </w:rPr>
+        <w:t xml:space="preserve">employer</w:t>
+      </w:r>
+      <w:r>
+        <w:rPr>
+          <w:bCs/>
+          <w:rFonts w:ascii="Times New Roman" w:hAnsi="Times New Roman" w:eastAsia="Times New Roman" w:cs="Times New Roman"/>
+          <w:b/>
+          <w:color w:val="000000"/>
+          <w:sz w:val="24"/>
+        </w:rPr>
+        <w:t xml:space="preserve">”</w:t>
+      </w:r>
+      <w:r>
+        <w:rPr>
+          <w:bCs/>
+          <w:rFonts w:ascii="Times New Roman" w:hAnsi="Times New Roman" w:eastAsia="Times New Roman" w:cs="Times New Roman"/>
+          <w:b/>
+          <w:color w:val="000000"/>
+          <w:sz w:val="24"/>
+        </w:rPr>
+        <w:t xml:space="preserve"> </w:t>
+      </w:r>
+      <w:r>
+        <w:rPr>
+          <w:bCs/>
+          <w:rFonts w:ascii="Times New Roman" w:hAnsi="Times New Roman" w:eastAsia="Times New Roman" w:cs="Times New Roman"/>
+          <w:b/>
+          <w:color w:val="000000"/>
+          <w:sz w:val="24"/>
+        </w:rPr>
+        <w:t xml:space="preserve">does not appear in the CIMP condition. That silence means there is no employer-facing restriction — not an ambiguous one, none at all — and confirming that in a written order is all the relief this part of the motion seeks.</w:t>
       </w:r>
     </w:p>
     <w:p>
@@ -1225,7 +1285,7 @@
           <w:color w:val="000000"/>
           <w:sz w:val="24"/>
         </w:rPr>
-        <w:t xml:space="preserve">The word</w:t>
+        <w:t xml:space="preserve">Special Condition (a) says what it says: Mr. Bernecky must participate in CIMP monitoring, and Probation</w:t>
       </w:r>
       <w:r>
         <w:rPr>
@@ -1249,6 +1309,54 @@
           <w:color w:val="000000"/>
           <w:sz w:val="24"/>
         </w:rPr>
+        <w:t xml:space="preserve">is authorized to install any application as necessary to surveil all activity on computer(s) or connected device(s) owned or operated by the defendant.</w:t>
+      </w:r>
+      <w:r>
+        <w:rPr>
+          <w:rFonts w:ascii="Times New Roman" w:hAnsi="Times New Roman" w:eastAsia="Times New Roman" w:cs="Times New Roman"/>
+          <w:color w:val="000000"/>
+          <w:sz w:val="24"/>
+        </w:rPr>
+        <w:t xml:space="preserve">”</w:t>
+      </w:r>
+      <w:r>
+        <w:rPr>
+          <w:rFonts w:ascii="Times New Roman" w:hAnsi="Times New Roman" w:eastAsia="Times New Roman" w:cs="Times New Roman"/>
+          <w:color w:val="000000"/>
+          <w:sz w:val="24"/>
+        </w:rPr>
+        <w:t xml:space="preserve"> </w:t>
+      </w:r>
+      <w:r>
+        <w:rPr>
+          <w:rFonts w:ascii="Times New Roman" w:hAnsi="Times New Roman" w:eastAsia="Times New Roman" w:cs="Times New Roman"/>
+          <w:color w:val="000000"/>
+          <w:sz w:val="24"/>
+        </w:rPr>
+        <w:t xml:space="preserve">Nowhere in that sentence, or anywhere else in the condition, does the word</w:t>
+      </w:r>
+      <w:r>
+        <w:rPr>
+          <w:rFonts w:ascii="Times New Roman" w:hAnsi="Times New Roman" w:eastAsia="Times New Roman" w:cs="Times New Roman"/>
+          <w:color w:val="000000"/>
+          <w:sz w:val="24"/>
+        </w:rPr>
+        <w:t xml:space="preserve"> </w:t>
+      </w:r>
+      <w:r>
+        <w:rPr>
+          <w:rFonts w:ascii="Times New Roman" w:hAnsi="Times New Roman" w:eastAsia="Times New Roman" w:cs="Times New Roman"/>
+          <w:color w:val="000000"/>
+          <w:sz w:val="24"/>
+        </w:rPr>
+        <w:t xml:space="preserve">“</w:t>
+      </w:r>
+      <w:r>
+        <w:rPr>
+          <w:rFonts w:ascii="Times New Roman" w:hAnsi="Times New Roman" w:eastAsia="Times New Roman" w:cs="Times New Roman"/>
+          <w:color w:val="000000"/>
+          <w:sz w:val="24"/>
+        </w:rPr>
         <w:t xml:space="preserve">employer,</w:t>
       </w:r>
       <w:r>
@@ -1281,7 +1389,7 @@
           <w:color w:val="000000"/>
           <w:sz w:val="24"/>
         </w:rPr>
-        <w:t xml:space="preserve">employ,</w:t>
+        <w:t xml:space="preserve">employment,</w:t>
       </w:r>
       <w:r>
         <w:rPr>
@@ -1329,7 +1437,7 @@
           <w:color w:val="000000"/>
           <w:sz w:val="24"/>
         </w:rPr>
-        <w:t xml:space="preserve">employment</w:t>
+        <w:t xml:space="preserve">workplace</w:t>
       </w:r>
       <w:r>
         <w:rPr>
@@ -1353,7 +1461,37 @@
           <w:color w:val="000000"/>
           <w:sz w:val="24"/>
         </w:rPr>
-        <w:t xml:space="preserve">does not appear anywhere in the CIMP condition. It appears exactly twice elsewhere in the Judgment — in the mandatory full-time-employment condition and in the sex-offender-registration condition’s</w:t>
+        <w:t xml:space="preserve">appear. The word appears exactly twice elsewhere in the Judgment — in the mandatory full-time-employment condition and in the sex-offender-registration condition — and neither instance touches Special Condition (a) at all. No finding under U.S.S.G. § 5F1.5 appears anywhere in the Judgment, because none was ever made. On the plain text, the condition simply does not speak to employers or to any third party’s systems. It follows, as a matter of ordinary reading, that no employer-facing restriction exists under this Judgment — not that one exists but is unclear.</w:t>
+      </w:r>
+    </w:p>
+    <w:p>
+      <w:pPr>
+        <w:pStyle w:val="BodyText"/>
+        <w:spacing w:line="480" w:lineRule="auto" w:before="0" w:after="0"/>
+        <w:ind w:firstLine="720"/>
+      </w:pPr>
+      <w:r>
+        <w:rPr>
+          <w:rFonts w:ascii="Times New Roman" w:hAnsi="Times New Roman" w:eastAsia="Times New Roman" w:cs="Times New Roman"/>
+          <w:color w:val="000000"/>
+          <w:sz w:val="24"/>
+        </w:rPr>
+        <w:t xml:space="preserve">This is precisely the confirmation the employer itself is asking for. The employer’s own concern, described above, is not that the condition clearly reaches its systems; it is that the employer cannot get anyone at Probation to tell it, one way or the other, that it does not. Mr. Bernecky is not asking this Court to resolve a genuinely open question of interpretation. He is asking the Court to put in writing what the condition’s own silence on employment already establishes: that Special Condition (a) confers no authority over the employer’s systems, imposes no obligation on the employer to demonstrate anything about its own monitoring capability, and was never intended to reach this far. Once that is in writing, the employer has what it needs, and the job can proceed.</w:t>
+      </w:r>
+    </w:p>
+    <w:p>
+      <w:pPr>
+        <w:pStyle w:val="BodyText"/>
+        <w:spacing w:line="480" w:lineRule="auto" w:before="0" w:after="0"/>
+        <w:ind w:firstLine="720"/>
+      </w:pPr>
+      <w:r>
+        <w:rPr>
+          <w:rFonts w:ascii="Times New Roman" w:hAnsi="Times New Roman" w:eastAsia="Times New Roman" w:cs="Times New Roman"/>
+          <w:color w:val="000000"/>
+          <w:sz w:val="24"/>
+        </w:rPr>
+        <w:t xml:space="preserve">The authority for saying so plainly does not rest on the formalities governing how a new condition is created. It rests on the settled principle that the power to impose special conditions of supervised release</w:t>
       </w:r>
       <w:r>
         <w:rPr>
@@ -1377,7 +1515,7 @@
           <w:color w:val="000000"/>
           <w:sz w:val="24"/>
         </w:rPr>
-        <w:t xml:space="preserve">resides, is employed, carries on a vocation</w:t>
+        <w:t xml:space="preserve">is vested exclusively in the district court.</w:t>
       </w:r>
       <w:r>
         <w:rPr>
@@ -1397,11 +1535,171 @@
       </w:r>
       <w:r>
         <w:rPr>
-          <w:rFonts w:ascii="Times New Roman" w:hAnsi="Times New Roman" w:eastAsia="Times New Roman" w:cs="Times New Roman"/>
-          <w:color w:val="000000"/>
-          <w:sz w:val="24"/>
-        </w:rPr>
-        <w:t xml:space="preserve">language — and in neither instance does it authorize any restriction on Mr. Bernecky’s occupation or on a third party’s systems. No finding under U.S.S.G. § 5F1.5 appears anywhere in the Judgment, because none was ever made.</w:t>
+          <w:iCs/>
+          <w:rFonts w:ascii="Times New Roman" w:hAnsi="Times New Roman" w:eastAsia="Times New Roman" w:cs="Times New Roman"/>
+          <w:i/>
+          <w:color w:val="000000"/>
+          <w:sz w:val="24"/>
+        </w:rPr>
+        <w:t xml:space="preserve">United States v. Matta</w:t>
+      </w:r>
+      <w:r>
+        <w:rPr>
+          <w:rFonts w:ascii="Times New Roman" w:hAnsi="Times New Roman" w:eastAsia="Times New Roman" w:cs="Times New Roman"/>
+          <w:color w:val="000000"/>
+          <w:sz w:val="24"/>
+        </w:rPr>
+        <w:t xml:space="preserve">, 777 F.3d 116, 122 (2d Cir. 2015). When a probation officer’s administration of a condition — or, as here, an employer’s understandable uncertainty about that administration — threatens to reach further than the condition the court actually imposed, the Second Circuit has not hesitated to say so:</w:t>
+      </w:r>
+      <w:r>
+        <w:rPr>
+          <w:rFonts w:ascii="Times New Roman" w:hAnsi="Times New Roman" w:eastAsia="Times New Roman" w:cs="Times New Roman"/>
+          <w:color w:val="000000"/>
+          <w:sz w:val="24"/>
+        </w:rPr>
+        <w:t xml:space="preserve"> </w:t>
+      </w:r>
+      <w:r>
+        <w:rPr>
+          <w:rFonts w:ascii="Times New Roman" w:hAnsi="Times New Roman" w:eastAsia="Times New Roman" w:cs="Times New Roman"/>
+          <w:color w:val="000000"/>
+          <w:sz w:val="24"/>
+        </w:rPr>
+        <w:t xml:space="preserve">“</w:t>
+      </w:r>
+      <w:r>
+        <w:rPr>
+          <w:rFonts w:ascii="Times New Roman" w:hAnsi="Times New Roman" w:eastAsia="Times New Roman" w:cs="Times New Roman"/>
+          <w:color w:val="000000"/>
+          <w:sz w:val="24"/>
+        </w:rPr>
+        <w:t xml:space="preserve">[b]ecause such a requirement . . . would contradict, rather than execute, [the defendant’s] sentence, the Probation Office was plainly without power to impose it.</w:t>
+      </w:r>
+      <w:r>
+        <w:rPr>
+          <w:rFonts w:ascii="Times New Roman" w:hAnsi="Times New Roman" w:eastAsia="Times New Roman" w:cs="Times New Roman"/>
+          <w:color w:val="000000"/>
+          <w:sz w:val="24"/>
+        </w:rPr>
+        <w:t xml:space="preserve">”</w:t>
+      </w:r>
+      <w:r>
+        <w:rPr>
+          <w:rFonts w:ascii="Times New Roman" w:hAnsi="Times New Roman" w:eastAsia="Times New Roman" w:cs="Times New Roman"/>
+          <w:color w:val="000000"/>
+          <w:sz w:val="24"/>
+        </w:rPr>
+        <w:t xml:space="preserve"> </w:t>
+      </w:r>
+      <w:r>
+        <w:rPr>
+          <w:iCs/>
+          <w:rFonts w:ascii="Times New Roman" w:hAnsi="Times New Roman" w:eastAsia="Times New Roman" w:cs="Times New Roman"/>
+          <w:i/>
+          <w:color w:val="000000"/>
+          <w:sz w:val="24"/>
+        </w:rPr>
+        <w:t xml:space="preserve">United States v. Browder</w:t>
+      </w:r>
+      <w:r>
+        <w:rPr>
+          <w:rFonts w:ascii="Times New Roman" w:hAnsi="Times New Roman" w:eastAsia="Times New Roman" w:cs="Times New Roman"/>
+          <w:color w:val="000000"/>
+          <w:sz w:val="24"/>
+        </w:rPr>
+        <w:t xml:space="preserve">, 866 F.3d 504, 514 (2d Cir. 2017).</w:t>
+      </w:r>
+      <w:r>
+        <w:rPr>
+          <w:rFonts w:ascii="Times New Roman" w:hAnsi="Times New Roman" w:eastAsia="Times New Roman" w:cs="Times New Roman"/>
+          <w:color w:val="000000"/>
+          <w:sz w:val="24"/>
+        </w:rPr>
+        <w:t xml:space="preserve"> </w:t>
+      </w:r>
+      <w:r>
+        <w:rPr>
+          <w:iCs/>
+          <w:rFonts w:ascii="Times New Roman" w:hAnsi="Times New Roman" w:eastAsia="Times New Roman" w:cs="Times New Roman"/>
+          <w:i/>
+          <w:color w:val="000000"/>
+          <w:sz w:val="24"/>
+        </w:rPr>
+        <w:t xml:space="preserve">Kunz</w:t>
+      </w:r>
+      <w:r>
+        <w:rPr>
+          <w:rFonts w:ascii="Times New Roman" w:hAnsi="Times New Roman" w:eastAsia="Times New Roman" w:cs="Times New Roman"/>
+          <w:color w:val="000000"/>
+          <w:sz w:val="24"/>
+        </w:rPr>
+        <w:t xml:space="preserve"> </w:t>
+      </w:r>
+      <w:r>
+        <w:rPr>
+          <w:rFonts w:ascii="Times New Roman" w:hAnsi="Times New Roman" w:eastAsia="Times New Roman" w:cs="Times New Roman"/>
+          <w:color w:val="000000"/>
+          <w:sz w:val="24"/>
+        </w:rPr>
+        <w:t xml:space="preserve">reaffirms the same principle for the very CIMP boilerplate at issue here, construing an identical condition’s privilege-protection clause as a real constraint on Probation,</w:t>
+      </w:r>
+      <w:r>
+        <w:rPr>
+          <w:rFonts w:ascii="Times New Roman" w:hAnsi="Times New Roman" w:eastAsia="Times New Roman" w:cs="Times New Roman"/>
+          <w:color w:val="000000"/>
+          <w:sz w:val="24"/>
+        </w:rPr>
+        <w:t xml:space="preserve"> </w:t>
+      </w:r>
+      <w:r>
+        <w:rPr>
+          <w:rFonts w:ascii="Times New Roman" w:hAnsi="Times New Roman" w:eastAsia="Times New Roman" w:cs="Times New Roman"/>
+          <w:color w:val="000000"/>
+          <w:sz w:val="24"/>
+        </w:rPr>
+        <w:t xml:space="preserve">“</w:t>
+      </w:r>
+      <w:r>
+        <w:rPr>
+          <w:rFonts w:ascii="Times New Roman" w:hAnsi="Times New Roman" w:eastAsia="Times New Roman" w:cs="Times New Roman"/>
+          <w:color w:val="000000"/>
+          <w:sz w:val="24"/>
+        </w:rPr>
+        <w:t xml:space="preserve">not surplusage.</w:t>
+      </w:r>
+      <w:r>
+        <w:rPr>
+          <w:rFonts w:ascii="Times New Roman" w:hAnsi="Times New Roman" w:eastAsia="Times New Roman" w:cs="Times New Roman"/>
+          <w:color w:val="000000"/>
+          <w:sz w:val="24"/>
+        </w:rPr>
+        <w:t xml:space="preserve">”</w:t>
+      </w:r>
+      <w:r>
+        <w:rPr>
+          <w:rFonts w:ascii="Times New Roman" w:hAnsi="Times New Roman" w:eastAsia="Times New Roman" w:cs="Times New Roman"/>
+          <w:color w:val="000000"/>
+          <w:sz w:val="24"/>
+        </w:rPr>
+        <w:t xml:space="preserve"> </w:t>
+      </w:r>
+      <w:r>
+        <w:rPr>
+          <w:iCs/>
+          <w:rFonts w:ascii="Times New Roman" w:hAnsi="Times New Roman" w:eastAsia="Times New Roman" w:cs="Times New Roman"/>
+          <w:i/>
+          <w:color w:val="000000"/>
+          <w:sz w:val="24"/>
+        </w:rPr>
+        <w:t xml:space="preserve">United States v. Kunz</w:t>
+      </w:r>
+      <w:r>
+        <w:rPr>
+          <w:rFonts w:ascii="Times New Roman" w:hAnsi="Times New Roman" w:eastAsia="Times New Roman" w:cs="Times New Roman"/>
+          <w:color w:val="000000"/>
+          <w:sz w:val="24"/>
+        </w:rPr>
+        <w:t xml:space="preserve">, 68 F.4th 748, 766-67 (2d Cir. 2023). Because no provision of this Judgment authorizes reaching an employer’s own systems, no one — not Probation, not an examiner, not an anxious but well-meaning employer — may treat the condition as if it did. The relief requested is a clarifying order confirming what the text already provides — not a ruling that the 2018 Judgment was invalid.</w:t>
       </w:r>
     </w:p>
     <w:p>
@@ -1412,11 +1710,28 @@
       </w:pPr>
       <w:r>
         <w:rPr>
-          <w:rFonts w:ascii="Times New Roman" w:hAnsi="Times New Roman" w:eastAsia="Times New Roman" w:cs="Times New Roman"/>
-          <w:color w:val="000000"/>
-          <w:sz w:val="24"/>
-        </w:rPr>
-        <w:t xml:space="preserve">The authority for resolving what that silence means does not rest on the formalities governing how a new condition is created. It rests on the settled principle that the power to impose special conditions of supervised release</w:t>
+          <w:bCs/>
+          <w:rFonts w:ascii="Times New Roman" w:hAnsi="Times New Roman" w:eastAsia="Times New Roman" w:cs="Times New Roman"/>
+          <w:b/>
+          <w:color w:val="000000"/>
+          <w:sz w:val="24"/>
+        </w:rPr>
+        <w:t xml:space="preserve">2. Even if an occupational restriction were found to exist, no U.S.S.G. § 5F1.5 finding supports it, and Mr. Bernecky’s own facts make that plain.</w:t>
+      </w:r>
+    </w:p>
+    <w:p>
+      <w:pPr>
+        <w:pStyle w:val="BodyText"/>
+        <w:spacing w:line="480" w:lineRule="auto" w:before="0" w:after="0"/>
+        <w:ind w:firstLine="720"/>
+      </w:pPr>
+      <w:r>
+        <w:rPr>
+          <w:rFonts w:ascii="Times New Roman" w:hAnsi="Times New Roman" w:eastAsia="Times New Roman" w:cs="Times New Roman"/>
+          <w:color w:val="000000"/>
+          <w:sz w:val="24"/>
+        </w:rPr>
+        <w:t xml:space="preserve">Section 5F1.5(a) requires</w:t>
       </w:r>
       <w:r>
         <w:rPr>
@@ -1440,7 +1755,7 @@
           <w:color w:val="000000"/>
           <w:sz w:val="24"/>
         </w:rPr>
-        <w:t xml:space="preserve">is vested exclusively in the district court.</w:t>
+        <w:t xml:space="preserve">a reasonably direct relationship . . . between the defendant’s occupation, business, or profession and the conduct relevant to the offense of conviction,</w:t>
       </w:r>
       <w:r>
         <w:rPr>
@@ -1460,21 +1775,275 @@
       </w:r>
       <w:r>
         <w:rPr>
+          <w:rFonts w:ascii="Times New Roman" w:hAnsi="Times New Roman" w:eastAsia="Times New Roman" w:cs="Times New Roman"/>
+          <w:color w:val="000000"/>
+          <w:sz w:val="24"/>
+        </w:rPr>
+        <w:t xml:space="preserve">together with a necessity finding. This district’s own recent case law treats even a mandatory employer-</w:t>
+      </w:r>
+      <w:r>
+        <w:rPr>
           <w:iCs/>
           <w:rFonts w:ascii="Times New Roman" w:hAnsi="Times New Roman" w:eastAsia="Times New Roman" w:cs="Times New Roman"/>
           <w:i/>
           <w:color w:val="000000"/>
           <w:sz w:val="24"/>
         </w:rPr>
-        <w:t xml:space="preserve">United States v. Matta</w:t>
-      </w:r>
-      <w:r>
-        <w:rPr>
-          <w:rFonts w:ascii="Times New Roman" w:hAnsi="Times New Roman" w:eastAsia="Times New Roman" w:cs="Times New Roman"/>
-          <w:color w:val="000000"/>
-          <w:sz w:val="24"/>
-        </w:rPr>
-        <w:t xml:space="preserve">, 777 F.3d 116, 122 (2d Cir. 2015). When a treatment provider’s rules, or a probation officer’s administration of a condition, reach further than the condition the court actually imposed, the Second Circuit has not hesitated to say so:</w:t>
+        <w:t xml:space="preserve">notification</w:t>
+      </w:r>
+      <w:r>
+        <w:rPr>
+          <w:rFonts w:ascii="Times New Roman" w:hAnsi="Times New Roman" w:eastAsia="Times New Roman" w:cs="Times New Roman"/>
+          <w:color w:val="000000"/>
+          <w:sz w:val="24"/>
+        </w:rPr>
+        <w:t xml:space="preserve"> </w:t>
+      </w:r>
+      <w:r>
+        <w:rPr>
+          <w:rFonts w:ascii="Times New Roman" w:hAnsi="Times New Roman" w:eastAsia="Times New Roman" w:cs="Times New Roman"/>
+          <w:color w:val="000000"/>
+          <w:sz w:val="24"/>
+        </w:rPr>
+        <w:t xml:space="preserve">requirement as a de facto occupational restriction demanding that finding.</w:t>
+      </w:r>
+      <w:r>
+        <w:rPr>
+          <w:rFonts w:ascii="Times New Roman" w:hAnsi="Times New Roman" w:eastAsia="Times New Roman" w:cs="Times New Roman"/>
+          <w:color w:val="000000"/>
+          <w:sz w:val="24"/>
+        </w:rPr>
+        <w:t xml:space="preserve"> </w:t>
+      </w:r>
+      <w:r>
+        <w:rPr>
+          <w:iCs/>
+          <w:rFonts w:ascii="Times New Roman" w:hAnsi="Times New Roman" w:eastAsia="Times New Roman" w:cs="Times New Roman"/>
+          <w:i/>
+          <w:color w:val="000000"/>
+          <w:sz w:val="24"/>
+        </w:rPr>
+        <w:t xml:space="preserve">See United States v. Love</w:t>
+      </w:r>
+      <w:r>
+        <w:rPr>
+          <w:rFonts w:ascii="Times New Roman" w:hAnsi="Times New Roman" w:eastAsia="Times New Roman" w:cs="Times New Roman"/>
+          <w:color w:val="000000"/>
+          <w:sz w:val="24"/>
+        </w:rPr>
+        <w:t xml:space="preserve">, No. 24-1706-cr, 2025 WL 1077176 (2d Cir. Apr. 8, 2025);</w:t>
+      </w:r>
+      <w:r>
+        <w:rPr>
+          <w:rFonts w:ascii="Times New Roman" w:hAnsi="Times New Roman" w:eastAsia="Times New Roman" w:cs="Times New Roman"/>
+          <w:color w:val="000000"/>
+          <w:sz w:val="24"/>
+        </w:rPr>
+        <w:t xml:space="preserve"> </w:t>
+      </w:r>
+      <w:r>
+        <w:rPr>
+          <w:iCs/>
+          <w:rFonts w:ascii="Times New Roman" w:hAnsi="Times New Roman" w:eastAsia="Times New Roman" w:cs="Times New Roman"/>
+          <w:i/>
+          <w:color w:val="000000"/>
+          <w:sz w:val="24"/>
+        </w:rPr>
+        <w:t xml:space="preserve">United States v. Jenkins</w:t>
+      </w:r>
+      <w:r>
+        <w:rPr>
+          <w:rFonts w:ascii="Times New Roman" w:hAnsi="Times New Roman" w:eastAsia="Times New Roman" w:cs="Times New Roman"/>
+          <w:color w:val="000000"/>
+          <w:sz w:val="24"/>
+        </w:rPr>
+        <w:t xml:space="preserve">, 854 F.3d 181 (2d Cir. 2017);</w:t>
+      </w:r>
+      <w:r>
+        <w:rPr>
+          <w:rFonts w:ascii="Times New Roman" w:hAnsi="Times New Roman" w:eastAsia="Times New Roman" w:cs="Times New Roman"/>
+          <w:color w:val="000000"/>
+          <w:sz w:val="24"/>
+        </w:rPr>
+        <w:t xml:space="preserve"> </w:t>
+      </w:r>
+      <w:r>
+        <w:rPr>
+          <w:iCs/>
+          <w:rFonts w:ascii="Times New Roman" w:hAnsi="Times New Roman" w:eastAsia="Times New Roman" w:cs="Times New Roman"/>
+          <w:i/>
+          <w:color w:val="000000"/>
+          <w:sz w:val="24"/>
+        </w:rPr>
+        <w:t xml:space="preserve">United States v. Ruff</w:t>
+      </w:r>
+      <w:r>
+        <w:rPr>
+          <w:rFonts w:ascii="Times New Roman" w:hAnsi="Times New Roman" w:eastAsia="Times New Roman" w:cs="Times New Roman"/>
+          <w:color w:val="000000"/>
+          <w:sz w:val="24"/>
+        </w:rPr>
+        <w:t xml:space="preserve">, No. 18-3247-cr (2d Cir. Nov. 14, 2019) (vacating);</w:t>
+      </w:r>
+      <w:r>
+        <w:rPr>
+          <w:rFonts w:ascii="Times New Roman" w:hAnsi="Times New Roman" w:eastAsia="Times New Roman" w:cs="Times New Roman"/>
+          <w:color w:val="000000"/>
+          <w:sz w:val="24"/>
+        </w:rPr>
+        <w:t xml:space="preserve"> </w:t>
+      </w:r>
+      <w:r>
+        <w:rPr>
+          <w:iCs/>
+          <w:rFonts w:ascii="Times New Roman" w:hAnsi="Times New Roman" w:eastAsia="Times New Roman" w:cs="Times New Roman"/>
+          <w:i/>
+          <w:color w:val="000000"/>
+          <w:sz w:val="24"/>
+        </w:rPr>
+        <w:t xml:space="preserve">United States v. Lombardi</w:t>
+      </w:r>
+      <w:r>
+        <w:rPr>
+          <w:rFonts w:ascii="Times New Roman" w:hAnsi="Times New Roman" w:eastAsia="Times New Roman" w:cs="Times New Roman"/>
+          <w:color w:val="000000"/>
+          <w:sz w:val="24"/>
+        </w:rPr>
+        <w:t xml:space="preserve">, No. 17-2352-cr (2d Cir. Mar. 22, 2018) (remanding);</w:t>
+      </w:r>
+      <w:r>
+        <w:rPr>
+          <w:rFonts w:ascii="Times New Roman" w:hAnsi="Times New Roman" w:eastAsia="Times New Roman" w:cs="Times New Roman"/>
+          <w:color w:val="000000"/>
+          <w:sz w:val="24"/>
+        </w:rPr>
+        <w:t xml:space="preserve"> </w:t>
+      </w:r>
+      <w:r>
+        <w:rPr>
+          <w:iCs/>
+          <w:rFonts w:ascii="Times New Roman" w:hAnsi="Times New Roman" w:eastAsia="Times New Roman" w:cs="Times New Roman"/>
+          <w:i/>
+          <w:color w:val="000000"/>
+          <w:sz w:val="24"/>
+        </w:rPr>
+        <w:t xml:space="preserve">United States v. Piper</w:t>
+      </w:r>
+      <w:r>
+        <w:rPr>
+          <w:rFonts w:ascii="Times New Roman" w:hAnsi="Times New Roman" w:eastAsia="Times New Roman" w:cs="Times New Roman"/>
+          <w:color w:val="000000"/>
+          <w:sz w:val="24"/>
+        </w:rPr>
+        <w:t xml:space="preserve">, No. 19-1058-cr (2d Cir. Mar. 30, 2020) (remanding).</w:t>
+      </w:r>
+    </w:p>
+    <w:p>
+      <w:pPr>
+        <w:pStyle w:val="BodyText"/>
+        <w:spacing w:line="480" w:lineRule="auto" w:before="0" w:after="0"/>
+        <w:ind w:firstLine="720"/>
+      </w:pPr>
+      <w:r>
+        <w:rPr>
+          <w:rFonts w:ascii="Times New Roman" w:hAnsi="Times New Roman" w:eastAsia="Times New Roman" w:cs="Times New Roman"/>
+          <w:color w:val="000000"/>
+          <w:sz w:val="24"/>
+        </w:rPr>
+        <w:t xml:space="preserve">If a mandatory</w:t>
+      </w:r>
+      <w:r>
+        <w:rPr>
+          <w:rFonts w:ascii="Times New Roman" w:hAnsi="Times New Roman" w:eastAsia="Times New Roman" w:cs="Times New Roman"/>
+          <w:color w:val="000000"/>
+          <w:sz w:val="24"/>
+        </w:rPr>
+        <w:t xml:space="preserve"> </w:t>
+      </w:r>
+      <w:r>
+        <w:rPr>
+          <w:iCs/>
+          <w:rFonts w:ascii="Times New Roman" w:hAnsi="Times New Roman" w:eastAsia="Times New Roman" w:cs="Times New Roman"/>
+          <w:i/>
+          <w:color w:val="000000"/>
+          <w:sz w:val="24"/>
+        </w:rPr>
+        <w:t xml:space="preserve">notification</w:t>
+      </w:r>
+      <w:r>
+        <w:rPr>
+          <w:rFonts w:ascii="Times New Roman" w:hAnsi="Times New Roman" w:eastAsia="Times New Roman" w:cs="Times New Roman"/>
+          <w:color w:val="000000"/>
+          <w:sz w:val="24"/>
+        </w:rPr>
+        <w:t xml:space="preserve"> </w:t>
+      </w:r>
+      <w:r>
+        <w:rPr>
+          <w:rFonts w:ascii="Times New Roman" w:hAnsi="Times New Roman" w:eastAsia="Times New Roman" w:cs="Times New Roman"/>
+          <w:color w:val="000000"/>
+          <w:sz w:val="24"/>
+        </w:rPr>
+        <w:t xml:space="preserve">clause is enough to trigger § 5F1.5 in that line of cases, a condition that has already produced a considerably more burdensome, textually unsupported capability question in practice — as this one has — is at least as strong a candidate for the same treatment — particularly because Mr. Bernecky’s own condition contains no notification requirement at all; he disclosed voluntarily, going further than anything the condition required of him.</w:t>
+      </w:r>
+    </w:p>
+    <w:p>
+      <w:pPr>
+        <w:pStyle w:val="BodyText"/>
+        <w:spacing w:line="480" w:lineRule="auto" w:before="0" w:after="0"/>
+        <w:ind w:firstLine="720"/>
+      </w:pPr>
+      <w:r>
+        <w:rPr>
+          <w:iCs/>
+          <w:rFonts w:ascii="Times New Roman" w:hAnsi="Times New Roman" w:eastAsia="Times New Roman" w:cs="Times New Roman"/>
+          <w:i/>
+          <w:color w:val="000000"/>
+          <w:sz w:val="24"/>
+        </w:rPr>
+        <w:t xml:space="preserve">United States v. Brown</w:t>
+      </w:r>
+      <w:r>
+        <w:rPr>
+          <w:rFonts w:ascii="Times New Roman" w:hAnsi="Times New Roman" w:eastAsia="Times New Roman" w:cs="Times New Roman"/>
+          <w:color w:val="000000"/>
+          <w:sz w:val="24"/>
+        </w:rPr>
+        <w:t xml:space="preserve">, 173 F.4th 45 (2d Cir. 2026), does not compel a different result. Brown’s own claim was that the condition functioned as a</w:t>
+      </w:r>
+      <w:r>
+        <w:rPr>
+          <w:rFonts w:ascii="Times New Roman" w:hAnsi="Times New Roman" w:eastAsia="Times New Roman" w:cs="Times New Roman"/>
+          <w:color w:val="000000"/>
+          <w:sz w:val="24"/>
+        </w:rPr>
+        <w:t xml:space="preserve"> </w:t>
+      </w:r>
+      <w:r>
+        <w:rPr>
+          <w:iCs/>
+          <w:rFonts w:ascii="Times New Roman" w:hAnsi="Times New Roman" w:eastAsia="Times New Roman" w:cs="Times New Roman"/>
+          <w:i/>
+          <w:color w:val="000000"/>
+          <w:sz w:val="24"/>
+        </w:rPr>
+        <w:t xml:space="preserve">compelled</w:t>
+      </w:r>
+      <w:r>
+        <w:rPr>
+          <w:rFonts w:ascii="Times New Roman" w:hAnsi="Times New Roman" w:eastAsia="Times New Roman" w:cs="Times New Roman"/>
+          <w:color w:val="000000"/>
+          <w:sz w:val="24"/>
+        </w:rPr>
+        <w:t xml:space="preserve"> </w:t>
+      </w:r>
+      <w:r>
+        <w:rPr>
+          <w:rFonts w:ascii="Times New Roman" w:hAnsi="Times New Roman" w:eastAsia="Times New Roman" w:cs="Times New Roman"/>
+          <w:color w:val="000000"/>
+          <w:sz w:val="24"/>
+        </w:rPr>
+        <w:t xml:space="preserve">notification requirement; Mr. Bernecky does not object to notification — he has already made it, voluntarily, and it was accepted. Brown’s condition, moreover, contained its own</w:t>
       </w:r>
       <w:r>
         <w:rPr>
@@ -1498,7 +2067,7 @@
           <w:color w:val="000000"/>
           <w:sz w:val="24"/>
         </w:rPr>
-        <w:t xml:space="preserve">[b]ecause such a requirement . . . would contradict, rather than execute, [the defendant’s] sentence, the Probation Office was plainly without power to impose it.</w:t>
+        <w:t xml:space="preserve">as permitted by the employer</w:t>
       </w:r>
       <w:r>
         <w:rPr>
@@ -1518,21 +2087,180 @@
       </w:r>
       <w:r>
         <w:rPr>
+          <w:rFonts w:ascii="Times New Roman" w:hAnsi="Times New Roman" w:eastAsia="Times New Roman" w:cs="Times New Roman"/>
+          <w:color w:val="000000"/>
+          <w:sz w:val="24"/>
+        </w:rPr>
+        <w:t xml:space="preserve">clause — a built-in consent gate Mr. Bernecky’s condition lacks entirely. And Brown’s occupational-restriction holding arose on plain-error review, a posture materially different from the de novo consideration this motion invites.</w:t>
+      </w:r>
+    </w:p>
+    <w:p>
+      <w:pPr>
+        <w:pStyle w:val="BodyText"/>
+        <w:spacing w:line="480" w:lineRule="auto" w:before="0" w:after="0"/>
+        <w:ind w:firstLine="720"/>
+      </w:pPr>
+      <w:r>
+        <w:rPr>
+          <w:rFonts w:ascii="Times New Roman" w:hAnsi="Times New Roman" w:eastAsia="Times New Roman" w:cs="Times New Roman"/>
+          <w:color w:val="000000"/>
+          <w:sz w:val="24"/>
+        </w:rPr>
+        <w:t xml:space="preserve">The disproportion is sharpened by the facts of this specific job: the position at the contact lens manufacturer requires no public internet access at all, and the employer has already offered an internet-disabled internal account. CIMP’s stated purpose — monitoring internet-facilitated risk — has essentially no application here, and yet Mr. Bernecky remains suspended from employment he is separately required, under Standard Condition 7, to maintain.</w:t>
+      </w:r>
+    </w:p>
+    <w:p>
+      <w:pPr>
+        <w:pStyle w:val="BodyText"/>
+        <w:spacing w:line="480" w:lineRule="auto" w:before="0" w:after="0"/>
+        <w:ind w:firstLine="720"/>
+      </w:pPr>
+      <w:r>
+        <w:rPr>
+          <w:bCs/>
+          <w:rFonts w:ascii="Times New Roman" w:hAnsi="Times New Roman" w:eastAsia="Times New Roman" w:cs="Times New Roman"/>
+          <w:b/>
+          <w:color w:val="000000"/>
+          <w:sz w:val="24"/>
+        </w:rPr>
+        <w:t xml:space="preserve">3. Nothing in the Judgment authorizes reaching a non-party’s systems, and Mr. Bernecky may say so in his own right — the employer’s understandable uncertainty only confirms why a written order, not an informal assurance, is what is actually needed.</w:t>
+      </w:r>
+    </w:p>
+    <w:p>
+      <w:pPr>
+        <w:pStyle w:val="BodyText"/>
+        <w:spacing w:line="480" w:lineRule="auto" w:before="0" w:after="0"/>
+        <w:ind w:firstLine="720"/>
+      </w:pPr>
+      <w:r>
+        <w:rPr>
+          <w:rFonts w:ascii="Times New Roman" w:hAnsi="Times New Roman" w:eastAsia="Times New Roman" w:cs="Times New Roman"/>
+          <w:color w:val="000000"/>
+          <w:sz w:val="24"/>
+        </w:rPr>
+        <w:t xml:space="preserve">The point of this section is not that the condition might be read to reach the employer’s systems. It is that it cannot be, and that saying so in an order — rather than leaving it to an employer’s own good-faith guesswork and a probation officer’s off-the-cuff reassurance — is the only way to actually fix the problem. The employer here read the condition’s</w:t>
+      </w:r>
+      <w:r>
+        <w:rPr>
+          <w:rFonts w:ascii="Times New Roman" w:hAnsi="Times New Roman" w:eastAsia="Times New Roman" w:cs="Times New Roman"/>
+          <w:color w:val="000000"/>
+          <w:sz w:val="24"/>
+        </w:rPr>
+        <w:t xml:space="preserve"> </w:t>
+      </w:r>
+      <w:r>
+        <w:rPr>
+          <w:rFonts w:ascii="Times New Roman" w:hAnsi="Times New Roman" w:eastAsia="Times New Roman" w:cs="Times New Roman"/>
+          <w:color w:val="000000"/>
+          <w:sz w:val="24"/>
+        </w:rPr>
+        <w:t xml:space="preserve">“</w:t>
+      </w:r>
+      <w:r>
+        <w:rPr>
+          <w:rFonts w:ascii="Times New Roman" w:hAnsi="Times New Roman" w:eastAsia="Times New Roman" w:cs="Times New Roman"/>
+          <w:color w:val="000000"/>
+          <w:sz w:val="24"/>
+        </w:rPr>
+        <w:t xml:space="preserve">owned or operated by the defendant</w:t>
+      </w:r>
+      <w:r>
+        <w:rPr>
+          <w:rFonts w:ascii="Times New Roman" w:hAnsi="Times New Roman" w:eastAsia="Times New Roman" w:cs="Times New Roman"/>
+          <w:color w:val="000000"/>
+          <w:sz w:val="24"/>
+        </w:rPr>
+        <w:t xml:space="preserve">”</w:t>
+      </w:r>
+      <w:r>
+        <w:rPr>
+          <w:rFonts w:ascii="Times New Roman" w:hAnsi="Times New Roman" w:eastAsia="Times New Roman" w:cs="Times New Roman"/>
+          <w:color w:val="000000"/>
+          <w:sz w:val="24"/>
+        </w:rPr>
+        <w:t xml:space="preserve"> </w:t>
+      </w:r>
+      <w:r>
+        <w:rPr>
+          <w:rFonts w:ascii="Times New Roman" w:hAnsi="Times New Roman" w:eastAsia="Times New Roman" w:cs="Times New Roman"/>
+          <w:color w:val="000000"/>
+          <w:sz w:val="24"/>
+        </w:rPr>
+        <w:t xml:space="preserve">language and, without any prompting from Probation, wondered whether its own systems might be implicated. That is understandable: nothing in the Judgment tells an employer, in so many words, that it is not. But an employer’s uncertainty about a condition’s reach is not evidence that the condition actually reaches that far — it is evidence that no one has yet told the employer, clearly and in writing, that it does not. A materially identical condition produced the identical confusion in</w:t>
+      </w:r>
+      <w:r>
+        <w:rPr>
+          <w:rFonts w:ascii="Times New Roman" w:hAnsi="Times New Roman" w:eastAsia="Times New Roman" w:cs="Times New Roman"/>
+          <w:color w:val="000000"/>
+          <w:sz w:val="24"/>
+        </w:rPr>
+        <w:t xml:space="preserve"> </w:t>
+      </w:r>
+      <w:r>
+        <w:rPr>
           <w:iCs/>
           <w:rFonts w:ascii="Times New Roman" w:hAnsi="Times New Roman" w:eastAsia="Times New Roman" w:cs="Times New Roman"/>
           <w:i/>
           <w:color w:val="000000"/>
           <w:sz w:val="24"/>
         </w:rPr>
-        <w:t xml:space="preserve">United States v. Browder</w:t>
-      </w:r>
-      <w:r>
-        <w:rPr>
-          <w:rFonts w:ascii="Times New Roman" w:hAnsi="Times New Roman" w:eastAsia="Times New Roman" w:cs="Times New Roman"/>
-          <w:color w:val="000000"/>
-          <w:sz w:val="24"/>
-        </w:rPr>
-        <w:t xml:space="preserve">, 866 F.3d 504, 514 (2d Cir. 2017).</w:t>
+        <w:t xml:space="preserve">United States v. Mike</w:t>
+      </w:r>
+      <w:r>
+        <w:rPr>
+          <w:rFonts w:ascii="Times New Roman" w:hAnsi="Times New Roman" w:eastAsia="Times New Roman" w:cs="Times New Roman"/>
+          <w:color w:val="000000"/>
+          <w:sz w:val="24"/>
+        </w:rPr>
+        <w:t xml:space="preserve">, 632 F.3d 686, 696-97 (10th Cir. 2011), where the government itself argued the condition</w:t>
+      </w:r>
+      <w:r>
+        <w:rPr>
+          <w:rFonts w:ascii="Times New Roman" w:hAnsi="Times New Roman" w:eastAsia="Times New Roman" w:cs="Times New Roman"/>
+          <w:color w:val="000000"/>
+          <w:sz w:val="24"/>
+        </w:rPr>
+        <w:t xml:space="preserve"> </w:t>
+      </w:r>
+      <w:r>
+        <w:rPr>
+          <w:rFonts w:ascii="Times New Roman" w:hAnsi="Times New Roman" w:eastAsia="Times New Roman" w:cs="Times New Roman"/>
+          <w:color w:val="000000"/>
+          <w:sz w:val="24"/>
+        </w:rPr>
+        <w:t xml:space="preserve">“</w:t>
+      </w:r>
+      <w:r>
+        <w:rPr>
+          <w:rFonts w:ascii="Times New Roman" w:hAnsi="Times New Roman" w:eastAsia="Times New Roman" w:cs="Times New Roman"/>
+          <w:color w:val="000000"/>
+          <w:sz w:val="24"/>
+        </w:rPr>
+        <w:t xml:space="preserve">cannot be read fairly</w:t>
+      </w:r>
+      <w:r>
+        <w:rPr>
+          <w:rFonts w:ascii="Times New Roman" w:hAnsi="Times New Roman" w:eastAsia="Times New Roman" w:cs="Times New Roman"/>
+          <w:color w:val="000000"/>
+          <w:sz w:val="24"/>
+        </w:rPr>
+        <w:t xml:space="preserve">”</w:t>
+      </w:r>
+      <w:r>
+        <w:rPr>
+          <w:rFonts w:ascii="Times New Roman" w:hAnsi="Times New Roman" w:eastAsia="Times New Roman" w:cs="Times New Roman"/>
+          <w:color w:val="000000"/>
+          <w:sz w:val="24"/>
+        </w:rPr>
+        <w:t xml:space="preserve"> </w:t>
+      </w:r>
+      <w:r>
+        <w:rPr>
+          <w:rFonts w:ascii="Times New Roman" w:hAnsi="Times New Roman" w:eastAsia="Times New Roman" w:cs="Times New Roman"/>
+          <w:color w:val="000000"/>
+          <w:sz w:val="24"/>
+        </w:rPr>
+        <w:t xml:space="preserve">to reach an employer’s computers — and the Tenth Circuit’s answer was not to leave the question open, but to remand with instructions that the condition be clarified so that no one would have to guess.</w:t>
       </w:r>
       <w:r>
         <w:rPr>
@@ -1550,23 +2278,56 @@
           <w:color w:val="000000"/>
           <w:sz w:val="24"/>
         </w:rPr>
-        <w:t xml:space="preserve">Kunz</w:t>
-      </w:r>
-      <w:r>
-        <w:rPr>
-          <w:rFonts w:ascii="Times New Roman" w:hAnsi="Times New Roman" w:eastAsia="Times New Roman" w:cs="Times New Roman"/>
-          <w:color w:val="000000"/>
-          <w:sz w:val="24"/>
-        </w:rPr>
-        <w:t xml:space="preserve"> </w:t>
-      </w:r>
-      <w:r>
-        <w:rPr>
-          <w:rFonts w:ascii="Times New Roman" w:hAnsi="Times New Roman" w:eastAsia="Times New Roman" w:cs="Times New Roman"/>
-          <w:color w:val="000000"/>
-          <w:sz w:val="24"/>
-        </w:rPr>
-        <w:t xml:space="preserve">reaffirms the same principle for the very CIMP boilerplate at issue here, construing an identical condition’s privilege-protection clause as a real constraint on Probation,</w:t>
+        <w:t xml:space="preserve">Id.</w:t>
+      </w:r>
+      <w:r>
+        <w:rPr>
+          <w:rFonts w:ascii="Times New Roman" w:hAnsi="Times New Roman" w:eastAsia="Times New Roman" w:cs="Times New Roman"/>
+          <w:color w:val="000000"/>
+          <w:sz w:val="24"/>
+        </w:rPr>
+        <w:t xml:space="preserve">;</w:t>
+      </w:r>
+      <w:r>
+        <w:rPr>
+          <w:rFonts w:ascii="Times New Roman" w:hAnsi="Times New Roman" w:eastAsia="Times New Roman" w:cs="Times New Roman"/>
+          <w:color w:val="000000"/>
+          <w:sz w:val="24"/>
+        </w:rPr>
+        <w:t xml:space="preserve"> </w:t>
+      </w:r>
+      <w:r>
+        <w:rPr>
+          <w:iCs/>
+          <w:rFonts w:ascii="Times New Roman" w:hAnsi="Times New Roman" w:eastAsia="Times New Roman" w:cs="Times New Roman"/>
+          <w:i/>
+          <w:color w:val="000000"/>
+          <w:sz w:val="24"/>
+        </w:rPr>
+        <w:t xml:space="preserve">see also United States v. Matteson</w:t>
+      </w:r>
+      <w:r>
+        <w:rPr>
+          <w:rFonts w:ascii="Times New Roman" w:hAnsi="Times New Roman" w:eastAsia="Times New Roman" w:cs="Times New Roman"/>
+          <w:color w:val="000000"/>
+          <w:sz w:val="24"/>
+        </w:rPr>
+        <w:t xml:space="preserve">, 327 F. App’x 791 (10th Cir. 2009). That is exactly the order Mr. Bernecky requests here.</w:t>
+      </w:r>
+    </w:p>
+    <w:p>
+      <w:pPr>
+        <w:pStyle w:val="BodyText"/>
+        <w:spacing w:line="480" w:lineRule="auto" w:before="0" w:after="0"/>
+        <w:ind w:firstLine="720"/>
+      </w:pPr>
+      <w:r>
+        <w:rPr>
+          <w:rFonts w:ascii="Times New Roman" w:hAnsi="Times New Roman" w:eastAsia="Times New Roman" w:cs="Times New Roman"/>
+          <w:color w:val="000000"/>
+          <w:sz w:val="24"/>
+        </w:rPr>
+        <w:t xml:space="preserve">Probation’s own conduct since the employer’s concern first surfaced has made a written order more necessary, not less. An informal, non-committal comment that things</w:t>
       </w:r>
       <w:r>
         <w:rPr>
@@ -1590,7 +2351,7 @@
           <w:color w:val="000000"/>
           <w:sz w:val="24"/>
         </w:rPr>
-        <w:t xml:space="preserve">not surplusage.</w:t>
+        <w:t xml:space="preserve">should be fine so long as they have a way to monitor him</w:t>
       </w:r>
       <w:r>
         <w:rPr>
@@ -1610,739 +2371,11 @@
       </w:r>
       <w:r>
         <w:rPr>
-          <w:iCs/>
-          <w:rFonts w:ascii="Times New Roman" w:hAnsi="Times New Roman" w:eastAsia="Times New Roman" w:cs="Times New Roman"/>
-          <w:i/>
-          <w:color w:val="000000"/>
-          <w:sz w:val="24"/>
-        </w:rPr>
-        <w:t xml:space="preserve">United States v. Kunz</w:t>
-      </w:r>
-      <w:r>
-        <w:rPr>
-          <w:rFonts w:ascii="Times New Roman" w:hAnsi="Times New Roman" w:eastAsia="Times New Roman" w:cs="Times New Roman"/>
-          <w:color w:val="000000"/>
-          <w:sz w:val="24"/>
-        </w:rPr>
-        <w:t xml:space="preserve">, 68 F.4th 748, 766-67 (2d Cir. 2023). Any reading of the CIMP condition that reaches an employer’s own systems, or that would require a non-party to prove anything about its own monitoring capability, has no textual basis anywhere in the condition and is precisely the kind of unauthorized expansion these cases forbid — regardless of whether that reading originates with Probation, with a well-meaning but mistaken employer, or with anyone else. The relief requested is a clarifying order — not a ruling that the 2018 Judgment was invalid.</w:t>
-      </w:r>
-    </w:p>
-    <w:p>
-      <w:pPr>
-        <w:pStyle w:val="BodyText"/>
-        <w:spacing w:line="480" w:lineRule="auto" w:before="0" w:after="0"/>
-        <w:ind w:firstLine="720"/>
-      </w:pPr>
-      <w:r>
-        <w:rPr>
-          <w:bCs/>
-          <w:rFonts w:ascii="Times New Roman" w:hAnsi="Times New Roman" w:eastAsia="Times New Roman" w:cs="Times New Roman"/>
-          <w:b/>
-          <w:color w:val="000000"/>
-          <w:sz w:val="24"/>
-        </w:rPr>
-        <w:t xml:space="preserve">2. Even if an occupational restriction were found to exist, no U.S.S.G. § 5F1.5 finding supports it, and Mr. Bernecky’s own facts make that plain.</w:t>
-      </w:r>
-    </w:p>
-    <w:p>
-      <w:pPr>
-        <w:pStyle w:val="BodyText"/>
-        <w:spacing w:line="480" w:lineRule="auto" w:before="0" w:after="0"/>
-        <w:ind w:firstLine="720"/>
-      </w:pPr>
-      <w:r>
-        <w:rPr>
-          <w:rFonts w:ascii="Times New Roman" w:hAnsi="Times New Roman" w:eastAsia="Times New Roman" w:cs="Times New Roman"/>
-          <w:color w:val="000000"/>
-          <w:sz w:val="24"/>
-        </w:rPr>
-        <w:t xml:space="preserve">Section 5F1.5(a) requires</w:t>
-      </w:r>
-      <w:r>
-        <w:rPr>
-          <w:rFonts w:ascii="Times New Roman" w:hAnsi="Times New Roman" w:eastAsia="Times New Roman" w:cs="Times New Roman"/>
-          <w:color w:val="000000"/>
-          <w:sz w:val="24"/>
-        </w:rPr>
-        <w:t xml:space="preserve"> </w:t>
-      </w:r>
-      <w:r>
-        <w:rPr>
-          <w:rFonts w:ascii="Times New Roman" w:hAnsi="Times New Roman" w:eastAsia="Times New Roman" w:cs="Times New Roman"/>
-          <w:color w:val="000000"/>
-          <w:sz w:val="24"/>
-        </w:rPr>
-        <w:t xml:space="preserve">“</w:t>
-      </w:r>
-      <w:r>
-        <w:rPr>
-          <w:rFonts w:ascii="Times New Roman" w:hAnsi="Times New Roman" w:eastAsia="Times New Roman" w:cs="Times New Roman"/>
-          <w:color w:val="000000"/>
-          <w:sz w:val="24"/>
-        </w:rPr>
-        <w:t xml:space="preserve">a reasonably direct relationship . . . between the defendant’s occupation, business, or profession and the conduct relevant to the offense of conviction,</w:t>
-      </w:r>
-      <w:r>
-        <w:rPr>
-          <w:rFonts w:ascii="Times New Roman" w:hAnsi="Times New Roman" w:eastAsia="Times New Roman" w:cs="Times New Roman"/>
-          <w:color w:val="000000"/>
-          <w:sz w:val="24"/>
-        </w:rPr>
-        <w:t xml:space="preserve">”</w:t>
-      </w:r>
-      <w:r>
-        <w:rPr>
-          <w:rFonts w:ascii="Times New Roman" w:hAnsi="Times New Roman" w:eastAsia="Times New Roman" w:cs="Times New Roman"/>
-          <w:color w:val="000000"/>
-          <w:sz w:val="24"/>
-        </w:rPr>
-        <w:t xml:space="preserve"> </w:t>
-      </w:r>
-      <w:r>
-        <w:rPr>
-          <w:rFonts w:ascii="Times New Roman" w:hAnsi="Times New Roman" w:eastAsia="Times New Roman" w:cs="Times New Roman"/>
-          <w:color w:val="000000"/>
-          <w:sz w:val="24"/>
-        </w:rPr>
-        <w:t xml:space="preserve">together with a necessity finding. This district’s own recent case law treats even a mandatory employer-</w:t>
-      </w:r>
-      <w:r>
-        <w:rPr>
-          <w:iCs/>
-          <w:rFonts w:ascii="Times New Roman" w:hAnsi="Times New Roman" w:eastAsia="Times New Roman" w:cs="Times New Roman"/>
-          <w:i/>
-          <w:color w:val="000000"/>
-          <w:sz w:val="24"/>
-        </w:rPr>
-        <w:t xml:space="preserve">notification</w:t>
-      </w:r>
-      <w:r>
-        <w:rPr>
-          <w:rFonts w:ascii="Times New Roman" w:hAnsi="Times New Roman" w:eastAsia="Times New Roman" w:cs="Times New Roman"/>
-          <w:color w:val="000000"/>
-          <w:sz w:val="24"/>
-        </w:rPr>
-        <w:t xml:space="preserve"> </w:t>
-      </w:r>
-      <w:r>
-        <w:rPr>
-          <w:rFonts w:ascii="Times New Roman" w:hAnsi="Times New Roman" w:eastAsia="Times New Roman" w:cs="Times New Roman"/>
-          <w:color w:val="000000"/>
-          <w:sz w:val="24"/>
-        </w:rPr>
-        <w:t xml:space="preserve">requirement as a de facto occupational restriction demanding that finding.</w:t>
-      </w:r>
-      <w:r>
-        <w:rPr>
-          <w:rFonts w:ascii="Times New Roman" w:hAnsi="Times New Roman" w:eastAsia="Times New Roman" w:cs="Times New Roman"/>
-          <w:color w:val="000000"/>
-          <w:sz w:val="24"/>
-        </w:rPr>
-        <w:t xml:space="preserve"> </w:t>
-      </w:r>
-      <w:r>
-        <w:rPr>
-          <w:iCs/>
-          <w:rFonts w:ascii="Times New Roman" w:hAnsi="Times New Roman" w:eastAsia="Times New Roman" w:cs="Times New Roman"/>
-          <w:i/>
-          <w:color w:val="000000"/>
-          <w:sz w:val="24"/>
-        </w:rPr>
-        <w:t xml:space="preserve">See United States v. Love</w:t>
-      </w:r>
-      <w:r>
-        <w:rPr>
-          <w:rFonts w:ascii="Times New Roman" w:hAnsi="Times New Roman" w:eastAsia="Times New Roman" w:cs="Times New Roman"/>
-          <w:color w:val="000000"/>
-          <w:sz w:val="24"/>
-        </w:rPr>
-        <w:t xml:space="preserve">, No. 24-1706-cr, 2025 WL 1077176 (2d Cir. Apr. 8, 2025);</w:t>
-      </w:r>
-      <w:r>
-        <w:rPr>
-          <w:rFonts w:ascii="Times New Roman" w:hAnsi="Times New Roman" w:eastAsia="Times New Roman" w:cs="Times New Roman"/>
-          <w:color w:val="000000"/>
-          <w:sz w:val="24"/>
-        </w:rPr>
-        <w:t xml:space="preserve"> </w:t>
-      </w:r>
-      <w:r>
-        <w:rPr>
-          <w:iCs/>
-          <w:rFonts w:ascii="Times New Roman" w:hAnsi="Times New Roman" w:eastAsia="Times New Roman" w:cs="Times New Roman"/>
-          <w:i/>
-          <w:color w:val="000000"/>
-          <w:sz w:val="24"/>
-        </w:rPr>
-        <w:t xml:space="preserve">United States v. Jenkins</w:t>
-      </w:r>
-      <w:r>
-        <w:rPr>
-          <w:rFonts w:ascii="Times New Roman" w:hAnsi="Times New Roman" w:eastAsia="Times New Roman" w:cs="Times New Roman"/>
-          <w:color w:val="000000"/>
-          <w:sz w:val="24"/>
-        </w:rPr>
-        <w:t xml:space="preserve">, 854 F.3d 181 (2d Cir. 2017);</w:t>
-      </w:r>
-      <w:r>
-        <w:rPr>
-          <w:rFonts w:ascii="Times New Roman" w:hAnsi="Times New Roman" w:eastAsia="Times New Roman" w:cs="Times New Roman"/>
-          <w:color w:val="000000"/>
-          <w:sz w:val="24"/>
-        </w:rPr>
-        <w:t xml:space="preserve"> </w:t>
-      </w:r>
-      <w:r>
-        <w:rPr>
-          <w:iCs/>
-          <w:rFonts w:ascii="Times New Roman" w:hAnsi="Times New Roman" w:eastAsia="Times New Roman" w:cs="Times New Roman"/>
-          <w:i/>
-          <w:color w:val="000000"/>
-          <w:sz w:val="24"/>
-        </w:rPr>
-        <w:t xml:space="preserve">United States v. Ruff</w:t>
-      </w:r>
-      <w:r>
-        <w:rPr>
-          <w:rFonts w:ascii="Times New Roman" w:hAnsi="Times New Roman" w:eastAsia="Times New Roman" w:cs="Times New Roman"/>
-          <w:color w:val="000000"/>
-          <w:sz w:val="24"/>
-        </w:rPr>
-        <w:t xml:space="preserve">, No. 18-3247-cr (2d Cir. Nov. 14, 2019) (vacating);</w:t>
-      </w:r>
-      <w:r>
-        <w:rPr>
-          <w:rFonts w:ascii="Times New Roman" w:hAnsi="Times New Roman" w:eastAsia="Times New Roman" w:cs="Times New Roman"/>
-          <w:color w:val="000000"/>
-          <w:sz w:val="24"/>
-        </w:rPr>
-        <w:t xml:space="preserve"> </w:t>
-      </w:r>
-      <w:r>
-        <w:rPr>
-          <w:iCs/>
-          <w:rFonts w:ascii="Times New Roman" w:hAnsi="Times New Roman" w:eastAsia="Times New Roman" w:cs="Times New Roman"/>
-          <w:i/>
-          <w:color w:val="000000"/>
-          <w:sz w:val="24"/>
-        </w:rPr>
-        <w:t xml:space="preserve">United States v. Lombardi</w:t>
-      </w:r>
-      <w:r>
-        <w:rPr>
-          <w:rFonts w:ascii="Times New Roman" w:hAnsi="Times New Roman" w:eastAsia="Times New Roman" w:cs="Times New Roman"/>
-          <w:color w:val="000000"/>
-          <w:sz w:val="24"/>
-        </w:rPr>
-        <w:t xml:space="preserve">, No. 17-2352-cr (2d Cir. Mar. 22, 2018) (remanding);</w:t>
-      </w:r>
-      <w:r>
-        <w:rPr>
-          <w:rFonts w:ascii="Times New Roman" w:hAnsi="Times New Roman" w:eastAsia="Times New Roman" w:cs="Times New Roman"/>
-          <w:color w:val="000000"/>
-          <w:sz w:val="24"/>
-        </w:rPr>
-        <w:t xml:space="preserve"> </w:t>
-      </w:r>
-      <w:r>
-        <w:rPr>
-          <w:iCs/>
-          <w:rFonts w:ascii="Times New Roman" w:hAnsi="Times New Roman" w:eastAsia="Times New Roman" w:cs="Times New Roman"/>
-          <w:i/>
-          <w:color w:val="000000"/>
-          <w:sz w:val="24"/>
-        </w:rPr>
-        <w:t xml:space="preserve">United States v. Piper</w:t>
-      </w:r>
-      <w:r>
-        <w:rPr>
-          <w:rFonts w:ascii="Times New Roman" w:hAnsi="Times New Roman" w:eastAsia="Times New Roman" w:cs="Times New Roman"/>
-          <w:color w:val="000000"/>
-          <w:sz w:val="24"/>
-        </w:rPr>
-        <w:t xml:space="preserve">, No. 19-1058-cr (2d Cir. Mar. 30, 2020) (remanding).</w:t>
-      </w:r>
-    </w:p>
-    <w:p>
-      <w:pPr>
-        <w:pStyle w:val="BodyText"/>
-        <w:spacing w:line="480" w:lineRule="auto" w:before="0" w:after="0"/>
-        <w:ind w:firstLine="720"/>
-      </w:pPr>
-      <w:r>
-        <w:rPr>
-          <w:rFonts w:ascii="Times New Roman" w:hAnsi="Times New Roman" w:eastAsia="Times New Roman" w:cs="Times New Roman"/>
-          <w:color w:val="000000"/>
-          <w:sz w:val="24"/>
-        </w:rPr>
-        <w:t xml:space="preserve">If a mandatory</w:t>
-      </w:r>
-      <w:r>
-        <w:rPr>
-          <w:rFonts w:ascii="Times New Roman" w:hAnsi="Times New Roman" w:eastAsia="Times New Roman" w:cs="Times New Roman"/>
-          <w:color w:val="000000"/>
-          <w:sz w:val="24"/>
-        </w:rPr>
-        <w:t xml:space="preserve"> </w:t>
-      </w:r>
-      <w:r>
-        <w:rPr>
-          <w:iCs/>
-          <w:rFonts w:ascii="Times New Roman" w:hAnsi="Times New Roman" w:eastAsia="Times New Roman" w:cs="Times New Roman"/>
-          <w:i/>
-          <w:color w:val="000000"/>
-          <w:sz w:val="24"/>
-        </w:rPr>
-        <w:t xml:space="preserve">notification</w:t>
-      </w:r>
-      <w:r>
-        <w:rPr>
-          <w:rFonts w:ascii="Times New Roman" w:hAnsi="Times New Roman" w:eastAsia="Times New Roman" w:cs="Times New Roman"/>
-          <w:color w:val="000000"/>
-          <w:sz w:val="24"/>
-        </w:rPr>
-        <w:t xml:space="preserve"> </w:t>
-      </w:r>
-      <w:r>
-        <w:rPr>
-          <w:rFonts w:ascii="Times New Roman" w:hAnsi="Times New Roman" w:eastAsia="Times New Roman" w:cs="Times New Roman"/>
-          <w:color w:val="000000"/>
-          <w:sz w:val="24"/>
-        </w:rPr>
-        <w:t xml:space="preserve">clause is enough to trigger § 5F1.5 in that line of cases, a condition whose ambiguity is already capable of producing a considerably more burdensome, textually unsupported capability question — as it has here — is at least as strong a candidate for the same treatment — particularly because Mr. Bernecky’s own condition contains no notification requirement at all; he disclosed voluntarily, going further than anything the condition required of him.</w:t>
-      </w:r>
-    </w:p>
-    <w:p>
-      <w:pPr>
-        <w:pStyle w:val="BodyText"/>
-        <w:spacing w:line="480" w:lineRule="auto" w:before="0" w:after="0"/>
-        <w:ind w:firstLine="720"/>
-      </w:pPr>
-      <w:r>
-        <w:rPr>
-          <w:iCs/>
-          <w:rFonts w:ascii="Times New Roman" w:hAnsi="Times New Roman" w:eastAsia="Times New Roman" w:cs="Times New Roman"/>
-          <w:i/>
-          <w:color w:val="000000"/>
-          <w:sz w:val="24"/>
-        </w:rPr>
-        <w:t xml:space="preserve">United States v. Brown</w:t>
-      </w:r>
-      <w:r>
-        <w:rPr>
-          <w:rFonts w:ascii="Times New Roman" w:hAnsi="Times New Roman" w:eastAsia="Times New Roman" w:cs="Times New Roman"/>
-          <w:color w:val="000000"/>
-          <w:sz w:val="24"/>
-        </w:rPr>
-        <w:t xml:space="preserve">, 173 F.4th 45 (2d Cir. 2026), does not compel a different result. Brown’s own claim was that the condition functioned as a</w:t>
-      </w:r>
-      <w:r>
-        <w:rPr>
-          <w:rFonts w:ascii="Times New Roman" w:hAnsi="Times New Roman" w:eastAsia="Times New Roman" w:cs="Times New Roman"/>
-          <w:color w:val="000000"/>
-          <w:sz w:val="24"/>
-        </w:rPr>
-        <w:t xml:space="preserve"> </w:t>
-      </w:r>
-      <w:r>
-        <w:rPr>
-          <w:iCs/>
-          <w:rFonts w:ascii="Times New Roman" w:hAnsi="Times New Roman" w:eastAsia="Times New Roman" w:cs="Times New Roman"/>
-          <w:i/>
-          <w:color w:val="000000"/>
-          <w:sz w:val="24"/>
-        </w:rPr>
-        <w:t xml:space="preserve">compelled</w:t>
-      </w:r>
-      <w:r>
-        <w:rPr>
-          <w:rFonts w:ascii="Times New Roman" w:hAnsi="Times New Roman" w:eastAsia="Times New Roman" w:cs="Times New Roman"/>
-          <w:color w:val="000000"/>
-          <w:sz w:val="24"/>
-        </w:rPr>
-        <w:t xml:space="preserve"> </w:t>
-      </w:r>
-      <w:r>
-        <w:rPr>
-          <w:rFonts w:ascii="Times New Roman" w:hAnsi="Times New Roman" w:eastAsia="Times New Roman" w:cs="Times New Roman"/>
-          <w:color w:val="000000"/>
-          <w:sz w:val="24"/>
-        </w:rPr>
-        <w:t xml:space="preserve">notification requirement; Mr. Bernecky does not object to notification — he has already made it, voluntarily, and it was accepted. Brown’s condition, moreover, contained its own</w:t>
-      </w:r>
-      <w:r>
-        <w:rPr>
-          <w:rFonts w:ascii="Times New Roman" w:hAnsi="Times New Roman" w:eastAsia="Times New Roman" w:cs="Times New Roman"/>
-          <w:color w:val="000000"/>
-          <w:sz w:val="24"/>
-        </w:rPr>
-        <w:t xml:space="preserve"> </w:t>
-      </w:r>
-      <w:r>
-        <w:rPr>
-          <w:rFonts w:ascii="Times New Roman" w:hAnsi="Times New Roman" w:eastAsia="Times New Roman" w:cs="Times New Roman"/>
-          <w:color w:val="000000"/>
-          <w:sz w:val="24"/>
-        </w:rPr>
-        <w:t xml:space="preserve">“</w:t>
-      </w:r>
-      <w:r>
-        <w:rPr>
-          <w:rFonts w:ascii="Times New Roman" w:hAnsi="Times New Roman" w:eastAsia="Times New Roman" w:cs="Times New Roman"/>
-          <w:color w:val="000000"/>
-          <w:sz w:val="24"/>
-        </w:rPr>
-        <w:t xml:space="preserve">as permitted by the employer</w:t>
-      </w:r>
-      <w:r>
-        <w:rPr>
-          <w:rFonts w:ascii="Times New Roman" w:hAnsi="Times New Roman" w:eastAsia="Times New Roman" w:cs="Times New Roman"/>
-          <w:color w:val="000000"/>
-          <w:sz w:val="24"/>
-        </w:rPr>
-        <w:t xml:space="preserve">”</w:t>
-      </w:r>
-      <w:r>
-        <w:rPr>
-          <w:rFonts w:ascii="Times New Roman" w:hAnsi="Times New Roman" w:eastAsia="Times New Roman" w:cs="Times New Roman"/>
-          <w:color w:val="000000"/>
-          <w:sz w:val="24"/>
-        </w:rPr>
-        <w:t xml:space="preserve"> </w:t>
-      </w:r>
-      <w:r>
-        <w:rPr>
-          <w:rFonts w:ascii="Times New Roman" w:hAnsi="Times New Roman" w:eastAsia="Times New Roman" w:cs="Times New Roman"/>
-          <w:color w:val="000000"/>
-          <w:sz w:val="24"/>
-        </w:rPr>
-        <w:t xml:space="preserve">clause — a built-in consent gate Mr. Bernecky’s condition lacks entirely. And Brown’s occupational-restriction holding arose on plain-error review, a posture materially different from the de novo consideration this motion invites.</w:t>
-      </w:r>
-    </w:p>
-    <w:p>
-      <w:pPr>
-        <w:pStyle w:val="BodyText"/>
-        <w:spacing w:line="480" w:lineRule="auto" w:before="0" w:after="0"/>
-        <w:ind w:firstLine="720"/>
-      </w:pPr>
-      <w:r>
-        <w:rPr>
-          <w:rFonts w:ascii="Times New Roman" w:hAnsi="Times New Roman" w:eastAsia="Times New Roman" w:cs="Times New Roman"/>
-          <w:color w:val="000000"/>
-          <w:sz w:val="24"/>
-        </w:rPr>
-        <w:t xml:space="preserve">The disproportion is sharpened by the facts of this specific job: the position at the contact lens manufacturer requires no public internet access at all, and the employer has already offered an internet-disabled internal account. CIMP’s stated purpose — monitoring internet-facilitated risk — has essentially no application here, and yet Mr. Bernecky remains suspended from employment he is separately required, under Standard Condition 7, to maintain.</w:t>
-      </w:r>
-    </w:p>
-    <w:p>
-      <w:pPr>
-        <w:pStyle w:val="BodyText"/>
-        <w:spacing w:line="480" w:lineRule="auto" w:before="0" w:after="0"/>
-        <w:ind w:firstLine="720"/>
-      </w:pPr>
-      <w:r>
-        <w:rPr>
-          <w:bCs/>
-          <w:rFonts w:ascii="Times New Roman" w:hAnsi="Times New Roman" w:eastAsia="Times New Roman" w:cs="Times New Roman"/>
-          <w:b/>
-          <w:color w:val="000000"/>
-          <w:sz w:val="24"/>
-        </w:rPr>
-        <w:t xml:space="preserve">3. The condition’s text is genuinely ambiguous — a fact this record now proves rather than merely argues — and no provision of the Judgment authorizes reaching a non-party’s systems in any event.</w:t>
-      </w:r>
-    </w:p>
-    <w:p>
-      <w:pPr>
-        <w:pStyle w:val="BodyText"/>
-        <w:spacing w:line="480" w:lineRule="auto" w:before="0" w:after="0"/>
-        <w:ind w:firstLine="720"/>
-      </w:pPr>
-      <w:r>
-        <w:rPr>
-          <w:rFonts w:ascii="Times New Roman" w:hAnsi="Times New Roman" w:eastAsia="Times New Roman" w:cs="Times New Roman"/>
-          <w:color w:val="000000"/>
-          <w:sz w:val="24"/>
-        </w:rPr>
-        <w:t xml:space="preserve">The ambiguity at the center of this dispute is not hypothetical or manufactured for litigation. The employer here — a sophisticated business, acting entirely on its own and without any prompting from Probation — read the CIMP condition’s</w:t>
-      </w:r>
-      <w:r>
-        <w:rPr>
-          <w:rFonts w:ascii="Times New Roman" w:hAnsi="Times New Roman" w:eastAsia="Times New Roman" w:cs="Times New Roman"/>
-          <w:color w:val="000000"/>
-          <w:sz w:val="24"/>
-        </w:rPr>
-        <w:t xml:space="preserve"> </w:t>
-      </w:r>
-      <w:r>
-        <w:rPr>
-          <w:rFonts w:ascii="Times New Roman" w:hAnsi="Times New Roman" w:eastAsia="Times New Roman" w:cs="Times New Roman"/>
-          <w:color w:val="000000"/>
-          <w:sz w:val="24"/>
-        </w:rPr>
-        <w:t xml:space="preserve">“</w:t>
-      </w:r>
-      <w:r>
-        <w:rPr>
-          <w:rFonts w:ascii="Times New Roman" w:hAnsi="Times New Roman" w:eastAsia="Times New Roman" w:cs="Times New Roman"/>
-          <w:color w:val="000000"/>
-          <w:sz w:val="24"/>
-        </w:rPr>
-        <w:t xml:space="preserve">owned or operated by the defendant</w:t>
-      </w:r>
-      <w:r>
-        <w:rPr>
-          <w:rFonts w:ascii="Times New Roman" w:hAnsi="Times New Roman" w:eastAsia="Times New Roman" w:cs="Times New Roman"/>
-          <w:color w:val="000000"/>
-          <w:sz w:val="24"/>
-        </w:rPr>
-        <w:t xml:space="preserve">”</w:t>
-      </w:r>
-      <w:r>
-        <w:rPr>
-          <w:rFonts w:ascii="Times New Roman" w:hAnsi="Times New Roman" w:eastAsia="Times New Roman" w:cs="Times New Roman"/>
-          <w:color w:val="000000"/>
-          <w:sz w:val="24"/>
-        </w:rPr>
-        <w:t xml:space="preserve"> </w:t>
-      </w:r>
-      <w:r>
-        <w:rPr>
-          <w:rFonts w:ascii="Times New Roman" w:hAnsi="Times New Roman" w:eastAsia="Times New Roman" w:cs="Times New Roman"/>
-          <w:color w:val="000000"/>
-          <w:sz w:val="24"/>
-        </w:rPr>
-        <w:t xml:space="preserve">language and concluded, in good faith, that its own systems might be implicated. That is direct, contemporaneous, real-world confirmation that the condition’s text is reasonably susceptible to a reading reaching third-party property, precisely the kind of confirmation courts have found sufficient to hold comparable language unconstitutionally vague.</w:t>
-      </w:r>
-      <w:r>
-        <w:rPr>
-          <w:rFonts w:ascii="Times New Roman" w:hAnsi="Times New Roman" w:eastAsia="Times New Roman" w:cs="Times New Roman"/>
-          <w:color w:val="000000"/>
-          <w:sz w:val="24"/>
-        </w:rPr>
-        <w:t xml:space="preserve"> </w:t>
-      </w:r>
-      <w:r>
-        <w:rPr>
-          <w:iCs/>
-          <w:rFonts w:ascii="Times New Roman" w:hAnsi="Times New Roman" w:eastAsia="Times New Roman" w:cs="Times New Roman"/>
-          <w:i/>
-          <w:color w:val="000000"/>
-          <w:sz w:val="24"/>
-        </w:rPr>
-        <w:t xml:space="preserve">See United States v. Mike</w:t>
-      </w:r>
-      <w:r>
-        <w:rPr>
-          <w:rFonts w:ascii="Times New Roman" w:hAnsi="Times New Roman" w:eastAsia="Times New Roman" w:cs="Times New Roman"/>
-          <w:color w:val="000000"/>
-          <w:sz w:val="24"/>
-        </w:rPr>
-        <w:t xml:space="preserve">, 632 F.3d 686, 696-97 (10th Cir. 2011) (holding a materially identical computer-monitoring condition vague because it</w:t>
-      </w:r>
-      <w:r>
-        <w:rPr>
-          <w:rFonts w:ascii="Times New Roman" w:hAnsi="Times New Roman" w:eastAsia="Times New Roman" w:cs="Times New Roman"/>
-          <w:color w:val="000000"/>
-          <w:sz w:val="24"/>
-        </w:rPr>
-        <w:t xml:space="preserve"> </w:t>
-      </w:r>
-      <w:r>
-        <w:rPr>
-          <w:rFonts w:ascii="Times New Roman" w:hAnsi="Times New Roman" w:eastAsia="Times New Roman" w:cs="Times New Roman"/>
-          <w:color w:val="000000"/>
-          <w:sz w:val="24"/>
-        </w:rPr>
-        <w:t xml:space="preserve">“</w:t>
-      </w:r>
-      <w:r>
-        <w:rPr>
-          <w:rFonts w:ascii="Times New Roman" w:hAnsi="Times New Roman" w:eastAsia="Times New Roman" w:cs="Times New Roman"/>
-          <w:color w:val="000000"/>
-          <w:sz w:val="24"/>
-        </w:rPr>
-        <w:t xml:space="preserve">could be read to reach devices the defendant did not own,</w:t>
-      </w:r>
-      <w:r>
-        <w:rPr>
-          <w:rFonts w:ascii="Times New Roman" w:hAnsi="Times New Roman" w:eastAsia="Times New Roman" w:cs="Times New Roman"/>
-          <w:color w:val="000000"/>
-          <w:sz w:val="24"/>
-        </w:rPr>
-        <w:t xml:space="preserve">”</w:t>
-      </w:r>
-      <w:r>
-        <w:rPr>
-          <w:rFonts w:ascii="Times New Roman" w:hAnsi="Times New Roman" w:eastAsia="Times New Roman" w:cs="Times New Roman"/>
-          <w:color w:val="000000"/>
-          <w:sz w:val="24"/>
-        </w:rPr>
-        <w:t xml:space="preserve"> </w:t>
-      </w:r>
-      <w:r>
-        <w:rPr>
-          <w:rFonts w:ascii="Times New Roman" w:hAnsi="Times New Roman" w:eastAsia="Times New Roman" w:cs="Times New Roman"/>
-          <w:color w:val="000000"/>
-          <w:sz w:val="24"/>
-        </w:rPr>
-        <w:t xml:space="preserve">including an employer’s, and rejecting the government’s argument that the condition</w:t>
-      </w:r>
-      <w:r>
-        <w:rPr>
-          <w:rFonts w:ascii="Times New Roman" w:hAnsi="Times New Roman" w:eastAsia="Times New Roman" w:cs="Times New Roman"/>
-          <w:color w:val="000000"/>
-          <w:sz w:val="24"/>
-        </w:rPr>
-        <w:t xml:space="preserve"> </w:t>
-      </w:r>
-      <w:r>
-        <w:rPr>
-          <w:rFonts w:ascii="Times New Roman" w:hAnsi="Times New Roman" w:eastAsia="Times New Roman" w:cs="Times New Roman"/>
-          <w:color w:val="000000"/>
-          <w:sz w:val="24"/>
-        </w:rPr>
-        <w:t xml:space="preserve">“</w:t>
-      </w:r>
-      <w:r>
-        <w:rPr>
-          <w:rFonts w:ascii="Times New Roman" w:hAnsi="Times New Roman" w:eastAsia="Times New Roman" w:cs="Times New Roman"/>
-          <w:color w:val="000000"/>
-          <w:sz w:val="24"/>
-        </w:rPr>
-        <w:t xml:space="preserve">cannot be read fairly</w:t>
-      </w:r>
-      <w:r>
-        <w:rPr>
-          <w:rFonts w:ascii="Times New Roman" w:hAnsi="Times New Roman" w:eastAsia="Times New Roman" w:cs="Times New Roman"/>
-          <w:color w:val="000000"/>
-          <w:sz w:val="24"/>
-        </w:rPr>
-        <w:t xml:space="preserve">”</w:t>
-      </w:r>
-      <w:r>
-        <w:rPr>
-          <w:rFonts w:ascii="Times New Roman" w:hAnsi="Times New Roman" w:eastAsia="Times New Roman" w:cs="Times New Roman"/>
-          <w:color w:val="000000"/>
-          <w:sz w:val="24"/>
-        </w:rPr>
-        <w:t xml:space="preserve"> </w:t>
-      </w:r>
-      <w:r>
-        <w:rPr>
-          <w:rFonts w:ascii="Times New Roman" w:hAnsi="Times New Roman" w:eastAsia="Times New Roman" w:cs="Times New Roman"/>
-          <w:color w:val="000000"/>
-          <w:sz w:val="24"/>
-        </w:rPr>
-        <w:t xml:space="preserve">that broadly);</w:t>
-      </w:r>
-      <w:r>
-        <w:rPr>
-          <w:rFonts w:ascii="Times New Roman" w:hAnsi="Times New Roman" w:eastAsia="Times New Roman" w:cs="Times New Roman"/>
-          <w:color w:val="000000"/>
-          <w:sz w:val="24"/>
-        </w:rPr>
-        <w:t xml:space="preserve"> </w:t>
-      </w:r>
-      <w:r>
-        <w:rPr>
-          <w:iCs/>
-          <w:rFonts w:ascii="Times New Roman" w:hAnsi="Times New Roman" w:eastAsia="Times New Roman" w:cs="Times New Roman"/>
-          <w:i/>
-          <w:color w:val="000000"/>
-          <w:sz w:val="24"/>
-        </w:rPr>
-        <w:t xml:space="preserve">see also United States v. Matteson</w:t>
-      </w:r>
-      <w:r>
-        <w:rPr>
-          <w:rFonts w:ascii="Times New Roman" w:hAnsi="Times New Roman" w:eastAsia="Times New Roman" w:cs="Times New Roman"/>
-          <w:color w:val="000000"/>
-          <w:sz w:val="24"/>
-        </w:rPr>
-        <w:t xml:space="preserve">, 327 F. App’x 791 (10th Cir. 2009).</w:t>
-      </w:r>
-      <w:r>
-        <w:rPr>
-          <w:rFonts w:ascii="Times New Roman" w:hAnsi="Times New Roman" w:eastAsia="Times New Roman" w:cs="Times New Roman"/>
-          <w:color w:val="000000"/>
-          <w:sz w:val="24"/>
-        </w:rPr>
-        <w:t xml:space="preserve"> </w:t>
-      </w:r>
-      <w:r>
-        <w:rPr>
-          <w:iCs/>
-          <w:rFonts w:ascii="Times New Roman" w:hAnsi="Times New Roman" w:eastAsia="Times New Roman" w:cs="Times New Roman"/>
-          <w:i/>
-          <w:color w:val="000000"/>
-          <w:sz w:val="24"/>
-        </w:rPr>
-        <w:t xml:space="preserve">Mike</w:t>
-      </w:r>
-      <w:r>
-        <w:rPr>
-          <w:rFonts w:ascii="Times New Roman" w:hAnsi="Times New Roman" w:eastAsia="Times New Roman" w:cs="Times New Roman"/>
-          <w:color w:val="000000"/>
-          <w:sz w:val="24"/>
-        </w:rPr>
-        <w:t xml:space="preserve"> </w:t>
-      </w:r>
-      <w:r>
-        <w:rPr>
-          <w:rFonts w:ascii="Times New Roman" w:hAnsi="Times New Roman" w:eastAsia="Times New Roman" w:cs="Times New Roman"/>
-          <w:color w:val="000000"/>
-          <w:sz w:val="24"/>
-        </w:rPr>
-        <w:t xml:space="preserve">reached that conclusion as a matter of reasoned prediction about how the condition</w:t>
-      </w:r>
-      <w:r>
-        <w:rPr>
-          <w:rFonts w:ascii="Times New Roman" w:hAnsi="Times New Roman" w:eastAsia="Times New Roman" w:cs="Times New Roman"/>
-          <w:color w:val="000000"/>
-          <w:sz w:val="24"/>
-        </w:rPr>
-        <w:t xml:space="preserve"> </w:t>
-      </w:r>
-      <w:r>
-        <w:rPr>
-          <w:iCs/>
-          <w:rFonts w:ascii="Times New Roman" w:hAnsi="Times New Roman" w:eastAsia="Times New Roman" w:cs="Times New Roman"/>
-          <w:i/>
-          <w:color w:val="000000"/>
-          <w:sz w:val="24"/>
-        </w:rPr>
-        <w:t xml:space="preserve">could</w:t>
-      </w:r>
-      <w:r>
-        <w:rPr>
-          <w:rFonts w:ascii="Times New Roman" w:hAnsi="Times New Roman" w:eastAsia="Times New Roman" w:cs="Times New Roman"/>
-          <w:color w:val="000000"/>
-          <w:sz w:val="24"/>
-        </w:rPr>
-        <w:t xml:space="preserve"> </w:t>
-      </w:r>
-      <w:r>
-        <w:rPr>
-          <w:rFonts w:ascii="Times New Roman" w:hAnsi="Times New Roman" w:eastAsia="Times New Roman" w:cs="Times New Roman"/>
-          <w:color w:val="000000"/>
-          <w:sz w:val="24"/>
-        </w:rPr>
-        <w:t xml:space="preserve">be read. Here, the prediction has already come true, unprompted, in the ordinary course of Mr. Bernecky’s own job search. And once the ambiguity surfaced, Probation’s own conduct compounded rather than resolved it: an informal, non-committal assurance, followed by no contact with the employer at all and no response to Mr. Bernecky’s own inquiries, leaving the ambiguity — and the job — exactly where they were.</w:t>
-      </w:r>
-    </w:p>
-    <w:p>
-      <w:pPr>
-        <w:pStyle w:val="BodyText"/>
-        <w:spacing w:line="480" w:lineRule="auto" w:before="0" w:after="0"/>
-        <w:ind w:firstLine="720"/>
-      </w:pPr>
-      <w:r>
-        <w:rPr>
-          <w:rFonts w:ascii="Times New Roman" w:hAnsi="Times New Roman" w:eastAsia="Times New Roman" w:cs="Times New Roman"/>
-          <w:color w:val="000000"/>
-          <w:sz w:val="24"/>
-        </w:rPr>
-        <w:t xml:space="preserve">Independent of the vagueness point, nothing in the CIMP condition’s text authorizes reaching a third party’s systems at all, regardless of who first raises the question. To whatever extent Probation’s eventual administration of this condition is understood to reach the employer’s systems, that reading exceeds any authority the Judgment or this Court has conferred, and Mr. Bernecky may raise that excess in his own right. This is not a third-party-standing problem requiring him to assert his employer’s own rights: his injury — jeopardized employment, a live risk of a violation finding premised on an unauthorized reading of his own condition, and a direct burden on his own liberty —</w:t>
+          <w:rFonts w:ascii="Times New Roman" w:hAnsi="Times New Roman" w:eastAsia="Times New Roman" w:cs="Times New Roman"/>
+          <w:color w:val="000000"/>
+          <w:sz w:val="24"/>
+        </w:rPr>
+        <w:t xml:space="preserve">is not a clarification of record, and it has not functioned as one: Probation has not followed up with the employer at all, and has not responded to Mr. Bernecky’s own inquiries. Whatever authority the CIMP condition confers, it does not extend to an employer’s own systems, and Mr. Bernecky may say so in his own right without needing to assert his employer’s separate interests. His own injury — jeopardized employment, a live risk of a violation finding premised on an unwritten and shifting understanding of his own condition, and a direct burden on his own liberty —</w:t>
       </w:r>
       <w:r>
         <w:rPr>
@@ -3796,7 +3829,7 @@
       </w:r>
     </w:p>
     <w:bookmarkEnd w:id="26"/>
-    <w:bookmarkStart w:id="27" w:name="X5f7f546e7d7f74cfc37a90cfdde70ef64db9781"/>
+    <w:bookmarkStart w:id="27" w:name="Xd3d4184a5b0073ccde123bf8994834c1a4ab14e"/>
     <w:p>
       <w:pPr>
         <w:pStyle w:val="Heading3"/>
@@ -3809,7 +3842,7 @@
           <w:color w:val="000000"/>
           <w:sz w:val="24"/>
         </w:rPr>
-        <w:t xml:space="preserve">D. The Family-Contact Condition’s Carve-Out Is Illusory, and Its Scope Should Be Modified to Reflect a Family That Has Changed Since 2018</w:t>
+        <w:t xml:space="preserve">D. The Family-Contact Condition, as Written, Functions as a De Facto Ban on Ordinary Family Life</w:t>
       </w:r>
     </w:p>
     <w:p>
@@ -3872,7 +3905,37 @@
           <w:color w:val="000000"/>
           <w:sz w:val="24"/>
         </w:rPr>
-        <w:t xml:space="preserve">Mr. Bernecky has no biological or adopted children; the exception has always been, and remains, a null set. While Mr. Bernecky was incarcerated, his sister had children — real nieces and nephews the sentencing court could not have made any individualized finding about, because they did not exist in June 2018. That is a genuine changed circumstance under</w:t>
+        <w:t xml:space="preserve">Mr. Bernecky has no biological or adopted children; the only carve-out the condition provides has always been, and remains, a null set.</w:t>
+      </w:r>
+    </w:p>
+    <w:p>
+      <w:pPr>
+        <w:pStyle w:val="BodyText"/>
+        <w:spacing w:line="480" w:lineRule="auto" w:before="0" w:after="0"/>
+        <w:ind w:firstLine="720"/>
+      </w:pPr>
+      <w:r>
+        <w:rPr>
+          <w:rFonts w:ascii="Times New Roman" w:hAnsi="Times New Roman" w:eastAsia="Times New Roman" w:cs="Times New Roman"/>
+          <w:color w:val="000000"/>
+          <w:sz w:val="24"/>
+        </w:rPr>
+        <w:t xml:space="preserve">The practical effect of that null carve-out is not narrow. It is not simply that Mr. Bernecky cannot see a specific niece or nephew without advance approval. It is that he cannot attend an ordinary family gathering at all, because he cannot know in advance whether a minor family member will be present, and the condition gives him no way to find out safely. If Mr. Bernecky stops by his mother’s house for Christmas and his sister arrives with her children, he is, on the condition’s literal terms, already in violation unless he leaves immediately — not because anyone has ever found him a danger to those children, but because the condition does not distinguish an unplanned family visit from the conduct the sentencing court was actually trying to prevent. The same is true if his grandchildren stop by unannounced. No finding anywhere in this Judgment addresses whether Mr. Bernecky poses a physical danger to any specific family member, and none addresses whether ordinary, incidental presence at family events — as opposed to some other kind of contact — presents any risk at all. What the condition actually does, in practice, is force Mr. Bernecky to choose between avoiding his own family’s ordinary life altogether and risking a violation for conduct no one has ever evaluated.</w:t>
+      </w:r>
+    </w:p>
+    <w:p>
+      <w:pPr>
+        <w:pStyle w:val="BodyText"/>
+        <w:spacing w:line="480" w:lineRule="auto" w:before="0" w:after="0"/>
+        <w:ind w:firstLine="720"/>
+      </w:pPr>
+      <w:r>
+        <w:rPr>
+          <w:rFonts w:ascii="Times New Roman" w:hAnsi="Times New Roman" w:eastAsia="Times New Roman" w:cs="Times New Roman"/>
+          <w:color w:val="000000"/>
+          <w:sz w:val="24"/>
+        </w:rPr>
+        <w:t xml:space="preserve">This is precisely the kind of intrusion into familial association the Constitution protects against absent an individualized basis.</w:t>
       </w:r>
       <w:r>
         <w:rPr>
@@ -3890,6 +3953,184 @@
           <w:color w:val="000000"/>
           <w:sz w:val="24"/>
         </w:rPr>
+        <w:t xml:space="preserve">See Moore v. City of East Cleveland</w:t>
+      </w:r>
+      <w:r>
+        <w:rPr>
+          <w:rFonts w:ascii="Times New Roman" w:hAnsi="Times New Roman" w:eastAsia="Times New Roman" w:cs="Times New Roman"/>
+          <w:color w:val="000000"/>
+          <w:sz w:val="24"/>
+        </w:rPr>
+        <w:t xml:space="preserve">, 431 U.S. 494 (1977) (protecting the choice to live with extended family as a fundamental liberty interest). This district’s own case law requires an individualized basis for a restriction of this breadth.</w:t>
+      </w:r>
+      <w:r>
+        <w:rPr>
+          <w:rFonts w:ascii="Times New Roman" w:hAnsi="Times New Roman" w:eastAsia="Times New Roman" w:cs="Times New Roman"/>
+          <w:color w:val="000000"/>
+          <w:sz w:val="24"/>
+        </w:rPr>
+        <w:t xml:space="preserve"> </w:t>
+      </w:r>
+      <w:r>
+        <w:rPr>
+          <w:iCs/>
+          <w:rFonts w:ascii="Times New Roman" w:hAnsi="Times New Roman" w:eastAsia="Times New Roman" w:cs="Times New Roman"/>
+          <w:i/>
+          <w:color w:val="000000"/>
+          <w:sz w:val="24"/>
+        </w:rPr>
+        <w:t xml:space="preserve">United States v. Myers</w:t>
+      </w:r>
+      <w:r>
+        <w:rPr>
+          <w:rFonts w:ascii="Times New Roman" w:hAnsi="Times New Roman" w:eastAsia="Times New Roman" w:cs="Times New Roman"/>
+          <w:color w:val="000000"/>
+          <w:sz w:val="24"/>
+        </w:rPr>
+        <w:t xml:space="preserve">, 426 F.3d 117, 129-30 (2d Cir. 2005) (heightened scrutiny and an individualized record required for restrictions on familial association).</w:t>
+      </w:r>
+      <w:r>
+        <w:rPr>
+          <w:rFonts w:ascii="Times New Roman" w:hAnsi="Times New Roman" w:eastAsia="Times New Roman" w:cs="Times New Roman"/>
+          <w:color w:val="000000"/>
+          <w:sz w:val="24"/>
+        </w:rPr>
+        <w:t xml:space="preserve"> </w:t>
+      </w:r>
+      <w:r>
+        <w:rPr>
+          <w:iCs/>
+          <w:rFonts w:ascii="Times New Roman" w:hAnsi="Times New Roman" w:eastAsia="Times New Roman" w:cs="Times New Roman"/>
+          <w:i/>
+          <w:color w:val="000000"/>
+          <w:sz w:val="24"/>
+        </w:rPr>
+        <w:t xml:space="preserve">United States v. Bleau</w:t>
+      </w:r>
+      <w:r>
+        <w:rPr>
+          <w:rFonts w:ascii="Times New Roman" w:hAnsi="Times New Roman" w:eastAsia="Times New Roman" w:cs="Times New Roman"/>
+          <w:color w:val="000000"/>
+          <w:sz w:val="24"/>
+        </w:rPr>
+        <w:t xml:space="preserve">, 930 F.3d 35, 43 (2d Cir. 2019), confirms that a court must explain the necessity of a contact-with-minors condition unless obvious from the record — candidly, Mr. Bernecky’s recidivist history is a real distinguishing fact from</w:t>
+      </w:r>
+      <w:r>
+        <w:rPr>
+          <w:rFonts w:ascii="Times New Roman" w:hAnsi="Times New Roman" w:eastAsia="Times New Roman" w:cs="Times New Roman"/>
+          <w:color w:val="000000"/>
+          <w:sz w:val="24"/>
+        </w:rPr>
+        <w:t xml:space="preserve"> </w:t>
+      </w:r>
+      <w:r>
+        <w:rPr>
+          <w:iCs/>
+          <w:rFonts w:ascii="Times New Roman" w:hAnsi="Times New Roman" w:eastAsia="Times New Roman" w:cs="Times New Roman"/>
+          <w:i/>
+          <w:color w:val="000000"/>
+          <w:sz w:val="24"/>
+        </w:rPr>
+        <w:t xml:space="preserve">Bleau</w:t>
+      </w:r>
+      <w:r>
+        <w:rPr>
+          <w:rFonts w:ascii="Times New Roman" w:hAnsi="Times New Roman" w:eastAsia="Times New Roman" w:cs="Times New Roman"/>
+          <w:color w:val="000000"/>
+          <w:sz w:val="24"/>
+        </w:rPr>
+        <w:t xml:space="preserve">’s clean-record defendant, and this motion does not ask the Court to overlook it. It asks, instead, for a structure that accounts for it: contact with minor family members permitted in the presence of a knowledgeable adult — his mother, father, or sister, all of whom already know of his conviction — so that an ordinary family gathering does not require case-by-case advance approval, or an unplanned departure, every time a minor family member happens to be there. Other circuits have recognized precisely this</w:t>
+      </w:r>
+      <w:r>
+        <w:rPr>
+          <w:rFonts w:ascii="Times New Roman" w:hAnsi="Times New Roman" w:eastAsia="Times New Roman" w:cs="Times New Roman"/>
+          <w:color w:val="000000"/>
+          <w:sz w:val="24"/>
+        </w:rPr>
+        <w:t xml:space="preserve"> </w:t>
+      </w:r>
+      <w:r>
+        <w:rPr>
+          <w:rFonts w:ascii="Times New Roman" w:hAnsi="Times New Roman" w:eastAsia="Times New Roman" w:cs="Times New Roman"/>
+          <w:color w:val="000000"/>
+          <w:sz w:val="24"/>
+        </w:rPr>
+        <w:t xml:space="preserve">“</w:t>
+      </w:r>
+      <w:r>
+        <w:rPr>
+          <w:rFonts w:ascii="Times New Roman" w:hAnsi="Times New Roman" w:eastAsia="Times New Roman" w:cs="Times New Roman"/>
+          <w:color w:val="000000"/>
+          <w:sz w:val="24"/>
+        </w:rPr>
+        <w:t xml:space="preserve">knowledgeable adult</w:t>
+      </w:r>
+      <w:r>
+        <w:rPr>
+          <w:rFonts w:ascii="Times New Roman" w:hAnsi="Times New Roman" w:eastAsia="Times New Roman" w:cs="Times New Roman"/>
+          <w:color w:val="000000"/>
+          <w:sz w:val="24"/>
+        </w:rPr>
+        <w:t xml:space="preserve">”</w:t>
+      </w:r>
+      <w:r>
+        <w:rPr>
+          <w:rFonts w:ascii="Times New Roman" w:hAnsi="Times New Roman" w:eastAsia="Times New Roman" w:cs="Times New Roman"/>
+          <w:color w:val="000000"/>
+          <w:sz w:val="24"/>
+        </w:rPr>
+        <w:t xml:space="preserve"> </w:t>
+      </w:r>
+      <w:r>
+        <w:rPr>
+          <w:rFonts w:ascii="Times New Roman" w:hAnsi="Times New Roman" w:eastAsia="Times New Roman" w:cs="Times New Roman"/>
+          <w:color w:val="000000"/>
+          <w:sz w:val="24"/>
+        </w:rPr>
+        <w:t xml:space="preserve">structure as an accepted, workable condition.</w:t>
+      </w:r>
+      <w:r>
+        <w:rPr>
+          <w:rFonts w:ascii="Times New Roman" w:hAnsi="Times New Roman" w:eastAsia="Times New Roman" w:cs="Times New Roman"/>
+          <w:color w:val="000000"/>
+          <w:sz w:val="24"/>
+        </w:rPr>
+        <w:t xml:space="preserve"> </w:t>
+      </w:r>
+      <w:r>
+        <w:rPr>
+          <w:iCs/>
+          <w:rFonts w:ascii="Times New Roman" w:hAnsi="Times New Roman" w:eastAsia="Times New Roman" w:cs="Times New Roman"/>
+          <w:i/>
+          <w:color w:val="000000"/>
+          <w:sz w:val="24"/>
+        </w:rPr>
+        <w:t xml:space="preserve">See United States v. DaSilva</w:t>
+      </w:r>
+      <w:r>
+        <w:rPr>
+          <w:rFonts w:ascii="Times New Roman" w:hAnsi="Times New Roman" w:eastAsia="Times New Roman" w:cs="Times New Roman"/>
+          <w:color w:val="000000"/>
+          <w:sz w:val="24"/>
+        </w:rPr>
+        <w:t xml:space="preserve">, 844 F.3d 8 (1st Cir. 2016). And while Mr. Bernecky’s sister having children during his incarceration is not, by itself, the whole of this argument, it is a genuine changed circumstance under</w:t>
+      </w:r>
+      <w:r>
+        <w:rPr>
+          <w:rFonts w:ascii="Times New Roman" w:hAnsi="Times New Roman" w:eastAsia="Times New Roman" w:cs="Times New Roman"/>
+          <w:color w:val="000000"/>
+          <w:sz w:val="24"/>
+        </w:rPr>
+        <w:t xml:space="preserve"> </w:t>
+      </w:r>
+      <w:r>
+        <w:rPr>
+          <w:iCs/>
+          <w:rFonts w:ascii="Times New Roman" w:hAnsi="Times New Roman" w:eastAsia="Times New Roman" w:cs="Times New Roman"/>
+          <w:i/>
+          <w:color w:val="000000"/>
+          <w:sz w:val="24"/>
+        </w:rPr>
         <w:t xml:space="preserve">Lussier</w:t>
       </w:r>
       <w:r>
@@ -3898,174 +4139,7 @@
           <w:color w:val="000000"/>
           <w:sz w:val="24"/>
         </w:rPr>
-        <w:t xml:space="preserve">’s own terms, independent of any claim about the condition’s original validity.</w:t>
-      </w:r>
-    </w:p>
-    <w:p>
-      <w:pPr>
-        <w:pStyle w:val="BodyText"/>
-        <w:spacing w:line="480" w:lineRule="auto" w:before="0" w:after="0"/>
-        <w:ind w:firstLine="720"/>
-      </w:pPr>
-      <w:r>
-        <w:rPr>
-          <w:rFonts w:ascii="Times New Roman" w:hAnsi="Times New Roman" w:eastAsia="Times New Roman" w:cs="Times New Roman"/>
-          <w:color w:val="000000"/>
-          <w:sz w:val="24"/>
-        </w:rPr>
-        <w:t xml:space="preserve">This district’s own case law requires an individualized basis for a restriction of this breadth.</w:t>
-      </w:r>
-      <w:r>
-        <w:rPr>
-          <w:rFonts w:ascii="Times New Roman" w:hAnsi="Times New Roman" w:eastAsia="Times New Roman" w:cs="Times New Roman"/>
-          <w:color w:val="000000"/>
-          <w:sz w:val="24"/>
-        </w:rPr>
-        <w:t xml:space="preserve"> </w:t>
-      </w:r>
-      <w:r>
-        <w:rPr>
-          <w:iCs/>
-          <w:rFonts w:ascii="Times New Roman" w:hAnsi="Times New Roman" w:eastAsia="Times New Roman" w:cs="Times New Roman"/>
-          <w:i/>
-          <w:color w:val="000000"/>
-          <w:sz w:val="24"/>
-        </w:rPr>
-        <w:t xml:space="preserve">United States v. Myers</w:t>
-      </w:r>
-      <w:r>
-        <w:rPr>
-          <w:rFonts w:ascii="Times New Roman" w:hAnsi="Times New Roman" w:eastAsia="Times New Roman" w:cs="Times New Roman"/>
-          <w:color w:val="000000"/>
-          <w:sz w:val="24"/>
-        </w:rPr>
-        <w:t xml:space="preserve">, 426 F.3d 117, 129-30 (2d Cir. 2005) (heightened scrutiny and an individualized record required for restrictions on familial association). No finding in this Judgment addresses any physical danger Mr. Bernecky poses to a specific family member, and</w:t>
-      </w:r>
-      <w:r>
-        <w:rPr>
-          <w:rFonts w:ascii="Times New Roman" w:hAnsi="Times New Roman" w:eastAsia="Times New Roman" w:cs="Times New Roman"/>
-          <w:color w:val="000000"/>
-          <w:sz w:val="24"/>
-        </w:rPr>
-        <w:t xml:space="preserve"> </w:t>
-      </w:r>
-      <w:r>
-        <w:rPr>
-          <w:iCs/>
-          <w:rFonts w:ascii="Times New Roman" w:hAnsi="Times New Roman" w:eastAsia="Times New Roman" w:cs="Times New Roman"/>
-          <w:i/>
-          <w:color w:val="000000"/>
-          <w:sz w:val="24"/>
-        </w:rPr>
-        <w:t xml:space="preserve">United States v. Bleau</w:t>
-      </w:r>
-      <w:r>
-        <w:rPr>
-          <w:rFonts w:ascii="Times New Roman" w:hAnsi="Times New Roman" w:eastAsia="Times New Roman" w:cs="Times New Roman"/>
-          <w:color w:val="000000"/>
-          <w:sz w:val="24"/>
-        </w:rPr>
-        <w:t xml:space="preserve">, 930 F.3d 35, 43 (2d Cir. 2019), confirms that a court must explain the necessity of a contact-with-minors condition unless obvious from the record — candidly, Mr. Bernecky’s recidivist history is a real distinguishing fact from</w:t>
-      </w:r>
-      <w:r>
-        <w:rPr>
-          <w:rFonts w:ascii="Times New Roman" w:hAnsi="Times New Roman" w:eastAsia="Times New Roman" w:cs="Times New Roman"/>
-          <w:color w:val="000000"/>
-          <w:sz w:val="24"/>
-        </w:rPr>
-        <w:t xml:space="preserve"> </w:t>
-      </w:r>
-      <w:r>
-        <w:rPr>
-          <w:iCs/>
-          <w:rFonts w:ascii="Times New Roman" w:hAnsi="Times New Roman" w:eastAsia="Times New Roman" w:cs="Times New Roman"/>
-          <w:i/>
-          <w:color w:val="000000"/>
-          <w:sz w:val="24"/>
-        </w:rPr>
-        <w:t xml:space="preserve">Bleau</w:t>
-      </w:r>
-      <w:r>
-        <w:rPr>
-          <w:rFonts w:ascii="Times New Roman" w:hAnsi="Times New Roman" w:eastAsia="Times New Roman" w:cs="Times New Roman"/>
-          <w:color w:val="000000"/>
-          <w:sz w:val="24"/>
-        </w:rPr>
-        <w:t xml:space="preserve">’s clean-record defendant, and this motion does not ask the Court to overlook it. It asks, instead, for a structure that accounts for it: contact with minor family members permitted in the presence of a knowledgeable adult — his mother, father, or sister, all of whom already know of his conviction — without requiring case-by-case advance approval for ordinary family gatherings. Other circuits have recognized precisely this</w:t>
-      </w:r>
-      <w:r>
-        <w:rPr>
-          <w:rFonts w:ascii="Times New Roman" w:hAnsi="Times New Roman" w:eastAsia="Times New Roman" w:cs="Times New Roman"/>
-          <w:color w:val="000000"/>
-          <w:sz w:val="24"/>
-        </w:rPr>
-        <w:t xml:space="preserve"> </w:t>
-      </w:r>
-      <w:r>
-        <w:rPr>
-          <w:rFonts w:ascii="Times New Roman" w:hAnsi="Times New Roman" w:eastAsia="Times New Roman" w:cs="Times New Roman"/>
-          <w:color w:val="000000"/>
-          <w:sz w:val="24"/>
-        </w:rPr>
-        <w:t xml:space="preserve">“</w:t>
-      </w:r>
-      <w:r>
-        <w:rPr>
-          <w:rFonts w:ascii="Times New Roman" w:hAnsi="Times New Roman" w:eastAsia="Times New Roman" w:cs="Times New Roman"/>
-          <w:color w:val="000000"/>
-          <w:sz w:val="24"/>
-        </w:rPr>
-        <w:t xml:space="preserve">knowledgeable adult</w:t>
-      </w:r>
-      <w:r>
-        <w:rPr>
-          <w:rFonts w:ascii="Times New Roman" w:hAnsi="Times New Roman" w:eastAsia="Times New Roman" w:cs="Times New Roman"/>
-          <w:color w:val="000000"/>
-          <w:sz w:val="24"/>
-        </w:rPr>
-        <w:t xml:space="preserve">”</w:t>
-      </w:r>
-      <w:r>
-        <w:rPr>
-          <w:rFonts w:ascii="Times New Roman" w:hAnsi="Times New Roman" w:eastAsia="Times New Roman" w:cs="Times New Roman"/>
-          <w:color w:val="000000"/>
-          <w:sz w:val="24"/>
-        </w:rPr>
-        <w:t xml:space="preserve"> </w:t>
-      </w:r>
-      <w:r>
-        <w:rPr>
-          <w:rFonts w:ascii="Times New Roman" w:hAnsi="Times New Roman" w:eastAsia="Times New Roman" w:cs="Times New Roman"/>
-          <w:color w:val="000000"/>
-          <w:sz w:val="24"/>
-        </w:rPr>
-        <w:t xml:space="preserve">structure as an accepted, workable condition.</w:t>
-      </w:r>
-      <w:r>
-        <w:rPr>
-          <w:rFonts w:ascii="Times New Roman" w:hAnsi="Times New Roman" w:eastAsia="Times New Roman" w:cs="Times New Roman"/>
-          <w:color w:val="000000"/>
-          <w:sz w:val="24"/>
-        </w:rPr>
-        <w:t xml:space="preserve"> </w:t>
-      </w:r>
-      <w:r>
-        <w:rPr>
-          <w:iCs/>
-          <w:rFonts w:ascii="Times New Roman" w:hAnsi="Times New Roman" w:eastAsia="Times New Roman" w:cs="Times New Roman"/>
-          <w:i/>
-          <w:color w:val="000000"/>
-          <w:sz w:val="24"/>
-        </w:rPr>
-        <w:t xml:space="preserve">See United States v. DaSilva</w:t>
-      </w:r>
-      <w:r>
-        <w:rPr>
-          <w:rFonts w:ascii="Times New Roman" w:hAnsi="Times New Roman" w:eastAsia="Times New Roman" w:cs="Times New Roman"/>
-          <w:color w:val="000000"/>
-          <w:sz w:val="24"/>
-        </w:rPr>
-        <w:t xml:space="preserve">, 844 F.3d 8 (1st Cir. 2016).</w:t>
+        <w:t xml:space="preserve">’s own terms: the specific family members whose presence at ordinary gatherings gives rise to this problem did not exist, and could not have been the subject of any individualized finding, at the time of sentencing.</w:t>
       </w:r>
     </w:p>
     <w:p>

--- a/case-files/bernecky/MOTION-DRAFT.docx
+++ b/case-files/bernecky/MOTION-DRAFT.docx
@@ -134,7 +134,33 @@
           <w:color w:val="000000"/>
           <w:sz w:val="24"/>
         </w:rPr>
-        <w:t xml:space="preserve">Defendant Jeffrey Bernecky, proceeding pro se, respectfully moves this Court, pursuant to 18 U.S.C. § 3583(e)(2) and Federal Rule of Criminal Procedure 32.1(c), to modify the conditions of supervised release imposed by the Judgment entered June 12, 2018 (Dkt. 28). In support of this motion, Mr. Bernecky states as follows.</w:t>
+        <w:t xml:space="preserve">Defendant Jeffrey Bernecky, proceeding</w:t>
+      </w:r>
+      <w:r>
+        <w:rPr>
+          <w:rFonts w:ascii="Times New Roman" w:hAnsi="Times New Roman" w:eastAsia="Times New Roman" w:cs="Times New Roman"/>
+          <w:color w:val="000000"/>
+          <w:sz w:val="24"/>
+        </w:rPr>
+        <w:t xml:space="preserve"> </w:t>
+      </w:r>
+      <w:r>
+        <w:rPr>
+          <w:iCs/>
+          <w:rFonts w:ascii="Times New Roman" w:hAnsi="Times New Roman" w:eastAsia="Times New Roman" w:cs="Times New Roman"/>
+          <w:i/>
+          <w:color w:val="000000"/>
+          <w:sz w:val="24"/>
+        </w:rPr>
+        <w:t xml:space="preserve">pro se</w:t>
+      </w:r>
+      <w:r>
+        <w:rPr>
+          <w:rFonts w:ascii="Times New Roman" w:hAnsi="Times New Roman" w:eastAsia="Times New Roman" w:cs="Times New Roman"/>
+          <w:color w:val="000000"/>
+          <w:sz w:val="24"/>
+        </w:rPr>
+        <w:t xml:space="preserve">, respectfully moves this Court, pursuant to 18 U.S.C. § 3583(e)(2) and Federal Rule of Criminal Procedure 32.1(c), to modify the conditions of supervised release imposed by the Judgment entered June 12, 2018 (Dkt. 28). In support of this motion, Mr. Bernecky states as follows.</w:t>
       </w:r>
     </w:p>
     <w:bookmarkEnd w:id="20"/>
@@ -1805,7 +1831,7 @@
           <w:color w:val="000000"/>
           <w:sz w:val="24"/>
         </w:rPr>
-        <w:t xml:space="preserve">requirement as a de facto occupational restriction demanding that finding.</w:t>
+        <w:t xml:space="preserve">requirement as a</w:t>
       </w:r>
       <w:r>
         <w:rPr>
@@ -1823,6 +1849,40 @@
           <w:color w:val="000000"/>
           <w:sz w:val="24"/>
         </w:rPr>
+        <w:t xml:space="preserve">de facto</w:t>
+      </w:r>
+      <w:r>
+        <w:rPr>
+          <w:rFonts w:ascii="Times New Roman" w:hAnsi="Times New Roman" w:eastAsia="Times New Roman" w:cs="Times New Roman"/>
+          <w:color w:val="000000"/>
+          <w:sz w:val="24"/>
+        </w:rPr>
+        <w:t xml:space="preserve"> </w:t>
+      </w:r>
+      <w:r>
+        <w:rPr>
+          <w:rFonts w:ascii="Times New Roman" w:hAnsi="Times New Roman" w:eastAsia="Times New Roman" w:cs="Times New Roman"/>
+          <w:color w:val="000000"/>
+          <w:sz w:val="24"/>
+        </w:rPr>
+        <w:t xml:space="preserve">occupational restriction demanding that finding.</w:t>
+      </w:r>
+      <w:r>
+        <w:rPr>
+          <w:rFonts w:ascii="Times New Roman" w:hAnsi="Times New Roman" w:eastAsia="Times New Roman" w:cs="Times New Roman"/>
+          <w:color w:val="000000"/>
+          <w:sz w:val="24"/>
+        </w:rPr>
+        <w:t xml:space="preserve"> </w:t>
+      </w:r>
+      <w:r>
+        <w:rPr>
+          <w:iCs/>
+          <w:rFonts w:ascii="Times New Roman" w:hAnsi="Times New Roman" w:eastAsia="Times New Roman" w:cs="Times New Roman"/>
+          <w:i/>
+          <w:color w:val="000000"/>
+          <w:sz w:val="24"/>
+        </w:rPr>
         <w:t xml:space="preserve">See United States v. Love</w:t>
       </w:r>
       <w:r>
@@ -2925,7 +2985,7 @@
           <w:color w:val="000000"/>
           <w:sz w:val="24"/>
         </w:rPr>
-        <w:t xml:space="preserve">The Court should enter an order clarifying and, to the extent necessary, modifying Special Condition (a) to provide: (i) that Mr. Bernecky may satisfy any employer-facing aspect of the condition either by voluntary disclosure of his conviction to the employer, without any further employer-permission showing, or, independently, by the employer’s consent to monitoring of its own systems on an</w:t>
+        <w:t xml:space="preserve">The Court should enter an order clarifying and, to the extent necessary, modifying Special Condition (a) to provide: (i) that Special Condition (a) confers no authority over an employer’s own systems and imposes no obligation on any employer to demonstrate anything about its own monitoring capability, so that Mr. Bernecky’s voluntary disclosure of his conviction to the employer — which he has already made — is, on its own, all that this condition could ever require of him with respect to an employer; (ii) that the devices actually subject to monitoring are limited to those Mr. Bernecky owns and keeps or brings to his residence that are capable of accessing, storing, or displaying image content, consistent with the condition’s own</w:t>
       </w:r>
       <w:r>
         <w:rPr>
@@ -2949,6 +3009,95 @@
           <w:color w:val="000000"/>
           <w:sz w:val="24"/>
         </w:rPr>
+        <w:t xml:space="preserve">internet capable device</w:t>
+      </w:r>
+      <w:r>
+        <w:rPr>
+          <w:rFonts w:ascii="Times New Roman" w:hAnsi="Times New Roman" w:eastAsia="Times New Roman" w:cs="Times New Roman"/>
+          <w:color w:val="000000"/>
+          <w:sz w:val="24"/>
+        </w:rPr>
+        <w:t xml:space="preserve">”</w:t>
+      </w:r>
+      <w:r>
+        <w:rPr>
+          <w:rFonts w:ascii="Times New Roman" w:hAnsi="Times New Roman" w:eastAsia="Times New Roman" w:cs="Times New Roman"/>
+          <w:color w:val="000000"/>
+          <w:sz w:val="24"/>
+        </w:rPr>
+        <w:t xml:space="preserve"> </w:t>
+      </w:r>
+      <w:r>
+        <w:rPr>
+          <w:rFonts w:ascii="Times New Roman" w:hAnsi="Times New Roman" w:eastAsia="Times New Roman" w:cs="Times New Roman"/>
+          <w:color w:val="000000"/>
+          <w:sz w:val="24"/>
+        </w:rPr>
+        <w:t xml:space="preserve">language; and (iii) that Mr. Bernecky is prohibited from using another person’s personal device, in lieu of any monitoring or capability-parity demand directed at that person’s property. To be clear, Mr. Bernecky should never be placed in a position of having to choose between disclosing his conviction to an employer and asking that employer to permit monitoring of its own systems — the point of this relief is that neither is owed, and he has already done more than the condition requires by disclosing voluntarily.</w:t>
+      </w:r>
+    </w:p>
+    <w:p>
+      <w:pPr>
+        <w:pStyle w:val="BodyText"/>
+        <w:spacing w:line="480" w:lineRule="auto" w:before="0" w:after="0"/>
+        <w:ind w:firstLine="720"/>
+      </w:pPr>
+      <w:r>
+        <w:rPr>
+          <w:rFonts w:ascii="Times New Roman" w:hAnsi="Times New Roman" w:eastAsia="Times New Roman" w:cs="Times New Roman"/>
+          <w:color w:val="000000"/>
+          <w:sz w:val="24"/>
+        </w:rPr>
+        <w:t xml:space="preserve">Should the Court nonetheless conclude that some employer-facing framework remains appropriate, Mr. Bernecky requests, in the alternative, that any such framework track</w:t>
+      </w:r>
+      <w:r>
+        <w:rPr>
+          <w:rFonts w:ascii="Times New Roman" w:hAnsi="Times New Roman" w:eastAsia="Times New Roman" w:cs="Times New Roman"/>
+          <w:color w:val="000000"/>
+          <w:sz w:val="24"/>
+        </w:rPr>
+        <w:t xml:space="preserve"> </w:t>
+      </w:r>
+      <w:r>
+        <w:rPr>
+          <w:iCs/>
+          <w:rFonts w:ascii="Times New Roman" w:hAnsi="Times New Roman" w:eastAsia="Times New Roman" w:cs="Times New Roman"/>
+          <w:i/>
+          <w:color w:val="000000"/>
+          <w:sz w:val="24"/>
+        </w:rPr>
+        <w:t xml:space="preserve">Brown</w:t>
+      </w:r>
+      <w:r>
+        <w:rPr>
+          <w:rFonts w:ascii="Times New Roman" w:hAnsi="Times New Roman" w:eastAsia="Times New Roman" w:cs="Times New Roman"/>
+          <w:color w:val="000000"/>
+          <w:sz w:val="24"/>
+        </w:rPr>
+        <w:t xml:space="preserve">’s own</w:t>
+      </w:r>
+      <w:r>
+        <w:rPr>
+          <w:rFonts w:ascii="Times New Roman" w:hAnsi="Times New Roman" w:eastAsia="Times New Roman" w:cs="Times New Roman"/>
+          <w:color w:val="000000"/>
+          <w:sz w:val="24"/>
+        </w:rPr>
+        <w:t xml:space="preserve"> </w:t>
+      </w:r>
+      <w:r>
+        <w:rPr>
+          <w:rFonts w:ascii="Times New Roman" w:hAnsi="Times New Roman" w:eastAsia="Times New Roman" w:cs="Times New Roman"/>
+          <w:color w:val="000000"/>
+          <w:sz w:val="24"/>
+        </w:rPr>
+        <w:t xml:space="preserve">“</w:t>
+      </w:r>
+      <w:r>
+        <w:rPr>
+          <w:rFonts w:ascii="Times New Roman" w:hAnsi="Times New Roman" w:eastAsia="Times New Roman" w:cs="Times New Roman"/>
+          <w:color w:val="000000"/>
+          <w:sz w:val="24"/>
+        </w:rPr>
         <w:t xml:space="preserve">as permitted by the employer</w:t>
       </w:r>
       <w:r>
@@ -2973,81 +3122,7 @@
           <w:color w:val="000000"/>
           <w:sz w:val="24"/>
         </w:rPr>
-        <w:t xml:space="preserve">basis modeled on</w:t>
-      </w:r>
-      <w:r>
-        <w:rPr>
-          <w:rFonts w:ascii="Times New Roman" w:hAnsi="Times New Roman" w:eastAsia="Times New Roman" w:cs="Times New Roman"/>
-          <w:color w:val="000000"/>
-          <w:sz w:val="24"/>
-        </w:rPr>
-        <w:t xml:space="preserve"> </w:t>
-      </w:r>
-      <w:r>
-        <w:rPr>
-          <w:iCs/>
-          <w:rFonts w:ascii="Times New Roman" w:hAnsi="Times New Roman" w:eastAsia="Times New Roman" w:cs="Times New Roman"/>
-          <w:i/>
-          <w:color w:val="000000"/>
-          <w:sz w:val="24"/>
-        </w:rPr>
-        <w:t xml:space="preserve">Brown</w:t>
-      </w:r>
-      <w:r>
-        <w:rPr>
-          <w:rFonts w:ascii="Times New Roman" w:hAnsi="Times New Roman" w:eastAsia="Times New Roman" w:cs="Times New Roman"/>
-          <w:color w:val="000000"/>
-          <w:sz w:val="24"/>
-        </w:rPr>
-        <w:t xml:space="preserve">’s own structure — with an employer’s refusal to permit monitoring deemed neither a violation by Mr. Bernecky nor a bar to his employment; (ii) that the devices actually subject to monitoring are limited to those Mr. Bernecky owns and keeps or brings to his residence that are capable of accessing, storing, or displaying image content, consistent with the condition’s own</w:t>
-      </w:r>
-      <w:r>
-        <w:rPr>
-          <w:rFonts w:ascii="Times New Roman" w:hAnsi="Times New Roman" w:eastAsia="Times New Roman" w:cs="Times New Roman"/>
-          <w:color w:val="000000"/>
-          <w:sz w:val="24"/>
-        </w:rPr>
-        <w:t xml:space="preserve"> </w:t>
-      </w:r>
-      <w:r>
-        <w:rPr>
-          <w:rFonts w:ascii="Times New Roman" w:hAnsi="Times New Roman" w:eastAsia="Times New Roman" w:cs="Times New Roman"/>
-          <w:color w:val="000000"/>
-          <w:sz w:val="24"/>
-        </w:rPr>
-        <w:t xml:space="preserve">“</w:t>
-      </w:r>
-      <w:r>
-        <w:rPr>
-          <w:rFonts w:ascii="Times New Roman" w:hAnsi="Times New Roman" w:eastAsia="Times New Roman" w:cs="Times New Roman"/>
-          <w:color w:val="000000"/>
-          <w:sz w:val="24"/>
-        </w:rPr>
-        <w:t xml:space="preserve">internet capable device</w:t>
-      </w:r>
-      <w:r>
-        <w:rPr>
-          <w:rFonts w:ascii="Times New Roman" w:hAnsi="Times New Roman" w:eastAsia="Times New Roman" w:cs="Times New Roman"/>
-          <w:color w:val="000000"/>
-          <w:sz w:val="24"/>
-        </w:rPr>
-        <w:t xml:space="preserve">”</w:t>
-      </w:r>
-      <w:r>
-        <w:rPr>
-          <w:rFonts w:ascii="Times New Roman" w:hAnsi="Times New Roman" w:eastAsia="Times New Roman" w:cs="Times New Roman"/>
-          <w:color w:val="000000"/>
-          <w:sz w:val="24"/>
-        </w:rPr>
-        <w:t xml:space="preserve"> </w:t>
-      </w:r>
-      <w:r>
-        <w:rPr>
-          <w:rFonts w:ascii="Times New Roman" w:hAnsi="Times New Roman" w:eastAsia="Times New Roman" w:cs="Times New Roman"/>
-          <w:color w:val="000000"/>
-          <w:sz w:val="24"/>
-        </w:rPr>
-        <w:t xml:space="preserve">language; and (iii) that Mr. Bernecky is prohibited from using another person’s personal device, in lieu of any monitoring or capability-parity demand directed at that person’s property.</w:t>
+        <w:t xml:space="preserve">structure, with an employer’s refusal to permit monitoring deemed neither a violation by Mr. Bernecky nor a bar to his employment. Even under that alternative structure, Mr. Bernecky has already satisfied it: he disclosed his conviction to the employer voluntarily, which is all Path 1 of any such framework could require, and nothing further should ever be asked of him.</w:t>
       </w:r>
     </w:p>
     <w:bookmarkEnd w:id="24"/>
@@ -3842,7 +3917,45 @@
           <w:color w:val="000000"/>
           <w:sz w:val="24"/>
         </w:rPr>
-        <w:t xml:space="preserve">D. The Family-Contact Condition, as Written, Functions as a De Facto Ban on Ordinary Family Life</w:t>
+        <w:t xml:space="preserve">D. The Family-Contact Condition, as Written, Functions as a</w:t>
+      </w:r>
+      <w:r>
+        <w:rPr>
+          <w:rFonts w:ascii="Times New Roman" w:hAnsi="Times New Roman" w:eastAsia="Times New Roman" w:cs="Times New Roman"/>
+          <w:b/>
+          <w:color w:val="000000"/>
+          <w:sz w:val="24"/>
+        </w:rPr>
+        <w:t xml:space="preserve"> </w:t>
+      </w:r>
+      <w:r>
+        <w:rPr>
+          <w:iCs/>
+          <w:rFonts w:ascii="Times New Roman" w:hAnsi="Times New Roman" w:eastAsia="Times New Roman" w:cs="Times New Roman"/>
+          <w:b/>
+          <w:i/>
+          <w:color w:val="000000"/>
+          <w:sz w:val="24"/>
+        </w:rPr>
+        <w:t xml:space="preserve">De Facto</w:t>
+      </w:r>
+      <w:r>
+        <w:rPr>
+          <w:rFonts w:ascii="Times New Roman" w:hAnsi="Times New Roman" w:eastAsia="Times New Roman" w:cs="Times New Roman"/>
+          <w:b/>
+          <w:color w:val="000000"/>
+          <w:sz w:val="24"/>
+        </w:rPr>
+        <w:t xml:space="preserve"> </w:t>
+      </w:r>
+      <w:r>
+        <w:rPr>
+          <w:rFonts w:ascii="Times New Roman" w:hAnsi="Times New Roman" w:eastAsia="Times New Roman" w:cs="Times New Roman"/>
+          <w:b/>
+          <w:color w:val="000000"/>
+          <w:sz w:val="24"/>
+        </w:rPr>
+        <w:t xml:space="preserve">Ban on Ordinary Family Life</w:t>
       </w:r>
     </w:p>
     <w:p>
@@ -6075,7 +6188,25 @@
           <w:color w:val="000000"/>
           <w:sz w:val="24"/>
         </w:rPr>
-        <w:t xml:space="preserve">Defendant, Pro Se</w:t>
+        <w:t xml:space="preserve">Defendant,</w:t>
+      </w:r>
+      <w:r>
+        <w:rPr>
+          <w:rFonts w:ascii="Times New Roman" w:hAnsi="Times New Roman" w:eastAsia="Times New Roman" w:cs="Times New Roman"/>
+          <w:color w:val="000000"/>
+          <w:sz w:val="24"/>
+        </w:rPr>
+        <w:t xml:space="preserve"> </w:t>
+      </w:r>
+      <w:r>
+        <w:rPr>
+          <w:iCs/>
+          <w:rFonts w:ascii="Times New Roman" w:hAnsi="Times New Roman" w:eastAsia="Times New Roman" w:cs="Times New Roman"/>
+          <w:i/>
+          <w:color w:val="000000"/>
+          <w:sz w:val="24"/>
+        </w:rPr>
+        <w:t xml:space="preserve">Pro Se</w:t>
       </w:r>
     </w:p>
     <w:bookmarkEnd w:id="36"/>

--- a/case-files/bernecky/MOTION-DRAFT.docx
+++ b/case-files/bernecky/MOTION-DRAFT.docx
@@ -866,107 +866,7 @@
           <w:color w:val="000000"/>
           <w:sz w:val="24"/>
         </w:rPr>
-        <w:t xml:space="preserve">Finally, declining to resolve these disputes now would not make them disappear; it would only defer them to a proceeding with categorically higher stakes. A term of supervised release imposed after revocation under § 3583(h) is not an automatic continuation of the 2018 Judgment — it is a new, freestanding authorization that the district court decides, at a fresh sentencing event, whether to impose at all, and every condition attached to it — including one textually identical to a condition never objected to in 2018 — is imposed as part of that fresh sentencing act, fully subject to objection and appeal.</w:t>
-      </w:r>
-      <w:r>
-        <w:rPr>
-          <w:rFonts w:ascii="Times New Roman" w:hAnsi="Times New Roman" w:eastAsia="Times New Roman" w:cs="Times New Roman"/>
-          <w:color w:val="000000"/>
-          <w:sz w:val="24"/>
-        </w:rPr>
-        <w:t xml:space="preserve"> </w:t>
-      </w:r>
-      <w:r>
-        <w:rPr>
-          <w:iCs/>
-          <w:rFonts w:ascii="Times New Roman" w:hAnsi="Times New Roman" w:eastAsia="Times New Roman" w:cs="Times New Roman"/>
-          <w:i/>
-          <w:color w:val="000000"/>
-          <w:sz w:val="24"/>
-        </w:rPr>
-        <w:t xml:space="preserve">See United States v. Betts</w:t>
-      </w:r>
-      <w:r>
-        <w:rPr>
-          <w:rFonts w:ascii="Times New Roman" w:hAnsi="Times New Roman" w:eastAsia="Times New Roman" w:cs="Times New Roman"/>
-          <w:color w:val="000000"/>
-          <w:sz w:val="24"/>
-        </w:rPr>
-        <w:t xml:space="preserve">, 886 F.3d 198 (2d Cir. 2018) (this district; reviewing, and partly vacating, special conditions newly imposed at a revocation sentencing under the ordinary individualized-assessment standard, with no diminished scrutiny traceable to the original, unappealed judgment). No decision holds that a condition merely carried forward unchanged into a revocation-based term receives less scrutiny than the same condition would receive today. To the contrary, the Second Circuit has said, in language that speaks directly to why a defendant should not have to wait: a condition that</w:t>
-      </w:r>
-      <w:r>
-        <w:rPr>
-          <w:rFonts w:ascii="Times New Roman" w:hAnsi="Times New Roman" w:eastAsia="Times New Roman" w:cs="Times New Roman"/>
-          <w:color w:val="000000"/>
-          <w:sz w:val="24"/>
-        </w:rPr>
-        <w:t xml:space="preserve"> </w:t>
-      </w:r>
-      <w:r>
-        <w:rPr>
-          <w:rFonts w:ascii="Times New Roman" w:hAnsi="Times New Roman" w:eastAsia="Times New Roman" w:cs="Times New Roman"/>
-          <w:color w:val="000000"/>
-          <w:sz w:val="24"/>
-        </w:rPr>
-        <w:t xml:space="preserve">“</w:t>
-      </w:r>
-      <w:r>
-        <w:rPr>
-          <w:rFonts w:ascii="Times New Roman" w:hAnsi="Times New Roman" w:eastAsia="Times New Roman" w:cs="Times New Roman"/>
-          <w:color w:val="000000"/>
-          <w:sz w:val="24"/>
-        </w:rPr>
-        <w:t xml:space="preserve">fail[s] to inform [a defendant] what he must do . . . to avoid a violation proceeding</w:t>
-      </w:r>
-      <w:r>
-        <w:rPr>
-          <w:rFonts w:ascii="Times New Roman" w:hAnsi="Times New Roman" w:eastAsia="Times New Roman" w:cs="Times New Roman"/>
-          <w:color w:val="000000"/>
-          <w:sz w:val="24"/>
-        </w:rPr>
-        <w:t xml:space="preserve">”</w:t>
-      </w:r>
-      <w:r>
-        <w:rPr>
-          <w:rFonts w:ascii="Times New Roman" w:hAnsi="Times New Roman" w:eastAsia="Times New Roman" w:cs="Times New Roman"/>
-          <w:color w:val="000000"/>
-          <w:sz w:val="24"/>
-        </w:rPr>
-        <w:t xml:space="preserve"> </w:t>
-      </w:r>
-      <w:r>
-        <w:rPr>
-          <w:rFonts w:ascii="Times New Roman" w:hAnsi="Times New Roman" w:eastAsia="Times New Roman" w:cs="Times New Roman"/>
-          <w:color w:val="000000"/>
-          <w:sz w:val="24"/>
-        </w:rPr>
-        <w:t xml:space="preserve">is itself constitutionally infirm.</w:t>
-      </w:r>
-      <w:r>
-        <w:rPr>
-          <w:rFonts w:ascii="Times New Roman" w:hAnsi="Times New Roman" w:eastAsia="Times New Roman" w:cs="Times New Roman"/>
-          <w:color w:val="000000"/>
-          <w:sz w:val="24"/>
-        </w:rPr>
-        <w:t xml:space="preserve"> </w:t>
-      </w:r>
-      <w:r>
-        <w:rPr>
-          <w:iCs/>
-          <w:rFonts w:ascii="Times New Roman" w:hAnsi="Times New Roman" w:eastAsia="Times New Roman" w:cs="Times New Roman"/>
-          <w:i/>
-          <w:color w:val="000000"/>
-          <w:sz w:val="24"/>
-        </w:rPr>
-        <w:t xml:space="preserve">United States v. Carlineo</w:t>
-      </w:r>
-      <w:r>
-        <w:rPr>
-          <w:rFonts w:ascii="Times New Roman" w:hAnsi="Times New Roman" w:eastAsia="Times New Roman" w:cs="Times New Roman"/>
-          <w:color w:val="000000"/>
-          <w:sz w:val="24"/>
-        </w:rPr>
-        <w:t xml:space="preserve">, 998 F.3d 533, 539 (2d Cir. 2021). The same value that condemns a vague condition — that a person should not have to guess, under threat of a violation proceeding, what is required of him — supports resolving these disputes now, on a clean record, rather than waiting to find out, possibly through an actual violation, what these conditions permit.</w:t>
+        <w:t xml:space="preserve">Finally, there is no reason to wait. Mr. Bernecky’s supervision has not yet begun, and the uncertainty described in Part A is already causing real harm before it does. A condition’s scope should not be left to be worked out through informal, shifting assurances after the fact; it should be clear from the outset, for Probation’s benefit, for any employer’s benefit, and for Mr. Bernecky’s own. Resolving these questions now, on the current record, serves that interest far better than leaving them unresolved.</w:t>
       </w:r>
     </w:p>
     <w:bookmarkEnd w:id="22"/>
@@ -2985,7 +2885,7 @@
           <w:color w:val="000000"/>
           <w:sz w:val="24"/>
         </w:rPr>
-        <w:t xml:space="preserve">The Court should enter an order clarifying and, to the extent necessary, modifying Special Condition (a) to provide: (i) that Special Condition (a) confers no authority over an employer’s own systems and imposes no obligation on any employer to demonstrate anything about its own monitoring capability, so that Mr. Bernecky’s voluntary disclosure of his conviction to the employer — which he has already made — is, on its own, all that this condition could ever require of him with respect to an employer; (ii) that the devices actually subject to monitoring are limited to those Mr. Bernecky owns and keeps or brings to his residence that are capable of accessing, storing, or displaying image content, consistent with the condition’s own</w:t>
+        <w:t xml:space="preserve">The Court should enter an order clarifying and, to the extent necessary, modifying Special Condition (a) to provide: (i) that Special Condition (a) confers no authority over an employer’s own systems and imposes no obligation on any employer to demonstrate anything about its own monitoring capability — there is no employer monitoring under this condition, and Mr. Bernecky’s voluntary disclosure of his conviction to the employer, which he has already made, is more than the condition could ever require of him with respect to an employer; (ii) that the devices actually subject to monitoring are limited to those Mr. Bernecky owns and keeps or brings to his residence that are capable of accessing, storing, or displaying image content, consistent with the condition’s own</w:t>
       </w:r>
       <w:r>
         <w:rPr>
@@ -3033,96 +2933,7 @@
           <w:color w:val="000000"/>
           <w:sz w:val="24"/>
         </w:rPr>
-        <w:t xml:space="preserve">language; and (iii) that Mr. Bernecky is prohibited from using another person’s personal device, in lieu of any monitoring or capability-parity demand directed at that person’s property. To be clear, Mr. Bernecky should never be placed in a position of having to choose between disclosing his conviction to an employer and asking that employer to permit monitoring of its own systems — the point of this relief is that neither is owed, and he has already done more than the condition requires by disclosing voluntarily.</w:t>
-      </w:r>
-    </w:p>
-    <w:p>
-      <w:pPr>
-        <w:pStyle w:val="BodyText"/>
-        <w:spacing w:line="480" w:lineRule="auto" w:before="0" w:after="0"/>
-        <w:ind w:firstLine="720"/>
-      </w:pPr>
-      <w:r>
-        <w:rPr>
-          <w:rFonts w:ascii="Times New Roman" w:hAnsi="Times New Roman" w:eastAsia="Times New Roman" w:cs="Times New Roman"/>
-          <w:color w:val="000000"/>
-          <w:sz w:val="24"/>
-        </w:rPr>
-        <w:t xml:space="preserve">Should the Court nonetheless conclude that some employer-facing framework remains appropriate, Mr. Bernecky requests, in the alternative, that any such framework track</w:t>
-      </w:r>
-      <w:r>
-        <w:rPr>
-          <w:rFonts w:ascii="Times New Roman" w:hAnsi="Times New Roman" w:eastAsia="Times New Roman" w:cs="Times New Roman"/>
-          <w:color w:val="000000"/>
-          <w:sz w:val="24"/>
-        </w:rPr>
-        <w:t xml:space="preserve"> </w:t>
-      </w:r>
-      <w:r>
-        <w:rPr>
-          <w:iCs/>
-          <w:rFonts w:ascii="Times New Roman" w:hAnsi="Times New Roman" w:eastAsia="Times New Roman" w:cs="Times New Roman"/>
-          <w:i/>
-          <w:color w:val="000000"/>
-          <w:sz w:val="24"/>
-        </w:rPr>
-        <w:t xml:space="preserve">Brown</w:t>
-      </w:r>
-      <w:r>
-        <w:rPr>
-          <w:rFonts w:ascii="Times New Roman" w:hAnsi="Times New Roman" w:eastAsia="Times New Roman" w:cs="Times New Roman"/>
-          <w:color w:val="000000"/>
-          <w:sz w:val="24"/>
-        </w:rPr>
-        <w:t xml:space="preserve">’s own</w:t>
-      </w:r>
-      <w:r>
-        <w:rPr>
-          <w:rFonts w:ascii="Times New Roman" w:hAnsi="Times New Roman" w:eastAsia="Times New Roman" w:cs="Times New Roman"/>
-          <w:color w:val="000000"/>
-          <w:sz w:val="24"/>
-        </w:rPr>
-        <w:t xml:space="preserve"> </w:t>
-      </w:r>
-      <w:r>
-        <w:rPr>
-          <w:rFonts w:ascii="Times New Roman" w:hAnsi="Times New Roman" w:eastAsia="Times New Roman" w:cs="Times New Roman"/>
-          <w:color w:val="000000"/>
-          <w:sz w:val="24"/>
-        </w:rPr>
-        <w:t xml:space="preserve">“</w:t>
-      </w:r>
-      <w:r>
-        <w:rPr>
-          <w:rFonts w:ascii="Times New Roman" w:hAnsi="Times New Roman" w:eastAsia="Times New Roman" w:cs="Times New Roman"/>
-          <w:color w:val="000000"/>
-          <w:sz w:val="24"/>
-        </w:rPr>
-        <w:t xml:space="preserve">as permitted by the employer</w:t>
-      </w:r>
-      <w:r>
-        <w:rPr>
-          <w:rFonts w:ascii="Times New Roman" w:hAnsi="Times New Roman" w:eastAsia="Times New Roman" w:cs="Times New Roman"/>
-          <w:color w:val="000000"/>
-          <w:sz w:val="24"/>
-        </w:rPr>
-        <w:t xml:space="preserve">”</w:t>
-      </w:r>
-      <w:r>
-        <w:rPr>
-          <w:rFonts w:ascii="Times New Roman" w:hAnsi="Times New Roman" w:eastAsia="Times New Roman" w:cs="Times New Roman"/>
-          <w:color w:val="000000"/>
-          <w:sz w:val="24"/>
-        </w:rPr>
-        <w:t xml:space="preserve"> </w:t>
-      </w:r>
-      <w:r>
-        <w:rPr>
-          <w:rFonts w:ascii="Times New Roman" w:hAnsi="Times New Roman" w:eastAsia="Times New Roman" w:cs="Times New Roman"/>
-          <w:color w:val="000000"/>
-          <w:sz w:val="24"/>
-        </w:rPr>
-        <w:t xml:space="preserve">structure, with an employer’s refusal to permit monitoring deemed neither a violation by Mr. Bernecky nor a bar to his employment. Even under that alternative structure, Mr. Bernecky has already satisfied it: he disclosed his conviction to the employer voluntarily, which is all Path 1 of any such framework could require, and nothing further should ever be asked of him.</w:t>
+        <w:t xml:space="preserve">language; and (iii) that Mr. Bernecky is prohibited from using another person’s personal device, in lieu of any monitoring or capability-parity demand directed at that person’s property. The clarification requested in (i) is the relief that matters most: Mr. Bernecky should never be placed in a position of having to choose between disclosing his conviction to an employer and asking that employer to permit monitoring of its own systems, because neither is owed at all.</w:t>
       </w:r>
     </w:p>
     <w:bookmarkEnd w:id="24"/>

--- a/case-files/bernecky/MOTION-DRAFT.docx
+++ b/case-files/bernecky/MOTION-DRAFT.docx
@@ -90,7 +90,7 @@
         <w:t xml:space="preserve">Defendant.</w:t>
       </w:r>
     </w:p>
-    <w:bookmarkStart w:id="38" w:name="X6a68cae5143134b1ddbde14d8e7f8455a52eb78"/>
+    <w:bookmarkStart w:id="39" w:name="X6a68cae5143134b1ddbde14d8e7f8455a52eb78"/>
     <w:p>
       <w:pPr>
         <w:pStyle w:val="Heading1"/>
@@ -224,7 +224,7 @@
           <w:color w:val="000000"/>
           <w:sz w:val="24"/>
         </w:rPr>
-        <w:t xml:space="preserve">) condition’s text on its own, grew concerned that the condition might reach its own business systems. Mr. Bernecky had already voluntarily disclosed his conviction and supervision status to the employer, who offered to mitigate the concern with an internal-only account and no internet access at all. He then called his probation officer himself to try to resolve the ambiguity; the probation officer’s response was that it</w:t>
+        <w:t xml:space="preserve">) condition’s text on its own, grew concerned that the condition might reach its own business systems. Mr. Bernecky had already voluntarily disclosed his conviction and supervision status to the employer, who offered to mitigate the concern with an internal-only account and no internet access at all. He then called his probation officer himself to try to get a clear answer; the probation officer’s response was that it</w:t>
       </w:r>
       <w:r>
         <w:rPr>
@@ -302,7 +302,7 @@
           <w:color w:val="000000"/>
           <w:sz w:val="24"/>
         </w:rPr>
-        <w:t xml:space="preserve">The motion is organized around eight groups of conditions. It leads with the CIMP/occupational dispute, because it is the most urgent and the most fully developed; it closes with several narrower, more efficiently presented requests. Throughout, the touchstone is the same: not whether the 2018 Judgment was right when entered, but whether, on the record as it stands today, these conditions are still doing the job the law asks them to do.</w:t>
+        <w:t xml:space="preserve">The motion proceeds group by group. It leads with the CIMP/occupational dispute, because it is the most urgent and the most fully developed; it closes with several narrower, more efficiently presented requests. Throughout, the touchstone is the same: not whether the 2018 Judgment was right when entered, but whether, on the record as it stands today, these conditions are still doing the job the law asks them to do.</w:t>
       </w:r>
     </w:p>
     <w:bookmarkEnd w:id="21"/>
@@ -961,7 +961,7 @@
           <w:color w:val="000000"/>
           <w:sz w:val="24"/>
         </w:rPr>
-        <w:t xml:space="preserve">and it was the employer’s own good-faith reading of that ambiguous language, not any demand initiated by Probation, that produced the concern.</w:t>
+        <w:t xml:space="preserve">and it was the employer’s own reading of that silence — not any demand initiated by Probation — that produced the concern.</w:t>
       </w:r>
     </w:p>
     <w:p>
@@ -976,7 +976,7 @@
           <w:color w:val="000000"/>
           <w:sz w:val="24"/>
         </w:rPr>
-        <w:t xml:space="preserve">Mr. Bernecky called his probation officer directly to try to resolve the ambiguity. The probation officer’s response was informal and non-committal: that it</w:t>
+        <w:t xml:space="preserve">Mr. Bernecky called his probation officer directly to try to get the employer’s question answered. The probation officer’s response was informal and non-committal: that it</w:t>
       </w:r>
       <w:r>
         <w:rPr>
@@ -1071,7 +1071,7 @@
           <w:color w:val="000000"/>
           <w:sz w:val="24"/>
         </w:rPr>
-        <w:t xml:space="preserve">Since that conversation, Probation has done nothing to resolve the ambiguity it left in place. Mr. Bernecky has separately contacted both the employer’s human resources department and Probation; human resources confirms that Probation has never contacted them, and the probation officer has not responded to any of Mr. Bernecky’s own emails. Mr. Bernecky does not believe the employer will hold the position much longer, and he may become unemployed at the precise moment he transitions from Residential Reentry Center placement into supervision. Mr. Bernecky has signed a lease in reliance on stable income and is now in a financially precarious position. And the problem is not confined to this one job: absent a clarification of the condition’s scope, the identical ambiguity will invite the identical concern from any future employer, for as long as Mr. Bernecky remains subject to a mandatory full-time-employment requirement (Standard Condition 7) that this same ambiguity is simultaneously capable of frustrating.</w:t>
+        <w:t xml:space="preserve">Since that conversation, Probation has done nothing to resolve the uncertainty it left in place. Mr. Bernecky has separately contacted both the employer’s human resources department and Probation; human resources confirms that Probation has never contacted them, and the probation officer has not responded to any of Mr. Bernecky’s own emails. Mr. Bernecky does not believe the employer will hold the position much longer, and he may become unemployed at the precise moment he transitions from Residential Reentry Center placement into supervision. Mr. Bernecky has signed a lease in reliance on stable income and is now in a financially precarious position. And the problem is not confined to this one job: absent a clarification of the condition’s scope, the identical silence will invite the identical concern from any future employer, for as long as Mr. Bernecky remains subject to a mandatory full-time-employment requirement (Standard Condition 7) that this same silence is simultaneously capable of frustrating.</w:t>
       </w:r>
     </w:p>
     <w:p>
@@ -1086,11 +1086,11 @@
           <w:color w:val="000000"/>
           <w:sz w:val="24"/>
         </w:rPr>
-        <w:t xml:space="preserve">Two further, unrelated factual developments bear on the arguments below, each postdating the 2018 sentencing. The first concerns Special Condition (c), the contact-with-minors condition addressed in Part D: while Mr. Bernecky was incarcerated, his sister had children, so that the specific nieces and nephews who are part of his family today did not exist — and could not have been the subject of any individualized finding — at the time of sentencing. The second concerns Special Condition (i), addressed in Part H: Mr. Bernecky believes the $500 restitution obligation imposed by the Judgment has been paid in full, a fact that, if confirmed by the record, moots the continuing need for that condition.</w:t>
+        <w:t xml:space="preserve">Two further, unrelated factual developments bear on the arguments below, each postdating the 2018 sentencing. The first concerns Special Condition (c), the contact-with-minors condition addressed in Part E: while Mr. Bernecky was incarcerated, his sister had children, so that the specific nieces and nephews who are part of his family today did not exist — and could not have been the subject of any individualized finding — at the time of sentencing. The second concerns Special Condition (i), addressed in Part I: Mr. Bernecky believes the $500 restitution obligation imposed by the Judgment has been paid in full, a fact that, if confirmed by the record, moots the continuing need for that condition.</w:t>
       </w:r>
     </w:p>
     <w:bookmarkEnd w:id="23"/>
-    <w:bookmarkStart w:id="35" w:name="argument"/>
+    <w:bookmarkStart w:id="36" w:name="argument"/>
     <w:p>
       <w:pPr>
         <w:pStyle w:val="Heading2"/>
@@ -2514,6 +2514,117 @@
           <w:sz w:val="24"/>
         </w:rPr>
         <w:t xml:space="preserve">, 422 U.S. 490 (1975).</w:t>
+      </w:r>
+    </w:p>
+    <w:p>
+      <w:pPr>
+        <w:pStyle w:val="BodyText"/>
+        <w:spacing w:line="480" w:lineRule="auto" w:before="0" w:after="0"/>
+        <w:ind w:firstLine="720"/>
+      </w:pPr>
+      <w:r>
+        <w:rPr>
+          <w:rFonts w:ascii="Times New Roman" w:hAnsi="Times New Roman" w:eastAsia="Times New Roman" w:cs="Times New Roman"/>
+          <w:color w:val="000000"/>
+          <w:sz w:val="24"/>
+        </w:rPr>
+        <w:t xml:space="preserve">The same third-party-premises problem recurs elsewhere in the Judgment and should be resolved on the same terms. Standard Condition 5 requires Probation’s approval of Mr. Bernecky’s residence; to the extent that condition is read as a standardless veto rather than simple verification of where he lives, it raises the same delegation concern already addressed above. Standard Condition 6 permits Probation to visit Mr. Bernecky</w:t>
+      </w:r>
+      <w:r>
+        <w:rPr>
+          <w:rFonts w:ascii="Times New Roman" w:hAnsi="Times New Roman" w:eastAsia="Times New Roman" w:cs="Times New Roman"/>
+          <w:color w:val="000000"/>
+          <w:sz w:val="24"/>
+        </w:rPr>
+        <w:t xml:space="preserve"> </w:t>
+      </w:r>
+      <w:r>
+        <w:rPr>
+          <w:rFonts w:ascii="Times New Roman" w:hAnsi="Times New Roman" w:eastAsia="Times New Roman" w:cs="Times New Roman"/>
+          <w:color w:val="000000"/>
+          <w:sz w:val="24"/>
+        </w:rPr>
+        <w:t xml:space="preserve">“</w:t>
+      </w:r>
+      <w:r>
+        <w:rPr>
+          <w:rFonts w:ascii="Times New Roman" w:hAnsi="Times New Roman" w:eastAsia="Times New Roman" w:cs="Times New Roman"/>
+          <w:color w:val="000000"/>
+          <w:sz w:val="24"/>
+        </w:rPr>
+        <w:t xml:space="preserve">at any time at [his] home or elsewhere</w:t>
+      </w:r>
+      <w:r>
+        <w:rPr>
+          <w:rFonts w:ascii="Times New Roman" w:hAnsi="Times New Roman" w:eastAsia="Times New Roman" w:cs="Times New Roman"/>
+          <w:color w:val="000000"/>
+          <w:sz w:val="24"/>
+        </w:rPr>
+        <w:t xml:space="preserve">”</w:t>
+      </w:r>
+      <w:r>
+        <w:rPr>
+          <w:rFonts w:ascii="Times New Roman" w:hAnsi="Times New Roman" w:eastAsia="Times New Roman" w:cs="Times New Roman"/>
+          <w:color w:val="000000"/>
+          <w:sz w:val="24"/>
+        </w:rPr>
+        <w:t xml:space="preserve"> </w:t>
+      </w:r>
+      <w:r>
+        <w:rPr>
+          <w:rFonts w:ascii="Times New Roman" w:hAnsi="Times New Roman" w:eastAsia="Times New Roman" w:cs="Times New Roman"/>
+          <w:color w:val="000000"/>
+          <w:sz w:val="24"/>
+        </w:rPr>
+        <w:t xml:space="preserve">and to seize any prohibited item observed in plain view; at a workplace Mr. Bernecky does not own, lease, or control, he has no authority to</w:t>
+      </w:r>
+      <w:r>
+        <w:rPr>
+          <w:rFonts w:ascii="Times New Roman" w:hAnsi="Times New Roman" w:eastAsia="Times New Roman" w:cs="Times New Roman"/>
+          <w:color w:val="000000"/>
+          <w:sz w:val="24"/>
+        </w:rPr>
+        <w:t xml:space="preserve"> </w:t>
+      </w:r>
+      <w:r>
+        <w:rPr>
+          <w:rFonts w:ascii="Times New Roman" w:hAnsi="Times New Roman" w:eastAsia="Times New Roman" w:cs="Times New Roman"/>
+          <w:color w:val="000000"/>
+          <w:sz w:val="24"/>
+        </w:rPr>
+        <w:t xml:space="preserve">“</w:t>
+      </w:r>
+      <w:r>
+        <w:rPr>
+          <w:rFonts w:ascii="Times New Roman" w:hAnsi="Times New Roman" w:eastAsia="Times New Roman" w:cs="Times New Roman"/>
+          <w:color w:val="000000"/>
+          <w:sz w:val="24"/>
+        </w:rPr>
+        <w:t xml:space="preserve">permit</w:t>
+      </w:r>
+      <w:r>
+        <w:rPr>
+          <w:rFonts w:ascii="Times New Roman" w:hAnsi="Times New Roman" w:eastAsia="Times New Roman" w:cs="Times New Roman"/>
+          <w:color w:val="000000"/>
+          <w:sz w:val="24"/>
+        </w:rPr>
+        <w:t xml:space="preserve">”</w:t>
+      </w:r>
+      <w:r>
+        <w:rPr>
+          <w:rFonts w:ascii="Times New Roman" w:hAnsi="Times New Roman" w:eastAsia="Times New Roman" w:cs="Times New Roman"/>
+          <w:color w:val="000000"/>
+          <w:sz w:val="24"/>
+        </w:rPr>
+        <w:t xml:space="preserve"> </w:t>
+      </w:r>
+      <w:r>
+        <w:rPr>
+          <w:rFonts w:ascii="Times New Roman" w:hAnsi="Times New Roman" w:eastAsia="Times New Roman" w:cs="Times New Roman"/>
+          <w:color w:val="000000"/>
+          <w:sz w:val="24"/>
+        </w:rPr>
+        <w:t xml:space="preserve">a search of premises or property that are not his to permit, and the condition does not address an employer’s own security, insurance, or contractual constraints. Both conditions should be clarified consistently with this Part’s overall theme: neither confers, nor was ever intended to confer, any authority over property or premises belonging to someone other than Mr. Bernecky himself.</w:t>
       </w:r>
     </w:p>
     <w:p>
@@ -3715,7 +3826,7 @@
       </w:r>
     </w:p>
     <w:bookmarkEnd w:id="26"/>
-    <w:bookmarkStart w:id="27" w:name="Xd3d4184a5b0073ccde123bf8994834c1a4ab14e"/>
+    <w:bookmarkStart w:id="27" w:name="X172b61da194bb30c544279a121a64c66fefef09"/>
     <w:p>
       <w:pPr>
         <w:pStyle w:val="Heading3"/>
@@ -3728,7 +3839,305 @@
           <w:color w:val="000000"/>
           <w:sz w:val="24"/>
         </w:rPr>
-        <w:t xml:space="preserve">D. The Family-Contact Condition, as Written, Functions as a</w:t>
+        <w:t xml:space="preserve">D. The Alcohol-Abstinence Requirement Should Be Physician-Gated, Not a Blanket Rule</w:t>
+      </w:r>
+    </w:p>
+    <w:p>
+      <w:pPr>
+        <w:pStyle w:val="FirstParagraph"/>
+        <w:spacing w:line="480" w:lineRule="auto" w:before="0" w:after="0"/>
+        <w:ind w:firstLine="720"/>
+      </w:pPr>
+      <w:r>
+        <w:rPr>
+          <w:rFonts w:ascii="Times New Roman" w:hAnsi="Times New Roman" w:eastAsia="Times New Roman" w:cs="Times New Roman"/>
+          <w:color w:val="000000"/>
+          <w:sz w:val="24"/>
+        </w:rPr>
+        <w:t xml:space="preserve">Special Condition (h) requires Mr. Bernecky to participate in mental health treatment and,</w:t>
+      </w:r>
+      <w:r>
+        <w:rPr>
+          <w:rFonts w:ascii="Times New Roman" w:hAnsi="Times New Roman" w:eastAsia="Times New Roman" w:cs="Times New Roman"/>
+          <w:color w:val="000000"/>
+          <w:sz w:val="24"/>
+        </w:rPr>
+        <w:t xml:space="preserve"> </w:t>
+      </w:r>
+      <w:r>
+        <w:rPr>
+          <w:rFonts w:ascii="Times New Roman" w:hAnsi="Times New Roman" w:eastAsia="Times New Roman" w:cs="Times New Roman"/>
+          <w:color w:val="000000"/>
+          <w:sz w:val="24"/>
+        </w:rPr>
+        <w:t xml:space="preserve">“</w:t>
+      </w:r>
+      <w:r>
+        <w:rPr>
+          <w:rFonts w:ascii="Times New Roman" w:hAnsi="Times New Roman" w:eastAsia="Times New Roman" w:cs="Times New Roman"/>
+          <w:color w:val="000000"/>
+          <w:sz w:val="24"/>
+        </w:rPr>
+        <w:t xml:space="preserve">while in treatment or taking psychotropic medication,</w:t>
+      </w:r>
+      <w:r>
+        <w:rPr>
+          <w:rFonts w:ascii="Times New Roman" w:hAnsi="Times New Roman" w:eastAsia="Times New Roman" w:cs="Times New Roman"/>
+          <w:color w:val="000000"/>
+          <w:sz w:val="24"/>
+        </w:rPr>
+        <w:t xml:space="preserve">”</w:t>
+      </w:r>
+      <w:r>
+        <w:rPr>
+          <w:rFonts w:ascii="Times New Roman" w:hAnsi="Times New Roman" w:eastAsia="Times New Roman" w:cs="Times New Roman"/>
+          <w:color w:val="000000"/>
+          <w:sz w:val="24"/>
+        </w:rPr>
+        <w:t xml:space="preserve"> </w:t>
+      </w:r>
+      <w:r>
+        <w:rPr>
+          <w:rFonts w:ascii="Times New Roman" w:hAnsi="Times New Roman" w:eastAsia="Times New Roman" w:cs="Times New Roman"/>
+          <w:color w:val="000000"/>
+          <w:sz w:val="24"/>
+        </w:rPr>
+        <w:t xml:space="preserve">to abstain from alcohol entirely. Mr. Bernecky does not object to mental health treatment. He objects to a blanket abstinence rule that applies regardless of whether any physician has ever determined that alcohol actually interacts with a medication or treatment he is receiving.</w:t>
+      </w:r>
+    </w:p>
+    <w:p>
+      <w:pPr>
+        <w:pStyle w:val="BodyText"/>
+        <w:spacing w:line="480" w:lineRule="auto" w:before="0" w:after="0"/>
+        <w:ind w:firstLine="720"/>
+      </w:pPr>
+      <w:r>
+        <w:rPr>
+          <w:rFonts w:ascii="Times New Roman" w:hAnsi="Times New Roman" w:eastAsia="Times New Roman" w:cs="Times New Roman"/>
+          <w:color w:val="000000"/>
+          <w:sz w:val="24"/>
+        </w:rPr>
+        <w:t xml:space="preserve">This Circuit has vacated a comparable blanket alcohol restriction for lack of the individualized nexus § 3583(d) requires.</w:t>
+      </w:r>
+      <w:r>
+        <w:rPr>
+          <w:rFonts w:ascii="Times New Roman" w:hAnsi="Times New Roman" w:eastAsia="Times New Roman" w:cs="Times New Roman"/>
+          <w:color w:val="000000"/>
+          <w:sz w:val="24"/>
+        </w:rPr>
+        <w:t xml:space="preserve"> </w:t>
+      </w:r>
+      <w:r>
+        <w:rPr>
+          <w:iCs/>
+          <w:rFonts w:ascii="Times New Roman" w:hAnsi="Times New Roman" w:eastAsia="Times New Roman" w:cs="Times New Roman"/>
+          <w:i/>
+          <w:color w:val="000000"/>
+          <w:sz w:val="24"/>
+        </w:rPr>
+        <w:t xml:space="preserve">United States v. Betts</w:t>
+      </w:r>
+      <w:r>
+        <w:rPr>
+          <w:rFonts w:ascii="Times New Roman" w:hAnsi="Times New Roman" w:eastAsia="Times New Roman" w:cs="Times New Roman"/>
+          <w:color w:val="000000"/>
+          <w:sz w:val="24"/>
+        </w:rPr>
+        <w:t xml:space="preserve">, 886 F.3d 198 (2d Cir. 2018) (vacating a total alcohol ban as</w:t>
+      </w:r>
+      <w:r>
+        <w:rPr>
+          <w:rFonts w:ascii="Times New Roman" w:hAnsi="Times New Roman" w:eastAsia="Times New Roman" w:cs="Times New Roman"/>
+          <w:color w:val="000000"/>
+          <w:sz w:val="24"/>
+        </w:rPr>
+        <w:t xml:space="preserve"> </w:t>
+      </w:r>
+      <w:r>
+        <w:rPr>
+          <w:rFonts w:ascii="Times New Roman" w:hAnsi="Times New Roman" w:eastAsia="Times New Roman" w:cs="Times New Roman"/>
+          <w:color w:val="000000"/>
+          <w:sz w:val="24"/>
+        </w:rPr>
+        <w:t xml:space="preserve">“</w:t>
+      </w:r>
+      <w:r>
+        <w:rPr>
+          <w:rFonts w:ascii="Times New Roman" w:hAnsi="Times New Roman" w:eastAsia="Times New Roman" w:cs="Times New Roman"/>
+          <w:color w:val="000000"/>
+          <w:sz w:val="24"/>
+        </w:rPr>
+        <w:t xml:space="preserve">not reasonably related to any of the factors outlined in Section 5D1.3(b),</w:t>
+      </w:r>
+      <w:r>
+        <w:rPr>
+          <w:rFonts w:ascii="Times New Roman" w:hAnsi="Times New Roman" w:eastAsia="Times New Roman" w:cs="Times New Roman"/>
+          <w:color w:val="000000"/>
+          <w:sz w:val="24"/>
+        </w:rPr>
+        <w:t xml:space="preserve">”</w:t>
+      </w:r>
+      <w:r>
+        <w:rPr>
+          <w:rFonts w:ascii="Times New Roman" w:hAnsi="Times New Roman" w:eastAsia="Times New Roman" w:cs="Times New Roman"/>
+          <w:color w:val="000000"/>
+          <w:sz w:val="24"/>
+        </w:rPr>
+        <w:t xml:space="preserve"> </w:t>
+      </w:r>
+      <w:r>
+        <w:rPr>
+          <w:rFonts w:ascii="Times New Roman" w:hAnsi="Times New Roman" w:eastAsia="Times New Roman" w:cs="Times New Roman"/>
+          <w:color w:val="000000"/>
+          <w:sz w:val="24"/>
+        </w:rPr>
+        <w:t xml:space="preserve">and remanding</w:t>
+      </w:r>
+      <w:r>
+        <w:rPr>
+          <w:rFonts w:ascii="Times New Roman" w:hAnsi="Times New Roman" w:eastAsia="Times New Roman" w:cs="Times New Roman"/>
+          <w:color w:val="000000"/>
+          <w:sz w:val="24"/>
+        </w:rPr>
+        <w:t xml:space="preserve"> </w:t>
+      </w:r>
+      <w:r>
+        <w:rPr>
+          <w:rFonts w:ascii="Times New Roman" w:hAnsi="Times New Roman" w:eastAsia="Times New Roman" w:cs="Times New Roman"/>
+          <w:color w:val="000000"/>
+          <w:sz w:val="24"/>
+        </w:rPr>
+        <w:t xml:space="preserve">“</w:t>
+      </w:r>
+      <w:r>
+        <w:rPr>
+          <w:rFonts w:ascii="Times New Roman" w:hAnsi="Times New Roman" w:eastAsia="Times New Roman" w:cs="Times New Roman"/>
+          <w:color w:val="000000"/>
+          <w:sz w:val="24"/>
+        </w:rPr>
+        <w:t xml:space="preserve">for further consideration of whether it is necessary to impose any special conditions related to alcohol use</w:t>
+      </w:r>
+      <w:r>
+        <w:rPr>
+          <w:rFonts w:ascii="Times New Roman" w:hAnsi="Times New Roman" w:eastAsia="Times New Roman" w:cs="Times New Roman"/>
+          <w:color w:val="000000"/>
+          <w:sz w:val="24"/>
+        </w:rPr>
+        <w:t xml:space="preserve">”</w:t>
+      </w:r>
+      <w:r>
+        <w:rPr>
+          <w:rFonts w:ascii="Times New Roman" w:hAnsi="Times New Roman" w:eastAsia="Times New Roman" w:cs="Times New Roman"/>
+          <w:color w:val="000000"/>
+          <w:sz w:val="24"/>
+        </w:rPr>
+        <w:t xml:space="preserve">). The condition’s own</w:t>
+      </w:r>
+      <w:r>
+        <w:rPr>
+          <w:rFonts w:ascii="Times New Roman" w:hAnsi="Times New Roman" w:eastAsia="Times New Roman" w:cs="Times New Roman"/>
+          <w:color w:val="000000"/>
+          <w:sz w:val="24"/>
+        </w:rPr>
+        <w:t xml:space="preserve"> </w:t>
+      </w:r>
+      <w:r>
+        <w:rPr>
+          <w:rFonts w:ascii="Times New Roman" w:hAnsi="Times New Roman" w:eastAsia="Times New Roman" w:cs="Times New Roman"/>
+          <w:color w:val="000000"/>
+          <w:sz w:val="24"/>
+        </w:rPr>
+        <w:t xml:space="preserve">“</w:t>
+      </w:r>
+      <w:r>
+        <w:rPr>
+          <w:rFonts w:ascii="Times New Roman" w:hAnsi="Times New Roman" w:eastAsia="Times New Roman" w:cs="Times New Roman"/>
+          <w:color w:val="000000"/>
+          <w:sz w:val="24"/>
+        </w:rPr>
+        <w:t xml:space="preserve">or taking psychotropic medication</w:t>
+      </w:r>
+      <w:r>
+        <w:rPr>
+          <w:rFonts w:ascii="Times New Roman" w:hAnsi="Times New Roman" w:eastAsia="Times New Roman" w:cs="Times New Roman"/>
+          <w:color w:val="000000"/>
+          <w:sz w:val="24"/>
+        </w:rPr>
+        <w:t xml:space="preserve">”</w:t>
+      </w:r>
+      <w:r>
+        <w:rPr>
+          <w:rFonts w:ascii="Times New Roman" w:hAnsi="Times New Roman" w:eastAsia="Times New Roman" w:cs="Times New Roman"/>
+          <w:color w:val="000000"/>
+          <w:sz w:val="24"/>
+        </w:rPr>
+        <w:t xml:space="preserve"> </w:t>
+      </w:r>
+      <w:r>
+        <w:rPr>
+          <w:rFonts w:ascii="Times New Roman" w:hAnsi="Times New Roman" w:eastAsia="Times New Roman" w:cs="Times New Roman"/>
+          <w:color w:val="000000"/>
+          <w:sz w:val="24"/>
+        </w:rPr>
+        <w:t xml:space="preserve">language confirms the problem independently of</w:t>
+      </w:r>
+      <w:r>
+        <w:rPr>
+          <w:rFonts w:ascii="Times New Roman" w:hAnsi="Times New Roman" w:eastAsia="Times New Roman" w:cs="Times New Roman"/>
+          <w:color w:val="000000"/>
+          <w:sz w:val="24"/>
+        </w:rPr>
+        <w:t xml:space="preserve"> </w:t>
+      </w:r>
+      <w:r>
+        <w:rPr>
+          <w:iCs/>
+          <w:rFonts w:ascii="Times New Roman" w:hAnsi="Times New Roman" w:eastAsia="Times New Roman" w:cs="Times New Roman"/>
+          <w:i/>
+          <w:color w:val="000000"/>
+          <w:sz w:val="24"/>
+        </w:rPr>
+        <w:t xml:space="preserve">Betts</w:t>
+      </w:r>
+      <w:r>
+        <w:rPr>
+          <w:rFonts w:ascii="Times New Roman" w:hAnsi="Times New Roman" w:eastAsia="Times New Roman" w:cs="Times New Roman"/>
+          <w:color w:val="000000"/>
+          <w:sz w:val="24"/>
+        </w:rPr>
+        <w:t xml:space="preserve">: it sweeps in periods when Mr. Bernecky is receiving talk therapy alone, with no medication and therefore no possible interaction rationale for an alcohol restriction at all.</w:t>
+      </w:r>
+    </w:p>
+    <w:p>
+      <w:pPr>
+        <w:pStyle w:val="BodyText"/>
+        <w:spacing w:line="480" w:lineRule="auto" w:before="0" w:after="0"/>
+        <w:ind w:firstLine="720"/>
+      </w:pPr>
+      <w:r>
+        <w:rPr>
+          <w:rFonts w:ascii="Times New Roman" w:hAnsi="Times New Roman" w:eastAsia="Times New Roman" w:cs="Times New Roman"/>
+          <w:color w:val="000000"/>
+          <w:sz w:val="24"/>
+        </w:rPr>
+        <w:t xml:space="preserve">The Court should modify Special Condition (h) to provide that the alcohol-abstinence requirement applies only when, and for as long as, a treating physician determines that alcohol use is contraindicated by a specific medication or treatment Mr. Bernecky is then receiving — not as a categorical rule imposed independent of any such medical determination.</w:t>
+      </w:r>
+    </w:p>
+    <w:bookmarkEnd w:id="27"/>
+    <w:bookmarkStart w:id="28" w:name="X1df079a86b60f181ac3225473d099a84d4f1f90"/>
+    <w:p>
+      <w:pPr>
+        <w:pStyle w:val="Heading3"/>
+        <w:spacing w:line="480" w:lineRule="auto" w:before="0" w:after="0"/>
+      </w:pPr>
+      <w:r>
+        <w:rPr>
+          <w:rFonts w:ascii="Times New Roman" w:hAnsi="Times New Roman" w:eastAsia="Times New Roman" w:cs="Times New Roman"/>
+          <w:b/>
+          <w:color w:val="000000"/>
+          <w:sz w:val="24"/>
+        </w:rPr>
+        <w:t xml:space="preserve">E. The Family-Contact Condition, as Written, Functions as a</w:t>
       </w:r>
       <w:r>
         <w:rPr>
@@ -4129,8 +4538,8 @@
         <w:t xml:space="preserve">requiring advance approval or removal from the situation.</w:t>
       </w:r>
     </w:p>
-    <w:bookmarkEnd w:id="27"/>
-    <w:bookmarkStart w:id="28" w:name="Xb2762108858f7b2c0040463bf56f22ce2e26197"/>
+    <w:bookmarkEnd w:id="28"/>
+    <w:bookmarkStart w:id="29" w:name="X8504bfc9194207f2eae25a1b4de333955651188"/>
     <w:p>
       <w:pPr>
         <w:pStyle w:val="Heading3"/>
@@ -4143,7 +4552,7 @@
           <w:color w:val="000000"/>
           <w:sz w:val="24"/>
         </w:rPr>
-        <w:t xml:space="preserve">E. The Polygraph Condition Requires Real Procedural Protection, Not Merely a Later Opportunity to Object</w:t>
+        <w:t xml:space="preserve">F. The Polygraph Condition Requires Real Procedural Protection, Not Merely a Later Opportunity to Object</w:t>
       </w:r>
     </w:p>
     <w:p>
@@ -4934,8 +5343,8 @@
         <w:t xml:space="preserve">Mr. Bernecky has never been found dishonest in treatment or supervision. A condition premised on presumed dishonesty, in the absence of any actual instance of it, lacks the nexus required under § 3583(d)’s reasonably-related standard, and the same is true of the computerized voice stress analyzer, whose reliability is independently subject to challenge under protection (iii) above.</w:t>
       </w:r>
     </w:p>
-    <w:bookmarkEnd w:id="28"/>
-    <w:bookmarkStart w:id="29" w:name="Xcdff6e4651eaffa17c96eb258cb76d893be49ad"/>
+    <w:bookmarkEnd w:id="29"/>
+    <w:bookmarkStart w:id="30" w:name="X691e10fa1e0fda0b17208250daa6a82974d705b"/>
     <w:p>
       <w:pPr>
         <w:pStyle w:val="Heading3"/>
@@ -4948,7 +5357,7 @@
           <w:color w:val="000000"/>
           <w:sz w:val="24"/>
         </w:rPr>
-        <w:t xml:space="preserve">F. The Judgment’s Pre-Authorization of Presentence Report Disclosure Violates</w:t>
+        <w:t xml:space="preserve">G. The Judgment’s Pre-Authorization of Presentence Report Disclosure Violates</w:t>
       </w:r>
       <w:r>
         <w:rPr>
@@ -5112,8 +5521,8 @@
         <w:t xml:space="preserve">The Court should strike the blanket PSR pre-authorization and the duplicative registration language, without prejudice to any case-specific disclosure request properly made in the future.</w:t>
       </w:r>
     </w:p>
-    <w:bookmarkEnd w:id="29"/>
-    <w:bookmarkStart w:id="30" w:name="X0d6274140585552215e927fbb205f8dbb1a88c6"/>
+    <w:bookmarkEnd w:id="30"/>
+    <w:bookmarkStart w:id="31" w:name="Xad52ea5fca985c1ae0987e66cf24fab53c3653a"/>
     <w:p>
       <w:pPr>
         <w:pStyle w:val="Heading3"/>
@@ -5126,7 +5535,7 @@
           <w:color w:val="000000"/>
           <w:sz w:val="24"/>
         </w:rPr>
-        <w:t xml:space="preserve">G. The Fee-Bearing Conditions Lack Any Payment Methodology or Ability-to-Pay Mechanism</w:t>
+        <w:t xml:space="preserve">H. The Fee-Bearing Conditions Lack Any Payment Methodology or Ability-to-Pay Mechanism</w:t>
       </w:r>
     </w:p>
     <w:p>
@@ -5299,8 +5708,8 @@
         <w:t xml:space="preserve">requires.</w:t>
       </w:r>
     </w:p>
-    <w:bookmarkEnd w:id="30"/>
-    <w:bookmarkStart w:id="31" w:name="X829649f6e32c084252b6eee2b8c7a3ad568de0a"/>
+    <w:bookmarkEnd w:id="31"/>
+    <w:bookmarkStart w:id="32" w:name="X0f0e14e90877a998bf07e4cd9e42a0efe8bd145"/>
     <w:p>
       <w:pPr>
         <w:pStyle w:val="Heading3"/>
@@ -5313,7 +5722,7 @@
           <w:color w:val="000000"/>
           <w:sz w:val="24"/>
         </w:rPr>
-        <w:t xml:space="preserve">H. Two Financial-Disclosure Conditions Should Be Narrowed or Vacated as No Longer Necessary</w:t>
+        <w:t xml:space="preserve">I. Two Financial-Disclosure Conditions Should Be Narrowed or Vacated as No Longer Necessary</w:t>
       </w:r>
     </w:p>
     <w:p>
@@ -5476,8 +5885,8 @@
         <w:t xml:space="preserve">confirms no separate showing of changed circumstances is required to vacate a condition whose stated purpose has been satisfied. 104 F.3d at 36.</w:t>
       </w:r>
     </w:p>
-    <w:bookmarkEnd w:id="31"/>
-    <w:bookmarkStart w:id="32" w:name="X317e416bc20a95f7fa7d4b36e168bc7e441f044"/>
+    <w:bookmarkEnd w:id="32"/>
+    <w:bookmarkStart w:id="33" w:name="X0a67c22965001f353a6dc57d7c3b0fc1e360a7e"/>
     <w:p>
       <w:pPr>
         <w:pStyle w:val="Heading3"/>
@@ -5490,7 +5899,7 @@
           <w:color w:val="000000"/>
           <w:sz w:val="24"/>
         </w:rPr>
-        <w:t xml:space="preserve">I. The No-Communication-With-Felons Condition Should Be Narrowed to Avoid Sweeping in Ordinary, Protected Conduct</w:t>
+        <w:t xml:space="preserve">J. The No-Communication-With-Felons Condition Should Be Narrowed to Avoid Sweeping in Ordinary, Protected Conduct</w:t>
       </w:r>
     </w:p>
     <w:p>
@@ -5629,8 +6038,8 @@
         <w:t xml:space="preserve">The Court should narrow this condition to a restriction on cohabitation with, or harboring of, a known felon, or, at minimum, add an incidental-contact and knowledge-timing exception consistent with ordinary civic and workplace life.</w:t>
       </w:r>
     </w:p>
-    <w:bookmarkEnd w:id="32"/>
-    <w:bookmarkStart w:id="34" w:name="Xbe85e3905bc071de83c0dbe97b47d6aeace11dc"/>
+    <w:bookmarkEnd w:id="33"/>
+    <w:bookmarkStart w:id="35" w:name="Xfc070e6c969e022f71fba1346bd2e89d86ee5e8"/>
     <w:p>
       <w:pPr>
         <w:pStyle w:val="Heading3"/>
@@ -5643,7 +6052,7 @@
           <w:color w:val="000000"/>
           <w:sz w:val="24"/>
         </w:rPr>
-        <w:t xml:space="preserve">J. Standard Condition 12 (Risk Notification)</w:t>
+        <w:t xml:space="preserve">K. Standard Condition 12 (Risk Notification)</w:t>
       </w:r>
     </w:p>
     <w:p>
@@ -5719,12 +6128,12 @@
           <w:color w:val="000000"/>
           <w:sz w:val="24"/>
         </w:rPr>
-        <w:footnoteReference w:id="33"/>
-      </w:r>
-    </w:p>
-    <w:bookmarkEnd w:id="34"/>
+        <w:footnoteReference w:id="34"/>
+      </w:r>
+    </w:p>
     <w:bookmarkEnd w:id="35"/>
-    <w:bookmarkStart w:id="36" w:name="conclusion-and-requested-relief"/>
+    <w:bookmarkEnd w:id="36"/>
+    <w:bookmarkStart w:id="37" w:name="conclusion-and-requested-relief"/>
     <w:p>
       <w:pPr>
         <w:pStyle w:val="Heading2"/>
@@ -5770,7 +6179,7 @@
           <w:color w:val="000000"/>
           <w:sz w:val="24"/>
         </w:rPr>
-        <w:t xml:space="preserve">Clarify and modify Special Condition (a) as set out in Part A.5, including limiting monitored devices to those Mr. Bernecky owns that are capable of accessing image content, and prohibiting rather than authorizing monitoring of third-party devices;</w:t>
+        <w:t xml:space="preserve">Confirm that Special Condition (a) confers no authority over an employer’s own systems and imposes no employer monitoring obligation of any kind; and, to the extent necessary, modify the condition to limit monitored devices to those Mr. Bernecky owns that are capable of accessing image content, prohibit rather than authorize monitoring of third-party devices, and clarify that Standard Conditions 5 and 6 confer no authority over property or premises Mr. Bernecky does not own, lease, or control — all as set out in Part A;</w:t>
       </w:r>
     </w:p>
     <w:p>
@@ -5827,7 +6236,7 @@
           <w:color w:val="000000"/>
           <w:sz w:val="24"/>
         </w:rPr>
-        <w:t xml:space="preserve">Modify Special Condition (c) to adopt a knowledgeable-adult family-contact structure and clarify that it imposes no occupational restriction, as set out in Part D;</w:t>
+        <w:t xml:space="preserve">Modify Special Condition (h) so that the alcohol-abstinence requirement applies only upon a treating physician’s determination that alcohol is contraindicated, as set out in Part D;</w:t>
       </w:r>
     </w:p>
     <w:p>
@@ -5846,7 +6255,7 @@
           <w:color w:val="000000"/>
           <w:sz w:val="24"/>
         </w:rPr>
-        <w:t xml:space="preserve">Grant the procedural protections requested for Special Condition (g), or in the alternative the narrower relief described, and appoint counsel under 18 U.S.C. § 3006A(a)(1)(E) for purposes of this motion, as set out in Part E;</w:t>
+        <w:t xml:space="preserve">Modify Special Condition (c) to adopt a knowledgeable-adult family-contact structure and clarify that it imposes no occupational restriction, as set out in Part E;</w:t>
       </w:r>
     </w:p>
     <w:p>
@@ -5865,7 +6274,7 @@
           <w:color w:val="000000"/>
           <w:sz w:val="24"/>
         </w:rPr>
-        <w:t xml:space="preserve">Vacate the blanket presentence-report disclosure authorization in Special Condition (e) and strike its duplicative registration language, as set out in Part F;</w:t>
+        <w:t xml:space="preserve">Grant the procedural protections requested for Special Condition (g), or in the alternative the narrower relief described, and appoint counsel under 18 U.S.C. § 3006A(a)(1)(E) for purposes of this motion, as set out in Part F;</w:t>
       </w:r>
     </w:p>
     <w:p>
@@ -5884,7 +6293,7 @@
           <w:color w:val="000000"/>
           <w:sz w:val="24"/>
         </w:rPr>
-        <w:t xml:space="preserve">Modify Special Conditions (a), (b), (g), and (h) to include an ability-to-pay mechanism, as set out in Part G;</w:t>
+        <w:t xml:space="preserve">Vacate the blanket presentence-report disclosure authorization in Special Condition (e) and strike its duplicative registration language, as set out in Part G;</w:t>
       </w:r>
     </w:p>
     <w:p>
@@ -5903,7 +6312,7 @@
           <w:color w:val="000000"/>
           <w:sz w:val="24"/>
         </w:rPr>
-        <w:t xml:space="preserve">Modify Special Condition (d) to require a reasonable-suspicion predicate, and vacate Special Condition (i) upon confirmation that restitution has been paid in full, as set out in Part H;</w:t>
+        <w:t xml:space="preserve">Modify Special Conditions (a), (b), (g), and (h) to include an ability-to-pay mechanism, as set out in Part H;</w:t>
       </w:r>
     </w:p>
     <w:p>
@@ -5914,14 +6323,15 @@
         </w:numPr>
         <w:pStyle w:val="Compact"/>
         <w:spacing w:line="480" w:lineRule="auto" w:before="0" w:after="0"/>
-      </w:pPr>
-      <w:r>
-        <w:rPr>
-          <w:rFonts w:ascii="Times New Roman" w:hAnsi="Times New Roman" w:eastAsia="Times New Roman" w:cs="Times New Roman"/>
-          <w:color w:val="000000"/>
-          <w:sz w:val="24"/>
-        </w:rPr>
-        <w:t xml:space="preserve">Narrow Standard Condition 8 as set out in Part I; and</w:t>
+        <w:ind w:firstLine="720"/>
+      </w:pPr>
+      <w:r>
+        <w:rPr>
+          <w:rFonts w:ascii="Times New Roman" w:hAnsi="Times New Roman" w:eastAsia="Times New Roman" w:cs="Times New Roman"/>
+          <w:color w:val="000000"/>
+          <w:sz w:val="24"/>
+        </w:rPr>
+        <w:t xml:space="preserve">Modify Special Condition (d) to require a reasonable-suspicion predicate, and vacate Special Condition (i) upon confirmation that restitution has been paid in full, as set out in Part I;</w:t>
       </w:r>
     </w:p>
     <w:p>
@@ -5932,6 +6342,24 @@
         </w:numPr>
         <w:pStyle w:val="Compact"/>
         <w:spacing w:line="480" w:lineRule="auto" w:before="0" w:after="0"/>
+      </w:pPr>
+      <w:r>
+        <w:rPr>
+          <w:rFonts w:ascii="Times New Roman" w:hAnsi="Times New Roman" w:eastAsia="Times New Roman" w:cs="Times New Roman"/>
+          <w:color w:val="000000"/>
+          <w:sz w:val="24"/>
+        </w:rPr>
+        <w:t xml:space="preserve">Narrow Standard Condition 8 as set out in Part J; and</w:t>
+      </w:r>
+    </w:p>
+    <w:p>
+      <w:pPr>
+        <w:numPr>
+          <w:ilvl w:val="0"/>
+          <w:numId w:val="1002"/>
+        </w:numPr>
+        <w:pStyle w:val="Compact"/>
+        <w:spacing w:line="480" w:lineRule="auto" w:before="0" w:after="0"/>
         <w:ind w:firstLine="720"/>
       </w:pPr>
       <w:r>
@@ -5940,7 +6368,7 @@
           <w:color w:val="000000"/>
           <w:sz w:val="24"/>
         </w:rPr>
-        <w:t xml:space="preserve">Direct that the district’s existing risk-notification standing order be applied to Mr. Bernecky, as set out in Part J.</w:t>
+        <w:t xml:space="preserve">Direct that the district’s existing risk-notification standing order be applied to Mr. Bernecky, as set out in Part K.</w:t>
       </w:r>
     </w:p>
     <w:p>
@@ -6020,8 +6448,8 @@
         <w:t xml:space="preserve">Pro Se</w:t>
       </w:r>
     </w:p>
-    <w:bookmarkEnd w:id="36"/>
-    <w:bookmarkStart w:id="37" w:name="certificate-of-service"/>
+    <w:bookmarkEnd w:id="37"/>
+    <w:bookmarkStart w:id="38" w:name="certificate-of-service"/>
     <w:p>
       <w:pPr>
         <w:pStyle w:val="Heading2"/>
@@ -6081,8 +6509,8 @@
         <w:t xml:space="preserve">Jeffrey Bernecky</w:t>
       </w:r>
     </w:p>
-    <w:bookmarkEnd w:id="37"/>
     <w:bookmarkEnd w:id="38"/>
+    <w:bookmarkEnd w:id="39"/>
     <w:sectPr>
       <w:pgMar w:left="1440" w:right="1440" w:top="1440" w:bottom="1440"/>
     </w:sectPr>
@@ -6110,7 +6538,7 @@
       </w:r>
     </w:p>
   </w:footnote>
-  <w:footnote w:id="33">
+  <w:footnote w:id="34">
     <w:p>
       <w:pPr>
         <w:pStyle w:val="FootnoteText"/>
